--- a/Елизаров С.А. ПМии1 ЛР2.docx
+++ b/Елизаров С.А. ПМии1 ЛР2.docx
@@ -874,6 +874,55 @@
           <w:szCs w:val="24"/>
         </w:rPr>
       </w:pPr>
+    </w:p>
+    <w:p>
+      <w:pPr>
+        <w:pStyle w:val="TOC1"/>
+        <w:tabs>
+          <w:tab w:val="right" w:leader="dot" w:pos="9628"/>
+        </w:tabs>
+        <w:rPr>
+          <w:rFonts w:eastAsiaTheme="minorEastAsia"/>
+          <w:noProof/>
+          <w:lang w:eastAsia="ru-RU"/>
+        </w:rPr>
+      </w:pPr>
+      <w:hyperlink w:anchor="_Введение" w:history="1">
+        <w:r>
+          <w:rPr>
+            <w:rStyle w:val="Hyperlink"/>
+            <w:rFonts w:ascii="Times New Roman" w:hAnsi="Times New Roman"/>
+            <w:noProof/>
+            <w:color w:val="000000" w:themeColor="text1"/>
+            <w:u w:val="none"/>
+            <w14:shadow w14:blurRad="38100" w14:dist="19050" w14:dir="2700000" w14:sx="100000" w14:sy="100000" w14:kx="0" w14:ky="0" w14:algn="tl">
+              <w14:schemeClr w14:val="dk1">
+                <w14:alpha w14:val="60000"/>
+              </w14:schemeClr>
+            </w14:shadow>
+            <w14:textOutline w14:w="0" w14:cap="flat" w14:cmpd="sng" w14:algn="ctr">
+              <w14:noFill/>
+              <w14:prstDash w14:val="solid"/>
+              <w14:round/>
+            </w14:textOutline>
+          </w:rPr>
+          <w:t>Введение</w:t>
+        </w:r>
+        <w:r>
+          <w:rPr>
+            <w:noProof/>
+            <w:webHidden/>
+          </w:rPr>
+          <w:tab/>
+        </w:r>
+        <w:r>
+          <w:rPr>
+            <w:noProof/>
+            <w:webHidden/>
+          </w:rPr>
+          <w:t>3</w:t>
+        </w:r>
+      </w:hyperlink>
     </w:p>
     <w:p>
       <w:pPr>
@@ -938,41 +987,7 @@
             <w:noProof/>
             <w:webHidden/>
           </w:rPr>
-          <w:fldChar w:fldCharType="begin"/>
-        </w:r>
-        <w:r>
-          <w:rPr>
-            <w:noProof/>
-            <w:webHidden/>
-          </w:rPr>
-          <w:instrText xml:space="preserve"> PAGEREF _Toc26962562 \h </w:instrText>
-        </w:r>
-        <w:r>
-          <w:rPr>
-            <w:noProof/>
-            <w:webHidden/>
-          </w:rPr>
-        </w:r>
-        <w:r>
-          <w:rPr>
-            <w:noProof/>
-            <w:webHidden/>
-          </w:rPr>
-          <w:fldChar w:fldCharType="separate"/>
-        </w:r>
-        <w:r>
-          <w:rPr>
-            <w:noProof/>
-            <w:webHidden/>
-          </w:rPr>
-          <w:t>3</w:t>
-        </w:r>
-        <w:r>
-          <w:rPr>
-            <w:noProof/>
-            <w:webHidden/>
-          </w:rPr>
-          <w:fldChar w:fldCharType="end"/>
+          <w:t>4</w:t>
         </w:r>
       </w:hyperlink>
     </w:p>
@@ -1009,41 +1024,7 @@
             <w:noProof/>
             <w:webHidden/>
           </w:rPr>
-          <w:fldChar w:fldCharType="begin"/>
-        </w:r>
-        <w:r>
-          <w:rPr>
-            <w:noProof/>
-            <w:webHidden/>
-          </w:rPr>
-          <w:instrText xml:space="preserve"> PAGEREF _Toc26962563 \h </w:instrText>
-        </w:r>
-        <w:r>
-          <w:rPr>
-            <w:noProof/>
-            <w:webHidden/>
-          </w:rPr>
-        </w:r>
-        <w:r>
-          <w:rPr>
-            <w:noProof/>
-            <w:webHidden/>
-          </w:rPr>
-          <w:fldChar w:fldCharType="separate"/>
-        </w:r>
-        <w:r>
-          <w:rPr>
-            <w:noProof/>
-            <w:webHidden/>
-          </w:rPr>
-          <w:t>4</w:t>
-        </w:r>
-        <w:r>
-          <w:rPr>
-            <w:noProof/>
-            <w:webHidden/>
-          </w:rPr>
-          <w:fldChar w:fldCharType="end"/>
+          <w:t>5</w:t>
         </w:r>
       </w:hyperlink>
     </w:p>
@@ -1080,41 +1061,7 @@
             <w:noProof/>
             <w:webHidden/>
           </w:rPr>
-          <w:fldChar w:fldCharType="begin"/>
-        </w:r>
-        <w:r>
-          <w:rPr>
-            <w:noProof/>
-            <w:webHidden/>
-          </w:rPr>
-          <w:instrText xml:space="preserve"> PAGEREF _Toc26962564 \h </w:instrText>
-        </w:r>
-        <w:r>
-          <w:rPr>
-            <w:noProof/>
-            <w:webHidden/>
-          </w:rPr>
-        </w:r>
-        <w:r>
-          <w:rPr>
-            <w:noProof/>
-            <w:webHidden/>
-          </w:rPr>
-          <w:fldChar w:fldCharType="separate"/>
-        </w:r>
-        <w:r>
-          <w:rPr>
-            <w:noProof/>
-            <w:webHidden/>
-          </w:rPr>
-          <w:t>5</w:t>
-        </w:r>
-        <w:r>
-          <w:rPr>
-            <w:noProof/>
-            <w:webHidden/>
-          </w:rPr>
-          <w:fldChar w:fldCharType="end"/>
+          <w:t>6</w:t>
         </w:r>
       </w:hyperlink>
     </w:p>
@@ -1151,41 +1098,7 @@
             <w:noProof/>
             <w:webHidden/>
           </w:rPr>
-          <w:fldChar w:fldCharType="begin"/>
-        </w:r>
-        <w:r>
-          <w:rPr>
-            <w:noProof/>
-            <w:webHidden/>
-          </w:rPr>
-          <w:instrText xml:space="preserve"> PAGEREF _Toc26962565 \h </w:instrText>
-        </w:r>
-        <w:r>
-          <w:rPr>
-            <w:noProof/>
-            <w:webHidden/>
-          </w:rPr>
-        </w:r>
-        <w:r>
-          <w:rPr>
-            <w:noProof/>
-            <w:webHidden/>
-          </w:rPr>
-          <w:fldChar w:fldCharType="separate"/>
-        </w:r>
-        <w:r>
-          <w:rPr>
-            <w:noProof/>
-            <w:webHidden/>
-          </w:rPr>
-          <w:t>6</w:t>
-        </w:r>
-        <w:r>
-          <w:rPr>
-            <w:noProof/>
-            <w:webHidden/>
-          </w:rPr>
-          <w:fldChar w:fldCharType="end"/>
+          <w:t>7</w:t>
         </w:r>
       </w:hyperlink>
     </w:p>
@@ -1222,41 +1135,7 @@
             <w:noProof/>
             <w:webHidden/>
           </w:rPr>
-          <w:fldChar w:fldCharType="begin"/>
-        </w:r>
-        <w:r>
-          <w:rPr>
-            <w:noProof/>
-            <w:webHidden/>
-          </w:rPr>
-          <w:instrText xml:space="preserve"> PAGEREF _Toc26962566 \h </w:instrText>
-        </w:r>
-        <w:r>
-          <w:rPr>
-            <w:noProof/>
-            <w:webHidden/>
-          </w:rPr>
-        </w:r>
-        <w:r>
-          <w:rPr>
-            <w:noProof/>
-            <w:webHidden/>
-          </w:rPr>
-          <w:fldChar w:fldCharType="separate"/>
-        </w:r>
-        <w:r>
-          <w:rPr>
-            <w:noProof/>
-            <w:webHidden/>
-          </w:rPr>
-          <w:t>7</w:t>
-        </w:r>
-        <w:r>
-          <w:rPr>
-            <w:noProof/>
-            <w:webHidden/>
-          </w:rPr>
-          <w:fldChar w:fldCharType="end"/>
+          <w:t>8</w:t>
         </w:r>
       </w:hyperlink>
     </w:p>
@@ -1293,41 +1172,7 @@
             <w:noProof/>
             <w:webHidden/>
           </w:rPr>
-          <w:fldChar w:fldCharType="begin"/>
-        </w:r>
-        <w:r>
-          <w:rPr>
-            <w:noProof/>
-            <w:webHidden/>
-          </w:rPr>
-          <w:instrText xml:space="preserve"> PAGEREF _Toc26962567 \h </w:instrText>
-        </w:r>
-        <w:r>
-          <w:rPr>
-            <w:noProof/>
-            <w:webHidden/>
-          </w:rPr>
-        </w:r>
-        <w:r>
-          <w:rPr>
-            <w:noProof/>
-            <w:webHidden/>
-          </w:rPr>
-          <w:fldChar w:fldCharType="separate"/>
-        </w:r>
-        <w:r>
-          <w:rPr>
-            <w:noProof/>
-            <w:webHidden/>
-          </w:rPr>
-          <w:t>8</w:t>
-        </w:r>
-        <w:r>
-          <w:rPr>
-            <w:noProof/>
-            <w:webHidden/>
-          </w:rPr>
-          <w:fldChar w:fldCharType="end"/>
+          <w:t>9</w:t>
         </w:r>
       </w:hyperlink>
     </w:p>
@@ -1364,41 +1209,7 @@
             <w:noProof/>
             <w:webHidden/>
           </w:rPr>
-          <w:fldChar w:fldCharType="begin"/>
-        </w:r>
-        <w:r>
-          <w:rPr>
-            <w:noProof/>
-            <w:webHidden/>
-          </w:rPr>
-          <w:instrText xml:space="preserve"> PAGEREF _Toc26962568 \h </w:instrText>
-        </w:r>
-        <w:r>
-          <w:rPr>
-            <w:noProof/>
-            <w:webHidden/>
-          </w:rPr>
-        </w:r>
-        <w:r>
-          <w:rPr>
-            <w:noProof/>
-            <w:webHidden/>
-          </w:rPr>
-          <w:fldChar w:fldCharType="separate"/>
-        </w:r>
-        <w:r>
-          <w:rPr>
-            <w:noProof/>
-            <w:webHidden/>
-          </w:rPr>
-          <w:t>9</w:t>
-        </w:r>
-        <w:r>
-          <w:rPr>
-            <w:noProof/>
-            <w:webHidden/>
-          </w:rPr>
-          <w:fldChar w:fldCharType="end"/>
+          <w:t>10</w:t>
         </w:r>
       </w:hyperlink>
     </w:p>
@@ -1462,7 +1273,14 @@
             <w:noProof/>
             <w:webHidden/>
           </w:rPr>
-          <w:t>10</w:t>
+          <w:t>1</w:t>
+        </w:r>
+        <w:r>
+          <w:rPr>
+            <w:noProof/>
+            <w:webHidden/>
+          </w:rPr>
+          <w:t>1</w:t>
         </w:r>
         <w:r>
           <w:rPr>
@@ -1522,15 +1340,154 @@
     </w:p>
     <w:p>
       <w:pPr>
+        <w:spacing w:after="200" w:line="276" w:lineRule="auto"/>
+        <w:rPr>
+          <w:rFonts w:ascii="Times New Roman" w:eastAsiaTheme="majorEastAsia" w:hAnsi="Times New Roman" w:cstheme="majorBidi"/>
+          <w:b/>
+          <w:bCs/>
+          <w:sz w:val="32"/>
+          <w:szCs w:val="28"/>
+        </w:rPr>
+      </w:pPr>
+      <w:bookmarkStart w:id="0" w:name="_Toc26962562"/>
+      <w:r>
+        <w:rPr>
+          <w:rFonts w:ascii="Times New Roman" w:hAnsi="Times New Roman"/>
+        </w:rPr>
+        <w:br w:type="page"/>
+      </w:r>
+    </w:p>
+    <w:p>
+      <w:pPr>
         <w:pStyle w:val="Heading1"/>
         <w:ind w:firstLine="567"/>
         <w:jc w:val="center"/>
         <w:rPr>
+          <w:rFonts w:ascii="Times New Roman" w:hAnsi="Times New Roman" w:cs="Times New Roman"/>
+          <w:color w:val="auto"/>
+          <w:szCs w:val="32"/>
+        </w:rPr>
+      </w:pPr>
+      <w:bookmarkStart w:id="1" w:name="_Введение"/>
+      <w:bookmarkEnd w:id="1"/>
+      <w:r>
+        <w:rPr>
+          <w:rFonts w:ascii="Times New Roman" w:hAnsi="Times New Roman" w:cs="Times New Roman"/>
+          <w:color w:val="auto"/>
+          <w:szCs w:val="32"/>
+        </w:rPr>
+        <w:lastRenderedPageBreak/>
+        <w:t>Введение</w:t>
+      </w:r>
+    </w:p>
+    <w:p>
+      <w:pPr>
+        <w:spacing w:line="360" w:lineRule="auto"/>
+        <w:ind w:firstLine="567"/>
+        <w:jc w:val="both"/>
+        <w:rPr>
+          <w:rFonts w:ascii="Times New Roman" w:hAnsi="Times New Roman" w:cs="Times New Roman"/>
+          <w:sz w:val="24"/>
+          <w:szCs w:val="24"/>
+        </w:rPr>
+      </w:pPr>
+      <w:r>
+        <w:rPr>
+          <w:rFonts w:ascii="Times New Roman" w:hAnsi="Times New Roman" w:cs="Times New Roman"/>
+          <w:sz w:val="24"/>
+          <w:szCs w:val="24"/>
+        </w:rPr>
+        <w:t xml:space="preserve">Для математических вычислений периодически нужны значения некоторых особых функций, которые довольно долго было бы высчитывать человеку. Для механизации этого процесса людям нужны были специальные алгоритмы вычисления этих значений. </w:t>
+      </w:r>
+      <w:r>
+        <w:rPr>
+          <w:rFonts w:ascii="Times New Roman" w:hAnsi="Times New Roman" w:cs="Times New Roman"/>
+          <w:sz w:val="24"/>
+          <w:szCs w:val="24"/>
+        </w:rPr>
+        <w:t xml:space="preserve">Аппроксимировав </w:t>
+      </w:r>
+      <w:r>
+        <w:rPr>
+          <w:rFonts w:ascii="Times New Roman" w:hAnsi="Times New Roman" w:cs="Times New Roman"/>
+          <w:sz w:val="24"/>
+          <w:szCs w:val="24"/>
+        </w:rPr>
+        <w:t>подсчёт через почленное суммирование рядов Тейлора</w:t>
+      </w:r>
+      <w:r>
+        <w:rPr>
+          <w:rFonts w:ascii="Times New Roman" w:hAnsi="Times New Roman" w:cs="Times New Roman"/>
+          <w:sz w:val="24"/>
+          <w:szCs w:val="24"/>
+        </w:rPr>
+        <w:t xml:space="preserve">, использовав разные методы суммирования и сравнив полученные значения с эталонными из библиотеки </w:t>
+      </w:r>
+      <w:r>
+        <w:rPr>
+          <w:rFonts w:ascii="Times New Roman" w:hAnsi="Times New Roman" w:cs="Times New Roman"/>
+          <w:sz w:val="24"/>
+          <w:szCs w:val="24"/>
+          <w:lang w:val="en-US"/>
+        </w:rPr>
+        <w:t>math</w:t>
+      </w:r>
+      <w:r>
+        <w:rPr>
+          <w:rFonts w:ascii="Times New Roman" w:hAnsi="Times New Roman" w:cs="Times New Roman"/>
+          <w:sz w:val="24"/>
+          <w:szCs w:val="24"/>
+        </w:rPr>
+        <w:t>.</w:t>
+      </w:r>
+      <w:r>
+        <w:rPr>
+          <w:rFonts w:ascii="Times New Roman" w:hAnsi="Times New Roman" w:cs="Times New Roman"/>
+          <w:sz w:val="24"/>
+          <w:szCs w:val="24"/>
+          <w:lang w:val="en-US"/>
+        </w:rPr>
+        <w:t>h</w:t>
+      </w:r>
+      <w:r>
+        <w:rPr>
+          <w:rFonts w:ascii="Times New Roman" w:hAnsi="Times New Roman" w:cs="Times New Roman"/>
+          <w:sz w:val="24"/>
+          <w:szCs w:val="24"/>
+        </w:rPr>
+        <w:t xml:space="preserve"> </w:t>
+      </w:r>
+      <w:r>
+        <w:rPr>
+          <w:rFonts w:ascii="Times New Roman" w:hAnsi="Times New Roman" w:cs="Times New Roman"/>
+          <w:sz w:val="24"/>
+          <w:szCs w:val="24"/>
+        </w:rPr>
+        <w:t>можно убедиться в корректности вычислений.</w:t>
+      </w:r>
+    </w:p>
+    <w:p>
+      <w:pPr>
+        <w:spacing w:after="200" w:line="276" w:lineRule="auto"/>
+        <w:rPr>
+          <w:rFonts w:ascii="Times New Roman" w:eastAsiaTheme="majorEastAsia" w:hAnsi="Times New Roman" w:cstheme="majorBidi"/>
+          <w:b/>
+          <w:bCs/>
+          <w:sz w:val="32"/>
+          <w:szCs w:val="28"/>
+        </w:rPr>
+      </w:pPr>
+    </w:p>
+    <w:p>
+      <w:pPr>
+        <w:pStyle w:val="Heading1"/>
+        <w:ind w:firstLine="567"/>
+        <w:jc w:val="center"/>
+        <w:rPr>
           <w:rFonts w:ascii="Times New Roman" w:hAnsi="Times New Roman"/>
           <w:color w:val="auto"/>
         </w:rPr>
       </w:pPr>
-      <w:bookmarkStart w:id="0" w:name="_Toc26962562"/>
       <w:r>
         <w:rPr>
           <w:rFonts w:ascii="Times New Roman" w:hAnsi="Times New Roman"/>
@@ -1951,7 +1908,7 @@
           <w:color w:val="auto"/>
         </w:rPr>
       </w:pPr>
-      <w:bookmarkStart w:id="1" w:name="_Toc26962563"/>
+      <w:bookmarkStart w:id="2" w:name="_Toc26962563"/>
       <w:r>
         <w:rPr>
           <w:rFonts w:ascii="Times New Roman" w:hAnsi="Times New Roman"/>
@@ -1960,7 +1917,7 @@
         <w:lastRenderedPageBreak/>
         <w:t>Метод решения</w:t>
       </w:r>
-      <w:bookmarkEnd w:id="1"/>
+      <w:bookmarkEnd w:id="2"/>
     </w:p>
     <w:p>
       <w:pPr>
@@ -1994,7 +1951,23 @@
           <w:sz w:val="24"/>
           <w:szCs w:val="24"/>
         </w:rPr>
-        <w:t xml:space="preserve"> Каждое слагаемое ряда получается путём умножением предыдущего на коэффициент перехода, зависящий от шага и аргумента </w:t>
+        <w:t xml:space="preserve"> Каждое слагаемое ряда получается путём умножением предыдущего </w:t>
+      </w:r>
+      <w:r>
+        <w:rPr>
+          <w:rFonts w:ascii="Times New Roman" w:hAnsi="Times New Roman" w:cs="Times New Roman"/>
+          <w:sz w:val="24"/>
+          <w:szCs w:val="24"/>
+        </w:rPr>
+        <w:t xml:space="preserve">члена ряда </w:t>
+      </w:r>
+      <w:r>
+        <w:rPr>
+          <w:rFonts w:ascii="Times New Roman" w:hAnsi="Times New Roman" w:cs="Times New Roman"/>
+          <w:sz w:val="24"/>
+          <w:szCs w:val="24"/>
+        </w:rPr>
+        <w:t xml:space="preserve">на коэффициент перехода, зависящий от шага и аргумента </w:t>
       </w:r>
       <w:r>
         <w:rPr>
@@ -2094,7 +2067,7 @@
           <w:color w:val="auto"/>
         </w:rPr>
       </w:pPr>
-      <w:bookmarkStart w:id="2" w:name="_Toc26962564"/>
+      <w:bookmarkStart w:id="3" w:name="_Toc26962564"/>
       <w:r>
         <w:rPr>
           <w:rFonts w:ascii="Times New Roman" w:hAnsi="Times New Roman"/>
@@ -2103,7 +2076,7 @@
         <w:lastRenderedPageBreak/>
         <w:t>Руководство пользователя</w:t>
       </w:r>
-      <w:bookmarkEnd w:id="2"/>
+      <w:bookmarkEnd w:id="3"/>
     </w:p>
     <w:p>
       <w:pPr>
@@ -2144,31 +2117,7 @@
           <w:sz w:val="24"/>
           <w:lang w:val="en-US"/>
         </w:rPr>
-        <w:t>«</w:t>
-      </w:r>
-      <w:r>
-        <w:rPr>
-          <w:rFonts w:ascii="Times New Roman" w:hAnsi="Times New Roman" w:cs="Times New Roman"/>
-          <w:sz w:val="24"/>
-          <w:lang w:val="en-US"/>
-        </w:rPr>
-        <w:t>Choose</w:t>
-      </w:r>
-      <w:r>
-        <w:rPr>
-          <w:rFonts w:ascii="Times New Roman" w:hAnsi="Times New Roman" w:cs="Times New Roman"/>
-          <w:sz w:val="24"/>
-          <w:lang w:val="en-US"/>
-        </w:rPr>
-        <w:t xml:space="preserve"> </w:t>
-      </w:r>
-      <w:r>
-        <w:rPr>
-          <w:rFonts w:ascii="Times New Roman" w:hAnsi="Times New Roman" w:cs="Times New Roman"/>
-          <w:sz w:val="24"/>
-          <w:lang w:val="en-US"/>
-        </w:rPr>
-        <w:t>function</w:t>
+        <w:t>«Choose function</w:t>
       </w:r>
       <w:r>
         <w:rPr>
@@ -2262,15 +2211,7 @@
           <w:sz w:val="24"/>
           <w:lang w:val="en-US"/>
         </w:rPr>
-        <w:t>4)ln(1+x)</w:t>
-      </w:r>
-      <w:r>
-        <w:rPr>
-          <w:rFonts w:ascii="Times New Roman" w:hAnsi="Times New Roman" w:cs="Times New Roman"/>
-          <w:sz w:val="24"/>
-          <w:lang w:val="en-US"/>
-        </w:rPr>
-        <w:t>»</w:t>
+        <w:t>4)ln(1+x)»</w:t>
       </w:r>
     </w:p>
     <w:p>
@@ -2462,7 +2403,7 @@
           <w:color w:val="auto"/>
         </w:rPr>
       </w:pPr>
-      <w:bookmarkStart w:id="3" w:name="_Toc26962565"/>
+      <w:bookmarkStart w:id="4" w:name="_Toc26962565"/>
       <w:r>
         <w:rPr>
           <w:rFonts w:ascii="Times New Roman" w:hAnsi="Times New Roman"/>
@@ -2471,7 +2412,7 @@
         <w:lastRenderedPageBreak/>
         <w:t>Описание программной реализации</w:t>
       </w:r>
-      <w:bookmarkEnd w:id="3"/>
+      <w:bookmarkEnd w:id="4"/>
     </w:p>
     <w:p>
       <w:pPr>
@@ -2960,7 +2901,7 @@
           <w:rFonts w:ascii="Times New Roman" w:hAnsi="Times New Roman" w:cs="Times New Roman"/>
           <w:sz w:val="24"/>
           <w:szCs w:val="24"/>
-          <w:lang w:val="en-US" w:eastAsia="ru-RU"/>
+          <w:lang w:eastAsia="ru-RU"/>
         </w:rPr>
         <w:t xml:space="preserve">. </w:t>
       </w:r>
@@ -3293,7 +3234,7 @@
           <w:rFonts w:ascii="Times New Roman" w:hAnsi="Times New Roman" w:cs="Times New Roman"/>
           <w:sz w:val="24"/>
           <w:szCs w:val="24"/>
-          <w:lang w:val="en-US" w:eastAsia="ru-RU"/>
+          <w:lang w:eastAsia="ru-RU"/>
         </w:rPr>
         <w:t>.</w:t>
       </w:r>
@@ -3842,7 +3783,7 @@
           <w:szCs w:val="24"/>
           <w:lang w:eastAsia="ru-RU"/>
         </w:rPr>
-        <w:t xml:space="preserve">Через </w:t>
+        <w:t xml:space="preserve">Для синуса и косинуса аргумент приводится к единичной окружности через цикл </w:t>
       </w:r>
       <w:r>
         <w:rPr>
@@ -3851,6 +3792,71 @@
           <w:szCs w:val="24"/>
           <w:lang w:val="en-US" w:eastAsia="ru-RU"/>
         </w:rPr>
+        <w:t>while</w:t>
+      </w:r>
+      <w:r>
+        <w:rPr>
+          <w:rFonts w:ascii="Times New Roman" w:hAnsi="Times New Roman" w:cs="Times New Roman"/>
+          <w:sz w:val="24"/>
+          <w:szCs w:val="24"/>
+          <w:lang w:eastAsia="ru-RU"/>
+        </w:rPr>
+        <w:t xml:space="preserve"> </w:t>
+      </w:r>
+      <w:r>
+        <w:rPr>
+          <w:rFonts w:ascii="Times New Roman" w:hAnsi="Times New Roman" w:cs="Times New Roman"/>
+          <w:sz w:val="24"/>
+          <w:szCs w:val="24"/>
+          <w:lang w:eastAsia="ru-RU"/>
+        </w:rPr>
+        <w:t xml:space="preserve">путём прибавления или вычитания константы </w:t>
+      </w:r>
+      <w:proofErr w:type="spellStart"/>
+      <w:r>
+        <w:rPr>
+          <w:rFonts w:ascii="Times New Roman" w:hAnsi="Times New Roman" w:cs="Times New Roman"/>
+          <w:sz w:val="24"/>
+          <w:szCs w:val="24"/>
+          <w:lang w:val="en-US" w:eastAsia="ru-RU"/>
+        </w:rPr>
+        <w:t>twopi</w:t>
+      </w:r>
+      <w:proofErr w:type="spellEnd"/>
+      <w:r>
+        <w:rPr>
+          <w:rFonts w:ascii="Times New Roman" w:hAnsi="Times New Roman" w:cs="Times New Roman"/>
+          <w:sz w:val="24"/>
+          <w:szCs w:val="24"/>
+          <w:lang w:eastAsia="ru-RU"/>
+        </w:rPr>
+        <w:t xml:space="preserve">, </w:t>
+      </w:r>
+      <w:r>
+        <w:rPr>
+          <w:rFonts w:ascii="Times New Roman" w:hAnsi="Times New Roman" w:cs="Times New Roman"/>
+          <w:sz w:val="24"/>
+          <w:szCs w:val="24"/>
+          <w:lang w:eastAsia="ru-RU"/>
+        </w:rPr>
+        <w:t xml:space="preserve">равной удвоенному значению числа пи. </w:t>
+      </w:r>
+      <w:r>
+        <w:rPr>
+          <w:rFonts w:ascii="Times New Roman" w:hAnsi="Times New Roman" w:cs="Times New Roman"/>
+          <w:sz w:val="24"/>
+          <w:szCs w:val="24"/>
+          <w:lang w:eastAsia="ru-RU"/>
+        </w:rPr>
+        <w:t xml:space="preserve">Через </w:t>
+      </w:r>
+      <w:r>
+        <w:rPr>
+          <w:rFonts w:ascii="Times New Roman" w:hAnsi="Times New Roman" w:cs="Times New Roman"/>
+          <w:sz w:val="24"/>
+          <w:szCs w:val="24"/>
+          <w:lang w:val="en-US" w:eastAsia="ru-RU"/>
+        </w:rPr>
         <w:t>switchcase</w:t>
       </w:r>
       <w:r>
@@ -3869,7 +3875,7 @@
           <w:szCs w:val="24"/>
           <w:lang w:eastAsia="ru-RU"/>
         </w:rPr>
-        <w:t xml:space="preserve">вызывает алгоритм для выбранной функции. </w:t>
+        <w:t>вызывает</w:t>
       </w:r>
       <w:r>
         <w:rPr>
@@ -3878,7 +3884,43 @@
           <w:szCs w:val="24"/>
           <w:lang w:eastAsia="ru-RU"/>
         </w:rPr>
-        <w:t>После вычислений выводит результаты каждого алгоритма и их отклонение от эталонного результата.</w:t>
+        <w:t>ся</w:t>
+      </w:r>
+      <w:r>
+        <w:rPr>
+          <w:rFonts w:ascii="Times New Roman" w:hAnsi="Times New Roman" w:cs="Times New Roman"/>
+          <w:sz w:val="24"/>
+          <w:szCs w:val="24"/>
+          <w:lang w:eastAsia="ru-RU"/>
+        </w:rPr>
+        <w:t xml:space="preserve"> алгоритм для выбранной функции. </w:t>
+      </w:r>
+      <w:r>
+        <w:rPr>
+          <w:rFonts w:ascii="Times New Roman" w:hAnsi="Times New Roman" w:cs="Times New Roman"/>
+          <w:sz w:val="24"/>
+          <w:szCs w:val="24"/>
+          <w:lang w:eastAsia="ru-RU"/>
+        </w:rPr>
+        <w:t xml:space="preserve">После вычислений </w:t>
+      </w:r>
+      <w:r>
+        <w:rPr>
+          <w:rFonts w:ascii="Times New Roman" w:hAnsi="Times New Roman" w:cs="Times New Roman"/>
+          <w:sz w:val="24"/>
+          <w:szCs w:val="24"/>
+          <w:lang w:eastAsia="ru-RU"/>
+        </w:rPr>
+        <w:t xml:space="preserve">программа </w:t>
+      </w:r>
+      <w:r>
+        <w:rPr>
+          <w:rFonts w:ascii="Times New Roman" w:hAnsi="Times New Roman" w:cs="Times New Roman"/>
+          <w:sz w:val="24"/>
+          <w:szCs w:val="24"/>
+          <w:lang w:eastAsia="ru-RU"/>
+        </w:rPr>
+        <w:t>выводит результаты каждого алгоритма и их отклонение от эталонного результата.</w:t>
       </w:r>
     </w:p>
     <w:p>
@@ -3929,7 +3971,7 @@
           <w:color w:val="auto"/>
         </w:rPr>
       </w:pPr>
-      <w:bookmarkStart w:id="4" w:name="_Toc26962566"/>
+      <w:bookmarkStart w:id="5" w:name="_Toc26962566"/>
       <w:r>
         <w:rPr>
           <w:rFonts w:ascii="Times New Roman" w:hAnsi="Times New Roman"/>
@@ -3938,7 +3980,7 @@
         <w:lastRenderedPageBreak/>
         <w:t>Подтверждение корректности</w:t>
       </w:r>
-      <w:bookmarkEnd w:id="4"/>
+      <w:bookmarkEnd w:id="5"/>
     </w:p>
     <w:p>
       <w:pPr>
@@ -3954,6 +3996,7 @@
       <w:r>
         <w:rPr>
           <w:rFonts w:ascii="Times New Roman" w:hAnsi="Times New Roman" w:cs="Times New Roman"/>
+          <w:noProof/>
           <w:sz w:val="24"/>
           <w:lang w:eastAsia="ru-RU"/>
         </w:rPr>
@@ -4016,6 +4059,7 @@
       <w:r>
         <w:rPr>
           <w:rFonts w:ascii="Times New Roman" w:hAnsi="Times New Roman" w:cs="Times New Roman"/>
+          <w:noProof/>
           <w:sz w:val="24"/>
           <w:lang w:eastAsia="ru-RU"/>
         </w:rPr>
@@ -4076,6 +4120,9 @@
         </w:drawing>
       </w:r>
       <w:r>
+        <w:rPr>
+          <w:noProof/>
+        </w:rPr>
         <w:drawing>
           <wp:anchor distT="0" distB="0" distL="114300" distR="114300" simplePos="0" relativeHeight="251653632" behindDoc="0" locked="0" layoutInCell="1" allowOverlap="1" wp14:anchorId="728749B8" wp14:editId="399D4FF5">
             <wp:simplePos x="0" y="0"/>
@@ -4133,6 +4180,9 @@
         </w:drawing>
       </w:r>
       <w:r>
+        <w:rPr>
+          <w:noProof/>
+        </w:rPr>
         <w:drawing>
           <wp:anchor distT="0" distB="0" distL="114300" distR="114300" simplePos="0" relativeHeight="251662848" behindDoc="0" locked="0" layoutInCell="1" allowOverlap="1" wp14:anchorId="04BAE286" wp14:editId="0676FB29">
             <wp:simplePos x="0" y="0"/>
@@ -4377,6 +4427,9 @@
             <m:t xml:space="preserve"> </m:t>
           </m:r>
           <m:r>
+            <m:rPr>
+              <m:sty m:val="p"/>
+            </m:rPr>
             <w:rPr>
               <w:rFonts w:ascii="Times New Roman" w:hAnsi="Times New Roman" w:cs="Times New Roman"/>
               <w:sz w:val="24"/>
@@ -4384,40 +4437,42 @@
             </w:rPr>
             <w:br/>
           </m:r>
-          <m:r>
-            <w:rPr>
-              <w:rFonts w:ascii="Cambria Math" w:hAnsi="Cambria Math" w:cs="Times New Roman"/>
-              <w:sz w:val="24"/>
-              <w:lang w:val="en-US" w:eastAsia="ru-RU"/>
-            </w:rPr>
-            <m:t>ln</m:t>
-          </m:r>
-          <m:r>
-            <w:rPr>
-              <w:rFonts w:ascii="Cambria Math" w:hAnsi="Cambria Math" w:cs="Times New Roman"/>
-              <w:sz w:val="24"/>
-              <w:lang w:eastAsia="ru-RU"/>
-            </w:rPr>
-            <m:t>(</m:t>
-          </m:r>
-          <m:r>
-            <w:rPr>
-              <w:rFonts w:ascii="Cambria Math" w:hAnsi="Cambria Math" w:cs="Times New Roman"/>
-              <w:sz w:val="24"/>
-              <w:lang w:val="en-US" w:eastAsia="ru-RU"/>
-            </w:rPr>
-            <m:t>x</m:t>
-          </m:r>
-          <m:r>
-            <w:rPr>
-              <w:rFonts w:ascii="Cambria Math" w:hAnsi="Cambria Math" w:cs="Times New Roman"/>
-              <w:sz w:val="24"/>
-              <w:lang w:eastAsia="ru-RU"/>
-            </w:rPr>
-            <m:t>+1)</m:t>
-          </m:r>
         </m:oMath>
       </m:oMathPara>
+      <m:oMath>
+        <m:r>
+          <w:rPr>
+            <w:rFonts w:ascii="Cambria Math" w:hAnsi="Cambria Math" w:cs="Times New Roman"/>
+            <w:sz w:val="24"/>
+            <w:lang w:val="en-US" w:eastAsia="ru-RU"/>
+          </w:rPr>
+          <m:t>ln</m:t>
+        </m:r>
+        <m:r>
+          <w:rPr>
+            <w:rFonts w:ascii="Cambria Math" w:hAnsi="Cambria Math" w:cs="Times New Roman"/>
+            <w:sz w:val="24"/>
+            <w:lang w:eastAsia="ru-RU"/>
+          </w:rPr>
+          <m:t>(</m:t>
+        </m:r>
+        <m:r>
+          <w:rPr>
+            <w:rFonts w:ascii="Cambria Math" w:hAnsi="Cambria Math" w:cs="Times New Roman"/>
+            <w:sz w:val="24"/>
+            <w:lang w:val="en-US" w:eastAsia="ru-RU"/>
+          </w:rPr>
+          <m:t>x</m:t>
+        </m:r>
+        <m:r>
+          <w:rPr>
+            <w:rFonts w:ascii="Cambria Math" w:hAnsi="Cambria Math" w:cs="Times New Roman"/>
+            <w:sz w:val="24"/>
+            <w:lang w:eastAsia="ru-RU"/>
+          </w:rPr>
+          <m:t>+1)</m:t>
+        </m:r>
+      </m:oMath>
       <w:r>
         <w:rPr>
           <w:rFonts w:ascii="Times New Roman" w:hAnsi="Times New Roman" w:cs="Times New Roman"/>
@@ -4453,7 +4508,7 @@
         <w:rPr>
           <w:rFonts w:ascii="Times New Roman" w:hAnsi="Times New Roman" w:cs="Times New Roman"/>
           <w:sz w:val="24"/>
-          <w:lang w:val="en-US" w:eastAsia="ru-RU"/>
+          <w:lang w:eastAsia="ru-RU"/>
         </w:rPr>
         <w:tab/>
       </w:r>
@@ -4518,7 +4573,7 @@
           <w:color w:val="auto"/>
         </w:rPr>
       </w:pPr>
-      <w:bookmarkStart w:id="5" w:name="_Toc26962567"/>
+      <w:bookmarkStart w:id="6" w:name="_Toc26962567"/>
       <w:r>
         <w:rPr>
           <w:rFonts w:ascii="Times New Roman" w:hAnsi="Times New Roman"/>
@@ -4527,7 +4582,7 @@
         <w:lastRenderedPageBreak/>
         <w:t>Результаты экспериментов</w:t>
       </w:r>
-      <w:bookmarkEnd w:id="5"/>
+      <w:bookmarkEnd w:id="6"/>
     </w:p>
     <w:p>
       <w:pPr>
@@ -4635,6 +4690,7 @@
       <w:r>
         <w:rPr>
           <w:rFonts w:ascii="Times New Roman" w:hAnsi="Times New Roman" w:cs="Times New Roman"/>
+          <w:noProof/>
           <w:sz w:val="24"/>
           <w:lang w:val="en-US" w:eastAsia="ru-RU"/>
         </w:rPr>
@@ -4689,6 +4745,7 @@
       <w:r>
         <w:rPr>
           <w:rFonts w:ascii="Times New Roman" w:hAnsi="Times New Roman" w:cs="Times New Roman"/>
+          <w:noProof/>
           <w:sz w:val="24"/>
           <w:lang w:val="en-US" w:eastAsia="ru-RU"/>
         </w:rPr>
@@ -4739,7 +4796,7 @@
           <w:color w:val="auto"/>
         </w:rPr>
       </w:pPr>
-      <w:bookmarkStart w:id="6" w:name="_Toc26962568"/>
+      <w:bookmarkStart w:id="7" w:name="_Toc26962568"/>
       <w:r>
         <w:rPr>
           <w:rFonts w:ascii="Times New Roman" w:hAnsi="Times New Roman"/>
@@ -4748,7 +4805,7 @@
         <w:lastRenderedPageBreak/>
         <w:t>Заключение</w:t>
       </w:r>
-      <w:bookmarkEnd w:id="6"/>
+      <w:bookmarkEnd w:id="7"/>
     </w:p>
     <w:p>
       <w:pPr>
@@ -4970,9 +5027,9 @@
           <w:color w:val="auto"/>
         </w:rPr>
       </w:pPr>
-      <w:bookmarkStart w:id="7" w:name="_Приложение"/>
-      <w:bookmarkStart w:id="8" w:name="_Toc26962569"/>
-      <w:bookmarkEnd w:id="7"/>
+      <w:bookmarkStart w:id="8" w:name="_Приложение"/>
+      <w:bookmarkStart w:id="9" w:name="_Toc26962569"/>
+      <w:bookmarkEnd w:id="8"/>
       <w:r>
         <w:rPr>
           <w:rFonts w:ascii="Times New Roman" w:hAnsi="Times New Roman"/>
@@ -4981,7 +5038,7 @@
         <w:lastRenderedPageBreak/>
         <w:t>Приложение</w:t>
       </w:r>
-      <w:bookmarkEnd w:id="8"/>
+      <w:bookmarkEnd w:id="9"/>
     </w:p>
     <w:p>
       <w:pPr>
@@ -5016,7 +5073,6 @@
           <w:sz w:val="18"/>
           <w:szCs w:val="18"/>
           <w:highlight w:val="white"/>
-          <w:lang w:val="en-US"/>
         </w:rPr>
       </w:pPr>
       <w:r>
@@ -5026,18 +5082,27 @@
           <w:sz w:val="18"/>
           <w:szCs w:val="18"/>
           <w:highlight w:val="white"/>
-          <w:lang w:val="en-US"/>
-        </w:rPr>
-        <w:t>#include</w:t>
-      </w:r>
-      <w:r>
-        <w:rPr>
-          <w:rFonts w:ascii="Cascadia Mono" w:hAnsi="Cascadia Mono" w:cs="Cascadia Mono"/>
-          <w:color w:val="000000"/>
-          <w:sz w:val="18"/>
-          <w:szCs w:val="18"/>
-          <w:highlight w:val="white"/>
-          <w:lang w:val="en-US"/>
+        </w:rPr>
+        <w:t>#</w:t>
+      </w:r>
+      <w:r>
+        <w:rPr>
+          <w:rFonts w:ascii="Cascadia Mono" w:hAnsi="Cascadia Mono" w:cs="Cascadia Mono"/>
+          <w:color w:val="808080"/>
+          <w:sz w:val="18"/>
+          <w:szCs w:val="18"/>
+          <w:highlight w:val="white"/>
+          <w:lang w:val="en-US"/>
+        </w:rPr>
+        <w:t>include</w:t>
+      </w:r>
+      <w:r>
+        <w:rPr>
+          <w:rFonts w:ascii="Cascadia Mono" w:hAnsi="Cascadia Mono" w:cs="Cascadia Mono"/>
+          <w:color w:val="000000"/>
+          <w:sz w:val="18"/>
+          <w:szCs w:val="18"/>
+          <w:highlight w:val="white"/>
         </w:rPr>
         <w:t xml:space="preserve"> </w:t>
       </w:r>
@@ -5048,7 +5113,6 @@
           <w:sz w:val="18"/>
           <w:szCs w:val="18"/>
           <w:highlight w:val="white"/>
-          <w:lang w:val="en-US"/>
         </w:rPr>
         <w:t>&lt;</w:t>
       </w:r>
@@ -5062,7 +5126,7 @@
           <w:highlight w:val="white"/>
           <w:lang w:val="en-US"/>
         </w:rPr>
-        <w:t>stdio.h</w:t>
+        <w:t>stdio</w:t>
       </w:r>
       <w:proofErr w:type="spellEnd"/>
       <w:r>
@@ -5072,7 +5136,27 @@
           <w:sz w:val="18"/>
           <w:szCs w:val="18"/>
           <w:highlight w:val="white"/>
-          <w:lang w:val="en-US"/>
+        </w:rPr>
+        <w:t>.</w:t>
+      </w:r>
+      <w:r>
+        <w:rPr>
+          <w:rFonts w:ascii="Cascadia Mono" w:hAnsi="Cascadia Mono" w:cs="Cascadia Mono"/>
+          <w:color w:val="A31515"/>
+          <w:sz w:val="18"/>
+          <w:szCs w:val="18"/>
+          <w:highlight w:val="white"/>
+          <w:lang w:val="en-US"/>
+        </w:rPr>
+        <w:t>h</w:t>
+      </w:r>
+      <w:r>
+        <w:rPr>
+          <w:rFonts w:ascii="Cascadia Mono" w:hAnsi="Cascadia Mono" w:cs="Cascadia Mono"/>
+          <w:color w:val="A31515"/>
+          <w:sz w:val="18"/>
+          <w:szCs w:val="18"/>
+          <w:highlight w:val="white"/>
         </w:rPr>
         <w:t>&gt;</w:t>
       </w:r>
@@ -5171,6 +5255,7 @@
           <w:sz w:val="18"/>
           <w:szCs w:val="18"/>
           <w:highlight w:val="white"/>
+          <w:lang w:val="en-US"/>
         </w:rPr>
         <w:t>#include</w:t>
       </w:r>
@@ -5181,6 +5266,7 @@
           <w:sz w:val="18"/>
           <w:szCs w:val="18"/>
           <w:highlight w:val="white"/>
+          <w:lang w:val="en-US"/>
         </w:rPr>
         <w:t xml:space="preserve"> </w:t>
       </w:r>
@@ -5191,6 +5277,7 @@
           <w:sz w:val="18"/>
           <w:szCs w:val="18"/>
           <w:highlight w:val="white"/>
+          <w:lang w:val="en-US"/>
         </w:rPr>
         <w:t>&lt;</w:t>
       </w:r>
@@ -5202,6 +5289,7 @@
           <w:sz w:val="18"/>
           <w:szCs w:val="18"/>
           <w:highlight w:val="white"/>
+          <w:lang w:val="en-US"/>
         </w:rPr>
         <w:t>math.h</w:t>
       </w:r>
@@ -5213,6 +5301,7 @@
           <w:sz w:val="18"/>
           <w:szCs w:val="18"/>
           <w:highlight w:val="white"/>
+          <w:lang w:val="en-US"/>
         </w:rPr>
         <w:t>&gt;</w:t>
       </w:r>
@@ -5227,6 +5316,7 @@
           <w:rFonts w:ascii="Times New Roman" w:hAnsi="Times New Roman" w:cs="Times New Roman"/>
           <w:sz w:val="24"/>
           <w:szCs w:val="24"/>
+          <w:lang w:val="en-US"/>
         </w:rPr>
       </w:pPr>
       <w:r>
@@ -5235,15 +5325,16 @@
           <w:sz w:val="24"/>
           <w:szCs w:val="24"/>
         </w:rPr>
-        <w:t xml:space="preserve">Приложение </w:t>
+        <w:t>Приложение</w:t>
       </w:r>
       <w:r>
         <w:rPr>
           <w:rFonts w:ascii="Times New Roman" w:hAnsi="Times New Roman" w:cs="Times New Roman"/>
           <w:sz w:val="24"/>
           <w:szCs w:val="24"/>
-        </w:rPr>
-        <w:t>2</w:t>
+          <w:lang w:val="en-US"/>
+        </w:rPr>
+        <w:t xml:space="preserve"> 2</w:t>
       </w:r>
     </w:p>
     <w:p>
@@ -5579,15 +5670,7 @@
           <w:sz w:val="24"/>
           <w:szCs w:val="24"/>
         </w:rPr>
-        <w:t xml:space="preserve">Приложение </w:t>
-      </w:r>
-      <w:r>
-        <w:rPr>
-          <w:rFonts w:ascii="Times New Roman" w:hAnsi="Times New Roman" w:cs="Times New Roman"/>
-          <w:sz w:val="24"/>
-          <w:szCs w:val="24"/>
-        </w:rPr>
-        <w:t>3</w:t>
+        <w:t>Приложение 3</w:t>
       </w:r>
     </w:p>
     <w:p>
@@ -7236,16 +7319,7 @@
           <w:szCs w:val="24"/>
           <w:lang w:val="en-US"/>
         </w:rPr>
-        <w:t xml:space="preserve"> </w:t>
-      </w:r>
-      <w:r>
-        <w:rPr>
-          <w:rFonts w:ascii="Times New Roman" w:hAnsi="Times New Roman" w:cs="Times New Roman"/>
-          <w:sz w:val="24"/>
-          <w:szCs w:val="24"/>
-          <w:lang w:val="en-US"/>
-        </w:rPr>
-        <w:t>4</w:t>
+        <w:t xml:space="preserve"> 4</w:t>
       </w:r>
     </w:p>
     <w:p>
@@ -10112,6 +10186,7 @@
           <w:rFonts w:ascii="Times New Roman" w:hAnsi="Times New Roman" w:cs="Times New Roman"/>
           <w:sz w:val="24"/>
           <w:szCs w:val="24"/>
+          <w:lang w:val="en-US"/>
         </w:rPr>
         <w:t>5</w:t>
       </w:r>
@@ -11046,42 +11121,42 @@
         <w:adjustRightInd w:val="0"/>
         <w:spacing w:after="0"/>
         <w:rPr>
-          <w:rFonts w:ascii="Cascadia Code" w:hAnsi="Cascadia Code" w:cs="Cascadia Mono"/>
-          <w:color w:val="000000"/>
-          <w:sz w:val="18"/>
-          <w:szCs w:val="18"/>
-          <w:highlight w:val="white"/>
-          <w:lang w:val="en-US"/>
-        </w:rPr>
-      </w:pPr>
-      <w:r>
-        <w:rPr>
-          <w:rFonts w:ascii="Cascadia Code" w:hAnsi="Cascadia Code" w:cs="Cascadia Mono"/>
-          <w:color w:val="000000"/>
-          <w:sz w:val="18"/>
-          <w:szCs w:val="18"/>
-          <w:highlight w:val="white"/>
-          <w:lang w:val="en-US"/>
-        </w:rPr>
-        <w:tab/>
-      </w:r>
-      <w:r>
-        <w:rPr>
-          <w:rFonts w:ascii="Cascadia Code" w:hAnsi="Cascadia Code" w:cs="Cascadia Mono"/>
+          <w:rFonts w:ascii="Cascadia Mono" w:hAnsi="Cascadia Mono" w:cs="Cascadia Mono"/>
+          <w:color w:val="000000"/>
+          <w:sz w:val="19"/>
+          <w:szCs w:val="19"/>
+          <w:highlight w:val="white"/>
+          <w:lang w:val="en-US"/>
+        </w:rPr>
+      </w:pPr>
+      <w:r>
+        <w:rPr>
+          <w:rFonts w:ascii="Cascadia Code" w:hAnsi="Cascadia Code" w:cs="Cascadia Mono"/>
+          <w:color w:val="000000"/>
+          <w:sz w:val="18"/>
+          <w:szCs w:val="18"/>
+          <w:highlight w:val="white"/>
+          <w:lang w:val="en-US"/>
+        </w:rPr>
+        <w:tab/>
+      </w:r>
+      <w:r>
+        <w:rPr>
+          <w:rFonts w:ascii="Cascadia Mono" w:hAnsi="Cascadia Mono" w:cs="Cascadia Mono"/>
           <w:color w:val="0000FF"/>
-          <w:sz w:val="18"/>
-          <w:szCs w:val="18"/>
-          <w:highlight w:val="white"/>
-          <w:lang w:val="en-US"/>
-        </w:rPr>
-        <w:t>switch</w:t>
-      </w:r>
-      <w:r>
-        <w:rPr>
-          <w:rFonts w:ascii="Cascadia Code" w:hAnsi="Cascadia Code" w:cs="Cascadia Mono"/>
-          <w:color w:val="000000"/>
-          <w:sz w:val="18"/>
-          <w:szCs w:val="18"/>
+          <w:sz w:val="19"/>
+          <w:szCs w:val="19"/>
+          <w:highlight w:val="white"/>
+          <w:lang w:val="en-US"/>
+        </w:rPr>
+        <w:t>if</w:t>
+      </w:r>
+      <w:r>
+        <w:rPr>
+          <w:rFonts w:ascii="Cascadia Mono" w:hAnsi="Cascadia Mono" w:cs="Cascadia Mono"/>
+          <w:color w:val="000000"/>
+          <w:sz w:val="19"/>
+          <w:szCs w:val="19"/>
           <w:highlight w:val="white"/>
           <w:lang w:val="en-US"/>
         </w:rPr>
@@ -11090,10 +11165,10 @@
       <w:proofErr w:type="spellStart"/>
       <w:r>
         <w:rPr>
-          <w:rFonts w:ascii="Cascadia Code" w:hAnsi="Cascadia Code" w:cs="Cascadia Mono"/>
-          <w:color w:val="000000"/>
-          <w:sz w:val="18"/>
-          <w:szCs w:val="18"/>
+          <w:rFonts w:ascii="Cascadia Mono" w:hAnsi="Cascadia Mono" w:cs="Cascadia Mono"/>
+          <w:color w:val="000000"/>
+          <w:sz w:val="19"/>
+          <w:szCs w:val="19"/>
           <w:highlight w:val="white"/>
           <w:lang w:val="en-US"/>
         </w:rPr>
@@ -11102,14 +11177,38 @@
       <w:proofErr w:type="spellEnd"/>
       <w:r>
         <w:rPr>
-          <w:rFonts w:ascii="Cascadia Code" w:hAnsi="Cascadia Code" w:cs="Cascadia Mono"/>
-          <w:color w:val="000000"/>
-          <w:sz w:val="18"/>
-          <w:szCs w:val="18"/>
-          <w:highlight w:val="white"/>
-          <w:lang w:val="en-US"/>
-        </w:rPr>
-        <w:t>) {</w:t>
+          <w:rFonts w:ascii="Cascadia Mono" w:hAnsi="Cascadia Mono" w:cs="Cascadia Mono"/>
+          <w:color w:val="000000"/>
+          <w:sz w:val="19"/>
+          <w:szCs w:val="19"/>
+          <w:highlight w:val="white"/>
+          <w:lang w:val="en-US"/>
+        </w:rPr>
+        <w:t xml:space="preserve"> == 2 || </w:t>
+      </w:r>
+      <w:proofErr w:type="spellStart"/>
+      <w:r>
+        <w:rPr>
+          <w:rFonts w:ascii="Cascadia Mono" w:hAnsi="Cascadia Mono" w:cs="Cascadia Mono"/>
+          <w:color w:val="000000"/>
+          <w:sz w:val="19"/>
+          <w:szCs w:val="19"/>
+          <w:highlight w:val="white"/>
+          <w:lang w:val="en-US"/>
+        </w:rPr>
+        <w:t>choiec</w:t>
+      </w:r>
+      <w:proofErr w:type="spellEnd"/>
+      <w:r>
+        <w:rPr>
+          <w:rFonts w:ascii="Cascadia Mono" w:hAnsi="Cascadia Mono" w:cs="Cascadia Mono"/>
+          <w:color w:val="000000"/>
+          <w:sz w:val="19"/>
+          <w:szCs w:val="19"/>
+          <w:highlight w:val="white"/>
+          <w:lang w:val="en-US"/>
+        </w:rPr>
+        <w:t xml:space="preserve"> == 3) {</w:t>
       </w:r>
     </w:p>
     <w:p>
@@ -11119,57 +11218,105 @@
         <w:adjustRightInd w:val="0"/>
         <w:spacing w:after="0"/>
         <w:rPr>
-          <w:rFonts w:ascii="Cascadia Code" w:hAnsi="Cascadia Code" w:cs="Cascadia Mono"/>
-          <w:color w:val="000000"/>
-          <w:sz w:val="18"/>
-          <w:szCs w:val="18"/>
-          <w:highlight w:val="white"/>
-          <w:lang w:val="en-US"/>
-        </w:rPr>
-      </w:pPr>
-      <w:r>
-        <w:rPr>
-          <w:rFonts w:ascii="Cascadia Code" w:hAnsi="Cascadia Code" w:cs="Cascadia Mono"/>
-          <w:color w:val="000000"/>
-          <w:sz w:val="18"/>
-          <w:szCs w:val="18"/>
-          <w:highlight w:val="white"/>
-          <w:lang w:val="en-US"/>
-        </w:rPr>
-        <w:tab/>
-      </w:r>
-      <w:r>
-        <w:rPr>
-          <w:rFonts w:ascii="Cascadia Code" w:hAnsi="Cascadia Code" w:cs="Cascadia Mono"/>
-          <w:color w:val="000000"/>
-          <w:sz w:val="18"/>
-          <w:szCs w:val="18"/>
-          <w:highlight w:val="white"/>
-          <w:lang w:val="en-US"/>
-        </w:rPr>
-        <w:tab/>
-      </w:r>
-      <w:r>
-        <w:rPr>
-          <w:rFonts w:ascii="Cascadia Code" w:hAnsi="Cascadia Code" w:cs="Cascadia Mono"/>
+          <w:rFonts w:ascii="Cascadia Mono" w:hAnsi="Cascadia Mono" w:cs="Cascadia Mono"/>
+          <w:color w:val="000000"/>
+          <w:sz w:val="19"/>
+          <w:szCs w:val="19"/>
+          <w:highlight w:val="white"/>
+          <w:lang w:val="en-US"/>
+        </w:rPr>
+      </w:pPr>
+      <w:r>
+        <w:rPr>
+          <w:rFonts w:ascii="Cascadia Mono" w:hAnsi="Cascadia Mono" w:cs="Cascadia Mono"/>
+          <w:color w:val="000000"/>
+          <w:sz w:val="19"/>
+          <w:szCs w:val="19"/>
+          <w:highlight w:val="white"/>
+          <w:lang w:val="en-US"/>
+        </w:rPr>
+        <w:tab/>
+      </w:r>
+      <w:r>
+        <w:rPr>
+          <w:rFonts w:ascii="Cascadia Mono" w:hAnsi="Cascadia Mono" w:cs="Cascadia Mono"/>
+          <w:color w:val="000000"/>
+          <w:sz w:val="19"/>
+          <w:szCs w:val="19"/>
+          <w:highlight w:val="white"/>
+          <w:lang w:val="en-US"/>
+        </w:rPr>
+        <w:tab/>
+      </w:r>
+      <w:r>
+        <w:rPr>
+          <w:rFonts w:ascii="Cascadia Mono" w:hAnsi="Cascadia Mono" w:cs="Cascadia Mono"/>
           <w:color w:val="0000FF"/>
-          <w:sz w:val="18"/>
-          <w:szCs w:val="18"/>
-          <w:highlight w:val="white"/>
-          <w:lang w:val="en-US"/>
-        </w:rPr>
-        <w:t>case</w:t>
-      </w:r>
-      <w:r>
-        <w:rPr>
-          <w:rFonts w:ascii="Cascadia Code" w:hAnsi="Cascadia Code" w:cs="Cascadia Mono"/>
-          <w:color w:val="000000"/>
-          <w:sz w:val="18"/>
-          <w:szCs w:val="18"/>
-          <w:highlight w:val="white"/>
-          <w:lang w:val="en-US"/>
-        </w:rPr>
-        <w:t xml:space="preserve"> 1:</w:t>
+          <w:sz w:val="19"/>
+          <w:szCs w:val="19"/>
+          <w:highlight w:val="white"/>
+          <w:lang w:val="en-US"/>
+        </w:rPr>
+        <w:t>while</w:t>
+      </w:r>
+      <w:r>
+        <w:rPr>
+          <w:rFonts w:ascii="Cascadia Mono" w:hAnsi="Cascadia Mono" w:cs="Cascadia Mono"/>
+          <w:color w:val="000000"/>
+          <w:sz w:val="19"/>
+          <w:szCs w:val="19"/>
+          <w:highlight w:val="white"/>
+          <w:lang w:val="en-US"/>
+        </w:rPr>
+        <w:t xml:space="preserve"> (</w:t>
+      </w:r>
+      <w:proofErr w:type="spellStart"/>
+      <w:r>
+        <w:rPr>
+          <w:rFonts w:ascii="Cascadia Mono" w:hAnsi="Cascadia Mono" w:cs="Cascadia Mono"/>
+          <w:color w:val="000000"/>
+          <w:sz w:val="19"/>
+          <w:szCs w:val="19"/>
+          <w:highlight w:val="white"/>
+          <w:lang w:val="en-US"/>
+        </w:rPr>
+        <w:t>arg</w:t>
+      </w:r>
+      <w:proofErr w:type="spellEnd"/>
+      <w:r>
+        <w:rPr>
+          <w:rFonts w:ascii="Cascadia Mono" w:hAnsi="Cascadia Mono" w:cs="Cascadia Mono"/>
+          <w:color w:val="000000"/>
+          <w:sz w:val="19"/>
+          <w:szCs w:val="19"/>
+          <w:highlight w:val="white"/>
+          <w:lang w:val="en-US"/>
+        </w:rPr>
+        <w:t xml:space="preserve"> &gt;= </w:t>
+      </w:r>
+      <w:proofErr w:type="spellStart"/>
+      <w:r>
+        <w:rPr>
+          <w:rFonts w:ascii="Cascadia Mono" w:hAnsi="Cascadia Mono" w:cs="Cascadia Mono"/>
+          <w:color w:val="000000"/>
+          <w:sz w:val="19"/>
+          <w:szCs w:val="19"/>
+          <w:highlight w:val="white"/>
+          <w:lang w:val="en-US"/>
+        </w:rPr>
+        <w:t>twopi</w:t>
+      </w:r>
+      <w:proofErr w:type="spellEnd"/>
+      <w:r>
+        <w:rPr>
+          <w:rFonts w:ascii="Cascadia Mono" w:hAnsi="Cascadia Mono" w:cs="Cascadia Mono"/>
+          <w:color w:val="000000"/>
+          <w:sz w:val="19"/>
+          <w:szCs w:val="19"/>
+          <w:highlight w:val="white"/>
+          <w:lang w:val="en-US"/>
+        </w:rPr>
+        <w:t>) {</w:t>
       </w:r>
     </w:p>
     <w:p>
@@ -11179,42 +11326,42 @@
         <w:adjustRightInd w:val="0"/>
         <w:spacing w:after="0"/>
         <w:rPr>
-          <w:rFonts w:ascii="Cascadia Code" w:hAnsi="Cascadia Code" w:cs="Cascadia Mono"/>
-          <w:color w:val="000000"/>
-          <w:sz w:val="18"/>
-          <w:szCs w:val="18"/>
-          <w:highlight w:val="white"/>
-          <w:lang w:val="en-US"/>
-        </w:rPr>
-      </w:pPr>
-      <w:r>
-        <w:rPr>
-          <w:rFonts w:ascii="Cascadia Code" w:hAnsi="Cascadia Code" w:cs="Cascadia Mono"/>
-          <w:color w:val="000000"/>
-          <w:sz w:val="18"/>
-          <w:szCs w:val="18"/>
-          <w:highlight w:val="white"/>
-          <w:lang w:val="en-US"/>
-        </w:rPr>
-        <w:tab/>
-      </w:r>
-      <w:r>
-        <w:rPr>
-          <w:rFonts w:ascii="Cascadia Code" w:hAnsi="Cascadia Code" w:cs="Cascadia Mono"/>
-          <w:color w:val="000000"/>
-          <w:sz w:val="18"/>
-          <w:szCs w:val="18"/>
-          <w:highlight w:val="white"/>
-          <w:lang w:val="en-US"/>
-        </w:rPr>
-        <w:tab/>
-      </w:r>
-      <w:r>
-        <w:rPr>
-          <w:rFonts w:ascii="Cascadia Code" w:hAnsi="Cascadia Code" w:cs="Cascadia Mono"/>
-          <w:color w:val="000000"/>
-          <w:sz w:val="18"/>
-          <w:szCs w:val="18"/>
+          <w:rFonts w:ascii="Cascadia Mono" w:hAnsi="Cascadia Mono" w:cs="Cascadia Mono"/>
+          <w:color w:val="000000"/>
+          <w:sz w:val="19"/>
+          <w:szCs w:val="19"/>
+          <w:highlight w:val="white"/>
+          <w:lang w:val="en-US"/>
+        </w:rPr>
+      </w:pPr>
+      <w:r>
+        <w:rPr>
+          <w:rFonts w:ascii="Cascadia Mono" w:hAnsi="Cascadia Mono" w:cs="Cascadia Mono"/>
+          <w:color w:val="000000"/>
+          <w:sz w:val="19"/>
+          <w:szCs w:val="19"/>
+          <w:highlight w:val="white"/>
+          <w:lang w:val="en-US"/>
+        </w:rPr>
+        <w:tab/>
+      </w:r>
+      <w:r>
+        <w:rPr>
+          <w:rFonts w:ascii="Cascadia Mono" w:hAnsi="Cascadia Mono" w:cs="Cascadia Mono"/>
+          <w:color w:val="000000"/>
+          <w:sz w:val="19"/>
+          <w:szCs w:val="19"/>
+          <w:highlight w:val="white"/>
+          <w:lang w:val="en-US"/>
+        </w:rPr>
+        <w:tab/>
+      </w:r>
+      <w:r>
+        <w:rPr>
+          <w:rFonts w:ascii="Cascadia Mono" w:hAnsi="Cascadia Mono" w:cs="Cascadia Mono"/>
+          <w:color w:val="000000"/>
+          <w:sz w:val="19"/>
+          <w:szCs w:val="19"/>
           <w:highlight w:val="white"/>
           <w:lang w:val="en-US"/>
         </w:rPr>
@@ -11223,46 +11370,46 @@
       <w:proofErr w:type="spellStart"/>
       <w:r>
         <w:rPr>
-          <w:rFonts w:ascii="Cascadia Code" w:hAnsi="Cascadia Code" w:cs="Cascadia Mono"/>
-          <w:color w:val="000000"/>
-          <w:sz w:val="18"/>
-          <w:szCs w:val="18"/>
-          <w:highlight w:val="white"/>
-          <w:lang w:val="en-US"/>
-        </w:rPr>
-        <w:t>step.x</w:t>
+          <w:rFonts w:ascii="Cascadia Mono" w:hAnsi="Cascadia Mono" w:cs="Cascadia Mono"/>
+          <w:color w:val="000000"/>
+          <w:sz w:val="19"/>
+          <w:szCs w:val="19"/>
+          <w:highlight w:val="white"/>
+          <w:lang w:val="en-US"/>
+        </w:rPr>
+        <w:t>arg</w:t>
       </w:r>
       <w:proofErr w:type="spellEnd"/>
       <w:r>
         <w:rPr>
-          <w:rFonts w:ascii="Cascadia Code" w:hAnsi="Cascadia Code" w:cs="Cascadia Mono"/>
-          <w:color w:val="000000"/>
-          <w:sz w:val="18"/>
-          <w:szCs w:val="18"/>
-          <w:highlight w:val="white"/>
-          <w:lang w:val="en-US"/>
-        </w:rPr>
-        <w:t xml:space="preserve"> = </w:t>
+          <w:rFonts w:ascii="Cascadia Mono" w:hAnsi="Cascadia Mono" w:cs="Cascadia Mono"/>
+          <w:color w:val="000000"/>
+          <w:sz w:val="19"/>
+          <w:szCs w:val="19"/>
+          <w:highlight w:val="white"/>
+          <w:lang w:val="en-US"/>
+        </w:rPr>
+        <w:t xml:space="preserve"> -= </w:t>
       </w:r>
       <w:proofErr w:type="spellStart"/>
       <w:r>
         <w:rPr>
-          <w:rFonts w:ascii="Cascadia Code" w:hAnsi="Cascadia Code" w:cs="Cascadia Mono"/>
-          <w:color w:val="000000"/>
-          <w:sz w:val="18"/>
-          <w:szCs w:val="18"/>
-          <w:highlight w:val="white"/>
-          <w:lang w:val="en-US"/>
-        </w:rPr>
-        <w:t>arg</w:t>
+          <w:rFonts w:ascii="Cascadia Mono" w:hAnsi="Cascadia Mono" w:cs="Cascadia Mono"/>
+          <w:color w:val="000000"/>
+          <w:sz w:val="19"/>
+          <w:szCs w:val="19"/>
+          <w:highlight w:val="white"/>
+          <w:lang w:val="en-US"/>
+        </w:rPr>
+        <w:t>twopi</w:t>
       </w:r>
       <w:proofErr w:type="spellEnd"/>
       <w:r>
         <w:rPr>
-          <w:rFonts w:ascii="Cascadia Code" w:hAnsi="Cascadia Code" w:cs="Cascadia Mono"/>
-          <w:color w:val="000000"/>
-          <w:sz w:val="18"/>
-          <w:szCs w:val="18"/>
+          <w:rFonts w:ascii="Cascadia Mono" w:hAnsi="Cascadia Mono" w:cs="Cascadia Mono"/>
+          <w:color w:val="000000"/>
+          <w:sz w:val="19"/>
+          <w:szCs w:val="19"/>
           <w:highlight w:val="white"/>
           <w:lang w:val="en-US"/>
         </w:rPr>
@@ -11276,72 +11423,46 @@
         <w:adjustRightInd w:val="0"/>
         <w:spacing w:after="0"/>
         <w:rPr>
-          <w:rFonts w:ascii="Cascadia Code" w:hAnsi="Cascadia Code" w:cs="Cascadia Mono"/>
-          <w:color w:val="000000"/>
-          <w:sz w:val="18"/>
-          <w:szCs w:val="18"/>
-          <w:highlight w:val="white"/>
-          <w:lang w:val="en-US"/>
-        </w:rPr>
-      </w:pPr>
-      <w:r>
-        <w:rPr>
-          <w:rFonts w:ascii="Cascadia Code" w:hAnsi="Cascadia Code" w:cs="Cascadia Mono"/>
-          <w:color w:val="000000"/>
-          <w:sz w:val="18"/>
-          <w:szCs w:val="18"/>
-          <w:highlight w:val="white"/>
-          <w:lang w:val="en-US"/>
-        </w:rPr>
-        <w:tab/>
-      </w:r>
-      <w:r>
-        <w:rPr>
-          <w:rFonts w:ascii="Cascadia Code" w:hAnsi="Cascadia Code" w:cs="Cascadia Mono"/>
-          <w:color w:val="000000"/>
-          <w:sz w:val="18"/>
-          <w:szCs w:val="18"/>
-          <w:highlight w:val="white"/>
-          <w:lang w:val="en-US"/>
-        </w:rPr>
-        <w:tab/>
-      </w:r>
-      <w:r>
-        <w:rPr>
-          <w:rFonts w:ascii="Cascadia Code" w:hAnsi="Cascadia Code" w:cs="Cascadia Mono"/>
-          <w:color w:val="000000"/>
-          <w:sz w:val="18"/>
-          <w:szCs w:val="18"/>
-          <w:highlight w:val="white"/>
-          <w:lang w:val="en-US"/>
-        </w:rPr>
-        <w:tab/>
-      </w:r>
-      <w:proofErr w:type="spellStart"/>
-      <w:proofErr w:type="gramStart"/>
-      <w:r>
-        <w:rPr>
-          <w:rFonts w:ascii="Cascadia Code" w:hAnsi="Cascadia Code" w:cs="Cascadia Mono"/>
-          <w:color w:val="000000"/>
-          <w:sz w:val="18"/>
-          <w:szCs w:val="18"/>
-          <w:highlight w:val="white"/>
-          <w:lang w:val="en-US"/>
-        </w:rPr>
-        <w:t>step.current</w:t>
-      </w:r>
-      <w:proofErr w:type="spellEnd"/>
-      <w:proofErr w:type="gramEnd"/>
-      <w:r>
-        <w:rPr>
-          <w:rFonts w:ascii="Cascadia Code" w:hAnsi="Cascadia Code" w:cs="Cascadia Mono"/>
-          <w:color w:val="000000"/>
-          <w:sz w:val="18"/>
-          <w:szCs w:val="18"/>
-          <w:highlight w:val="white"/>
-          <w:lang w:val="en-US"/>
-        </w:rPr>
-        <w:t xml:space="preserve"> = 1.0f;</w:t>
+          <w:rFonts w:ascii="Cascadia Mono" w:hAnsi="Cascadia Mono" w:cs="Cascadia Mono"/>
+          <w:color w:val="000000"/>
+          <w:sz w:val="19"/>
+          <w:szCs w:val="19"/>
+          <w:highlight w:val="white"/>
+          <w:lang w:val="en-US"/>
+        </w:rPr>
+      </w:pPr>
+      <w:r>
+        <w:rPr>
+          <w:rFonts w:ascii="Cascadia Mono" w:hAnsi="Cascadia Mono" w:cs="Cascadia Mono"/>
+          <w:color w:val="000000"/>
+          <w:sz w:val="19"/>
+          <w:szCs w:val="19"/>
+          <w:highlight w:val="white"/>
+          <w:lang w:val="en-US"/>
+        </w:rPr>
+        <w:tab/>
+      </w:r>
+      <w:r>
+        <w:rPr>
+          <w:rFonts w:ascii="Cascadia Mono" w:hAnsi="Cascadia Mono" w:cs="Cascadia Mono"/>
+          <w:color w:val="000000"/>
+          <w:sz w:val="19"/>
+          <w:szCs w:val="19"/>
+          <w:highlight w:val="white"/>
+          <w:lang w:val="en-US"/>
+        </w:rPr>
+        <w:tab/>
+      </w:r>
+      <w:r>
+        <w:rPr>
+          <w:rFonts w:ascii="Cascadia Mono" w:hAnsi="Cascadia Mono" w:cs="Cascadia Mono"/>
+          <w:color w:val="000000"/>
+          <w:sz w:val="19"/>
+          <w:szCs w:val="19"/>
+          <w:highlight w:val="white"/>
+          <w:lang w:val="en-US"/>
+        </w:rPr>
+        <w:t>}</w:t>
       </w:r>
     </w:p>
     <w:p>
@@ -11351,72 +11472,81 @@
         <w:adjustRightInd w:val="0"/>
         <w:spacing w:after="0"/>
         <w:rPr>
-          <w:rFonts w:ascii="Cascadia Code" w:hAnsi="Cascadia Code" w:cs="Cascadia Mono"/>
-          <w:color w:val="000000"/>
-          <w:sz w:val="18"/>
-          <w:szCs w:val="18"/>
-          <w:highlight w:val="white"/>
-          <w:lang w:val="en-US"/>
-        </w:rPr>
-      </w:pPr>
-      <w:r>
-        <w:rPr>
-          <w:rFonts w:ascii="Cascadia Code" w:hAnsi="Cascadia Code" w:cs="Cascadia Mono"/>
-          <w:color w:val="000000"/>
-          <w:sz w:val="18"/>
-          <w:szCs w:val="18"/>
-          <w:highlight w:val="white"/>
-          <w:lang w:val="en-US"/>
-        </w:rPr>
-        <w:tab/>
-      </w:r>
-      <w:r>
-        <w:rPr>
-          <w:rFonts w:ascii="Cascadia Code" w:hAnsi="Cascadia Code" w:cs="Cascadia Mono"/>
-          <w:color w:val="000000"/>
-          <w:sz w:val="18"/>
-          <w:szCs w:val="18"/>
-          <w:highlight w:val="white"/>
-          <w:lang w:val="en-US"/>
-        </w:rPr>
-        <w:tab/>
-      </w:r>
-      <w:r>
-        <w:rPr>
-          <w:rFonts w:ascii="Cascadia Code" w:hAnsi="Cascadia Code" w:cs="Cascadia Mono"/>
-          <w:color w:val="000000"/>
-          <w:sz w:val="18"/>
-          <w:szCs w:val="18"/>
-          <w:highlight w:val="white"/>
-          <w:lang w:val="en-US"/>
-        </w:rPr>
-        <w:tab/>
+          <w:rFonts w:ascii="Cascadia Mono" w:hAnsi="Cascadia Mono" w:cs="Cascadia Mono"/>
+          <w:color w:val="000000"/>
+          <w:sz w:val="19"/>
+          <w:szCs w:val="19"/>
+          <w:highlight w:val="white"/>
+          <w:lang w:val="en-US"/>
+        </w:rPr>
+      </w:pPr>
+      <w:r>
+        <w:rPr>
+          <w:rFonts w:ascii="Cascadia Mono" w:hAnsi="Cascadia Mono" w:cs="Cascadia Mono"/>
+          <w:color w:val="000000"/>
+          <w:sz w:val="19"/>
+          <w:szCs w:val="19"/>
+          <w:highlight w:val="white"/>
+          <w:lang w:val="en-US"/>
+        </w:rPr>
+        <w:tab/>
+      </w:r>
+      <w:r>
+        <w:rPr>
+          <w:rFonts w:ascii="Cascadia Mono" w:hAnsi="Cascadia Mono" w:cs="Cascadia Mono"/>
+          <w:color w:val="000000"/>
+          <w:sz w:val="19"/>
+          <w:szCs w:val="19"/>
+          <w:highlight w:val="white"/>
+          <w:lang w:val="en-US"/>
+        </w:rPr>
+        <w:tab/>
+      </w:r>
+      <w:r>
+        <w:rPr>
+          <w:rFonts w:ascii="Cascadia Mono" w:hAnsi="Cascadia Mono" w:cs="Cascadia Mono"/>
+          <w:color w:val="0000FF"/>
+          <w:sz w:val="19"/>
+          <w:szCs w:val="19"/>
+          <w:highlight w:val="white"/>
+          <w:lang w:val="en-US"/>
+        </w:rPr>
+        <w:t>while</w:t>
+      </w:r>
+      <w:r>
+        <w:rPr>
+          <w:rFonts w:ascii="Cascadia Mono" w:hAnsi="Cascadia Mono" w:cs="Cascadia Mono"/>
+          <w:color w:val="000000"/>
+          <w:sz w:val="19"/>
+          <w:szCs w:val="19"/>
+          <w:highlight w:val="white"/>
+          <w:lang w:val="en-US"/>
+        </w:rPr>
+        <w:t xml:space="preserve"> (</w:t>
       </w:r>
       <w:proofErr w:type="spellStart"/>
-      <w:proofErr w:type="gramStart"/>
-      <w:r>
-        <w:rPr>
-          <w:rFonts w:ascii="Cascadia Code" w:hAnsi="Cascadia Code" w:cs="Cascadia Mono"/>
-          <w:color w:val="000000"/>
-          <w:sz w:val="18"/>
-          <w:szCs w:val="18"/>
-          <w:highlight w:val="white"/>
-          <w:lang w:val="en-US"/>
-        </w:rPr>
-        <w:t>step.number</w:t>
+      <w:r>
+        <w:rPr>
+          <w:rFonts w:ascii="Cascadia Mono" w:hAnsi="Cascadia Mono" w:cs="Cascadia Mono"/>
+          <w:color w:val="000000"/>
+          <w:sz w:val="19"/>
+          <w:szCs w:val="19"/>
+          <w:highlight w:val="white"/>
+          <w:lang w:val="en-US"/>
+        </w:rPr>
+        <w:t>arg</w:t>
       </w:r>
       <w:proofErr w:type="spellEnd"/>
-      <w:proofErr w:type="gramEnd"/>
-      <w:r>
-        <w:rPr>
-          <w:rFonts w:ascii="Cascadia Code" w:hAnsi="Cascadia Code" w:cs="Cascadia Mono"/>
-          <w:color w:val="000000"/>
-          <w:sz w:val="18"/>
-          <w:szCs w:val="18"/>
-          <w:highlight w:val="white"/>
-          <w:lang w:val="en-US"/>
-        </w:rPr>
-        <w:t xml:space="preserve"> = 0;</w:t>
+      <w:r>
+        <w:rPr>
+          <w:rFonts w:ascii="Cascadia Mono" w:hAnsi="Cascadia Mono" w:cs="Cascadia Mono"/>
+          <w:color w:val="000000"/>
+          <w:sz w:val="19"/>
+          <w:szCs w:val="19"/>
+          <w:highlight w:val="white"/>
+          <w:lang w:val="en-US"/>
+        </w:rPr>
+        <w:t xml:space="preserve"> &lt; 0) {</w:t>
       </w:r>
     </w:p>
     <w:p>
@@ -11426,95 +11556,94 @@
         <w:adjustRightInd w:val="0"/>
         <w:spacing w:after="0"/>
         <w:rPr>
-          <w:rFonts w:ascii="Cascadia Code" w:hAnsi="Cascadia Code" w:cs="Cascadia Mono"/>
-          <w:color w:val="000000"/>
-          <w:sz w:val="18"/>
-          <w:szCs w:val="18"/>
-          <w:highlight w:val="white"/>
-          <w:lang w:val="en-US"/>
-        </w:rPr>
-      </w:pPr>
-      <w:r>
-        <w:rPr>
-          <w:rFonts w:ascii="Cascadia Code" w:hAnsi="Cascadia Code" w:cs="Cascadia Mono"/>
-          <w:color w:val="000000"/>
-          <w:sz w:val="18"/>
-          <w:szCs w:val="18"/>
-          <w:highlight w:val="white"/>
-          <w:lang w:val="en-US"/>
-        </w:rPr>
-        <w:tab/>
-      </w:r>
-      <w:r>
-        <w:rPr>
-          <w:rFonts w:ascii="Cascadia Code" w:hAnsi="Cascadia Code" w:cs="Cascadia Mono"/>
-          <w:color w:val="000000"/>
-          <w:sz w:val="18"/>
-          <w:szCs w:val="18"/>
-          <w:highlight w:val="white"/>
-          <w:lang w:val="en-US"/>
-        </w:rPr>
-        <w:tab/>
-      </w:r>
-      <w:r>
-        <w:rPr>
-          <w:rFonts w:ascii="Cascadia Code" w:hAnsi="Cascadia Code" w:cs="Cascadia Mono"/>
-          <w:color w:val="000000"/>
-          <w:sz w:val="18"/>
-          <w:szCs w:val="18"/>
-          <w:highlight w:val="white"/>
-          <w:lang w:val="en-US"/>
-        </w:rPr>
-        <w:tab/>
-        <w:t>res = direct_</w:t>
-      </w:r>
-      <w:proofErr w:type="gramStart"/>
-      <w:r>
-        <w:rPr>
-          <w:rFonts w:ascii="Cascadia Code" w:hAnsi="Cascadia Code" w:cs="Cascadia Mono"/>
-          <w:color w:val="000000"/>
-          <w:sz w:val="18"/>
-          <w:szCs w:val="18"/>
-          <w:highlight w:val="white"/>
-          <w:lang w:val="en-US"/>
-        </w:rPr>
-        <w:t>sum(</w:t>
-      </w:r>
-      <w:proofErr w:type="gramEnd"/>
-      <w:r>
-        <w:rPr>
-          <w:rFonts w:ascii="Cascadia Code" w:hAnsi="Cascadia Code" w:cs="Cascadia Mono"/>
-          <w:color w:val="000000"/>
-          <w:sz w:val="18"/>
-          <w:szCs w:val="18"/>
-          <w:highlight w:val="white"/>
-          <w:lang w:val="en-US"/>
-        </w:rPr>
-        <w:t xml:space="preserve">step, </w:t>
+          <w:rFonts w:ascii="Cascadia Mono" w:hAnsi="Cascadia Mono" w:cs="Cascadia Mono"/>
+          <w:color w:val="000000"/>
+          <w:sz w:val="19"/>
+          <w:szCs w:val="19"/>
+          <w:highlight w:val="white"/>
+          <w:lang w:val="en-US"/>
+        </w:rPr>
+      </w:pPr>
+      <w:r>
+        <w:rPr>
+          <w:rFonts w:ascii="Cascadia Mono" w:hAnsi="Cascadia Mono" w:cs="Cascadia Mono"/>
+          <w:color w:val="000000"/>
+          <w:sz w:val="19"/>
+          <w:szCs w:val="19"/>
+          <w:highlight w:val="white"/>
+          <w:lang w:val="en-US"/>
+        </w:rPr>
+        <w:tab/>
+      </w:r>
+      <w:r>
+        <w:rPr>
+          <w:rFonts w:ascii="Cascadia Mono" w:hAnsi="Cascadia Mono" w:cs="Cascadia Mono"/>
+          <w:color w:val="000000"/>
+          <w:sz w:val="19"/>
+          <w:szCs w:val="19"/>
+          <w:highlight w:val="white"/>
+          <w:lang w:val="en-US"/>
+        </w:rPr>
+        <w:tab/>
+      </w:r>
+      <w:r>
+        <w:rPr>
+          <w:rFonts w:ascii="Cascadia Mono" w:hAnsi="Cascadia Mono" w:cs="Cascadia Mono"/>
+          <w:color w:val="000000"/>
+          <w:sz w:val="19"/>
+          <w:szCs w:val="19"/>
+          <w:highlight w:val="white"/>
+          <w:lang w:val="en-US"/>
+        </w:rPr>
+        <w:tab/>
       </w:r>
       <w:proofErr w:type="spellStart"/>
       <w:r>
         <w:rPr>
-          <w:rFonts w:ascii="Cascadia Code" w:hAnsi="Cascadia Code" w:cs="Cascadia Mono"/>
-          <w:color w:val="000000"/>
-          <w:sz w:val="18"/>
-          <w:szCs w:val="18"/>
-          <w:highlight w:val="white"/>
-          <w:lang w:val="en-US"/>
-        </w:rPr>
-        <w:t>update_exp</w:t>
+          <w:rFonts w:ascii="Cascadia Mono" w:hAnsi="Cascadia Mono" w:cs="Cascadia Mono"/>
+          <w:color w:val="000000"/>
+          <w:sz w:val="19"/>
+          <w:szCs w:val="19"/>
+          <w:highlight w:val="white"/>
+          <w:lang w:val="en-US"/>
+        </w:rPr>
+        <w:t>arg</w:t>
       </w:r>
       <w:proofErr w:type="spellEnd"/>
       <w:r>
         <w:rPr>
-          <w:rFonts w:ascii="Cascadia Code" w:hAnsi="Cascadia Code" w:cs="Cascadia Mono"/>
-          <w:color w:val="000000"/>
-          <w:sz w:val="18"/>
-          <w:szCs w:val="18"/>
-          <w:highlight w:val="white"/>
-          <w:lang w:val="en-US"/>
-        </w:rPr>
-        <w:t>, n);</w:t>
+          <w:rFonts w:ascii="Cascadia Mono" w:hAnsi="Cascadia Mono" w:cs="Cascadia Mono"/>
+          <w:color w:val="000000"/>
+          <w:sz w:val="19"/>
+          <w:szCs w:val="19"/>
+          <w:highlight w:val="white"/>
+          <w:lang w:val="en-US"/>
+        </w:rPr>
+        <w:t xml:space="preserve"> += </w:t>
+      </w:r>
+      <w:proofErr w:type="spellStart"/>
+      <w:r>
+        <w:rPr>
+          <w:rFonts w:ascii="Cascadia Mono" w:hAnsi="Cascadia Mono" w:cs="Cascadia Mono"/>
+          <w:color w:val="000000"/>
+          <w:sz w:val="19"/>
+          <w:szCs w:val="19"/>
+          <w:highlight w:val="white"/>
+          <w:lang w:val="en-US"/>
+        </w:rPr>
+        <w:t>twopi</w:t>
+      </w:r>
+      <w:proofErr w:type="spellEnd"/>
+      <w:r>
+        <w:rPr>
+          <w:rFonts w:ascii="Cascadia Mono" w:hAnsi="Cascadia Mono" w:cs="Cascadia Mono"/>
+          <w:color w:val="000000"/>
+          <w:sz w:val="19"/>
+          <w:szCs w:val="19"/>
+          <w:highlight w:val="white"/>
+          <w:lang w:val="en-US"/>
+        </w:rPr>
+        <w:t>;</w:t>
       </w:r>
     </w:p>
     <w:p>
@@ -11524,118 +11653,46 @@
         <w:adjustRightInd w:val="0"/>
         <w:spacing w:after="0"/>
         <w:rPr>
-          <w:rFonts w:ascii="Cascadia Code" w:hAnsi="Cascadia Code" w:cs="Cascadia Mono"/>
-          <w:color w:val="000000"/>
-          <w:sz w:val="18"/>
-          <w:szCs w:val="18"/>
-          <w:highlight w:val="white"/>
-          <w:lang w:val="en-US"/>
-        </w:rPr>
-      </w:pPr>
-      <w:r>
-        <w:rPr>
-          <w:rFonts w:ascii="Cascadia Code" w:hAnsi="Cascadia Code" w:cs="Cascadia Mono"/>
-          <w:color w:val="000000"/>
-          <w:sz w:val="18"/>
-          <w:szCs w:val="18"/>
-          <w:highlight w:val="white"/>
-          <w:lang w:val="en-US"/>
-        </w:rPr>
-        <w:tab/>
-      </w:r>
-      <w:r>
-        <w:rPr>
-          <w:rFonts w:ascii="Cascadia Code" w:hAnsi="Cascadia Code" w:cs="Cascadia Mono"/>
-          <w:color w:val="000000"/>
-          <w:sz w:val="18"/>
-          <w:szCs w:val="18"/>
-          <w:highlight w:val="white"/>
-          <w:lang w:val="en-US"/>
-        </w:rPr>
-        <w:tab/>
-      </w:r>
-      <w:r>
-        <w:rPr>
-          <w:rFonts w:ascii="Cascadia Code" w:hAnsi="Cascadia Code" w:cs="Cascadia Mono"/>
-          <w:color w:val="000000"/>
-          <w:sz w:val="18"/>
-          <w:szCs w:val="18"/>
-          <w:highlight w:val="white"/>
-          <w:lang w:val="en-US"/>
-        </w:rPr>
-        <w:tab/>
-      </w:r>
-      <w:proofErr w:type="spellStart"/>
-      <w:r>
-        <w:rPr>
-          <w:rFonts w:ascii="Cascadia Code" w:hAnsi="Cascadia Code" w:cs="Cascadia Mono"/>
-          <w:color w:val="000000"/>
-          <w:sz w:val="18"/>
-          <w:szCs w:val="18"/>
-          <w:highlight w:val="white"/>
-          <w:lang w:val="en-US"/>
-        </w:rPr>
-        <w:t>res_reverse</w:t>
-      </w:r>
-      <w:proofErr w:type="spellEnd"/>
-      <w:r>
-        <w:rPr>
-          <w:rFonts w:ascii="Cascadia Code" w:hAnsi="Cascadia Code" w:cs="Cascadia Mono"/>
-          <w:color w:val="000000"/>
-          <w:sz w:val="18"/>
-          <w:szCs w:val="18"/>
-          <w:highlight w:val="white"/>
-          <w:lang w:val="en-US"/>
-        </w:rPr>
-        <w:t xml:space="preserve"> = reverse_</w:t>
-      </w:r>
-      <w:proofErr w:type="gramStart"/>
-      <w:r>
-        <w:rPr>
-          <w:rFonts w:ascii="Cascadia Code" w:hAnsi="Cascadia Code" w:cs="Cascadia Mono"/>
-          <w:color w:val="000000"/>
-          <w:sz w:val="18"/>
-          <w:szCs w:val="18"/>
-          <w:highlight w:val="white"/>
-          <w:lang w:val="en-US"/>
-        </w:rPr>
-        <w:t>sum(</w:t>
-      </w:r>
-      <w:proofErr w:type="gramEnd"/>
-      <w:r>
-        <w:rPr>
-          <w:rFonts w:ascii="Cascadia Code" w:hAnsi="Cascadia Code" w:cs="Cascadia Mono"/>
-          <w:color w:val="000000"/>
-          <w:sz w:val="18"/>
-          <w:szCs w:val="18"/>
-          <w:highlight w:val="white"/>
-          <w:lang w:val="en-US"/>
-        </w:rPr>
-        <w:t xml:space="preserve">step, </w:t>
-      </w:r>
-      <w:proofErr w:type="spellStart"/>
-      <w:r>
-        <w:rPr>
-          <w:rFonts w:ascii="Cascadia Code" w:hAnsi="Cascadia Code" w:cs="Cascadia Mono"/>
-          <w:color w:val="000000"/>
-          <w:sz w:val="18"/>
-          <w:szCs w:val="18"/>
-          <w:highlight w:val="white"/>
-          <w:lang w:val="en-US"/>
-        </w:rPr>
-        <w:t>update_exp</w:t>
-      </w:r>
-      <w:proofErr w:type="spellEnd"/>
-      <w:r>
-        <w:rPr>
-          <w:rFonts w:ascii="Cascadia Code" w:hAnsi="Cascadia Code" w:cs="Cascadia Mono"/>
-          <w:color w:val="000000"/>
-          <w:sz w:val="18"/>
-          <w:szCs w:val="18"/>
-          <w:highlight w:val="white"/>
-          <w:lang w:val="en-US"/>
-        </w:rPr>
-        <w:t>, n);</w:t>
+          <w:rFonts w:ascii="Cascadia Mono" w:hAnsi="Cascadia Mono" w:cs="Cascadia Mono"/>
+          <w:color w:val="000000"/>
+          <w:sz w:val="19"/>
+          <w:szCs w:val="19"/>
+          <w:highlight w:val="white"/>
+          <w:lang w:val="en-US"/>
+        </w:rPr>
+      </w:pPr>
+      <w:r>
+        <w:rPr>
+          <w:rFonts w:ascii="Cascadia Mono" w:hAnsi="Cascadia Mono" w:cs="Cascadia Mono"/>
+          <w:color w:val="000000"/>
+          <w:sz w:val="19"/>
+          <w:szCs w:val="19"/>
+          <w:highlight w:val="white"/>
+          <w:lang w:val="en-US"/>
+        </w:rPr>
+        <w:tab/>
+      </w:r>
+      <w:r>
+        <w:rPr>
+          <w:rFonts w:ascii="Cascadia Mono" w:hAnsi="Cascadia Mono" w:cs="Cascadia Mono"/>
+          <w:color w:val="000000"/>
+          <w:sz w:val="19"/>
+          <w:szCs w:val="19"/>
+          <w:highlight w:val="white"/>
+          <w:lang w:val="en-US"/>
+        </w:rPr>
+        <w:tab/>
+      </w:r>
+      <w:r>
+        <w:rPr>
+          <w:rFonts w:ascii="Cascadia Mono" w:hAnsi="Cascadia Mono" w:cs="Cascadia Mono"/>
+          <w:color w:val="000000"/>
+          <w:sz w:val="19"/>
+          <w:szCs w:val="19"/>
+          <w:highlight w:val="white"/>
+          <w:lang w:val="en-US"/>
+        </w:rPr>
+        <w:t>}</w:t>
       </w:r>
     </w:p>
     <w:p>
@@ -11644,119 +11701,26 @@
         <w:autoSpaceDN w:val="0"/>
         <w:adjustRightInd w:val="0"/>
         <w:spacing w:after="0"/>
-        <w:rPr>
-          <w:rFonts w:ascii="Cascadia Code" w:hAnsi="Cascadia Code" w:cs="Cascadia Mono"/>
-          <w:color w:val="000000"/>
-          <w:sz w:val="18"/>
-          <w:szCs w:val="18"/>
-          <w:highlight w:val="white"/>
-          <w:lang w:val="en-US"/>
-        </w:rPr>
-      </w:pPr>
-      <w:r>
-        <w:rPr>
-          <w:rFonts w:ascii="Cascadia Code" w:hAnsi="Cascadia Code" w:cs="Cascadia Mono"/>
-          <w:color w:val="000000"/>
-          <w:sz w:val="18"/>
-          <w:szCs w:val="18"/>
-          <w:highlight w:val="white"/>
-          <w:lang w:val="en-US"/>
-        </w:rPr>
-        <w:tab/>
-      </w:r>
-      <w:r>
-        <w:rPr>
-          <w:rFonts w:ascii="Cascadia Code" w:hAnsi="Cascadia Code" w:cs="Cascadia Mono"/>
-          <w:color w:val="000000"/>
-          <w:sz w:val="18"/>
-          <w:szCs w:val="18"/>
-          <w:highlight w:val="white"/>
-          <w:lang w:val="en-US"/>
-        </w:rPr>
-        <w:tab/>
-      </w:r>
-      <w:r>
-        <w:rPr>
-          <w:rFonts w:ascii="Cascadia Code" w:hAnsi="Cascadia Code" w:cs="Cascadia Mono"/>
-          <w:color w:val="000000"/>
-          <w:sz w:val="18"/>
-          <w:szCs w:val="18"/>
-          <w:highlight w:val="white"/>
-          <w:lang w:val="en-US"/>
-        </w:rPr>
-        <w:tab/>
-      </w:r>
-      <w:proofErr w:type="spellStart"/>
-      <w:r>
-        <w:rPr>
-          <w:rFonts w:ascii="Cascadia Code" w:hAnsi="Cascadia Code" w:cs="Cascadia Mono"/>
-          <w:color w:val="000000"/>
-          <w:sz w:val="18"/>
-          <w:szCs w:val="18"/>
-          <w:highlight w:val="white"/>
-          <w:lang w:val="en-US"/>
-        </w:rPr>
-        <w:t>res_cahon</w:t>
-      </w:r>
-      <w:proofErr w:type="spellEnd"/>
-      <w:r>
-        <w:rPr>
-          <w:rFonts w:ascii="Cascadia Code" w:hAnsi="Cascadia Code" w:cs="Cascadia Mono"/>
-          <w:color w:val="000000"/>
-          <w:sz w:val="18"/>
-          <w:szCs w:val="18"/>
-          <w:highlight w:val="white"/>
-          <w:lang w:val="en-US"/>
-        </w:rPr>
-        <w:t xml:space="preserve"> = cahon_</w:t>
-      </w:r>
-      <w:proofErr w:type="gramStart"/>
-      <w:r>
-        <w:rPr>
-          <w:rFonts w:ascii="Cascadia Code" w:hAnsi="Cascadia Code" w:cs="Cascadia Mono"/>
-          <w:color w:val="000000"/>
-          <w:sz w:val="18"/>
-          <w:szCs w:val="18"/>
-          <w:highlight w:val="white"/>
-          <w:lang w:val="en-US"/>
-        </w:rPr>
-        <w:t>sum(</w:t>
-      </w:r>
-      <w:proofErr w:type="gramEnd"/>
-      <w:r>
-        <w:rPr>
-          <w:rFonts w:ascii="Cascadia Code" w:hAnsi="Cascadia Code" w:cs="Cascadia Mono"/>
-          <w:color w:val="000000"/>
-          <w:sz w:val="18"/>
-          <w:szCs w:val="18"/>
-          <w:highlight w:val="white"/>
-          <w:lang w:val="en-US"/>
-        </w:rPr>
-        <w:t xml:space="preserve">step, </w:t>
-      </w:r>
-      <w:proofErr w:type="spellStart"/>
-      <w:r>
-        <w:rPr>
-          <w:rFonts w:ascii="Cascadia Code" w:hAnsi="Cascadia Code" w:cs="Cascadia Mono"/>
-          <w:color w:val="000000"/>
-          <w:sz w:val="18"/>
-          <w:szCs w:val="18"/>
-          <w:highlight w:val="white"/>
-          <w:lang w:val="en-US"/>
-        </w:rPr>
-        <w:t>update_exp</w:t>
-      </w:r>
-      <w:proofErr w:type="spellEnd"/>
-      <w:r>
-        <w:rPr>
-          <w:rFonts w:ascii="Cascadia Code" w:hAnsi="Cascadia Code" w:cs="Cascadia Mono"/>
-          <w:color w:val="000000"/>
-          <w:sz w:val="18"/>
-          <w:szCs w:val="18"/>
-          <w:highlight w:val="white"/>
-          <w:lang w:val="en-US"/>
-        </w:rPr>
-        <w:t>, n);</w:t>
+        <w:ind w:firstLine="708"/>
+        <w:rPr>
+          <w:rFonts w:ascii="Cascadia Code" w:hAnsi="Cascadia Code" w:cs="Cascadia Mono"/>
+          <w:color w:val="000000"/>
+          <w:sz w:val="18"/>
+          <w:szCs w:val="18"/>
+          <w:highlight w:val="white"/>
+          <w:lang w:val="en-US"/>
+        </w:rPr>
+      </w:pPr>
+      <w:r>
+        <w:rPr>
+          <w:rFonts w:ascii="Cascadia Mono" w:hAnsi="Cascadia Mono" w:cs="Cascadia Mono"/>
+          <w:color w:val="000000"/>
+          <w:sz w:val="19"/>
+          <w:szCs w:val="19"/>
+          <w:highlight w:val="white"/>
+          <w:lang w:val="en-US"/>
+        </w:rPr>
+        <w:t>}</w:t>
       </w:r>
     </w:p>
     <w:p>
@@ -11788,37 +11752,36 @@
       <w:r>
         <w:rPr>
           <w:rFonts w:ascii="Cascadia Code" w:hAnsi="Cascadia Code" w:cs="Cascadia Mono"/>
-          <w:color w:val="000000"/>
-          <w:sz w:val="18"/>
-          <w:szCs w:val="18"/>
-          <w:highlight w:val="white"/>
-          <w:lang w:val="en-US"/>
-        </w:rPr>
-        <w:tab/>
-      </w:r>
-      <w:r>
-        <w:rPr>
-          <w:rFonts w:ascii="Cascadia Code" w:hAnsi="Cascadia Code" w:cs="Cascadia Mono"/>
-          <w:color w:val="000000"/>
-          <w:sz w:val="18"/>
-          <w:szCs w:val="18"/>
-          <w:highlight w:val="white"/>
-          <w:lang w:val="en-US"/>
-        </w:rPr>
-        <w:tab/>
+          <w:color w:val="0000FF"/>
+          <w:sz w:val="18"/>
+          <w:szCs w:val="18"/>
+          <w:highlight w:val="white"/>
+          <w:lang w:val="en-US"/>
+        </w:rPr>
+        <w:t>switch</w:t>
+      </w:r>
+      <w:r>
+        <w:rPr>
+          <w:rFonts w:ascii="Cascadia Code" w:hAnsi="Cascadia Code" w:cs="Cascadia Mono"/>
+          <w:color w:val="000000"/>
+          <w:sz w:val="18"/>
+          <w:szCs w:val="18"/>
+          <w:highlight w:val="white"/>
+          <w:lang w:val="en-US"/>
+        </w:rPr>
+        <w:t xml:space="preserve"> (</w:t>
       </w:r>
       <w:proofErr w:type="spellStart"/>
-      <w:proofErr w:type="gramStart"/>
-      <w:r>
-        <w:rPr>
-          <w:rFonts w:ascii="Cascadia Code" w:hAnsi="Cascadia Code" w:cs="Cascadia Mono"/>
-          <w:color w:val="000000"/>
-          <w:sz w:val="18"/>
-          <w:szCs w:val="18"/>
-          <w:highlight w:val="white"/>
-          <w:lang w:val="en-US"/>
-        </w:rPr>
-        <w:t>printf</w:t>
+      <w:r>
+        <w:rPr>
+          <w:rFonts w:ascii="Cascadia Code" w:hAnsi="Cascadia Code" w:cs="Cascadia Mono"/>
+          <w:color w:val="000000"/>
+          <w:sz w:val="18"/>
+          <w:szCs w:val="18"/>
+          <w:highlight w:val="white"/>
+          <w:lang w:val="en-US"/>
+        </w:rPr>
+        <w:t>choiec</w:t>
       </w:r>
       <w:proofErr w:type="spellEnd"/>
       <w:r>
@@ -11830,126 +11793,7 @@
           <w:highlight w:val="white"/>
           <w:lang w:val="en-US"/>
         </w:rPr>
-        <w:t>(</w:t>
-      </w:r>
-      <w:proofErr w:type="gramEnd"/>
-      <w:r>
-        <w:rPr>
-          <w:rFonts w:ascii="Cascadia Code" w:hAnsi="Cascadia Code" w:cs="Cascadia Mono"/>
-          <w:color w:val="A31515"/>
-          <w:sz w:val="18"/>
-          <w:szCs w:val="18"/>
-          <w:highlight w:val="white"/>
-          <w:lang w:val="en-US"/>
-        </w:rPr>
-        <w:t>"Result direct: %</w:t>
-      </w:r>
-      <w:proofErr w:type="spellStart"/>
-      <w:r>
-        <w:rPr>
-          <w:rFonts w:ascii="Cascadia Code" w:hAnsi="Cascadia Code" w:cs="Cascadia Mono"/>
-          <w:color w:val="A31515"/>
-          <w:sz w:val="18"/>
-          <w:szCs w:val="18"/>
-          <w:highlight w:val="white"/>
-          <w:lang w:val="en-US"/>
-        </w:rPr>
-        <w:t>f</w:t>
-      </w:r>
-      <w:proofErr w:type="spellEnd"/>
-      <w:r>
-        <w:rPr>
-          <w:rFonts w:ascii="Cascadia Code" w:hAnsi="Cascadia Code" w:cs="Cascadia Mono"/>
-          <w:color w:val="A31515"/>
-          <w:sz w:val="18"/>
-          <w:szCs w:val="18"/>
-          <w:highlight w:val="white"/>
-          <w:lang w:val="en-US"/>
-        </w:rPr>
-        <w:t xml:space="preserve"> Error:%f\n"</w:t>
-      </w:r>
-      <w:r>
-        <w:rPr>
-          <w:rFonts w:ascii="Cascadia Code" w:hAnsi="Cascadia Code" w:cs="Cascadia Mono"/>
-          <w:color w:val="000000"/>
-          <w:sz w:val="18"/>
-          <w:szCs w:val="18"/>
-          <w:highlight w:val="white"/>
-          <w:lang w:val="en-US"/>
-        </w:rPr>
-        <w:t xml:space="preserve">, res, </w:t>
-      </w:r>
-      <w:proofErr w:type="spellStart"/>
-      <w:r>
-        <w:rPr>
-          <w:rFonts w:ascii="Cascadia Code" w:hAnsi="Cascadia Code" w:cs="Cascadia Mono"/>
-          <w:color w:val="000000"/>
-          <w:sz w:val="18"/>
-          <w:szCs w:val="18"/>
-          <w:highlight w:val="white"/>
-          <w:lang w:val="en-US"/>
-        </w:rPr>
-        <w:t>fabsf</w:t>
-      </w:r>
-      <w:proofErr w:type="spellEnd"/>
-      <w:r>
-        <w:rPr>
-          <w:rFonts w:ascii="Cascadia Code" w:hAnsi="Cascadia Code" w:cs="Cascadia Mono"/>
-          <w:color w:val="000000"/>
-          <w:sz w:val="18"/>
-          <w:szCs w:val="18"/>
-          <w:highlight w:val="white"/>
-          <w:lang w:val="en-US"/>
-        </w:rPr>
-        <w:t>(</w:t>
-      </w:r>
-      <w:proofErr w:type="spellStart"/>
-      <w:r>
-        <w:rPr>
-          <w:rFonts w:ascii="Cascadia Code" w:hAnsi="Cascadia Code" w:cs="Cascadia Mono"/>
-          <w:color w:val="000000"/>
-          <w:sz w:val="18"/>
-          <w:szCs w:val="18"/>
-          <w:highlight w:val="white"/>
-          <w:lang w:val="en-US"/>
-        </w:rPr>
-        <w:t>expf</w:t>
-      </w:r>
-      <w:proofErr w:type="spellEnd"/>
-      <w:r>
-        <w:rPr>
-          <w:rFonts w:ascii="Cascadia Code" w:hAnsi="Cascadia Code" w:cs="Cascadia Mono"/>
-          <w:color w:val="000000"/>
-          <w:sz w:val="18"/>
-          <w:szCs w:val="18"/>
-          <w:highlight w:val="white"/>
-          <w:lang w:val="en-US"/>
-        </w:rPr>
-        <w:t>(</w:t>
-      </w:r>
-      <w:proofErr w:type="spellStart"/>
-      <w:r>
-        <w:rPr>
-          <w:rFonts w:ascii="Cascadia Code" w:hAnsi="Cascadia Code" w:cs="Cascadia Mono"/>
-          <w:color w:val="000000"/>
-          <w:sz w:val="18"/>
-          <w:szCs w:val="18"/>
-          <w:highlight w:val="white"/>
-          <w:lang w:val="en-US"/>
-        </w:rPr>
-        <w:t>arg</w:t>
-      </w:r>
-      <w:proofErr w:type="spellEnd"/>
-      <w:r>
-        <w:rPr>
-          <w:rFonts w:ascii="Cascadia Code" w:hAnsi="Cascadia Code" w:cs="Cascadia Mono"/>
-          <w:color w:val="000000"/>
-          <w:sz w:val="18"/>
-          <w:szCs w:val="18"/>
-          <w:highlight w:val="white"/>
-          <w:lang w:val="en-US"/>
-        </w:rPr>
-        <w:t>) - res));</w:t>
+        <w:t>) {</w:t>
       </w:r>
     </w:p>
     <w:p>
@@ -11992,205 +11836,24 @@
       <w:r>
         <w:rPr>
           <w:rFonts w:ascii="Cascadia Code" w:hAnsi="Cascadia Code" w:cs="Cascadia Mono"/>
-          <w:color w:val="000000"/>
-          <w:sz w:val="18"/>
-          <w:szCs w:val="18"/>
-          <w:highlight w:val="white"/>
-          <w:lang w:val="en-US"/>
-        </w:rPr>
-        <w:tab/>
-      </w:r>
-      <w:proofErr w:type="spellStart"/>
-      <w:proofErr w:type="gramStart"/>
-      <w:r>
-        <w:rPr>
-          <w:rFonts w:ascii="Cascadia Code" w:hAnsi="Cascadia Code" w:cs="Cascadia Mono"/>
-          <w:color w:val="000000"/>
-          <w:sz w:val="18"/>
-          <w:szCs w:val="18"/>
-          <w:highlight w:val="white"/>
-          <w:lang w:val="en-US"/>
-        </w:rPr>
-        <w:t>printf</w:t>
-      </w:r>
-      <w:proofErr w:type="spellEnd"/>
-      <w:r>
-        <w:rPr>
-          <w:rFonts w:ascii="Cascadia Code" w:hAnsi="Cascadia Code" w:cs="Cascadia Mono"/>
-          <w:color w:val="000000"/>
-          <w:sz w:val="18"/>
-          <w:szCs w:val="18"/>
-          <w:highlight w:val="white"/>
-          <w:lang w:val="en-US"/>
-        </w:rPr>
-        <w:t>(</w:t>
-      </w:r>
-      <w:proofErr w:type="gramEnd"/>
-      <w:r>
-        <w:rPr>
-          <w:rFonts w:ascii="Cascadia Code" w:hAnsi="Cascadia Code" w:cs="Cascadia Mono"/>
-          <w:color w:val="A31515"/>
-          <w:sz w:val="18"/>
-          <w:szCs w:val="18"/>
-          <w:highlight w:val="white"/>
-          <w:lang w:val="en-US"/>
-        </w:rPr>
-        <w:t>"Result reverse: %</w:t>
-      </w:r>
-      <w:proofErr w:type="spellStart"/>
-      <w:r>
-        <w:rPr>
-          <w:rFonts w:ascii="Cascadia Code" w:hAnsi="Cascadia Code" w:cs="Cascadia Mono"/>
-          <w:color w:val="A31515"/>
-          <w:sz w:val="18"/>
-          <w:szCs w:val="18"/>
-          <w:highlight w:val="white"/>
-          <w:lang w:val="en-US"/>
-        </w:rPr>
-        <w:t>f</w:t>
-      </w:r>
-      <w:proofErr w:type="spellEnd"/>
-      <w:r>
-        <w:rPr>
-          <w:rFonts w:ascii="Cascadia Code" w:hAnsi="Cascadia Code" w:cs="Cascadia Mono"/>
-          <w:color w:val="A31515"/>
-          <w:sz w:val="18"/>
-          <w:szCs w:val="18"/>
-          <w:highlight w:val="white"/>
-          <w:lang w:val="en-US"/>
-        </w:rPr>
-        <w:t xml:space="preserve"> Error:%f\n"</w:t>
-      </w:r>
-      <w:r>
-        <w:rPr>
-          <w:rFonts w:ascii="Cascadia Code" w:hAnsi="Cascadia Code" w:cs="Cascadia Mono"/>
-          <w:color w:val="000000"/>
-          <w:sz w:val="18"/>
-          <w:szCs w:val="18"/>
-          <w:highlight w:val="white"/>
-          <w:lang w:val="en-US"/>
-        </w:rPr>
-        <w:t xml:space="preserve">, </w:t>
-      </w:r>
-      <w:proofErr w:type="spellStart"/>
-      <w:r>
-        <w:rPr>
-          <w:rFonts w:ascii="Cascadia Code" w:hAnsi="Cascadia Code" w:cs="Cascadia Mono"/>
-          <w:color w:val="000000"/>
-          <w:sz w:val="18"/>
-          <w:szCs w:val="18"/>
-          <w:highlight w:val="white"/>
-          <w:lang w:val="en-US"/>
-        </w:rPr>
-        <w:t>res_reverse</w:t>
-      </w:r>
-      <w:proofErr w:type="spellEnd"/>
-      <w:r>
-        <w:rPr>
-          <w:rFonts w:ascii="Cascadia Code" w:hAnsi="Cascadia Code" w:cs="Cascadia Mono"/>
-          <w:color w:val="000000"/>
-          <w:sz w:val="18"/>
-          <w:szCs w:val="18"/>
-          <w:highlight w:val="white"/>
-          <w:lang w:val="en-US"/>
-        </w:rPr>
-        <w:t xml:space="preserve">, </w:t>
-      </w:r>
-      <w:proofErr w:type="spellStart"/>
-      <w:r>
-        <w:rPr>
-          <w:rFonts w:ascii="Cascadia Code" w:hAnsi="Cascadia Code" w:cs="Cascadia Mono"/>
-          <w:color w:val="000000"/>
-          <w:sz w:val="18"/>
-          <w:szCs w:val="18"/>
-          <w:highlight w:val="white"/>
-          <w:lang w:val="en-US"/>
-        </w:rPr>
-        <w:t>fabsf</w:t>
-      </w:r>
-      <w:proofErr w:type="spellEnd"/>
-      <w:r>
-        <w:rPr>
-          <w:rFonts w:ascii="Cascadia Code" w:hAnsi="Cascadia Code" w:cs="Cascadia Mono"/>
-          <w:color w:val="000000"/>
-          <w:sz w:val="18"/>
-          <w:szCs w:val="18"/>
-          <w:highlight w:val="white"/>
-          <w:lang w:val="en-US"/>
-        </w:rPr>
-        <w:t>(</w:t>
-      </w:r>
-      <w:proofErr w:type="spellStart"/>
-      <w:r>
-        <w:rPr>
-          <w:rFonts w:ascii="Cascadia Code" w:hAnsi="Cascadia Code" w:cs="Cascadia Mono"/>
-          <w:color w:val="000000"/>
-          <w:sz w:val="18"/>
-          <w:szCs w:val="18"/>
-          <w:highlight w:val="white"/>
-          <w:lang w:val="en-US"/>
-        </w:rPr>
-        <w:t>expf</w:t>
-      </w:r>
-      <w:proofErr w:type="spellEnd"/>
-      <w:r>
-        <w:rPr>
-          <w:rFonts w:ascii="Cascadia Code" w:hAnsi="Cascadia Code" w:cs="Cascadia Mono"/>
-          <w:color w:val="000000"/>
-          <w:sz w:val="18"/>
-          <w:szCs w:val="18"/>
-          <w:highlight w:val="white"/>
-          <w:lang w:val="en-US"/>
-        </w:rPr>
-        <w:t>(</w:t>
-      </w:r>
-      <w:proofErr w:type="spellStart"/>
-      <w:r>
-        <w:rPr>
-          <w:rFonts w:ascii="Cascadia Code" w:hAnsi="Cascadia Code" w:cs="Cascadia Mono"/>
-          <w:color w:val="000000"/>
-          <w:sz w:val="18"/>
-          <w:szCs w:val="18"/>
-          <w:highlight w:val="white"/>
-          <w:lang w:val="en-US"/>
-        </w:rPr>
-        <w:t>arg</w:t>
-      </w:r>
-      <w:proofErr w:type="spellEnd"/>
-      <w:r>
-        <w:rPr>
-          <w:rFonts w:ascii="Cascadia Code" w:hAnsi="Cascadia Code" w:cs="Cascadia Mono"/>
-          <w:color w:val="000000"/>
-          <w:sz w:val="18"/>
-          <w:szCs w:val="18"/>
-          <w:highlight w:val="white"/>
-          <w:lang w:val="en-US"/>
-        </w:rPr>
-        <w:t xml:space="preserve">) - </w:t>
-      </w:r>
-      <w:proofErr w:type="spellStart"/>
-      <w:r>
-        <w:rPr>
-          <w:rFonts w:ascii="Cascadia Code" w:hAnsi="Cascadia Code" w:cs="Cascadia Mono"/>
-          <w:color w:val="000000"/>
-          <w:sz w:val="18"/>
-          <w:szCs w:val="18"/>
-          <w:highlight w:val="white"/>
-          <w:lang w:val="en-US"/>
-        </w:rPr>
-        <w:t>res_reverse</w:t>
-      </w:r>
-      <w:proofErr w:type="spellEnd"/>
-      <w:r>
-        <w:rPr>
-          <w:rFonts w:ascii="Cascadia Code" w:hAnsi="Cascadia Code" w:cs="Cascadia Mono"/>
-          <w:color w:val="000000"/>
-          <w:sz w:val="18"/>
-          <w:szCs w:val="18"/>
-          <w:highlight w:val="white"/>
-          <w:lang w:val="en-US"/>
-        </w:rPr>
-        <w:t>));</w:t>
+          <w:color w:val="0000FF"/>
+          <w:sz w:val="18"/>
+          <w:szCs w:val="18"/>
+          <w:highlight w:val="white"/>
+          <w:lang w:val="en-US"/>
+        </w:rPr>
+        <w:t>case</w:t>
+      </w:r>
+      <w:r>
+        <w:rPr>
+          <w:rFonts w:ascii="Cascadia Code" w:hAnsi="Cascadia Code" w:cs="Cascadia Mono"/>
+          <w:color w:val="000000"/>
+          <w:sz w:val="18"/>
+          <w:szCs w:val="18"/>
+          <w:highlight w:val="white"/>
+          <w:lang w:val="en-US"/>
+        </w:rPr>
+        <w:t xml:space="preserve"> 1:</w:t>
       </w:r>
     </w:p>
     <w:p>
@@ -12242,17 +11905,16 @@
         <w:tab/>
       </w:r>
       <w:proofErr w:type="spellStart"/>
-      <w:proofErr w:type="gramStart"/>
-      <w:r>
-        <w:rPr>
-          <w:rFonts w:ascii="Cascadia Code" w:hAnsi="Cascadia Code" w:cs="Cascadia Mono"/>
-          <w:color w:val="000000"/>
-          <w:sz w:val="18"/>
-          <w:szCs w:val="18"/>
-          <w:highlight w:val="white"/>
-          <w:lang w:val="en-US"/>
-        </w:rPr>
-        <w:t>printf</w:t>
+      <w:r>
+        <w:rPr>
+          <w:rFonts w:ascii="Cascadia Code" w:hAnsi="Cascadia Code" w:cs="Cascadia Mono"/>
+          <w:color w:val="000000"/>
+          <w:sz w:val="18"/>
+          <w:szCs w:val="18"/>
+          <w:highlight w:val="white"/>
+          <w:lang w:val="en-US"/>
+        </w:rPr>
+        <w:t>step.x</w:t>
       </w:r>
       <w:proofErr w:type="spellEnd"/>
       <w:r>
@@ -12264,174 +11926,31 @@
           <w:highlight w:val="white"/>
           <w:lang w:val="en-US"/>
         </w:rPr>
-        <w:t>(</w:t>
-      </w:r>
-      <w:proofErr w:type="gramEnd"/>
-      <w:r>
-        <w:rPr>
-          <w:rFonts w:ascii="Cascadia Code" w:hAnsi="Cascadia Code" w:cs="Cascadia Mono"/>
-          <w:color w:val="A31515"/>
-          <w:sz w:val="18"/>
-          <w:szCs w:val="18"/>
-          <w:highlight w:val="white"/>
-          <w:lang w:val="en-US"/>
-        </w:rPr>
-        <w:t>"Result cahon: %</w:t>
+        <w:t xml:space="preserve"> = </w:t>
       </w:r>
       <w:proofErr w:type="spellStart"/>
       <w:r>
         <w:rPr>
           <w:rFonts w:ascii="Cascadia Code" w:hAnsi="Cascadia Code" w:cs="Cascadia Mono"/>
-          <w:color w:val="A31515"/>
-          <w:sz w:val="18"/>
-          <w:szCs w:val="18"/>
-          <w:highlight w:val="white"/>
-          <w:lang w:val="en-US"/>
-        </w:rPr>
-        <w:t>f</w:t>
+          <w:color w:val="000000"/>
+          <w:sz w:val="18"/>
+          <w:szCs w:val="18"/>
+          <w:highlight w:val="white"/>
+          <w:lang w:val="en-US"/>
+        </w:rPr>
+        <w:t>arg</w:t>
       </w:r>
       <w:proofErr w:type="spellEnd"/>
       <w:r>
         <w:rPr>
           <w:rFonts w:ascii="Cascadia Code" w:hAnsi="Cascadia Code" w:cs="Cascadia Mono"/>
-          <w:color w:val="A31515"/>
-          <w:sz w:val="18"/>
-          <w:szCs w:val="18"/>
-          <w:highlight w:val="white"/>
-          <w:lang w:val="en-US"/>
-        </w:rPr>
-        <w:t xml:space="preserve"> Error:%f\n"</w:t>
-      </w:r>
-      <w:r>
-        <w:rPr>
-          <w:rFonts w:ascii="Cascadia Code" w:hAnsi="Cascadia Code" w:cs="Cascadia Mono"/>
-          <w:color w:val="000000"/>
-          <w:sz w:val="18"/>
-          <w:szCs w:val="18"/>
-          <w:highlight w:val="white"/>
-          <w:lang w:val="en-US"/>
-        </w:rPr>
-        <w:t xml:space="preserve">, </w:t>
-      </w:r>
-      <w:proofErr w:type="spellStart"/>
-      <w:r>
-        <w:rPr>
-          <w:rFonts w:ascii="Cascadia Code" w:hAnsi="Cascadia Code" w:cs="Cascadia Mono"/>
-          <w:color w:val="000000"/>
-          <w:sz w:val="18"/>
-          <w:szCs w:val="18"/>
-          <w:highlight w:val="white"/>
-          <w:lang w:val="en-US"/>
-        </w:rPr>
-        <w:t>res_cahon</w:t>
-      </w:r>
-      <w:proofErr w:type="spellEnd"/>
-      <w:r>
-        <w:rPr>
-          <w:rFonts w:ascii="Cascadia Code" w:hAnsi="Cascadia Code" w:cs="Cascadia Mono"/>
-          <w:color w:val="000000"/>
-          <w:sz w:val="18"/>
-          <w:szCs w:val="18"/>
-          <w:highlight w:val="white"/>
-          <w:lang w:val="en-US"/>
-        </w:rPr>
-        <w:t xml:space="preserve">, </w:t>
-      </w:r>
-      <w:proofErr w:type="spellStart"/>
-      <w:r>
-        <w:rPr>
-          <w:rFonts w:ascii="Cascadia Code" w:hAnsi="Cascadia Code" w:cs="Cascadia Mono"/>
-          <w:color w:val="000000"/>
-          <w:sz w:val="18"/>
-          <w:szCs w:val="18"/>
-          <w:highlight w:val="white"/>
-          <w:lang w:val="en-US"/>
-        </w:rPr>
-        <w:t>fabsf</w:t>
-      </w:r>
-      <w:proofErr w:type="spellEnd"/>
-      <w:r>
-        <w:rPr>
-          <w:rFonts w:ascii="Cascadia Code" w:hAnsi="Cascadia Code" w:cs="Cascadia Mono"/>
-          <w:color w:val="000000"/>
-          <w:sz w:val="18"/>
-          <w:szCs w:val="18"/>
-          <w:highlight w:val="white"/>
-          <w:lang w:val="en-US"/>
-        </w:rPr>
-        <w:t>(</w:t>
-      </w:r>
-      <w:proofErr w:type="spellStart"/>
-      <w:r>
-        <w:rPr>
-          <w:rFonts w:ascii="Cascadia Code" w:hAnsi="Cascadia Code" w:cs="Cascadia Mono"/>
-          <w:color w:val="000000"/>
-          <w:sz w:val="18"/>
-          <w:szCs w:val="18"/>
-          <w:highlight w:val="white"/>
-          <w:lang w:val="en-US"/>
-        </w:rPr>
-        <w:t>expf</w:t>
-      </w:r>
-      <w:proofErr w:type="spellEnd"/>
-      <w:r>
-        <w:rPr>
-          <w:rFonts w:ascii="Cascadia Code" w:hAnsi="Cascadia Code" w:cs="Cascadia Mono"/>
-          <w:color w:val="000000"/>
-          <w:sz w:val="18"/>
-          <w:szCs w:val="18"/>
-          <w:highlight w:val="white"/>
-          <w:lang w:val="en-US"/>
-        </w:rPr>
-        <w:t>(</w:t>
-      </w:r>
-      <w:proofErr w:type="spellStart"/>
-      <w:r>
-        <w:rPr>
-          <w:rFonts w:ascii="Cascadia Code" w:hAnsi="Cascadia Code" w:cs="Cascadia Mono"/>
-          <w:color w:val="000000"/>
-          <w:sz w:val="18"/>
-          <w:szCs w:val="18"/>
-          <w:highlight w:val="white"/>
-          <w:lang w:val="en-US"/>
-        </w:rPr>
-        <w:t>arg</w:t>
-      </w:r>
-      <w:proofErr w:type="spellEnd"/>
-      <w:r>
-        <w:rPr>
-          <w:rFonts w:ascii="Cascadia Code" w:hAnsi="Cascadia Code" w:cs="Cascadia Mono"/>
-          <w:color w:val="000000"/>
-          <w:sz w:val="18"/>
-          <w:szCs w:val="18"/>
-          <w:highlight w:val="white"/>
-          <w:lang w:val="en-US"/>
-        </w:rPr>
-        <w:t xml:space="preserve">) - </w:t>
-      </w:r>
-      <w:proofErr w:type="spellStart"/>
-      <w:r>
-        <w:rPr>
-          <w:rFonts w:ascii="Cascadia Code" w:hAnsi="Cascadia Code" w:cs="Cascadia Mono"/>
-          <w:color w:val="000000"/>
-          <w:sz w:val="18"/>
-          <w:szCs w:val="18"/>
-          <w:highlight w:val="white"/>
-          <w:lang w:val="en-US"/>
-        </w:rPr>
-        <w:t>res_cahon</w:t>
-      </w:r>
-      <w:proofErr w:type="spellEnd"/>
-      <w:r>
-        <w:rPr>
-          <w:rFonts w:ascii="Cascadia Code" w:hAnsi="Cascadia Code" w:cs="Cascadia Mono"/>
-          <w:color w:val="000000"/>
-          <w:sz w:val="18"/>
-          <w:szCs w:val="18"/>
-          <w:highlight w:val="white"/>
-          <w:lang w:val="en-US"/>
-        </w:rPr>
-        <w:t>));</w:t>
+          <w:color w:val="000000"/>
+          <w:sz w:val="18"/>
+          <w:szCs w:val="18"/>
+          <w:highlight w:val="white"/>
+          <w:lang w:val="en-US"/>
+        </w:rPr>
+        <w:t>;</w:t>
       </w:r>
     </w:p>
     <w:p>
@@ -12493,114 +12012,20 @@
           <w:highlight w:val="white"/>
           <w:lang w:val="en-US"/>
         </w:rPr>
-        <w:t>printf</w:t>
+        <w:t>step.current</w:t>
       </w:r>
       <w:proofErr w:type="spellEnd"/>
-      <w:r>
-        <w:rPr>
-          <w:rFonts w:ascii="Cascadia Code" w:hAnsi="Cascadia Code" w:cs="Cascadia Mono"/>
-          <w:color w:val="000000"/>
-          <w:sz w:val="18"/>
-          <w:szCs w:val="18"/>
-          <w:highlight w:val="white"/>
-          <w:lang w:val="en-US"/>
-        </w:rPr>
-        <w:t>(</w:t>
-      </w:r>
       <w:proofErr w:type="gramEnd"/>
       <w:r>
         <w:rPr>
           <w:rFonts w:ascii="Cascadia Code" w:hAnsi="Cascadia Code" w:cs="Cascadia Mono"/>
-          <w:color w:val="A31515"/>
-          <w:sz w:val="18"/>
-          <w:szCs w:val="18"/>
-          <w:highlight w:val="white"/>
-          <w:lang w:val="en-US"/>
-        </w:rPr>
-        <w:t>"</w:t>
-      </w:r>
-      <w:proofErr w:type="spellStart"/>
-      <w:r>
-        <w:rPr>
-          <w:rFonts w:ascii="Cascadia Code" w:hAnsi="Cascadia Code" w:cs="Cascadia Mono"/>
-          <w:color w:val="A31515"/>
-          <w:sz w:val="18"/>
-          <w:szCs w:val="18"/>
-          <w:highlight w:val="white"/>
-          <w:lang w:val="en-US"/>
-        </w:rPr>
-        <w:t>Math.h</w:t>
-      </w:r>
-      <w:proofErr w:type="spellEnd"/>
-      <w:r>
-        <w:rPr>
-          <w:rFonts w:ascii="Cascadia Code" w:hAnsi="Cascadia Code" w:cs="Cascadia Mono"/>
-          <w:color w:val="A31515"/>
-          <w:sz w:val="18"/>
-          <w:szCs w:val="18"/>
-          <w:highlight w:val="white"/>
-          <w:lang w:val="en-US"/>
-        </w:rPr>
-        <w:t>: %f\n"</w:t>
-      </w:r>
-      <w:r>
-        <w:rPr>
-          <w:rFonts w:ascii="Cascadia Code" w:hAnsi="Cascadia Code" w:cs="Cascadia Mono"/>
-          <w:color w:val="000000"/>
-          <w:sz w:val="18"/>
-          <w:szCs w:val="18"/>
-          <w:highlight w:val="white"/>
-          <w:lang w:val="en-US"/>
-        </w:rPr>
-        <w:t xml:space="preserve">, </w:t>
-      </w:r>
-      <w:proofErr w:type="spellStart"/>
-      <w:r>
-        <w:rPr>
-          <w:rFonts w:ascii="Cascadia Code" w:hAnsi="Cascadia Code" w:cs="Cascadia Mono"/>
-          <w:color w:val="000000"/>
-          <w:sz w:val="18"/>
-          <w:szCs w:val="18"/>
-          <w:highlight w:val="white"/>
-          <w:lang w:val="en-US"/>
-        </w:rPr>
-        <w:t>expf</w:t>
-      </w:r>
-      <w:proofErr w:type="spellEnd"/>
-      <w:r>
-        <w:rPr>
-          <w:rFonts w:ascii="Cascadia Code" w:hAnsi="Cascadia Code" w:cs="Cascadia Mono"/>
-          <w:color w:val="000000"/>
-          <w:sz w:val="18"/>
-          <w:szCs w:val="18"/>
-          <w:highlight w:val="white"/>
-          <w:lang w:val="en-US"/>
-        </w:rPr>
-        <w:t>(</w:t>
-      </w:r>
-      <w:proofErr w:type="spellStart"/>
-      <w:r>
-        <w:rPr>
-          <w:rFonts w:ascii="Cascadia Code" w:hAnsi="Cascadia Code" w:cs="Cascadia Mono"/>
-          <w:color w:val="000000"/>
-          <w:sz w:val="18"/>
-          <w:szCs w:val="18"/>
-          <w:highlight w:val="white"/>
-          <w:lang w:val="en-US"/>
-        </w:rPr>
-        <w:t>arg</w:t>
-      </w:r>
-      <w:proofErr w:type="spellEnd"/>
-      <w:r>
-        <w:rPr>
-          <w:rFonts w:ascii="Cascadia Code" w:hAnsi="Cascadia Code" w:cs="Cascadia Mono"/>
-          <w:color w:val="000000"/>
-          <w:sz w:val="18"/>
-          <w:szCs w:val="18"/>
-          <w:highlight w:val="white"/>
-          <w:lang w:val="en-US"/>
-        </w:rPr>
-        <w:t>));</w:t>
+          <w:color w:val="000000"/>
+          <w:sz w:val="18"/>
+          <w:szCs w:val="18"/>
+          <w:highlight w:val="white"/>
+          <w:lang w:val="en-US"/>
+        </w:rPr>
+        <w:t xml:space="preserve"> = 1.0f;</w:t>
       </w:r>
     </w:p>
     <w:p>
@@ -12651,27 +12076,31 @@
         </w:rPr>
         <w:tab/>
       </w:r>
-      <w:r>
-        <w:rPr>
-          <w:rFonts w:ascii="Cascadia Code" w:hAnsi="Cascadia Code" w:cs="Cascadia Mono"/>
-          <w:color w:val="0000FF"/>
-          <w:sz w:val="18"/>
-          <w:szCs w:val="18"/>
-          <w:highlight w:val="white"/>
-          <w:lang w:val="en-US"/>
-        </w:rPr>
-        <w:t>break</w:t>
-      </w:r>
-      <w:r>
-        <w:rPr>
-          <w:rFonts w:ascii="Cascadia Code" w:hAnsi="Cascadia Code" w:cs="Cascadia Mono"/>
-          <w:color w:val="000000"/>
-          <w:sz w:val="18"/>
-          <w:szCs w:val="18"/>
-          <w:highlight w:val="white"/>
-          <w:lang w:val="en-US"/>
-        </w:rPr>
-        <w:t>;</w:t>
+      <w:proofErr w:type="spellStart"/>
+      <w:proofErr w:type="gramStart"/>
+      <w:r>
+        <w:rPr>
+          <w:rFonts w:ascii="Cascadia Code" w:hAnsi="Cascadia Code" w:cs="Cascadia Mono"/>
+          <w:color w:val="000000"/>
+          <w:sz w:val="18"/>
+          <w:szCs w:val="18"/>
+          <w:highlight w:val="white"/>
+          <w:lang w:val="en-US"/>
+        </w:rPr>
+        <w:t>step.number</w:t>
+      </w:r>
+      <w:proofErr w:type="spellEnd"/>
+      <w:proofErr w:type="gramEnd"/>
+      <w:r>
+        <w:rPr>
+          <w:rFonts w:ascii="Cascadia Code" w:hAnsi="Cascadia Code" w:cs="Cascadia Mono"/>
+          <w:color w:val="000000"/>
+          <w:sz w:val="18"/>
+          <w:szCs w:val="18"/>
+          <w:highlight w:val="white"/>
+          <w:lang w:val="en-US"/>
+        </w:rPr>
+        <w:t xml:space="preserve"> = 0;</w:t>
       </w:r>
     </w:p>
     <w:p>
@@ -12689,6 +12118,88 @@
           <w:lang w:val="en-US"/>
         </w:rPr>
       </w:pPr>
+      <w:r>
+        <w:rPr>
+          <w:rFonts w:ascii="Cascadia Code" w:hAnsi="Cascadia Code" w:cs="Cascadia Mono"/>
+          <w:color w:val="000000"/>
+          <w:sz w:val="18"/>
+          <w:szCs w:val="18"/>
+          <w:highlight w:val="white"/>
+          <w:lang w:val="en-US"/>
+        </w:rPr>
+        <w:tab/>
+      </w:r>
+      <w:r>
+        <w:rPr>
+          <w:rFonts w:ascii="Cascadia Code" w:hAnsi="Cascadia Code" w:cs="Cascadia Mono"/>
+          <w:color w:val="000000"/>
+          <w:sz w:val="18"/>
+          <w:szCs w:val="18"/>
+          <w:highlight w:val="white"/>
+          <w:lang w:val="en-US"/>
+        </w:rPr>
+        <w:tab/>
+      </w:r>
+      <w:r>
+        <w:rPr>
+          <w:rFonts w:ascii="Cascadia Code" w:hAnsi="Cascadia Code" w:cs="Cascadia Mono"/>
+          <w:color w:val="000000"/>
+          <w:sz w:val="18"/>
+          <w:szCs w:val="18"/>
+          <w:highlight w:val="white"/>
+          <w:lang w:val="en-US"/>
+        </w:rPr>
+        <w:tab/>
+        <w:t>res = direct_</w:t>
+      </w:r>
+      <w:proofErr w:type="gramStart"/>
+      <w:r>
+        <w:rPr>
+          <w:rFonts w:ascii="Cascadia Code" w:hAnsi="Cascadia Code" w:cs="Cascadia Mono"/>
+          <w:color w:val="000000"/>
+          <w:sz w:val="18"/>
+          <w:szCs w:val="18"/>
+          <w:highlight w:val="white"/>
+          <w:lang w:val="en-US"/>
+        </w:rPr>
+        <w:t>sum(</w:t>
+      </w:r>
+      <w:proofErr w:type="gramEnd"/>
+      <w:r>
+        <w:rPr>
+          <w:rFonts w:ascii="Cascadia Code" w:hAnsi="Cascadia Code" w:cs="Cascadia Mono"/>
+          <w:color w:val="000000"/>
+          <w:sz w:val="18"/>
+          <w:szCs w:val="18"/>
+          <w:highlight w:val="white"/>
+          <w:lang w:val="en-US"/>
+        </w:rPr>
+        <w:t xml:space="preserve">step, </w:t>
+      </w:r>
+      <w:proofErr w:type="spellStart"/>
+      <w:r>
+        <w:rPr>
+          <w:rFonts w:ascii="Cascadia Code" w:hAnsi="Cascadia Code" w:cs="Cascadia Mono"/>
+          <w:color w:val="000000"/>
+          <w:sz w:val="18"/>
+          <w:szCs w:val="18"/>
+          <w:highlight w:val="white"/>
+          <w:lang w:val="en-US"/>
+        </w:rPr>
+        <w:t>update_exp</w:t>
+      </w:r>
+      <w:proofErr w:type="spellEnd"/>
+      <w:r>
+        <w:rPr>
+          <w:rFonts w:ascii="Cascadia Code" w:hAnsi="Cascadia Code" w:cs="Cascadia Mono"/>
+          <w:color w:val="000000"/>
+          <w:sz w:val="18"/>
+          <w:szCs w:val="18"/>
+          <w:highlight w:val="white"/>
+          <w:lang w:val="en-US"/>
+        </w:rPr>
+        <w:t>, n);</w:t>
+      </w:r>
     </w:p>
     <w:p>
       <w:pPr>
@@ -12730,24 +12241,85 @@
       <w:r>
         <w:rPr>
           <w:rFonts w:ascii="Cascadia Code" w:hAnsi="Cascadia Code" w:cs="Cascadia Mono"/>
-          <w:color w:val="0000FF"/>
-          <w:sz w:val="18"/>
-          <w:szCs w:val="18"/>
-          <w:highlight w:val="white"/>
-          <w:lang w:val="en-US"/>
-        </w:rPr>
-        <w:t>case</w:t>
-      </w:r>
-      <w:r>
-        <w:rPr>
-          <w:rFonts w:ascii="Cascadia Code" w:hAnsi="Cascadia Code" w:cs="Cascadia Mono"/>
-          <w:color w:val="000000"/>
-          <w:sz w:val="18"/>
-          <w:szCs w:val="18"/>
-          <w:highlight w:val="white"/>
-          <w:lang w:val="en-US"/>
-        </w:rPr>
-        <w:t xml:space="preserve"> 2:</w:t>
+          <w:color w:val="000000"/>
+          <w:sz w:val="18"/>
+          <w:szCs w:val="18"/>
+          <w:highlight w:val="white"/>
+          <w:lang w:val="en-US"/>
+        </w:rPr>
+        <w:tab/>
+      </w:r>
+      <w:proofErr w:type="spellStart"/>
+      <w:r>
+        <w:rPr>
+          <w:rFonts w:ascii="Cascadia Code" w:hAnsi="Cascadia Code" w:cs="Cascadia Mono"/>
+          <w:color w:val="000000"/>
+          <w:sz w:val="18"/>
+          <w:szCs w:val="18"/>
+          <w:highlight w:val="white"/>
+          <w:lang w:val="en-US"/>
+        </w:rPr>
+        <w:t>res_reverse</w:t>
+      </w:r>
+      <w:proofErr w:type="spellEnd"/>
+      <w:r>
+        <w:rPr>
+          <w:rFonts w:ascii="Cascadia Code" w:hAnsi="Cascadia Code" w:cs="Cascadia Mono"/>
+          <w:color w:val="000000"/>
+          <w:sz w:val="18"/>
+          <w:szCs w:val="18"/>
+          <w:highlight w:val="white"/>
+          <w:lang w:val="en-US"/>
+        </w:rPr>
+        <w:t xml:space="preserve"> = reverse_</w:t>
+      </w:r>
+      <w:proofErr w:type="gramStart"/>
+      <w:r>
+        <w:rPr>
+          <w:rFonts w:ascii="Cascadia Code" w:hAnsi="Cascadia Code" w:cs="Cascadia Mono"/>
+          <w:color w:val="000000"/>
+          <w:sz w:val="18"/>
+          <w:szCs w:val="18"/>
+          <w:highlight w:val="white"/>
+          <w:lang w:val="en-US"/>
+        </w:rPr>
+        <w:t>sum(</w:t>
+      </w:r>
+      <w:proofErr w:type="gramEnd"/>
+      <w:r>
+        <w:rPr>
+          <w:rFonts w:ascii="Cascadia Code" w:hAnsi="Cascadia Code" w:cs="Cascadia Mono"/>
+          <w:color w:val="000000"/>
+          <w:sz w:val="18"/>
+          <w:szCs w:val="18"/>
+          <w:highlight w:val="white"/>
+          <w:lang w:val="en-US"/>
+        </w:rPr>
+        <w:t xml:space="preserve">step, </w:t>
+      </w:r>
+      <w:proofErr w:type="spellStart"/>
+      <w:r>
+        <w:rPr>
+          <w:rFonts w:ascii="Cascadia Code" w:hAnsi="Cascadia Code" w:cs="Cascadia Mono"/>
+          <w:color w:val="000000"/>
+          <w:sz w:val="18"/>
+          <w:szCs w:val="18"/>
+          <w:highlight w:val="white"/>
+          <w:lang w:val="en-US"/>
+        </w:rPr>
+        <w:t>update_exp</w:t>
+      </w:r>
+      <w:proofErr w:type="spellEnd"/>
+      <w:r>
+        <w:rPr>
+          <w:rFonts w:ascii="Cascadia Code" w:hAnsi="Cascadia Code" w:cs="Cascadia Mono"/>
+          <w:color w:val="000000"/>
+          <w:sz w:val="18"/>
+          <w:szCs w:val="18"/>
+          <w:highlight w:val="white"/>
+          <w:lang w:val="en-US"/>
+        </w:rPr>
+        <w:t>, n);</w:t>
       </w:r>
     </w:p>
     <w:p>
@@ -12808,7 +12380,7 @@
           <w:highlight w:val="white"/>
           <w:lang w:val="en-US"/>
         </w:rPr>
-        <w:t>step.x</w:t>
+        <w:t>res_cahon</w:t>
       </w:r>
       <w:proofErr w:type="spellEnd"/>
       <w:r>
@@ -12820,7 +12392,31 @@
           <w:highlight w:val="white"/>
           <w:lang w:val="en-US"/>
         </w:rPr>
-        <w:t xml:space="preserve"> = </w:t>
+        <w:t xml:space="preserve"> = cahon_</w:t>
+      </w:r>
+      <w:proofErr w:type="gramStart"/>
+      <w:r>
+        <w:rPr>
+          <w:rFonts w:ascii="Cascadia Code" w:hAnsi="Cascadia Code" w:cs="Cascadia Mono"/>
+          <w:color w:val="000000"/>
+          <w:sz w:val="18"/>
+          <w:szCs w:val="18"/>
+          <w:highlight w:val="white"/>
+          <w:lang w:val="en-US"/>
+        </w:rPr>
+        <w:t>sum(</w:t>
+      </w:r>
+      <w:proofErr w:type="gramEnd"/>
+      <w:r>
+        <w:rPr>
+          <w:rFonts w:ascii="Cascadia Code" w:hAnsi="Cascadia Code" w:cs="Cascadia Mono"/>
+          <w:color w:val="000000"/>
+          <w:sz w:val="18"/>
+          <w:szCs w:val="18"/>
+          <w:highlight w:val="white"/>
+          <w:lang w:val="en-US"/>
+        </w:rPr>
+        <w:t xml:space="preserve">step, </w:t>
       </w:r>
       <w:proofErr w:type="spellStart"/>
       <w:r>
@@ -12832,7 +12428,7 @@
           <w:highlight w:val="white"/>
           <w:lang w:val="en-US"/>
         </w:rPr>
-        <w:t>arg</w:t>
+        <w:t>update_exp</w:t>
       </w:r>
       <w:proofErr w:type="spellEnd"/>
       <w:r>
@@ -12844,7 +12440,7 @@
           <w:highlight w:val="white"/>
           <w:lang w:val="en-US"/>
         </w:rPr>
-        <w:t>;</w:t>
+        <w:t>, n);</w:t>
       </w:r>
     </w:p>
     <w:p>
@@ -12906,20 +12502,42 @@
           <w:highlight w:val="white"/>
           <w:lang w:val="en-US"/>
         </w:rPr>
-        <w:t>step.current</w:t>
+        <w:t>printf</w:t>
       </w:r>
       <w:proofErr w:type="spellEnd"/>
+      <w:r>
+        <w:rPr>
+          <w:rFonts w:ascii="Cascadia Code" w:hAnsi="Cascadia Code" w:cs="Cascadia Mono"/>
+          <w:color w:val="000000"/>
+          <w:sz w:val="18"/>
+          <w:szCs w:val="18"/>
+          <w:highlight w:val="white"/>
+          <w:lang w:val="en-US"/>
+        </w:rPr>
+        <w:t>(</w:t>
+      </w:r>
       <w:proofErr w:type="gramEnd"/>
       <w:r>
         <w:rPr>
           <w:rFonts w:ascii="Cascadia Code" w:hAnsi="Cascadia Code" w:cs="Cascadia Mono"/>
-          <w:color w:val="000000"/>
-          <w:sz w:val="18"/>
-          <w:szCs w:val="18"/>
-          <w:highlight w:val="white"/>
-          <w:lang w:val="en-US"/>
-        </w:rPr>
-        <w:t xml:space="preserve"> = </w:t>
+          <w:color w:val="A31515"/>
+          <w:sz w:val="18"/>
+          <w:szCs w:val="18"/>
+          <w:highlight w:val="white"/>
+          <w:lang w:val="en-US"/>
+        </w:rPr>
+        <w:t>"Result direct: %f Error:%f\n"</w:t>
+      </w:r>
+      <w:r>
+        <w:rPr>
+          <w:rFonts w:ascii="Cascadia Code" w:hAnsi="Cascadia Code" w:cs="Cascadia Mono"/>
+          <w:color w:val="000000"/>
+          <w:sz w:val="18"/>
+          <w:szCs w:val="18"/>
+          <w:highlight w:val="white"/>
+          <w:lang w:val="en-US"/>
+        </w:rPr>
+        <w:t xml:space="preserve">, res, </w:t>
       </w:r>
       <w:proofErr w:type="spellStart"/>
       <w:r>
@@ -12931,6 +12549,54 @@
           <w:highlight w:val="white"/>
           <w:lang w:val="en-US"/>
         </w:rPr>
+        <w:t>fabsf</w:t>
+      </w:r>
+      <w:proofErr w:type="spellEnd"/>
+      <w:r>
+        <w:rPr>
+          <w:rFonts w:ascii="Cascadia Code" w:hAnsi="Cascadia Code" w:cs="Cascadia Mono"/>
+          <w:color w:val="000000"/>
+          <w:sz w:val="18"/>
+          <w:szCs w:val="18"/>
+          <w:highlight w:val="white"/>
+          <w:lang w:val="en-US"/>
+        </w:rPr>
+        <w:t>(</w:t>
+      </w:r>
+      <w:proofErr w:type="spellStart"/>
+      <w:r>
+        <w:rPr>
+          <w:rFonts w:ascii="Cascadia Code" w:hAnsi="Cascadia Code" w:cs="Cascadia Mono"/>
+          <w:color w:val="000000"/>
+          <w:sz w:val="18"/>
+          <w:szCs w:val="18"/>
+          <w:highlight w:val="white"/>
+          <w:lang w:val="en-US"/>
+        </w:rPr>
+        <w:t>expf</w:t>
+      </w:r>
+      <w:proofErr w:type="spellEnd"/>
+      <w:r>
+        <w:rPr>
+          <w:rFonts w:ascii="Cascadia Code" w:hAnsi="Cascadia Code" w:cs="Cascadia Mono"/>
+          <w:color w:val="000000"/>
+          <w:sz w:val="18"/>
+          <w:szCs w:val="18"/>
+          <w:highlight w:val="white"/>
+          <w:lang w:val="en-US"/>
+        </w:rPr>
+        <w:t>(</w:t>
+      </w:r>
+      <w:proofErr w:type="spellStart"/>
+      <w:r>
+        <w:rPr>
+          <w:rFonts w:ascii="Cascadia Code" w:hAnsi="Cascadia Code" w:cs="Cascadia Mono"/>
+          <w:color w:val="000000"/>
+          <w:sz w:val="18"/>
+          <w:szCs w:val="18"/>
+          <w:highlight w:val="white"/>
+          <w:lang w:val="en-US"/>
+        </w:rPr>
         <w:t>arg</w:t>
       </w:r>
       <w:proofErr w:type="spellEnd"/>
@@ -12943,7 +12609,7 @@
           <w:highlight w:val="white"/>
           <w:lang w:val="en-US"/>
         </w:rPr>
-        <w:t>;</w:t>
+        <w:t>) - res));</w:t>
       </w:r>
     </w:p>
     <w:p>
@@ -13005,20 +12671,162 @@
           <w:highlight w:val="white"/>
           <w:lang w:val="en-US"/>
         </w:rPr>
-        <w:t>step.number</w:t>
+        <w:t>printf</w:t>
       </w:r>
       <w:proofErr w:type="spellEnd"/>
+      <w:r>
+        <w:rPr>
+          <w:rFonts w:ascii="Cascadia Code" w:hAnsi="Cascadia Code" w:cs="Cascadia Mono"/>
+          <w:color w:val="000000"/>
+          <w:sz w:val="18"/>
+          <w:szCs w:val="18"/>
+          <w:highlight w:val="white"/>
+          <w:lang w:val="en-US"/>
+        </w:rPr>
+        <w:t>(</w:t>
+      </w:r>
       <w:proofErr w:type="gramEnd"/>
       <w:r>
         <w:rPr>
           <w:rFonts w:ascii="Cascadia Code" w:hAnsi="Cascadia Code" w:cs="Cascadia Mono"/>
-          <w:color w:val="000000"/>
-          <w:sz w:val="18"/>
-          <w:szCs w:val="18"/>
-          <w:highlight w:val="white"/>
-          <w:lang w:val="en-US"/>
-        </w:rPr>
-        <w:t xml:space="preserve"> = 0;</w:t>
+          <w:color w:val="A31515"/>
+          <w:sz w:val="18"/>
+          <w:szCs w:val="18"/>
+          <w:highlight w:val="white"/>
+          <w:lang w:val="en-US"/>
+        </w:rPr>
+        <w:t>"Result reverse: %f Error:%f\n"</w:t>
+      </w:r>
+      <w:r>
+        <w:rPr>
+          <w:rFonts w:ascii="Cascadia Code" w:hAnsi="Cascadia Code" w:cs="Cascadia Mono"/>
+          <w:color w:val="000000"/>
+          <w:sz w:val="18"/>
+          <w:szCs w:val="18"/>
+          <w:highlight w:val="white"/>
+          <w:lang w:val="en-US"/>
+        </w:rPr>
+        <w:t xml:space="preserve">, </w:t>
+      </w:r>
+      <w:proofErr w:type="spellStart"/>
+      <w:r>
+        <w:rPr>
+          <w:rFonts w:ascii="Cascadia Code" w:hAnsi="Cascadia Code" w:cs="Cascadia Mono"/>
+          <w:color w:val="000000"/>
+          <w:sz w:val="18"/>
+          <w:szCs w:val="18"/>
+          <w:highlight w:val="white"/>
+          <w:lang w:val="en-US"/>
+        </w:rPr>
+        <w:t>res_reverse</w:t>
+      </w:r>
+      <w:proofErr w:type="spellEnd"/>
+      <w:r>
+        <w:rPr>
+          <w:rFonts w:ascii="Cascadia Code" w:hAnsi="Cascadia Code" w:cs="Cascadia Mono"/>
+          <w:color w:val="000000"/>
+          <w:sz w:val="18"/>
+          <w:szCs w:val="18"/>
+          <w:highlight w:val="white"/>
+          <w:lang w:val="en-US"/>
+        </w:rPr>
+        <w:t xml:space="preserve">, </w:t>
+      </w:r>
+      <w:proofErr w:type="spellStart"/>
+      <w:r>
+        <w:rPr>
+          <w:rFonts w:ascii="Cascadia Code" w:hAnsi="Cascadia Code" w:cs="Cascadia Mono"/>
+          <w:color w:val="000000"/>
+          <w:sz w:val="18"/>
+          <w:szCs w:val="18"/>
+          <w:highlight w:val="white"/>
+          <w:lang w:val="en-US"/>
+        </w:rPr>
+        <w:t>fabsf</w:t>
+      </w:r>
+      <w:proofErr w:type="spellEnd"/>
+      <w:r>
+        <w:rPr>
+          <w:rFonts w:ascii="Cascadia Code" w:hAnsi="Cascadia Code" w:cs="Cascadia Mono"/>
+          <w:color w:val="000000"/>
+          <w:sz w:val="18"/>
+          <w:szCs w:val="18"/>
+          <w:highlight w:val="white"/>
+          <w:lang w:val="en-US"/>
+        </w:rPr>
+        <w:t>(</w:t>
+      </w:r>
+      <w:proofErr w:type="spellStart"/>
+      <w:r>
+        <w:rPr>
+          <w:rFonts w:ascii="Cascadia Code" w:hAnsi="Cascadia Code" w:cs="Cascadia Mono"/>
+          <w:color w:val="000000"/>
+          <w:sz w:val="18"/>
+          <w:szCs w:val="18"/>
+          <w:highlight w:val="white"/>
+          <w:lang w:val="en-US"/>
+        </w:rPr>
+        <w:t>expf</w:t>
+      </w:r>
+      <w:proofErr w:type="spellEnd"/>
+      <w:r>
+        <w:rPr>
+          <w:rFonts w:ascii="Cascadia Code" w:hAnsi="Cascadia Code" w:cs="Cascadia Mono"/>
+          <w:color w:val="000000"/>
+          <w:sz w:val="18"/>
+          <w:szCs w:val="18"/>
+          <w:highlight w:val="white"/>
+          <w:lang w:val="en-US"/>
+        </w:rPr>
+        <w:t>(</w:t>
+      </w:r>
+      <w:proofErr w:type="spellStart"/>
+      <w:r>
+        <w:rPr>
+          <w:rFonts w:ascii="Cascadia Code" w:hAnsi="Cascadia Code" w:cs="Cascadia Mono"/>
+          <w:color w:val="000000"/>
+          <w:sz w:val="18"/>
+          <w:szCs w:val="18"/>
+          <w:highlight w:val="white"/>
+          <w:lang w:val="en-US"/>
+        </w:rPr>
+        <w:t>arg</w:t>
+      </w:r>
+      <w:proofErr w:type="spellEnd"/>
+      <w:r>
+        <w:rPr>
+          <w:rFonts w:ascii="Cascadia Code" w:hAnsi="Cascadia Code" w:cs="Cascadia Mono"/>
+          <w:color w:val="000000"/>
+          <w:sz w:val="18"/>
+          <w:szCs w:val="18"/>
+          <w:highlight w:val="white"/>
+          <w:lang w:val="en-US"/>
+        </w:rPr>
+        <w:t xml:space="preserve">) - </w:t>
+      </w:r>
+      <w:proofErr w:type="spellStart"/>
+      <w:r>
+        <w:rPr>
+          <w:rFonts w:ascii="Cascadia Code" w:hAnsi="Cascadia Code" w:cs="Cascadia Mono"/>
+          <w:color w:val="000000"/>
+          <w:sz w:val="18"/>
+          <w:szCs w:val="18"/>
+          <w:highlight w:val="white"/>
+          <w:lang w:val="en-US"/>
+        </w:rPr>
+        <w:t>res_reverse</w:t>
+      </w:r>
+      <w:proofErr w:type="spellEnd"/>
+      <w:r>
+        <w:rPr>
+          <w:rFonts w:ascii="Cascadia Code" w:hAnsi="Cascadia Code" w:cs="Cascadia Mono"/>
+          <w:color w:val="000000"/>
+          <w:sz w:val="18"/>
+          <w:szCs w:val="18"/>
+          <w:highlight w:val="white"/>
+          <w:lang w:val="en-US"/>
+        </w:rPr>
+        <w:t>));</w:t>
       </w:r>
     </w:p>
     <w:p>
@@ -13068,8 +12876,8 @@
           <w:lang w:val="en-US"/>
         </w:rPr>
         <w:tab/>
-        <w:t>res = direct_</w:t>
-      </w:r>
+      </w:r>
+      <w:proofErr w:type="spellStart"/>
       <w:proofErr w:type="gramStart"/>
       <w:r>
         <w:rPr>
@@ -13080,19 +12888,42 @@
           <w:highlight w:val="white"/>
           <w:lang w:val="en-US"/>
         </w:rPr>
-        <w:t>sum(</w:t>
+        <w:t>printf</w:t>
+      </w:r>
+      <w:proofErr w:type="spellEnd"/>
+      <w:r>
+        <w:rPr>
+          <w:rFonts w:ascii="Cascadia Code" w:hAnsi="Cascadia Code" w:cs="Cascadia Mono"/>
+          <w:color w:val="000000"/>
+          <w:sz w:val="18"/>
+          <w:szCs w:val="18"/>
+          <w:highlight w:val="white"/>
+          <w:lang w:val="en-US"/>
+        </w:rPr>
+        <w:t>(</w:t>
       </w:r>
       <w:proofErr w:type="gramEnd"/>
       <w:r>
         <w:rPr>
           <w:rFonts w:ascii="Cascadia Code" w:hAnsi="Cascadia Code" w:cs="Cascadia Mono"/>
-          <w:color w:val="000000"/>
-          <w:sz w:val="18"/>
-          <w:szCs w:val="18"/>
-          <w:highlight w:val="white"/>
-          <w:lang w:val="en-US"/>
-        </w:rPr>
-        <w:t xml:space="preserve">step, </w:t>
+          <w:color w:val="A31515"/>
+          <w:sz w:val="18"/>
+          <w:szCs w:val="18"/>
+          <w:highlight w:val="white"/>
+          <w:lang w:val="en-US"/>
+        </w:rPr>
+        <w:t>"Result cahon: %f Error:%f\n"</w:t>
+      </w:r>
+      <w:r>
+        <w:rPr>
+          <w:rFonts w:ascii="Cascadia Code" w:hAnsi="Cascadia Code" w:cs="Cascadia Mono"/>
+          <w:color w:val="000000"/>
+          <w:sz w:val="18"/>
+          <w:szCs w:val="18"/>
+          <w:highlight w:val="white"/>
+          <w:lang w:val="en-US"/>
+        </w:rPr>
+        <w:t xml:space="preserve">, </w:t>
       </w:r>
       <w:proofErr w:type="spellStart"/>
       <w:r>
@@ -13104,7 +12935,7 @@
           <w:highlight w:val="white"/>
           <w:lang w:val="en-US"/>
         </w:rPr>
-        <w:t>update_sin</w:t>
+        <w:t>res_cahon</w:t>
       </w:r>
       <w:proofErr w:type="spellEnd"/>
       <w:r>
@@ -13116,7 +12947,103 @@
           <w:highlight w:val="white"/>
           <w:lang w:val="en-US"/>
         </w:rPr>
-        <w:t>, n);</w:t>
+        <w:t xml:space="preserve">, </w:t>
+      </w:r>
+      <w:proofErr w:type="spellStart"/>
+      <w:r>
+        <w:rPr>
+          <w:rFonts w:ascii="Cascadia Code" w:hAnsi="Cascadia Code" w:cs="Cascadia Mono"/>
+          <w:color w:val="000000"/>
+          <w:sz w:val="18"/>
+          <w:szCs w:val="18"/>
+          <w:highlight w:val="white"/>
+          <w:lang w:val="en-US"/>
+        </w:rPr>
+        <w:t>fabsf</w:t>
+      </w:r>
+      <w:proofErr w:type="spellEnd"/>
+      <w:r>
+        <w:rPr>
+          <w:rFonts w:ascii="Cascadia Code" w:hAnsi="Cascadia Code" w:cs="Cascadia Mono"/>
+          <w:color w:val="000000"/>
+          <w:sz w:val="18"/>
+          <w:szCs w:val="18"/>
+          <w:highlight w:val="white"/>
+          <w:lang w:val="en-US"/>
+        </w:rPr>
+        <w:t>(</w:t>
+      </w:r>
+      <w:proofErr w:type="spellStart"/>
+      <w:r>
+        <w:rPr>
+          <w:rFonts w:ascii="Cascadia Code" w:hAnsi="Cascadia Code" w:cs="Cascadia Mono"/>
+          <w:color w:val="000000"/>
+          <w:sz w:val="18"/>
+          <w:szCs w:val="18"/>
+          <w:highlight w:val="white"/>
+          <w:lang w:val="en-US"/>
+        </w:rPr>
+        <w:t>expf</w:t>
+      </w:r>
+      <w:proofErr w:type="spellEnd"/>
+      <w:r>
+        <w:rPr>
+          <w:rFonts w:ascii="Cascadia Code" w:hAnsi="Cascadia Code" w:cs="Cascadia Mono"/>
+          <w:color w:val="000000"/>
+          <w:sz w:val="18"/>
+          <w:szCs w:val="18"/>
+          <w:highlight w:val="white"/>
+          <w:lang w:val="en-US"/>
+        </w:rPr>
+        <w:t>(</w:t>
+      </w:r>
+      <w:proofErr w:type="spellStart"/>
+      <w:r>
+        <w:rPr>
+          <w:rFonts w:ascii="Cascadia Code" w:hAnsi="Cascadia Code" w:cs="Cascadia Mono"/>
+          <w:color w:val="000000"/>
+          <w:sz w:val="18"/>
+          <w:szCs w:val="18"/>
+          <w:highlight w:val="white"/>
+          <w:lang w:val="en-US"/>
+        </w:rPr>
+        <w:t>arg</w:t>
+      </w:r>
+      <w:proofErr w:type="spellEnd"/>
+      <w:r>
+        <w:rPr>
+          <w:rFonts w:ascii="Cascadia Code" w:hAnsi="Cascadia Code" w:cs="Cascadia Mono"/>
+          <w:color w:val="000000"/>
+          <w:sz w:val="18"/>
+          <w:szCs w:val="18"/>
+          <w:highlight w:val="white"/>
+          <w:lang w:val="en-US"/>
+        </w:rPr>
+        <w:t xml:space="preserve">) - </w:t>
+      </w:r>
+      <w:proofErr w:type="spellStart"/>
+      <w:r>
+        <w:rPr>
+          <w:rFonts w:ascii="Cascadia Code" w:hAnsi="Cascadia Code" w:cs="Cascadia Mono"/>
+          <w:color w:val="000000"/>
+          <w:sz w:val="18"/>
+          <w:szCs w:val="18"/>
+          <w:highlight w:val="white"/>
+          <w:lang w:val="en-US"/>
+        </w:rPr>
+        <w:t>res_cahon</w:t>
+      </w:r>
+      <w:proofErr w:type="spellEnd"/>
+      <w:r>
+        <w:rPr>
+          <w:rFonts w:ascii="Cascadia Code" w:hAnsi="Cascadia Code" w:cs="Cascadia Mono"/>
+          <w:color w:val="000000"/>
+          <w:sz w:val="18"/>
+          <w:szCs w:val="18"/>
+          <w:highlight w:val="white"/>
+          <w:lang w:val="en-US"/>
+        </w:rPr>
+        <w:t>));</w:t>
       </w:r>
     </w:p>
     <w:p>
@@ -13168,16 +13095,17 @@
         <w:tab/>
       </w:r>
       <w:proofErr w:type="spellStart"/>
-      <w:r>
-        <w:rPr>
-          <w:rFonts w:ascii="Cascadia Code" w:hAnsi="Cascadia Code" w:cs="Cascadia Mono"/>
-          <w:color w:val="000000"/>
-          <w:sz w:val="18"/>
-          <w:szCs w:val="18"/>
-          <w:highlight w:val="white"/>
-          <w:lang w:val="en-US"/>
-        </w:rPr>
-        <w:t>res_reverse</w:t>
+      <w:proofErr w:type="gramStart"/>
+      <w:r>
+        <w:rPr>
+          <w:rFonts w:ascii="Cascadia Code" w:hAnsi="Cascadia Code" w:cs="Cascadia Mono"/>
+          <w:color w:val="000000"/>
+          <w:sz w:val="18"/>
+          <w:szCs w:val="18"/>
+          <w:highlight w:val="white"/>
+          <w:lang w:val="en-US"/>
+        </w:rPr>
+        <w:t>printf</w:t>
       </w:r>
       <w:proofErr w:type="spellEnd"/>
       <w:r>
@@ -13189,55 +13117,102 @@
           <w:highlight w:val="white"/>
           <w:lang w:val="en-US"/>
         </w:rPr>
-        <w:t xml:space="preserve"> = reverse_</w:t>
-      </w:r>
-      <w:proofErr w:type="gramStart"/>
-      <w:r>
-        <w:rPr>
-          <w:rFonts w:ascii="Cascadia Code" w:hAnsi="Cascadia Code" w:cs="Cascadia Mono"/>
-          <w:color w:val="000000"/>
-          <w:sz w:val="18"/>
-          <w:szCs w:val="18"/>
-          <w:highlight w:val="white"/>
-          <w:lang w:val="en-US"/>
-        </w:rPr>
-        <w:t>sum(</w:t>
+        <w:t>(</w:t>
       </w:r>
       <w:proofErr w:type="gramEnd"/>
       <w:r>
         <w:rPr>
           <w:rFonts w:ascii="Cascadia Code" w:hAnsi="Cascadia Code" w:cs="Cascadia Mono"/>
-          <w:color w:val="000000"/>
-          <w:sz w:val="18"/>
-          <w:szCs w:val="18"/>
-          <w:highlight w:val="white"/>
-          <w:lang w:val="en-US"/>
-        </w:rPr>
-        <w:t xml:space="preserve">step, </w:t>
+          <w:color w:val="A31515"/>
+          <w:sz w:val="18"/>
+          <w:szCs w:val="18"/>
+          <w:highlight w:val="white"/>
+          <w:lang w:val="en-US"/>
+        </w:rPr>
+        <w:t>"</w:t>
       </w:r>
       <w:proofErr w:type="spellStart"/>
       <w:r>
         <w:rPr>
           <w:rFonts w:ascii="Cascadia Code" w:hAnsi="Cascadia Code" w:cs="Cascadia Mono"/>
-          <w:color w:val="000000"/>
-          <w:sz w:val="18"/>
-          <w:szCs w:val="18"/>
-          <w:highlight w:val="white"/>
-          <w:lang w:val="en-US"/>
-        </w:rPr>
-        <w:t>update_sin</w:t>
+          <w:color w:val="A31515"/>
+          <w:sz w:val="18"/>
+          <w:szCs w:val="18"/>
+          <w:highlight w:val="white"/>
+          <w:lang w:val="en-US"/>
+        </w:rPr>
+        <w:t>Math.h</w:t>
       </w:r>
       <w:proofErr w:type="spellEnd"/>
       <w:r>
         <w:rPr>
           <w:rFonts w:ascii="Cascadia Code" w:hAnsi="Cascadia Code" w:cs="Cascadia Mono"/>
-          <w:color w:val="000000"/>
-          <w:sz w:val="18"/>
-          <w:szCs w:val="18"/>
-          <w:highlight w:val="white"/>
-          <w:lang w:val="en-US"/>
-        </w:rPr>
-        <w:t>, n);</w:t>
+          <w:color w:val="A31515"/>
+          <w:sz w:val="18"/>
+          <w:szCs w:val="18"/>
+          <w:highlight w:val="white"/>
+          <w:lang w:val="en-US"/>
+        </w:rPr>
+        <w:t>: %f\n"</w:t>
+      </w:r>
+      <w:r>
+        <w:rPr>
+          <w:rFonts w:ascii="Cascadia Code" w:hAnsi="Cascadia Code" w:cs="Cascadia Mono"/>
+          <w:color w:val="000000"/>
+          <w:sz w:val="18"/>
+          <w:szCs w:val="18"/>
+          <w:highlight w:val="white"/>
+          <w:lang w:val="en-US"/>
+        </w:rPr>
+        <w:t xml:space="preserve">, </w:t>
+      </w:r>
+      <w:proofErr w:type="spellStart"/>
+      <w:r>
+        <w:rPr>
+          <w:rFonts w:ascii="Cascadia Code" w:hAnsi="Cascadia Code" w:cs="Cascadia Mono"/>
+          <w:color w:val="000000"/>
+          <w:sz w:val="18"/>
+          <w:szCs w:val="18"/>
+          <w:highlight w:val="white"/>
+          <w:lang w:val="en-US"/>
+        </w:rPr>
+        <w:t>expf</w:t>
+      </w:r>
+      <w:proofErr w:type="spellEnd"/>
+      <w:r>
+        <w:rPr>
+          <w:rFonts w:ascii="Cascadia Code" w:hAnsi="Cascadia Code" w:cs="Cascadia Mono"/>
+          <w:color w:val="000000"/>
+          <w:sz w:val="18"/>
+          <w:szCs w:val="18"/>
+          <w:highlight w:val="white"/>
+          <w:lang w:val="en-US"/>
+        </w:rPr>
+        <w:t>(</w:t>
+      </w:r>
+      <w:proofErr w:type="spellStart"/>
+      <w:r>
+        <w:rPr>
+          <w:rFonts w:ascii="Cascadia Code" w:hAnsi="Cascadia Code" w:cs="Cascadia Mono"/>
+          <w:color w:val="000000"/>
+          <w:sz w:val="18"/>
+          <w:szCs w:val="18"/>
+          <w:highlight w:val="white"/>
+          <w:lang w:val="en-US"/>
+        </w:rPr>
+        <w:t>arg</w:t>
+      </w:r>
+      <w:proofErr w:type="spellEnd"/>
+      <w:r>
+        <w:rPr>
+          <w:rFonts w:ascii="Cascadia Code" w:hAnsi="Cascadia Code" w:cs="Cascadia Mono"/>
+          <w:color w:val="000000"/>
+          <w:sz w:val="18"/>
+          <w:szCs w:val="18"/>
+          <w:highlight w:val="white"/>
+          <w:lang w:val="en-US"/>
+        </w:rPr>
+        <w:t>));</w:t>
       </w:r>
     </w:p>
     <w:p>
@@ -13288,77 +13263,27 @@
         </w:rPr>
         <w:tab/>
       </w:r>
-      <w:proofErr w:type="spellStart"/>
-      <w:r>
-        <w:rPr>
-          <w:rFonts w:ascii="Cascadia Code" w:hAnsi="Cascadia Code" w:cs="Cascadia Mono"/>
-          <w:color w:val="000000"/>
-          <w:sz w:val="18"/>
-          <w:szCs w:val="18"/>
-          <w:highlight w:val="white"/>
-          <w:lang w:val="en-US"/>
-        </w:rPr>
-        <w:t>res_cahon</w:t>
-      </w:r>
-      <w:proofErr w:type="spellEnd"/>
-      <w:r>
-        <w:rPr>
-          <w:rFonts w:ascii="Cascadia Code" w:hAnsi="Cascadia Code" w:cs="Cascadia Mono"/>
-          <w:color w:val="000000"/>
-          <w:sz w:val="18"/>
-          <w:szCs w:val="18"/>
-          <w:highlight w:val="white"/>
-          <w:lang w:val="en-US"/>
-        </w:rPr>
-        <w:t xml:space="preserve"> = cahon_</w:t>
-      </w:r>
-      <w:proofErr w:type="gramStart"/>
-      <w:r>
-        <w:rPr>
-          <w:rFonts w:ascii="Cascadia Code" w:hAnsi="Cascadia Code" w:cs="Cascadia Mono"/>
-          <w:color w:val="000000"/>
-          <w:sz w:val="18"/>
-          <w:szCs w:val="18"/>
-          <w:highlight w:val="white"/>
-          <w:lang w:val="en-US"/>
-        </w:rPr>
-        <w:t>sum(</w:t>
-      </w:r>
-      <w:proofErr w:type="gramEnd"/>
-      <w:r>
-        <w:rPr>
-          <w:rFonts w:ascii="Cascadia Code" w:hAnsi="Cascadia Code" w:cs="Cascadia Mono"/>
-          <w:color w:val="000000"/>
-          <w:sz w:val="18"/>
-          <w:szCs w:val="18"/>
-          <w:highlight w:val="white"/>
-          <w:lang w:val="en-US"/>
-        </w:rPr>
-        <w:t xml:space="preserve">step, </w:t>
-      </w:r>
-      <w:proofErr w:type="spellStart"/>
-      <w:r>
-        <w:rPr>
-          <w:rFonts w:ascii="Cascadia Code" w:hAnsi="Cascadia Code" w:cs="Cascadia Mono"/>
-          <w:color w:val="000000"/>
-          <w:sz w:val="18"/>
-          <w:szCs w:val="18"/>
-          <w:highlight w:val="white"/>
-          <w:lang w:val="en-US"/>
-        </w:rPr>
-        <w:t>update_sin</w:t>
-      </w:r>
-      <w:proofErr w:type="spellEnd"/>
-      <w:r>
-        <w:rPr>
-          <w:rFonts w:ascii="Cascadia Code" w:hAnsi="Cascadia Code" w:cs="Cascadia Mono"/>
-          <w:color w:val="000000"/>
-          <w:sz w:val="18"/>
-          <w:szCs w:val="18"/>
-          <w:highlight w:val="white"/>
-          <w:lang w:val="en-US"/>
-        </w:rPr>
-        <w:t>, n);</w:t>
+      <w:r>
+        <w:rPr>
+          <w:rFonts w:ascii="Cascadia Code" w:hAnsi="Cascadia Code" w:cs="Cascadia Mono"/>
+          <w:color w:val="0000FF"/>
+          <w:sz w:val="18"/>
+          <w:szCs w:val="18"/>
+          <w:highlight w:val="white"/>
+          <w:lang w:val="en-US"/>
+        </w:rPr>
+        <w:t>break</w:t>
+      </w:r>
+      <w:r>
+        <w:rPr>
+          <w:rFonts w:ascii="Cascadia Code" w:hAnsi="Cascadia Code" w:cs="Cascadia Mono"/>
+          <w:color w:val="000000"/>
+          <w:sz w:val="18"/>
+          <w:szCs w:val="18"/>
+          <w:highlight w:val="white"/>
+          <w:lang w:val="en-US"/>
+        </w:rPr>
+        <w:t>;</w:t>
       </w:r>
     </w:p>
     <w:p>
@@ -13376,183 +13301,6 @@
           <w:lang w:val="en-US"/>
         </w:rPr>
       </w:pPr>
-      <w:r>
-        <w:rPr>
-          <w:rFonts w:ascii="Cascadia Code" w:hAnsi="Cascadia Code" w:cs="Cascadia Mono"/>
-          <w:color w:val="000000"/>
-          <w:sz w:val="18"/>
-          <w:szCs w:val="18"/>
-          <w:highlight w:val="white"/>
-          <w:lang w:val="en-US"/>
-        </w:rPr>
-        <w:tab/>
-      </w:r>
-      <w:r>
-        <w:rPr>
-          <w:rFonts w:ascii="Cascadia Code" w:hAnsi="Cascadia Code" w:cs="Cascadia Mono"/>
-          <w:color w:val="000000"/>
-          <w:sz w:val="18"/>
-          <w:szCs w:val="18"/>
-          <w:highlight w:val="white"/>
-          <w:lang w:val="en-US"/>
-        </w:rPr>
-        <w:tab/>
-      </w:r>
-      <w:r>
-        <w:rPr>
-          <w:rFonts w:ascii="Cascadia Code" w:hAnsi="Cascadia Code" w:cs="Cascadia Mono"/>
-          <w:color w:val="000000"/>
-          <w:sz w:val="18"/>
-          <w:szCs w:val="18"/>
-          <w:highlight w:val="white"/>
-          <w:lang w:val="en-US"/>
-        </w:rPr>
-        <w:tab/>
-      </w:r>
-      <w:proofErr w:type="spellStart"/>
-      <w:proofErr w:type="gramStart"/>
-      <w:r>
-        <w:rPr>
-          <w:rFonts w:ascii="Cascadia Code" w:hAnsi="Cascadia Code" w:cs="Cascadia Mono"/>
-          <w:color w:val="000000"/>
-          <w:sz w:val="18"/>
-          <w:szCs w:val="18"/>
-          <w:highlight w:val="white"/>
-          <w:lang w:val="en-US"/>
-        </w:rPr>
-        <w:t>printf</w:t>
-      </w:r>
-      <w:proofErr w:type="spellEnd"/>
-      <w:r>
-        <w:rPr>
-          <w:rFonts w:ascii="Cascadia Code" w:hAnsi="Cascadia Code" w:cs="Cascadia Mono"/>
-          <w:color w:val="000000"/>
-          <w:sz w:val="18"/>
-          <w:szCs w:val="18"/>
-          <w:highlight w:val="white"/>
-          <w:lang w:val="en-US"/>
-        </w:rPr>
-        <w:t>(</w:t>
-      </w:r>
-      <w:proofErr w:type="gramEnd"/>
-      <w:r>
-        <w:rPr>
-          <w:rFonts w:ascii="Cascadia Code" w:hAnsi="Cascadia Code" w:cs="Cascadia Mono"/>
-          <w:color w:val="A31515"/>
-          <w:sz w:val="18"/>
-          <w:szCs w:val="18"/>
-          <w:highlight w:val="white"/>
-          <w:lang w:val="en-US"/>
-        </w:rPr>
-        <w:t>"Result direct: %</w:t>
-      </w:r>
-      <w:proofErr w:type="spellStart"/>
-      <w:r>
-        <w:rPr>
-          <w:rFonts w:ascii="Cascadia Code" w:hAnsi="Cascadia Code" w:cs="Cascadia Mono"/>
-          <w:color w:val="A31515"/>
-          <w:sz w:val="18"/>
-          <w:szCs w:val="18"/>
-          <w:highlight w:val="white"/>
-          <w:lang w:val="en-US"/>
-        </w:rPr>
-        <w:t>f</w:t>
-      </w:r>
-      <w:proofErr w:type="spellEnd"/>
-      <w:r>
-        <w:rPr>
-          <w:rFonts w:ascii="Cascadia Code" w:hAnsi="Cascadia Code" w:cs="Cascadia Mono"/>
-          <w:color w:val="A31515"/>
-          <w:sz w:val="18"/>
-          <w:szCs w:val="18"/>
-          <w:highlight w:val="white"/>
-          <w:lang w:val="en-US"/>
-        </w:rPr>
-        <w:t xml:space="preserve"> Error:%f\n"</w:t>
-      </w:r>
-      <w:r>
-        <w:rPr>
-          <w:rFonts w:ascii="Cascadia Code" w:hAnsi="Cascadia Code" w:cs="Cascadia Mono"/>
-          <w:color w:val="000000"/>
-          <w:sz w:val="18"/>
-          <w:szCs w:val="18"/>
-          <w:highlight w:val="white"/>
-          <w:lang w:val="en-US"/>
-        </w:rPr>
-        <w:t xml:space="preserve">, res, </w:t>
-      </w:r>
-      <w:proofErr w:type="spellStart"/>
-      <w:r>
-        <w:rPr>
-          <w:rFonts w:ascii="Cascadia Code" w:hAnsi="Cascadia Code" w:cs="Cascadia Mono"/>
-          <w:color w:val="000000"/>
-          <w:sz w:val="18"/>
-          <w:szCs w:val="18"/>
-          <w:highlight w:val="white"/>
-          <w:lang w:val="en-US"/>
-        </w:rPr>
-        <w:t>fabsf</w:t>
-      </w:r>
-      <w:proofErr w:type="spellEnd"/>
-      <w:r>
-        <w:rPr>
-          <w:rFonts w:ascii="Cascadia Code" w:hAnsi="Cascadia Code" w:cs="Cascadia Mono"/>
-          <w:color w:val="000000"/>
-          <w:sz w:val="18"/>
-          <w:szCs w:val="18"/>
-          <w:highlight w:val="white"/>
-          <w:lang w:val="en-US"/>
-        </w:rPr>
-        <w:t>(</w:t>
-      </w:r>
-      <w:proofErr w:type="spellStart"/>
-      <w:r>
-        <w:rPr>
-          <w:rFonts w:ascii="Cascadia Code" w:hAnsi="Cascadia Code" w:cs="Cascadia Mono"/>
-          <w:color w:val="000000"/>
-          <w:sz w:val="18"/>
-          <w:szCs w:val="18"/>
-          <w:highlight w:val="white"/>
-          <w:lang w:val="en-US"/>
-        </w:rPr>
-        <w:t>sinf</w:t>
-      </w:r>
-      <w:proofErr w:type="spellEnd"/>
-      <w:r>
-        <w:rPr>
-          <w:rFonts w:ascii="Cascadia Code" w:hAnsi="Cascadia Code" w:cs="Cascadia Mono"/>
-          <w:color w:val="000000"/>
-          <w:sz w:val="18"/>
-          <w:szCs w:val="18"/>
-          <w:highlight w:val="white"/>
-          <w:lang w:val="en-US"/>
-        </w:rPr>
-        <w:t>(</w:t>
-      </w:r>
-      <w:proofErr w:type="spellStart"/>
-      <w:r>
-        <w:rPr>
-          <w:rFonts w:ascii="Cascadia Code" w:hAnsi="Cascadia Code" w:cs="Cascadia Mono"/>
-          <w:color w:val="000000"/>
-          <w:sz w:val="18"/>
-          <w:szCs w:val="18"/>
-          <w:highlight w:val="white"/>
-          <w:lang w:val="en-US"/>
-        </w:rPr>
-        <w:t>arg</w:t>
-      </w:r>
-      <w:proofErr w:type="spellEnd"/>
-      <w:r>
-        <w:rPr>
-          <w:rFonts w:ascii="Cascadia Code" w:hAnsi="Cascadia Code" w:cs="Cascadia Mono"/>
-          <w:color w:val="000000"/>
-          <w:sz w:val="18"/>
-          <w:szCs w:val="18"/>
-          <w:highlight w:val="white"/>
-          <w:lang w:val="en-US"/>
-        </w:rPr>
-        <w:t>) - res));</w:t>
-      </w:r>
     </w:p>
     <w:p>
       <w:pPr>
@@ -13594,205 +13342,24 @@
       <w:r>
         <w:rPr>
           <w:rFonts w:ascii="Cascadia Code" w:hAnsi="Cascadia Code" w:cs="Cascadia Mono"/>
-          <w:color w:val="000000"/>
-          <w:sz w:val="18"/>
-          <w:szCs w:val="18"/>
-          <w:highlight w:val="white"/>
-          <w:lang w:val="en-US"/>
-        </w:rPr>
-        <w:tab/>
-      </w:r>
-      <w:proofErr w:type="spellStart"/>
-      <w:proofErr w:type="gramStart"/>
-      <w:r>
-        <w:rPr>
-          <w:rFonts w:ascii="Cascadia Code" w:hAnsi="Cascadia Code" w:cs="Cascadia Mono"/>
-          <w:color w:val="000000"/>
-          <w:sz w:val="18"/>
-          <w:szCs w:val="18"/>
-          <w:highlight w:val="white"/>
-          <w:lang w:val="en-US"/>
-        </w:rPr>
-        <w:t>printf</w:t>
-      </w:r>
-      <w:proofErr w:type="spellEnd"/>
-      <w:r>
-        <w:rPr>
-          <w:rFonts w:ascii="Cascadia Code" w:hAnsi="Cascadia Code" w:cs="Cascadia Mono"/>
-          <w:color w:val="000000"/>
-          <w:sz w:val="18"/>
-          <w:szCs w:val="18"/>
-          <w:highlight w:val="white"/>
-          <w:lang w:val="en-US"/>
-        </w:rPr>
-        <w:t>(</w:t>
-      </w:r>
-      <w:proofErr w:type="gramEnd"/>
-      <w:r>
-        <w:rPr>
-          <w:rFonts w:ascii="Cascadia Code" w:hAnsi="Cascadia Code" w:cs="Cascadia Mono"/>
-          <w:color w:val="A31515"/>
-          <w:sz w:val="18"/>
-          <w:szCs w:val="18"/>
-          <w:highlight w:val="white"/>
-          <w:lang w:val="en-US"/>
-        </w:rPr>
-        <w:t>"Result reverse: %</w:t>
-      </w:r>
-      <w:proofErr w:type="spellStart"/>
-      <w:r>
-        <w:rPr>
-          <w:rFonts w:ascii="Cascadia Code" w:hAnsi="Cascadia Code" w:cs="Cascadia Mono"/>
-          <w:color w:val="A31515"/>
-          <w:sz w:val="18"/>
-          <w:szCs w:val="18"/>
-          <w:highlight w:val="white"/>
-          <w:lang w:val="en-US"/>
-        </w:rPr>
-        <w:t>f</w:t>
-      </w:r>
-      <w:proofErr w:type="spellEnd"/>
-      <w:r>
-        <w:rPr>
-          <w:rFonts w:ascii="Cascadia Code" w:hAnsi="Cascadia Code" w:cs="Cascadia Mono"/>
-          <w:color w:val="A31515"/>
-          <w:sz w:val="18"/>
-          <w:szCs w:val="18"/>
-          <w:highlight w:val="white"/>
-          <w:lang w:val="en-US"/>
-        </w:rPr>
-        <w:t xml:space="preserve"> Error:%f\n"</w:t>
-      </w:r>
-      <w:r>
-        <w:rPr>
-          <w:rFonts w:ascii="Cascadia Code" w:hAnsi="Cascadia Code" w:cs="Cascadia Mono"/>
-          <w:color w:val="000000"/>
-          <w:sz w:val="18"/>
-          <w:szCs w:val="18"/>
-          <w:highlight w:val="white"/>
-          <w:lang w:val="en-US"/>
-        </w:rPr>
-        <w:t xml:space="preserve">, </w:t>
-      </w:r>
-      <w:proofErr w:type="spellStart"/>
-      <w:r>
-        <w:rPr>
-          <w:rFonts w:ascii="Cascadia Code" w:hAnsi="Cascadia Code" w:cs="Cascadia Mono"/>
-          <w:color w:val="000000"/>
-          <w:sz w:val="18"/>
-          <w:szCs w:val="18"/>
-          <w:highlight w:val="white"/>
-          <w:lang w:val="en-US"/>
-        </w:rPr>
-        <w:t>res_reverse</w:t>
-      </w:r>
-      <w:proofErr w:type="spellEnd"/>
-      <w:r>
-        <w:rPr>
-          <w:rFonts w:ascii="Cascadia Code" w:hAnsi="Cascadia Code" w:cs="Cascadia Mono"/>
-          <w:color w:val="000000"/>
-          <w:sz w:val="18"/>
-          <w:szCs w:val="18"/>
-          <w:highlight w:val="white"/>
-          <w:lang w:val="en-US"/>
-        </w:rPr>
-        <w:t xml:space="preserve">, </w:t>
-      </w:r>
-      <w:proofErr w:type="spellStart"/>
-      <w:r>
-        <w:rPr>
-          <w:rFonts w:ascii="Cascadia Code" w:hAnsi="Cascadia Code" w:cs="Cascadia Mono"/>
-          <w:color w:val="000000"/>
-          <w:sz w:val="18"/>
-          <w:szCs w:val="18"/>
-          <w:highlight w:val="white"/>
-          <w:lang w:val="en-US"/>
-        </w:rPr>
-        <w:t>fabsf</w:t>
-      </w:r>
-      <w:proofErr w:type="spellEnd"/>
-      <w:r>
-        <w:rPr>
-          <w:rFonts w:ascii="Cascadia Code" w:hAnsi="Cascadia Code" w:cs="Cascadia Mono"/>
-          <w:color w:val="000000"/>
-          <w:sz w:val="18"/>
-          <w:szCs w:val="18"/>
-          <w:highlight w:val="white"/>
-          <w:lang w:val="en-US"/>
-        </w:rPr>
-        <w:t>(</w:t>
-      </w:r>
-      <w:proofErr w:type="spellStart"/>
-      <w:r>
-        <w:rPr>
-          <w:rFonts w:ascii="Cascadia Code" w:hAnsi="Cascadia Code" w:cs="Cascadia Mono"/>
-          <w:color w:val="000000"/>
-          <w:sz w:val="18"/>
-          <w:szCs w:val="18"/>
-          <w:highlight w:val="white"/>
-          <w:lang w:val="en-US"/>
-        </w:rPr>
-        <w:t>sinf</w:t>
-      </w:r>
-      <w:proofErr w:type="spellEnd"/>
-      <w:r>
-        <w:rPr>
-          <w:rFonts w:ascii="Cascadia Code" w:hAnsi="Cascadia Code" w:cs="Cascadia Mono"/>
-          <w:color w:val="000000"/>
-          <w:sz w:val="18"/>
-          <w:szCs w:val="18"/>
-          <w:highlight w:val="white"/>
-          <w:lang w:val="en-US"/>
-        </w:rPr>
-        <w:t>(</w:t>
-      </w:r>
-      <w:proofErr w:type="spellStart"/>
-      <w:r>
-        <w:rPr>
-          <w:rFonts w:ascii="Cascadia Code" w:hAnsi="Cascadia Code" w:cs="Cascadia Mono"/>
-          <w:color w:val="000000"/>
-          <w:sz w:val="18"/>
-          <w:szCs w:val="18"/>
-          <w:highlight w:val="white"/>
-          <w:lang w:val="en-US"/>
-        </w:rPr>
-        <w:t>arg</w:t>
-      </w:r>
-      <w:proofErr w:type="spellEnd"/>
-      <w:r>
-        <w:rPr>
-          <w:rFonts w:ascii="Cascadia Code" w:hAnsi="Cascadia Code" w:cs="Cascadia Mono"/>
-          <w:color w:val="000000"/>
-          <w:sz w:val="18"/>
-          <w:szCs w:val="18"/>
-          <w:highlight w:val="white"/>
-          <w:lang w:val="en-US"/>
-        </w:rPr>
-        <w:t xml:space="preserve">) - </w:t>
-      </w:r>
-      <w:proofErr w:type="spellStart"/>
-      <w:r>
-        <w:rPr>
-          <w:rFonts w:ascii="Cascadia Code" w:hAnsi="Cascadia Code" w:cs="Cascadia Mono"/>
-          <w:color w:val="000000"/>
-          <w:sz w:val="18"/>
-          <w:szCs w:val="18"/>
-          <w:highlight w:val="white"/>
-          <w:lang w:val="en-US"/>
-        </w:rPr>
-        <w:t>res_reverse</w:t>
-      </w:r>
-      <w:proofErr w:type="spellEnd"/>
-      <w:r>
-        <w:rPr>
-          <w:rFonts w:ascii="Cascadia Code" w:hAnsi="Cascadia Code" w:cs="Cascadia Mono"/>
-          <w:color w:val="000000"/>
-          <w:sz w:val="18"/>
-          <w:szCs w:val="18"/>
-          <w:highlight w:val="white"/>
-          <w:lang w:val="en-US"/>
-        </w:rPr>
-        <w:t>));</w:t>
+          <w:color w:val="0000FF"/>
+          <w:sz w:val="18"/>
+          <w:szCs w:val="18"/>
+          <w:highlight w:val="white"/>
+          <w:lang w:val="en-US"/>
+        </w:rPr>
+        <w:t>case</w:t>
+      </w:r>
+      <w:r>
+        <w:rPr>
+          <w:rFonts w:ascii="Cascadia Code" w:hAnsi="Cascadia Code" w:cs="Cascadia Mono"/>
+          <w:color w:val="000000"/>
+          <w:sz w:val="18"/>
+          <w:szCs w:val="18"/>
+          <w:highlight w:val="white"/>
+          <w:lang w:val="en-US"/>
+        </w:rPr>
+        <w:t xml:space="preserve"> 2:</w:t>
       </w:r>
     </w:p>
     <w:p>
@@ -13844,17 +13411,16 @@
         <w:tab/>
       </w:r>
       <w:proofErr w:type="spellStart"/>
-      <w:proofErr w:type="gramStart"/>
-      <w:r>
-        <w:rPr>
-          <w:rFonts w:ascii="Cascadia Code" w:hAnsi="Cascadia Code" w:cs="Cascadia Mono"/>
-          <w:color w:val="000000"/>
-          <w:sz w:val="18"/>
-          <w:szCs w:val="18"/>
-          <w:highlight w:val="white"/>
-          <w:lang w:val="en-US"/>
-        </w:rPr>
-        <w:t>printf</w:t>
+      <w:r>
+        <w:rPr>
+          <w:rFonts w:ascii="Cascadia Code" w:hAnsi="Cascadia Code" w:cs="Cascadia Mono"/>
+          <w:color w:val="000000"/>
+          <w:sz w:val="18"/>
+          <w:szCs w:val="18"/>
+          <w:highlight w:val="white"/>
+          <w:lang w:val="en-US"/>
+        </w:rPr>
+        <w:t>step.x</w:t>
       </w:r>
       <w:proofErr w:type="spellEnd"/>
       <w:r>
@@ -13866,174 +13432,31 @@
           <w:highlight w:val="white"/>
           <w:lang w:val="en-US"/>
         </w:rPr>
-        <w:t>(</w:t>
-      </w:r>
-      <w:proofErr w:type="gramEnd"/>
-      <w:r>
-        <w:rPr>
-          <w:rFonts w:ascii="Cascadia Code" w:hAnsi="Cascadia Code" w:cs="Cascadia Mono"/>
-          <w:color w:val="A31515"/>
-          <w:sz w:val="18"/>
-          <w:szCs w:val="18"/>
-          <w:highlight w:val="white"/>
-          <w:lang w:val="en-US"/>
-        </w:rPr>
-        <w:t>"Result cahon: %</w:t>
+        <w:t xml:space="preserve"> = </w:t>
       </w:r>
       <w:proofErr w:type="spellStart"/>
       <w:r>
         <w:rPr>
           <w:rFonts w:ascii="Cascadia Code" w:hAnsi="Cascadia Code" w:cs="Cascadia Mono"/>
-          <w:color w:val="A31515"/>
-          <w:sz w:val="18"/>
-          <w:szCs w:val="18"/>
-          <w:highlight w:val="white"/>
-          <w:lang w:val="en-US"/>
-        </w:rPr>
-        <w:t>f</w:t>
+          <w:color w:val="000000"/>
+          <w:sz w:val="18"/>
+          <w:szCs w:val="18"/>
+          <w:highlight w:val="white"/>
+          <w:lang w:val="en-US"/>
+        </w:rPr>
+        <w:t>arg</w:t>
       </w:r>
       <w:proofErr w:type="spellEnd"/>
       <w:r>
         <w:rPr>
           <w:rFonts w:ascii="Cascadia Code" w:hAnsi="Cascadia Code" w:cs="Cascadia Mono"/>
-          <w:color w:val="A31515"/>
-          <w:sz w:val="18"/>
-          <w:szCs w:val="18"/>
-          <w:highlight w:val="white"/>
-          <w:lang w:val="en-US"/>
-        </w:rPr>
-        <w:t xml:space="preserve"> Error:%f\n"</w:t>
-      </w:r>
-      <w:r>
-        <w:rPr>
-          <w:rFonts w:ascii="Cascadia Code" w:hAnsi="Cascadia Code" w:cs="Cascadia Mono"/>
-          <w:color w:val="000000"/>
-          <w:sz w:val="18"/>
-          <w:szCs w:val="18"/>
-          <w:highlight w:val="white"/>
-          <w:lang w:val="en-US"/>
-        </w:rPr>
-        <w:t xml:space="preserve">, </w:t>
-      </w:r>
-      <w:proofErr w:type="spellStart"/>
-      <w:r>
-        <w:rPr>
-          <w:rFonts w:ascii="Cascadia Code" w:hAnsi="Cascadia Code" w:cs="Cascadia Mono"/>
-          <w:color w:val="000000"/>
-          <w:sz w:val="18"/>
-          <w:szCs w:val="18"/>
-          <w:highlight w:val="white"/>
-          <w:lang w:val="en-US"/>
-        </w:rPr>
-        <w:t>res_cahon</w:t>
-      </w:r>
-      <w:proofErr w:type="spellEnd"/>
-      <w:r>
-        <w:rPr>
-          <w:rFonts w:ascii="Cascadia Code" w:hAnsi="Cascadia Code" w:cs="Cascadia Mono"/>
-          <w:color w:val="000000"/>
-          <w:sz w:val="18"/>
-          <w:szCs w:val="18"/>
-          <w:highlight w:val="white"/>
-          <w:lang w:val="en-US"/>
-        </w:rPr>
-        <w:t xml:space="preserve">, </w:t>
-      </w:r>
-      <w:proofErr w:type="spellStart"/>
-      <w:r>
-        <w:rPr>
-          <w:rFonts w:ascii="Cascadia Code" w:hAnsi="Cascadia Code" w:cs="Cascadia Mono"/>
-          <w:color w:val="000000"/>
-          <w:sz w:val="18"/>
-          <w:szCs w:val="18"/>
-          <w:highlight w:val="white"/>
-          <w:lang w:val="en-US"/>
-        </w:rPr>
-        <w:t>fabsf</w:t>
-      </w:r>
-      <w:proofErr w:type="spellEnd"/>
-      <w:r>
-        <w:rPr>
-          <w:rFonts w:ascii="Cascadia Code" w:hAnsi="Cascadia Code" w:cs="Cascadia Mono"/>
-          <w:color w:val="000000"/>
-          <w:sz w:val="18"/>
-          <w:szCs w:val="18"/>
-          <w:highlight w:val="white"/>
-          <w:lang w:val="en-US"/>
-        </w:rPr>
-        <w:t>(</w:t>
-      </w:r>
-      <w:proofErr w:type="spellStart"/>
-      <w:r>
-        <w:rPr>
-          <w:rFonts w:ascii="Cascadia Code" w:hAnsi="Cascadia Code" w:cs="Cascadia Mono"/>
-          <w:color w:val="000000"/>
-          <w:sz w:val="18"/>
-          <w:szCs w:val="18"/>
-          <w:highlight w:val="white"/>
-          <w:lang w:val="en-US"/>
-        </w:rPr>
-        <w:t>sinf</w:t>
-      </w:r>
-      <w:proofErr w:type="spellEnd"/>
-      <w:r>
-        <w:rPr>
-          <w:rFonts w:ascii="Cascadia Code" w:hAnsi="Cascadia Code" w:cs="Cascadia Mono"/>
-          <w:color w:val="000000"/>
-          <w:sz w:val="18"/>
-          <w:szCs w:val="18"/>
-          <w:highlight w:val="white"/>
-          <w:lang w:val="en-US"/>
-        </w:rPr>
-        <w:t>(</w:t>
-      </w:r>
-      <w:proofErr w:type="spellStart"/>
-      <w:r>
-        <w:rPr>
-          <w:rFonts w:ascii="Cascadia Code" w:hAnsi="Cascadia Code" w:cs="Cascadia Mono"/>
-          <w:color w:val="000000"/>
-          <w:sz w:val="18"/>
-          <w:szCs w:val="18"/>
-          <w:highlight w:val="white"/>
-          <w:lang w:val="en-US"/>
-        </w:rPr>
-        <w:t>arg</w:t>
-      </w:r>
-      <w:proofErr w:type="spellEnd"/>
-      <w:r>
-        <w:rPr>
-          <w:rFonts w:ascii="Cascadia Code" w:hAnsi="Cascadia Code" w:cs="Cascadia Mono"/>
-          <w:color w:val="000000"/>
-          <w:sz w:val="18"/>
-          <w:szCs w:val="18"/>
-          <w:highlight w:val="white"/>
-          <w:lang w:val="en-US"/>
-        </w:rPr>
-        <w:t xml:space="preserve">) - </w:t>
-      </w:r>
-      <w:proofErr w:type="spellStart"/>
-      <w:r>
-        <w:rPr>
-          <w:rFonts w:ascii="Cascadia Code" w:hAnsi="Cascadia Code" w:cs="Cascadia Mono"/>
-          <w:color w:val="000000"/>
-          <w:sz w:val="18"/>
-          <w:szCs w:val="18"/>
-          <w:highlight w:val="white"/>
-          <w:lang w:val="en-US"/>
-        </w:rPr>
-        <w:t>res_cahon</w:t>
-      </w:r>
-      <w:proofErr w:type="spellEnd"/>
-      <w:r>
-        <w:rPr>
-          <w:rFonts w:ascii="Cascadia Code" w:hAnsi="Cascadia Code" w:cs="Cascadia Mono"/>
-          <w:color w:val="000000"/>
-          <w:sz w:val="18"/>
-          <w:szCs w:val="18"/>
-          <w:highlight w:val="white"/>
-          <w:lang w:val="en-US"/>
-        </w:rPr>
-        <w:t>));</w:t>
+          <w:color w:val="000000"/>
+          <w:sz w:val="18"/>
+          <w:szCs w:val="18"/>
+          <w:highlight w:val="white"/>
+          <w:lang w:val="en-US"/>
+        </w:rPr>
+        <w:t>;</w:t>
       </w:r>
     </w:p>
     <w:p>
@@ -14095,114 +13518,44 @@
           <w:highlight w:val="white"/>
           <w:lang w:val="en-US"/>
         </w:rPr>
-        <w:t>printf</w:t>
+        <w:t>step.current</w:t>
       </w:r>
       <w:proofErr w:type="spellEnd"/>
-      <w:r>
-        <w:rPr>
-          <w:rFonts w:ascii="Cascadia Code" w:hAnsi="Cascadia Code" w:cs="Cascadia Mono"/>
-          <w:color w:val="000000"/>
-          <w:sz w:val="18"/>
-          <w:szCs w:val="18"/>
-          <w:highlight w:val="white"/>
-          <w:lang w:val="en-US"/>
-        </w:rPr>
-        <w:t>(</w:t>
-      </w:r>
       <w:proofErr w:type="gramEnd"/>
       <w:r>
         <w:rPr>
           <w:rFonts w:ascii="Cascadia Code" w:hAnsi="Cascadia Code" w:cs="Cascadia Mono"/>
-          <w:color w:val="A31515"/>
-          <w:sz w:val="18"/>
-          <w:szCs w:val="18"/>
-          <w:highlight w:val="white"/>
-          <w:lang w:val="en-US"/>
-        </w:rPr>
-        <w:t>"</w:t>
+          <w:color w:val="000000"/>
+          <w:sz w:val="18"/>
+          <w:szCs w:val="18"/>
+          <w:highlight w:val="white"/>
+          <w:lang w:val="en-US"/>
+        </w:rPr>
+        <w:t xml:space="preserve"> = </w:t>
       </w:r>
       <w:proofErr w:type="spellStart"/>
       <w:r>
         <w:rPr>
           <w:rFonts w:ascii="Cascadia Code" w:hAnsi="Cascadia Code" w:cs="Cascadia Mono"/>
-          <w:color w:val="A31515"/>
-          <w:sz w:val="18"/>
-          <w:szCs w:val="18"/>
-          <w:highlight w:val="white"/>
-          <w:lang w:val="en-US"/>
-        </w:rPr>
-        <w:t>Math.h</w:t>
+          <w:color w:val="000000"/>
+          <w:sz w:val="18"/>
+          <w:szCs w:val="18"/>
+          <w:highlight w:val="white"/>
+          <w:lang w:val="en-US"/>
+        </w:rPr>
+        <w:t>arg</w:t>
       </w:r>
       <w:proofErr w:type="spellEnd"/>
       <w:r>
         <w:rPr>
           <w:rFonts w:ascii="Cascadia Code" w:hAnsi="Cascadia Code" w:cs="Cascadia Mono"/>
-          <w:color w:val="A31515"/>
-          <w:sz w:val="18"/>
-          <w:szCs w:val="18"/>
-          <w:highlight w:val="white"/>
-          <w:lang w:val="en-US"/>
-        </w:rPr>
-        <w:t>: %f\n"</w:t>
-      </w:r>
-      <w:r>
-        <w:rPr>
-          <w:rFonts w:ascii="Cascadia Code" w:hAnsi="Cascadia Code" w:cs="Cascadia Mono"/>
-          <w:color w:val="000000"/>
-          <w:sz w:val="18"/>
-          <w:szCs w:val="18"/>
-          <w:highlight w:val="white"/>
-          <w:lang w:val="en-US"/>
-        </w:rPr>
-        <w:t xml:space="preserve">, </w:t>
-      </w:r>
-      <w:proofErr w:type="spellStart"/>
-      <w:r>
-        <w:rPr>
-          <w:rFonts w:ascii="Cascadia Code" w:hAnsi="Cascadia Code" w:cs="Cascadia Mono"/>
-          <w:color w:val="000000"/>
-          <w:sz w:val="18"/>
-          <w:szCs w:val="18"/>
-          <w:highlight w:val="white"/>
-          <w:lang w:val="en-US"/>
-        </w:rPr>
-        <w:t>sinf</w:t>
-      </w:r>
-      <w:proofErr w:type="spellEnd"/>
-      <w:r>
-        <w:rPr>
-          <w:rFonts w:ascii="Cascadia Code" w:hAnsi="Cascadia Code" w:cs="Cascadia Mono"/>
-          <w:color w:val="000000"/>
-          <w:sz w:val="18"/>
-          <w:szCs w:val="18"/>
-          <w:highlight w:val="white"/>
-          <w:lang w:val="en-US"/>
-        </w:rPr>
-        <w:t>(</w:t>
-      </w:r>
-      <w:proofErr w:type="spellStart"/>
-      <w:r>
-        <w:rPr>
-          <w:rFonts w:ascii="Cascadia Code" w:hAnsi="Cascadia Code" w:cs="Cascadia Mono"/>
-          <w:color w:val="000000"/>
-          <w:sz w:val="18"/>
-          <w:szCs w:val="18"/>
-          <w:highlight w:val="white"/>
-          <w:lang w:val="en-US"/>
-        </w:rPr>
-        <w:t>arg</w:t>
-      </w:r>
-      <w:proofErr w:type="spellEnd"/>
-      <w:r>
-        <w:rPr>
-          <w:rFonts w:ascii="Cascadia Code" w:hAnsi="Cascadia Code" w:cs="Cascadia Mono"/>
-          <w:color w:val="000000"/>
-          <w:sz w:val="18"/>
-          <w:szCs w:val="18"/>
-          <w:highlight w:val="white"/>
-          <w:lang w:val="en-US"/>
-        </w:rPr>
-        <w:t>));</w:t>
+          <w:color w:val="000000"/>
+          <w:sz w:val="18"/>
+          <w:szCs w:val="18"/>
+          <w:highlight w:val="white"/>
+          <w:lang w:val="en-US"/>
+        </w:rPr>
+        <w:t>;</w:t>
       </w:r>
     </w:p>
     <w:p>
@@ -14253,27 +13606,31 @@
         </w:rPr>
         <w:tab/>
       </w:r>
-      <w:r>
-        <w:rPr>
-          <w:rFonts w:ascii="Cascadia Code" w:hAnsi="Cascadia Code" w:cs="Cascadia Mono"/>
-          <w:color w:val="0000FF"/>
-          <w:sz w:val="18"/>
-          <w:szCs w:val="18"/>
-          <w:highlight w:val="white"/>
-          <w:lang w:val="en-US"/>
-        </w:rPr>
-        <w:t>break</w:t>
-      </w:r>
-      <w:r>
-        <w:rPr>
-          <w:rFonts w:ascii="Cascadia Code" w:hAnsi="Cascadia Code" w:cs="Cascadia Mono"/>
-          <w:color w:val="000000"/>
-          <w:sz w:val="18"/>
-          <w:szCs w:val="18"/>
-          <w:highlight w:val="white"/>
-          <w:lang w:val="en-US"/>
-        </w:rPr>
-        <w:t>;</w:t>
+      <w:proofErr w:type="spellStart"/>
+      <w:proofErr w:type="gramStart"/>
+      <w:r>
+        <w:rPr>
+          <w:rFonts w:ascii="Cascadia Code" w:hAnsi="Cascadia Code" w:cs="Cascadia Mono"/>
+          <w:color w:val="000000"/>
+          <w:sz w:val="18"/>
+          <w:szCs w:val="18"/>
+          <w:highlight w:val="white"/>
+          <w:lang w:val="en-US"/>
+        </w:rPr>
+        <w:t>step.number</w:t>
+      </w:r>
+      <w:proofErr w:type="spellEnd"/>
+      <w:proofErr w:type="gramEnd"/>
+      <w:r>
+        <w:rPr>
+          <w:rFonts w:ascii="Cascadia Code" w:hAnsi="Cascadia Code" w:cs="Cascadia Mono"/>
+          <w:color w:val="000000"/>
+          <w:sz w:val="18"/>
+          <w:szCs w:val="18"/>
+          <w:highlight w:val="white"/>
+          <w:lang w:val="en-US"/>
+        </w:rPr>
+        <w:t xml:space="preserve"> = 0;</w:t>
       </w:r>
     </w:p>
     <w:p>
@@ -14291,6 +13648,88 @@
           <w:lang w:val="en-US"/>
         </w:rPr>
       </w:pPr>
+      <w:r>
+        <w:rPr>
+          <w:rFonts w:ascii="Cascadia Code" w:hAnsi="Cascadia Code" w:cs="Cascadia Mono"/>
+          <w:color w:val="000000"/>
+          <w:sz w:val="18"/>
+          <w:szCs w:val="18"/>
+          <w:highlight w:val="white"/>
+          <w:lang w:val="en-US"/>
+        </w:rPr>
+        <w:tab/>
+      </w:r>
+      <w:r>
+        <w:rPr>
+          <w:rFonts w:ascii="Cascadia Code" w:hAnsi="Cascadia Code" w:cs="Cascadia Mono"/>
+          <w:color w:val="000000"/>
+          <w:sz w:val="18"/>
+          <w:szCs w:val="18"/>
+          <w:highlight w:val="white"/>
+          <w:lang w:val="en-US"/>
+        </w:rPr>
+        <w:tab/>
+      </w:r>
+      <w:r>
+        <w:rPr>
+          <w:rFonts w:ascii="Cascadia Code" w:hAnsi="Cascadia Code" w:cs="Cascadia Mono"/>
+          <w:color w:val="000000"/>
+          <w:sz w:val="18"/>
+          <w:szCs w:val="18"/>
+          <w:highlight w:val="white"/>
+          <w:lang w:val="en-US"/>
+        </w:rPr>
+        <w:tab/>
+        <w:t>res = direct_</w:t>
+      </w:r>
+      <w:proofErr w:type="gramStart"/>
+      <w:r>
+        <w:rPr>
+          <w:rFonts w:ascii="Cascadia Code" w:hAnsi="Cascadia Code" w:cs="Cascadia Mono"/>
+          <w:color w:val="000000"/>
+          <w:sz w:val="18"/>
+          <w:szCs w:val="18"/>
+          <w:highlight w:val="white"/>
+          <w:lang w:val="en-US"/>
+        </w:rPr>
+        <w:t>sum(</w:t>
+      </w:r>
+      <w:proofErr w:type="gramEnd"/>
+      <w:r>
+        <w:rPr>
+          <w:rFonts w:ascii="Cascadia Code" w:hAnsi="Cascadia Code" w:cs="Cascadia Mono"/>
+          <w:color w:val="000000"/>
+          <w:sz w:val="18"/>
+          <w:szCs w:val="18"/>
+          <w:highlight w:val="white"/>
+          <w:lang w:val="en-US"/>
+        </w:rPr>
+        <w:t xml:space="preserve">step, </w:t>
+      </w:r>
+      <w:proofErr w:type="spellStart"/>
+      <w:r>
+        <w:rPr>
+          <w:rFonts w:ascii="Cascadia Code" w:hAnsi="Cascadia Code" w:cs="Cascadia Mono"/>
+          <w:color w:val="000000"/>
+          <w:sz w:val="18"/>
+          <w:szCs w:val="18"/>
+          <w:highlight w:val="white"/>
+          <w:lang w:val="en-US"/>
+        </w:rPr>
+        <w:t>update_sin</w:t>
+      </w:r>
+      <w:proofErr w:type="spellEnd"/>
+      <w:r>
+        <w:rPr>
+          <w:rFonts w:ascii="Cascadia Code" w:hAnsi="Cascadia Code" w:cs="Cascadia Mono"/>
+          <w:color w:val="000000"/>
+          <w:sz w:val="18"/>
+          <w:szCs w:val="18"/>
+          <w:highlight w:val="white"/>
+          <w:lang w:val="en-US"/>
+        </w:rPr>
+        <w:t>, n);</w:t>
+      </w:r>
     </w:p>
     <w:p>
       <w:pPr>
@@ -14332,24 +13771,85 @@
       <w:r>
         <w:rPr>
           <w:rFonts w:ascii="Cascadia Code" w:hAnsi="Cascadia Code" w:cs="Cascadia Mono"/>
-          <w:color w:val="0000FF"/>
-          <w:sz w:val="18"/>
-          <w:szCs w:val="18"/>
-          <w:highlight w:val="white"/>
-          <w:lang w:val="en-US"/>
-        </w:rPr>
-        <w:t>case</w:t>
-      </w:r>
-      <w:r>
-        <w:rPr>
-          <w:rFonts w:ascii="Cascadia Code" w:hAnsi="Cascadia Code" w:cs="Cascadia Mono"/>
-          <w:color w:val="000000"/>
-          <w:sz w:val="18"/>
-          <w:szCs w:val="18"/>
-          <w:highlight w:val="white"/>
-          <w:lang w:val="en-US"/>
-        </w:rPr>
-        <w:t xml:space="preserve"> 3:</w:t>
+          <w:color w:val="000000"/>
+          <w:sz w:val="18"/>
+          <w:szCs w:val="18"/>
+          <w:highlight w:val="white"/>
+          <w:lang w:val="en-US"/>
+        </w:rPr>
+        <w:tab/>
+      </w:r>
+      <w:proofErr w:type="spellStart"/>
+      <w:r>
+        <w:rPr>
+          <w:rFonts w:ascii="Cascadia Code" w:hAnsi="Cascadia Code" w:cs="Cascadia Mono"/>
+          <w:color w:val="000000"/>
+          <w:sz w:val="18"/>
+          <w:szCs w:val="18"/>
+          <w:highlight w:val="white"/>
+          <w:lang w:val="en-US"/>
+        </w:rPr>
+        <w:t>res_reverse</w:t>
+      </w:r>
+      <w:proofErr w:type="spellEnd"/>
+      <w:r>
+        <w:rPr>
+          <w:rFonts w:ascii="Cascadia Code" w:hAnsi="Cascadia Code" w:cs="Cascadia Mono"/>
+          <w:color w:val="000000"/>
+          <w:sz w:val="18"/>
+          <w:szCs w:val="18"/>
+          <w:highlight w:val="white"/>
+          <w:lang w:val="en-US"/>
+        </w:rPr>
+        <w:t xml:space="preserve"> = reverse_</w:t>
+      </w:r>
+      <w:proofErr w:type="gramStart"/>
+      <w:r>
+        <w:rPr>
+          <w:rFonts w:ascii="Cascadia Code" w:hAnsi="Cascadia Code" w:cs="Cascadia Mono"/>
+          <w:color w:val="000000"/>
+          <w:sz w:val="18"/>
+          <w:szCs w:val="18"/>
+          <w:highlight w:val="white"/>
+          <w:lang w:val="en-US"/>
+        </w:rPr>
+        <w:t>sum(</w:t>
+      </w:r>
+      <w:proofErr w:type="gramEnd"/>
+      <w:r>
+        <w:rPr>
+          <w:rFonts w:ascii="Cascadia Code" w:hAnsi="Cascadia Code" w:cs="Cascadia Mono"/>
+          <w:color w:val="000000"/>
+          <w:sz w:val="18"/>
+          <w:szCs w:val="18"/>
+          <w:highlight w:val="white"/>
+          <w:lang w:val="en-US"/>
+        </w:rPr>
+        <w:t xml:space="preserve">step, </w:t>
+      </w:r>
+      <w:proofErr w:type="spellStart"/>
+      <w:r>
+        <w:rPr>
+          <w:rFonts w:ascii="Cascadia Code" w:hAnsi="Cascadia Code" w:cs="Cascadia Mono"/>
+          <w:color w:val="000000"/>
+          <w:sz w:val="18"/>
+          <w:szCs w:val="18"/>
+          <w:highlight w:val="white"/>
+          <w:lang w:val="en-US"/>
+        </w:rPr>
+        <w:t>update_sin</w:t>
+      </w:r>
+      <w:proofErr w:type="spellEnd"/>
+      <w:r>
+        <w:rPr>
+          <w:rFonts w:ascii="Cascadia Code" w:hAnsi="Cascadia Code" w:cs="Cascadia Mono"/>
+          <w:color w:val="000000"/>
+          <w:sz w:val="18"/>
+          <w:szCs w:val="18"/>
+          <w:highlight w:val="white"/>
+          <w:lang w:val="en-US"/>
+        </w:rPr>
+        <w:t>, n);</w:t>
       </w:r>
     </w:p>
     <w:p>
@@ -14410,7 +13910,7 @@
           <w:highlight w:val="white"/>
           <w:lang w:val="en-US"/>
         </w:rPr>
-        <w:t>step.x</w:t>
+        <w:t>res_cahon</w:t>
       </w:r>
       <w:proofErr w:type="spellEnd"/>
       <w:r>
@@ -14422,7 +13922,31 @@
           <w:highlight w:val="white"/>
           <w:lang w:val="en-US"/>
         </w:rPr>
-        <w:t xml:space="preserve"> = </w:t>
+        <w:t xml:space="preserve"> = cahon_</w:t>
+      </w:r>
+      <w:proofErr w:type="gramStart"/>
+      <w:r>
+        <w:rPr>
+          <w:rFonts w:ascii="Cascadia Code" w:hAnsi="Cascadia Code" w:cs="Cascadia Mono"/>
+          <w:color w:val="000000"/>
+          <w:sz w:val="18"/>
+          <w:szCs w:val="18"/>
+          <w:highlight w:val="white"/>
+          <w:lang w:val="en-US"/>
+        </w:rPr>
+        <w:t>sum(</w:t>
+      </w:r>
+      <w:proofErr w:type="gramEnd"/>
+      <w:r>
+        <w:rPr>
+          <w:rFonts w:ascii="Cascadia Code" w:hAnsi="Cascadia Code" w:cs="Cascadia Mono"/>
+          <w:color w:val="000000"/>
+          <w:sz w:val="18"/>
+          <w:szCs w:val="18"/>
+          <w:highlight w:val="white"/>
+          <w:lang w:val="en-US"/>
+        </w:rPr>
+        <w:t xml:space="preserve">step, </w:t>
       </w:r>
       <w:proofErr w:type="spellStart"/>
       <w:r>
@@ -14434,7 +13958,7 @@
           <w:highlight w:val="white"/>
           <w:lang w:val="en-US"/>
         </w:rPr>
-        <w:t>arg</w:t>
+        <w:t>update_sin</w:t>
       </w:r>
       <w:proofErr w:type="spellEnd"/>
       <w:r>
@@ -14446,7 +13970,7 @@
           <w:highlight w:val="white"/>
           <w:lang w:val="en-US"/>
         </w:rPr>
-        <w:t>;</w:t>
+        <w:t>, n);</w:t>
       </w:r>
     </w:p>
     <w:p>
@@ -14508,20 +14032,114 @@
           <w:highlight w:val="white"/>
           <w:lang w:val="en-US"/>
         </w:rPr>
-        <w:t>step.current</w:t>
+        <w:t>printf</w:t>
       </w:r>
       <w:proofErr w:type="spellEnd"/>
+      <w:r>
+        <w:rPr>
+          <w:rFonts w:ascii="Cascadia Code" w:hAnsi="Cascadia Code" w:cs="Cascadia Mono"/>
+          <w:color w:val="000000"/>
+          <w:sz w:val="18"/>
+          <w:szCs w:val="18"/>
+          <w:highlight w:val="white"/>
+          <w:lang w:val="en-US"/>
+        </w:rPr>
+        <w:t>(</w:t>
+      </w:r>
       <w:proofErr w:type="gramEnd"/>
       <w:r>
         <w:rPr>
           <w:rFonts w:ascii="Cascadia Code" w:hAnsi="Cascadia Code" w:cs="Cascadia Mono"/>
-          <w:color w:val="000000"/>
-          <w:sz w:val="18"/>
-          <w:szCs w:val="18"/>
-          <w:highlight w:val="white"/>
-          <w:lang w:val="en-US"/>
-        </w:rPr>
-        <w:t xml:space="preserve"> = 1.0f;</w:t>
+          <w:color w:val="A31515"/>
+          <w:sz w:val="18"/>
+          <w:szCs w:val="18"/>
+          <w:highlight w:val="white"/>
+          <w:lang w:val="en-US"/>
+        </w:rPr>
+        <w:t>"Result direct: %f Error:%f\n"</w:t>
+      </w:r>
+      <w:r>
+        <w:rPr>
+          <w:rFonts w:ascii="Cascadia Code" w:hAnsi="Cascadia Code" w:cs="Cascadia Mono"/>
+          <w:color w:val="000000"/>
+          <w:sz w:val="18"/>
+          <w:szCs w:val="18"/>
+          <w:highlight w:val="white"/>
+          <w:lang w:val="en-US"/>
+        </w:rPr>
+        <w:t xml:space="preserve">, res, </w:t>
+      </w:r>
+      <w:proofErr w:type="spellStart"/>
+      <w:r>
+        <w:rPr>
+          <w:rFonts w:ascii="Cascadia Code" w:hAnsi="Cascadia Code" w:cs="Cascadia Mono"/>
+          <w:color w:val="000000"/>
+          <w:sz w:val="18"/>
+          <w:szCs w:val="18"/>
+          <w:highlight w:val="white"/>
+          <w:lang w:val="en-US"/>
+        </w:rPr>
+        <w:t>fabsf</w:t>
+      </w:r>
+      <w:proofErr w:type="spellEnd"/>
+      <w:r>
+        <w:rPr>
+          <w:rFonts w:ascii="Cascadia Code" w:hAnsi="Cascadia Code" w:cs="Cascadia Mono"/>
+          <w:color w:val="000000"/>
+          <w:sz w:val="18"/>
+          <w:szCs w:val="18"/>
+          <w:highlight w:val="white"/>
+          <w:lang w:val="en-US"/>
+        </w:rPr>
+        <w:t>(</w:t>
+      </w:r>
+      <w:proofErr w:type="spellStart"/>
+      <w:r>
+        <w:rPr>
+          <w:rFonts w:ascii="Cascadia Code" w:hAnsi="Cascadia Code" w:cs="Cascadia Mono"/>
+          <w:color w:val="000000"/>
+          <w:sz w:val="18"/>
+          <w:szCs w:val="18"/>
+          <w:highlight w:val="white"/>
+          <w:lang w:val="en-US"/>
+        </w:rPr>
+        <w:t>sinf</w:t>
+      </w:r>
+      <w:proofErr w:type="spellEnd"/>
+      <w:r>
+        <w:rPr>
+          <w:rFonts w:ascii="Cascadia Code" w:hAnsi="Cascadia Code" w:cs="Cascadia Mono"/>
+          <w:color w:val="000000"/>
+          <w:sz w:val="18"/>
+          <w:szCs w:val="18"/>
+          <w:highlight w:val="white"/>
+          <w:lang w:val="en-US"/>
+        </w:rPr>
+        <w:t>(</w:t>
+      </w:r>
+      <w:proofErr w:type="spellStart"/>
+      <w:r>
+        <w:rPr>
+          <w:rFonts w:ascii="Cascadia Code" w:hAnsi="Cascadia Code" w:cs="Cascadia Mono"/>
+          <w:color w:val="000000"/>
+          <w:sz w:val="18"/>
+          <w:szCs w:val="18"/>
+          <w:highlight w:val="white"/>
+          <w:lang w:val="en-US"/>
+        </w:rPr>
+        <w:t>arg</w:t>
+      </w:r>
+      <w:proofErr w:type="spellEnd"/>
+      <w:r>
+        <w:rPr>
+          <w:rFonts w:ascii="Cascadia Code" w:hAnsi="Cascadia Code" w:cs="Cascadia Mono"/>
+          <w:color w:val="000000"/>
+          <w:sz w:val="18"/>
+          <w:szCs w:val="18"/>
+          <w:highlight w:val="white"/>
+          <w:lang w:val="en-US"/>
+        </w:rPr>
+        <w:t>) - res));</w:t>
       </w:r>
     </w:p>
     <w:p>
@@ -14583,20 +14201,162 @@
           <w:highlight w:val="white"/>
           <w:lang w:val="en-US"/>
         </w:rPr>
-        <w:t>step.number</w:t>
+        <w:t>printf</w:t>
       </w:r>
       <w:proofErr w:type="spellEnd"/>
+      <w:r>
+        <w:rPr>
+          <w:rFonts w:ascii="Cascadia Code" w:hAnsi="Cascadia Code" w:cs="Cascadia Mono"/>
+          <w:color w:val="000000"/>
+          <w:sz w:val="18"/>
+          <w:szCs w:val="18"/>
+          <w:highlight w:val="white"/>
+          <w:lang w:val="en-US"/>
+        </w:rPr>
+        <w:t>(</w:t>
+      </w:r>
       <w:proofErr w:type="gramEnd"/>
       <w:r>
         <w:rPr>
           <w:rFonts w:ascii="Cascadia Code" w:hAnsi="Cascadia Code" w:cs="Cascadia Mono"/>
-          <w:color w:val="000000"/>
-          <w:sz w:val="18"/>
-          <w:szCs w:val="18"/>
-          <w:highlight w:val="white"/>
-          <w:lang w:val="en-US"/>
-        </w:rPr>
-        <w:t xml:space="preserve"> = 0;</w:t>
+          <w:color w:val="A31515"/>
+          <w:sz w:val="18"/>
+          <w:szCs w:val="18"/>
+          <w:highlight w:val="white"/>
+          <w:lang w:val="en-US"/>
+        </w:rPr>
+        <w:t>"Result reverse: %f Error:%f\n"</w:t>
+      </w:r>
+      <w:r>
+        <w:rPr>
+          <w:rFonts w:ascii="Cascadia Code" w:hAnsi="Cascadia Code" w:cs="Cascadia Mono"/>
+          <w:color w:val="000000"/>
+          <w:sz w:val="18"/>
+          <w:szCs w:val="18"/>
+          <w:highlight w:val="white"/>
+          <w:lang w:val="en-US"/>
+        </w:rPr>
+        <w:t xml:space="preserve">, </w:t>
+      </w:r>
+      <w:proofErr w:type="spellStart"/>
+      <w:r>
+        <w:rPr>
+          <w:rFonts w:ascii="Cascadia Code" w:hAnsi="Cascadia Code" w:cs="Cascadia Mono"/>
+          <w:color w:val="000000"/>
+          <w:sz w:val="18"/>
+          <w:szCs w:val="18"/>
+          <w:highlight w:val="white"/>
+          <w:lang w:val="en-US"/>
+        </w:rPr>
+        <w:t>res_reverse</w:t>
+      </w:r>
+      <w:proofErr w:type="spellEnd"/>
+      <w:r>
+        <w:rPr>
+          <w:rFonts w:ascii="Cascadia Code" w:hAnsi="Cascadia Code" w:cs="Cascadia Mono"/>
+          <w:color w:val="000000"/>
+          <w:sz w:val="18"/>
+          <w:szCs w:val="18"/>
+          <w:highlight w:val="white"/>
+          <w:lang w:val="en-US"/>
+        </w:rPr>
+        <w:t xml:space="preserve">, </w:t>
+      </w:r>
+      <w:proofErr w:type="spellStart"/>
+      <w:r>
+        <w:rPr>
+          <w:rFonts w:ascii="Cascadia Code" w:hAnsi="Cascadia Code" w:cs="Cascadia Mono"/>
+          <w:color w:val="000000"/>
+          <w:sz w:val="18"/>
+          <w:szCs w:val="18"/>
+          <w:highlight w:val="white"/>
+          <w:lang w:val="en-US"/>
+        </w:rPr>
+        <w:t>fabsf</w:t>
+      </w:r>
+      <w:proofErr w:type="spellEnd"/>
+      <w:r>
+        <w:rPr>
+          <w:rFonts w:ascii="Cascadia Code" w:hAnsi="Cascadia Code" w:cs="Cascadia Mono"/>
+          <w:color w:val="000000"/>
+          <w:sz w:val="18"/>
+          <w:szCs w:val="18"/>
+          <w:highlight w:val="white"/>
+          <w:lang w:val="en-US"/>
+        </w:rPr>
+        <w:t>(</w:t>
+      </w:r>
+      <w:proofErr w:type="spellStart"/>
+      <w:r>
+        <w:rPr>
+          <w:rFonts w:ascii="Cascadia Code" w:hAnsi="Cascadia Code" w:cs="Cascadia Mono"/>
+          <w:color w:val="000000"/>
+          <w:sz w:val="18"/>
+          <w:szCs w:val="18"/>
+          <w:highlight w:val="white"/>
+          <w:lang w:val="en-US"/>
+        </w:rPr>
+        <w:t>sinf</w:t>
+      </w:r>
+      <w:proofErr w:type="spellEnd"/>
+      <w:r>
+        <w:rPr>
+          <w:rFonts w:ascii="Cascadia Code" w:hAnsi="Cascadia Code" w:cs="Cascadia Mono"/>
+          <w:color w:val="000000"/>
+          <w:sz w:val="18"/>
+          <w:szCs w:val="18"/>
+          <w:highlight w:val="white"/>
+          <w:lang w:val="en-US"/>
+        </w:rPr>
+        <w:t>(</w:t>
+      </w:r>
+      <w:proofErr w:type="spellStart"/>
+      <w:r>
+        <w:rPr>
+          <w:rFonts w:ascii="Cascadia Code" w:hAnsi="Cascadia Code" w:cs="Cascadia Mono"/>
+          <w:color w:val="000000"/>
+          <w:sz w:val="18"/>
+          <w:szCs w:val="18"/>
+          <w:highlight w:val="white"/>
+          <w:lang w:val="en-US"/>
+        </w:rPr>
+        <w:t>arg</w:t>
+      </w:r>
+      <w:proofErr w:type="spellEnd"/>
+      <w:r>
+        <w:rPr>
+          <w:rFonts w:ascii="Cascadia Code" w:hAnsi="Cascadia Code" w:cs="Cascadia Mono"/>
+          <w:color w:val="000000"/>
+          <w:sz w:val="18"/>
+          <w:szCs w:val="18"/>
+          <w:highlight w:val="white"/>
+          <w:lang w:val="en-US"/>
+        </w:rPr>
+        <w:t xml:space="preserve">) - </w:t>
+      </w:r>
+      <w:proofErr w:type="spellStart"/>
+      <w:r>
+        <w:rPr>
+          <w:rFonts w:ascii="Cascadia Code" w:hAnsi="Cascadia Code" w:cs="Cascadia Mono"/>
+          <w:color w:val="000000"/>
+          <w:sz w:val="18"/>
+          <w:szCs w:val="18"/>
+          <w:highlight w:val="white"/>
+          <w:lang w:val="en-US"/>
+        </w:rPr>
+        <w:t>res_reverse</w:t>
+      </w:r>
+      <w:proofErr w:type="spellEnd"/>
+      <w:r>
+        <w:rPr>
+          <w:rFonts w:ascii="Cascadia Code" w:hAnsi="Cascadia Code" w:cs="Cascadia Mono"/>
+          <w:color w:val="000000"/>
+          <w:sz w:val="18"/>
+          <w:szCs w:val="18"/>
+          <w:highlight w:val="white"/>
+          <w:lang w:val="en-US"/>
+        </w:rPr>
+        <w:t>));</w:t>
       </w:r>
     </w:p>
     <w:p>
@@ -14648,16 +14408,17 @@
         <w:tab/>
       </w:r>
       <w:proofErr w:type="spellStart"/>
-      <w:r>
-        <w:rPr>
-          <w:rFonts w:ascii="Cascadia Code" w:hAnsi="Cascadia Code" w:cs="Cascadia Mono"/>
-          <w:color w:val="000000"/>
-          <w:sz w:val="18"/>
-          <w:szCs w:val="18"/>
-          <w:highlight w:val="white"/>
-          <w:lang w:val="en-US"/>
-        </w:rPr>
-        <w:t>res_reverse</w:t>
+      <w:proofErr w:type="gramStart"/>
+      <w:r>
+        <w:rPr>
+          <w:rFonts w:ascii="Cascadia Code" w:hAnsi="Cascadia Code" w:cs="Cascadia Mono"/>
+          <w:color w:val="000000"/>
+          <w:sz w:val="18"/>
+          <w:szCs w:val="18"/>
+          <w:highlight w:val="white"/>
+          <w:lang w:val="en-US"/>
+        </w:rPr>
+        <w:t>printf</w:t>
       </w:r>
       <w:proofErr w:type="spellEnd"/>
       <w:r>
@@ -14669,31 +14430,30 @@
           <w:highlight w:val="white"/>
           <w:lang w:val="en-US"/>
         </w:rPr>
-        <w:t xml:space="preserve"> = reverse_</w:t>
-      </w:r>
-      <w:proofErr w:type="gramStart"/>
-      <w:r>
-        <w:rPr>
-          <w:rFonts w:ascii="Cascadia Code" w:hAnsi="Cascadia Code" w:cs="Cascadia Mono"/>
-          <w:color w:val="000000"/>
-          <w:sz w:val="18"/>
-          <w:szCs w:val="18"/>
-          <w:highlight w:val="white"/>
-          <w:lang w:val="en-US"/>
-        </w:rPr>
-        <w:t>sum(</w:t>
+        <w:t>(</w:t>
       </w:r>
       <w:proofErr w:type="gramEnd"/>
       <w:r>
         <w:rPr>
           <w:rFonts w:ascii="Cascadia Code" w:hAnsi="Cascadia Code" w:cs="Cascadia Mono"/>
-          <w:color w:val="000000"/>
-          <w:sz w:val="18"/>
-          <w:szCs w:val="18"/>
-          <w:highlight w:val="white"/>
-          <w:lang w:val="en-US"/>
-        </w:rPr>
-        <w:t xml:space="preserve">step, </w:t>
+          <w:color w:val="A31515"/>
+          <w:sz w:val="18"/>
+          <w:szCs w:val="18"/>
+          <w:highlight w:val="white"/>
+          <w:lang w:val="en-US"/>
+        </w:rPr>
+        <w:t>"Result cahon: %f Error:%f\n"</w:t>
+      </w:r>
+      <w:r>
+        <w:rPr>
+          <w:rFonts w:ascii="Cascadia Code" w:hAnsi="Cascadia Code" w:cs="Cascadia Mono"/>
+          <w:color w:val="000000"/>
+          <w:sz w:val="18"/>
+          <w:szCs w:val="18"/>
+          <w:highlight w:val="white"/>
+          <w:lang w:val="en-US"/>
+        </w:rPr>
+        <w:t xml:space="preserve">, </w:t>
       </w:r>
       <w:proofErr w:type="spellStart"/>
       <w:r>
@@ -14705,7 +14465,7 @@
           <w:highlight w:val="white"/>
           <w:lang w:val="en-US"/>
         </w:rPr>
-        <w:t>update_cos</w:t>
+        <w:t>res_cahon</w:t>
       </w:r>
       <w:proofErr w:type="spellEnd"/>
       <w:r>
@@ -14717,7 +14477,103 @@
           <w:highlight w:val="white"/>
           <w:lang w:val="en-US"/>
         </w:rPr>
-        <w:t>, n);</w:t>
+        <w:t xml:space="preserve">, </w:t>
+      </w:r>
+      <w:proofErr w:type="spellStart"/>
+      <w:r>
+        <w:rPr>
+          <w:rFonts w:ascii="Cascadia Code" w:hAnsi="Cascadia Code" w:cs="Cascadia Mono"/>
+          <w:color w:val="000000"/>
+          <w:sz w:val="18"/>
+          <w:szCs w:val="18"/>
+          <w:highlight w:val="white"/>
+          <w:lang w:val="en-US"/>
+        </w:rPr>
+        <w:t>fabsf</w:t>
+      </w:r>
+      <w:proofErr w:type="spellEnd"/>
+      <w:r>
+        <w:rPr>
+          <w:rFonts w:ascii="Cascadia Code" w:hAnsi="Cascadia Code" w:cs="Cascadia Mono"/>
+          <w:color w:val="000000"/>
+          <w:sz w:val="18"/>
+          <w:szCs w:val="18"/>
+          <w:highlight w:val="white"/>
+          <w:lang w:val="en-US"/>
+        </w:rPr>
+        <w:t>(</w:t>
+      </w:r>
+      <w:proofErr w:type="spellStart"/>
+      <w:r>
+        <w:rPr>
+          <w:rFonts w:ascii="Cascadia Code" w:hAnsi="Cascadia Code" w:cs="Cascadia Mono"/>
+          <w:color w:val="000000"/>
+          <w:sz w:val="18"/>
+          <w:szCs w:val="18"/>
+          <w:highlight w:val="white"/>
+          <w:lang w:val="en-US"/>
+        </w:rPr>
+        <w:t>sinf</w:t>
+      </w:r>
+      <w:proofErr w:type="spellEnd"/>
+      <w:r>
+        <w:rPr>
+          <w:rFonts w:ascii="Cascadia Code" w:hAnsi="Cascadia Code" w:cs="Cascadia Mono"/>
+          <w:color w:val="000000"/>
+          <w:sz w:val="18"/>
+          <w:szCs w:val="18"/>
+          <w:highlight w:val="white"/>
+          <w:lang w:val="en-US"/>
+        </w:rPr>
+        <w:t>(</w:t>
+      </w:r>
+      <w:proofErr w:type="spellStart"/>
+      <w:r>
+        <w:rPr>
+          <w:rFonts w:ascii="Cascadia Code" w:hAnsi="Cascadia Code" w:cs="Cascadia Mono"/>
+          <w:color w:val="000000"/>
+          <w:sz w:val="18"/>
+          <w:szCs w:val="18"/>
+          <w:highlight w:val="white"/>
+          <w:lang w:val="en-US"/>
+        </w:rPr>
+        <w:t>arg</w:t>
+      </w:r>
+      <w:proofErr w:type="spellEnd"/>
+      <w:r>
+        <w:rPr>
+          <w:rFonts w:ascii="Cascadia Code" w:hAnsi="Cascadia Code" w:cs="Cascadia Mono"/>
+          <w:color w:val="000000"/>
+          <w:sz w:val="18"/>
+          <w:szCs w:val="18"/>
+          <w:highlight w:val="white"/>
+          <w:lang w:val="en-US"/>
+        </w:rPr>
+        <w:t xml:space="preserve">) - </w:t>
+      </w:r>
+      <w:proofErr w:type="spellStart"/>
+      <w:r>
+        <w:rPr>
+          <w:rFonts w:ascii="Cascadia Code" w:hAnsi="Cascadia Code" w:cs="Cascadia Mono"/>
+          <w:color w:val="000000"/>
+          <w:sz w:val="18"/>
+          <w:szCs w:val="18"/>
+          <w:highlight w:val="white"/>
+          <w:lang w:val="en-US"/>
+        </w:rPr>
+        <w:t>res_cahon</w:t>
+      </w:r>
+      <w:proofErr w:type="spellEnd"/>
+      <w:r>
+        <w:rPr>
+          <w:rFonts w:ascii="Cascadia Code" w:hAnsi="Cascadia Code" w:cs="Cascadia Mono"/>
+          <w:color w:val="000000"/>
+          <w:sz w:val="18"/>
+          <w:szCs w:val="18"/>
+          <w:highlight w:val="white"/>
+          <w:lang w:val="en-US"/>
+        </w:rPr>
+        <w:t>));</w:t>
       </w:r>
     </w:p>
     <w:p>
@@ -14767,8 +14623,8 @@
           <w:lang w:val="en-US"/>
         </w:rPr>
         <w:tab/>
-        <w:t>res = direct_</w:t>
-      </w:r>
+      </w:r>
+      <w:proofErr w:type="spellStart"/>
       <w:proofErr w:type="gramStart"/>
       <w:r>
         <w:rPr>
@@ -14779,43 +14635,114 @@
           <w:highlight w:val="white"/>
           <w:lang w:val="en-US"/>
         </w:rPr>
-        <w:t>sum(</w:t>
+        <w:t>printf</w:t>
+      </w:r>
+      <w:proofErr w:type="spellEnd"/>
+      <w:r>
+        <w:rPr>
+          <w:rFonts w:ascii="Cascadia Code" w:hAnsi="Cascadia Code" w:cs="Cascadia Mono"/>
+          <w:color w:val="000000"/>
+          <w:sz w:val="18"/>
+          <w:szCs w:val="18"/>
+          <w:highlight w:val="white"/>
+          <w:lang w:val="en-US"/>
+        </w:rPr>
+        <w:t>(</w:t>
       </w:r>
       <w:proofErr w:type="gramEnd"/>
       <w:r>
         <w:rPr>
           <w:rFonts w:ascii="Cascadia Code" w:hAnsi="Cascadia Code" w:cs="Cascadia Mono"/>
-          <w:color w:val="000000"/>
-          <w:sz w:val="18"/>
-          <w:szCs w:val="18"/>
-          <w:highlight w:val="white"/>
-          <w:lang w:val="en-US"/>
-        </w:rPr>
-        <w:t xml:space="preserve">step, </w:t>
+          <w:color w:val="A31515"/>
+          <w:sz w:val="18"/>
+          <w:szCs w:val="18"/>
+          <w:highlight w:val="white"/>
+          <w:lang w:val="en-US"/>
+        </w:rPr>
+        <w:t>"</w:t>
       </w:r>
       <w:proofErr w:type="spellStart"/>
       <w:r>
         <w:rPr>
           <w:rFonts w:ascii="Cascadia Code" w:hAnsi="Cascadia Code" w:cs="Cascadia Mono"/>
-          <w:color w:val="000000"/>
-          <w:sz w:val="18"/>
-          <w:szCs w:val="18"/>
-          <w:highlight w:val="white"/>
-          <w:lang w:val="en-US"/>
-        </w:rPr>
-        <w:t>update_cos</w:t>
+          <w:color w:val="A31515"/>
+          <w:sz w:val="18"/>
+          <w:szCs w:val="18"/>
+          <w:highlight w:val="white"/>
+          <w:lang w:val="en-US"/>
+        </w:rPr>
+        <w:t>Math.h</w:t>
       </w:r>
       <w:proofErr w:type="spellEnd"/>
       <w:r>
         <w:rPr>
           <w:rFonts w:ascii="Cascadia Code" w:hAnsi="Cascadia Code" w:cs="Cascadia Mono"/>
-          <w:color w:val="000000"/>
-          <w:sz w:val="18"/>
-          <w:szCs w:val="18"/>
-          <w:highlight w:val="white"/>
-          <w:lang w:val="en-US"/>
-        </w:rPr>
-        <w:t>, n);</w:t>
+          <w:color w:val="A31515"/>
+          <w:sz w:val="18"/>
+          <w:szCs w:val="18"/>
+          <w:highlight w:val="white"/>
+          <w:lang w:val="en-US"/>
+        </w:rPr>
+        <w:t>: %f\n"</w:t>
+      </w:r>
+      <w:r>
+        <w:rPr>
+          <w:rFonts w:ascii="Cascadia Code" w:hAnsi="Cascadia Code" w:cs="Cascadia Mono"/>
+          <w:color w:val="000000"/>
+          <w:sz w:val="18"/>
+          <w:szCs w:val="18"/>
+          <w:highlight w:val="white"/>
+          <w:lang w:val="en-US"/>
+        </w:rPr>
+        <w:t xml:space="preserve">, </w:t>
+      </w:r>
+      <w:proofErr w:type="spellStart"/>
+      <w:r>
+        <w:rPr>
+          <w:rFonts w:ascii="Cascadia Code" w:hAnsi="Cascadia Code" w:cs="Cascadia Mono"/>
+          <w:color w:val="000000"/>
+          <w:sz w:val="18"/>
+          <w:szCs w:val="18"/>
+          <w:highlight w:val="white"/>
+          <w:lang w:val="en-US"/>
+        </w:rPr>
+        <w:t>sinf</w:t>
+      </w:r>
+      <w:proofErr w:type="spellEnd"/>
+      <w:r>
+        <w:rPr>
+          <w:rFonts w:ascii="Cascadia Code" w:hAnsi="Cascadia Code" w:cs="Cascadia Mono"/>
+          <w:color w:val="000000"/>
+          <w:sz w:val="18"/>
+          <w:szCs w:val="18"/>
+          <w:highlight w:val="white"/>
+          <w:lang w:val="en-US"/>
+        </w:rPr>
+        <w:t>(</w:t>
+      </w:r>
+      <w:proofErr w:type="spellStart"/>
+      <w:r>
+        <w:rPr>
+          <w:rFonts w:ascii="Cascadia Code" w:hAnsi="Cascadia Code" w:cs="Cascadia Mono"/>
+          <w:color w:val="000000"/>
+          <w:sz w:val="18"/>
+          <w:szCs w:val="18"/>
+          <w:highlight w:val="white"/>
+          <w:lang w:val="en-US"/>
+        </w:rPr>
+        <w:t>arg</w:t>
+      </w:r>
+      <w:proofErr w:type="spellEnd"/>
+      <w:r>
+        <w:rPr>
+          <w:rFonts w:ascii="Cascadia Code" w:hAnsi="Cascadia Code" w:cs="Cascadia Mono"/>
+          <w:color w:val="000000"/>
+          <w:sz w:val="18"/>
+          <w:szCs w:val="18"/>
+          <w:highlight w:val="white"/>
+          <w:lang w:val="en-US"/>
+        </w:rPr>
+        <w:t>));</w:t>
       </w:r>
     </w:p>
     <w:p>
@@ -14866,77 +14793,27 @@
         </w:rPr>
         <w:tab/>
       </w:r>
-      <w:proofErr w:type="spellStart"/>
-      <w:r>
-        <w:rPr>
-          <w:rFonts w:ascii="Cascadia Code" w:hAnsi="Cascadia Code" w:cs="Cascadia Mono"/>
-          <w:color w:val="000000"/>
-          <w:sz w:val="18"/>
-          <w:szCs w:val="18"/>
-          <w:highlight w:val="white"/>
-          <w:lang w:val="en-US"/>
-        </w:rPr>
-        <w:t>res_cahon</w:t>
-      </w:r>
-      <w:proofErr w:type="spellEnd"/>
-      <w:r>
-        <w:rPr>
-          <w:rFonts w:ascii="Cascadia Code" w:hAnsi="Cascadia Code" w:cs="Cascadia Mono"/>
-          <w:color w:val="000000"/>
-          <w:sz w:val="18"/>
-          <w:szCs w:val="18"/>
-          <w:highlight w:val="white"/>
-          <w:lang w:val="en-US"/>
-        </w:rPr>
-        <w:t xml:space="preserve"> = cahon_</w:t>
-      </w:r>
-      <w:proofErr w:type="gramStart"/>
-      <w:r>
-        <w:rPr>
-          <w:rFonts w:ascii="Cascadia Code" w:hAnsi="Cascadia Code" w:cs="Cascadia Mono"/>
-          <w:color w:val="000000"/>
-          <w:sz w:val="18"/>
-          <w:szCs w:val="18"/>
-          <w:highlight w:val="white"/>
-          <w:lang w:val="en-US"/>
-        </w:rPr>
-        <w:t>sum(</w:t>
-      </w:r>
-      <w:proofErr w:type="gramEnd"/>
-      <w:r>
-        <w:rPr>
-          <w:rFonts w:ascii="Cascadia Code" w:hAnsi="Cascadia Code" w:cs="Cascadia Mono"/>
-          <w:color w:val="000000"/>
-          <w:sz w:val="18"/>
-          <w:szCs w:val="18"/>
-          <w:highlight w:val="white"/>
-          <w:lang w:val="en-US"/>
-        </w:rPr>
-        <w:t xml:space="preserve">step, </w:t>
-      </w:r>
-      <w:proofErr w:type="spellStart"/>
-      <w:r>
-        <w:rPr>
-          <w:rFonts w:ascii="Cascadia Code" w:hAnsi="Cascadia Code" w:cs="Cascadia Mono"/>
-          <w:color w:val="000000"/>
-          <w:sz w:val="18"/>
-          <w:szCs w:val="18"/>
-          <w:highlight w:val="white"/>
-          <w:lang w:val="en-US"/>
-        </w:rPr>
-        <w:t>update_cos</w:t>
-      </w:r>
-      <w:proofErr w:type="spellEnd"/>
-      <w:r>
-        <w:rPr>
-          <w:rFonts w:ascii="Cascadia Code" w:hAnsi="Cascadia Code" w:cs="Cascadia Mono"/>
-          <w:color w:val="000000"/>
-          <w:sz w:val="18"/>
-          <w:szCs w:val="18"/>
-          <w:highlight w:val="white"/>
-          <w:lang w:val="en-US"/>
-        </w:rPr>
-        <w:t>, n);</w:t>
+      <w:r>
+        <w:rPr>
+          <w:rFonts w:ascii="Cascadia Code" w:hAnsi="Cascadia Code" w:cs="Cascadia Mono"/>
+          <w:color w:val="0000FF"/>
+          <w:sz w:val="18"/>
+          <w:szCs w:val="18"/>
+          <w:highlight w:val="white"/>
+          <w:lang w:val="en-US"/>
+        </w:rPr>
+        <w:t>break</w:t>
+      </w:r>
+      <w:r>
+        <w:rPr>
+          <w:rFonts w:ascii="Cascadia Code" w:hAnsi="Cascadia Code" w:cs="Cascadia Mono"/>
+          <w:color w:val="000000"/>
+          <w:sz w:val="18"/>
+          <w:szCs w:val="18"/>
+          <w:highlight w:val="white"/>
+          <w:lang w:val="en-US"/>
+        </w:rPr>
+        <w:t>;</w:t>
       </w:r>
     </w:p>
     <w:p>
@@ -14954,183 +14831,6 @@
           <w:lang w:val="en-US"/>
         </w:rPr>
       </w:pPr>
-      <w:r>
-        <w:rPr>
-          <w:rFonts w:ascii="Cascadia Code" w:hAnsi="Cascadia Code" w:cs="Cascadia Mono"/>
-          <w:color w:val="000000"/>
-          <w:sz w:val="18"/>
-          <w:szCs w:val="18"/>
-          <w:highlight w:val="white"/>
-          <w:lang w:val="en-US"/>
-        </w:rPr>
-        <w:tab/>
-      </w:r>
-      <w:r>
-        <w:rPr>
-          <w:rFonts w:ascii="Cascadia Code" w:hAnsi="Cascadia Code" w:cs="Cascadia Mono"/>
-          <w:color w:val="000000"/>
-          <w:sz w:val="18"/>
-          <w:szCs w:val="18"/>
-          <w:highlight w:val="white"/>
-          <w:lang w:val="en-US"/>
-        </w:rPr>
-        <w:tab/>
-      </w:r>
-      <w:r>
-        <w:rPr>
-          <w:rFonts w:ascii="Cascadia Code" w:hAnsi="Cascadia Code" w:cs="Cascadia Mono"/>
-          <w:color w:val="000000"/>
-          <w:sz w:val="18"/>
-          <w:szCs w:val="18"/>
-          <w:highlight w:val="white"/>
-          <w:lang w:val="en-US"/>
-        </w:rPr>
-        <w:tab/>
-      </w:r>
-      <w:proofErr w:type="spellStart"/>
-      <w:proofErr w:type="gramStart"/>
-      <w:r>
-        <w:rPr>
-          <w:rFonts w:ascii="Cascadia Code" w:hAnsi="Cascadia Code" w:cs="Cascadia Mono"/>
-          <w:color w:val="000000"/>
-          <w:sz w:val="18"/>
-          <w:szCs w:val="18"/>
-          <w:highlight w:val="white"/>
-          <w:lang w:val="en-US"/>
-        </w:rPr>
-        <w:t>printf</w:t>
-      </w:r>
-      <w:proofErr w:type="spellEnd"/>
-      <w:r>
-        <w:rPr>
-          <w:rFonts w:ascii="Cascadia Code" w:hAnsi="Cascadia Code" w:cs="Cascadia Mono"/>
-          <w:color w:val="000000"/>
-          <w:sz w:val="18"/>
-          <w:szCs w:val="18"/>
-          <w:highlight w:val="white"/>
-          <w:lang w:val="en-US"/>
-        </w:rPr>
-        <w:t>(</w:t>
-      </w:r>
-      <w:proofErr w:type="gramEnd"/>
-      <w:r>
-        <w:rPr>
-          <w:rFonts w:ascii="Cascadia Code" w:hAnsi="Cascadia Code" w:cs="Cascadia Mono"/>
-          <w:color w:val="A31515"/>
-          <w:sz w:val="18"/>
-          <w:szCs w:val="18"/>
-          <w:highlight w:val="white"/>
-          <w:lang w:val="en-US"/>
-        </w:rPr>
-        <w:t>"Result direct: %</w:t>
-      </w:r>
-      <w:proofErr w:type="spellStart"/>
-      <w:r>
-        <w:rPr>
-          <w:rFonts w:ascii="Cascadia Code" w:hAnsi="Cascadia Code" w:cs="Cascadia Mono"/>
-          <w:color w:val="A31515"/>
-          <w:sz w:val="18"/>
-          <w:szCs w:val="18"/>
-          <w:highlight w:val="white"/>
-          <w:lang w:val="en-US"/>
-        </w:rPr>
-        <w:t>f</w:t>
-      </w:r>
-      <w:proofErr w:type="spellEnd"/>
-      <w:r>
-        <w:rPr>
-          <w:rFonts w:ascii="Cascadia Code" w:hAnsi="Cascadia Code" w:cs="Cascadia Mono"/>
-          <w:color w:val="A31515"/>
-          <w:sz w:val="18"/>
-          <w:szCs w:val="18"/>
-          <w:highlight w:val="white"/>
-          <w:lang w:val="en-US"/>
-        </w:rPr>
-        <w:t xml:space="preserve"> Error:%f\n"</w:t>
-      </w:r>
-      <w:r>
-        <w:rPr>
-          <w:rFonts w:ascii="Cascadia Code" w:hAnsi="Cascadia Code" w:cs="Cascadia Mono"/>
-          <w:color w:val="000000"/>
-          <w:sz w:val="18"/>
-          <w:szCs w:val="18"/>
-          <w:highlight w:val="white"/>
-          <w:lang w:val="en-US"/>
-        </w:rPr>
-        <w:t xml:space="preserve">, res, </w:t>
-      </w:r>
-      <w:proofErr w:type="spellStart"/>
-      <w:r>
-        <w:rPr>
-          <w:rFonts w:ascii="Cascadia Code" w:hAnsi="Cascadia Code" w:cs="Cascadia Mono"/>
-          <w:color w:val="000000"/>
-          <w:sz w:val="18"/>
-          <w:szCs w:val="18"/>
-          <w:highlight w:val="white"/>
-          <w:lang w:val="en-US"/>
-        </w:rPr>
-        <w:t>fabsf</w:t>
-      </w:r>
-      <w:proofErr w:type="spellEnd"/>
-      <w:r>
-        <w:rPr>
-          <w:rFonts w:ascii="Cascadia Code" w:hAnsi="Cascadia Code" w:cs="Cascadia Mono"/>
-          <w:color w:val="000000"/>
-          <w:sz w:val="18"/>
-          <w:szCs w:val="18"/>
-          <w:highlight w:val="white"/>
-          <w:lang w:val="en-US"/>
-        </w:rPr>
-        <w:t>(</w:t>
-      </w:r>
-      <w:proofErr w:type="spellStart"/>
-      <w:r>
-        <w:rPr>
-          <w:rFonts w:ascii="Cascadia Code" w:hAnsi="Cascadia Code" w:cs="Cascadia Mono"/>
-          <w:color w:val="000000"/>
-          <w:sz w:val="18"/>
-          <w:szCs w:val="18"/>
-          <w:highlight w:val="white"/>
-          <w:lang w:val="en-US"/>
-        </w:rPr>
-        <w:t>cosf</w:t>
-      </w:r>
-      <w:proofErr w:type="spellEnd"/>
-      <w:r>
-        <w:rPr>
-          <w:rFonts w:ascii="Cascadia Code" w:hAnsi="Cascadia Code" w:cs="Cascadia Mono"/>
-          <w:color w:val="000000"/>
-          <w:sz w:val="18"/>
-          <w:szCs w:val="18"/>
-          <w:highlight w:val="white"/>
-          <w:lang w:val="en-US"/>
-        </w:rPr>
-        <w:t>(</w:t>
-      </w:r>
-      <w:proofErr w:type="spellStart"/>
-      <w:r>
-        <w:rPr>
-          <w:rFonts w:ascii="Cascadia Code" w:hAnsi="Cascadia Code" w:cs="Cascadia Mono"/>
-          <w:color w:val="000000"/>
-          <w:sz w:val="18"/>
-          <w:szCs w:val="18"/>
-          <w:highlight w:val="white"/>
-          <w:lang w:val="en-US"/>
-        </w:rPr>
-        <w:t>arg</w:t>
-      </w:r>
-      <w:proofErr w:type="spellEnd"/>
-      <w:r>
-        <w:rPr>
-          <w:rFonts w:ascii="Cascadia Code" w:hAnsi="Cascadia Code" w:cs="Cascadia Mono"/>
-          <w:color w:val="000000"/>
-          <w:sz w:val="18"/>
-          <w:szCs w:val="18"/>
-          <w:highlight w:val="white"/>
-          <w:lang w:val="en-US"/>
-        </w:rPr>
-        <w:t>) - res));</w:t>
-      </w:r>
     </w:p>
     <w:p>
       <w:pPr>
@@ -15172,205 +14872,24 @@
       <w:r>
         <w:rPr>
           <w:rFonts w:ascii="Cascadia Code" w:hAnsi="Cascadia Code" w:cs="Cascadia Mono"/>
-          <w:color w:val="000000"/>
-          <w:sz w:val="18"/>
-          <w:szCs w:val="18"/>
-          <w:highlight w:val="white"/>
-          <w:lang w:val="en-US"/>
-        </w:rPr>
-        <w:tab/>
-      </w:r>
-      <w:proofErr w:type="spellStart"/>
-      <w:proofErr w:type="gramStart"/>
-      <w:r>
-        <w:rPr>
-          <w:rFonts w:ascii="Cascadia Code" w:hAnsi="Cascadia Code" w:cs="Cascadia Mono"/>
-          <w:color w:val="000000"/>
-          <w:sz w:val="18"/>
-          <w:szCs w:val="18"/>
-          <w:highlight w:val="white"/>
-          <w:lang w:val="en-US"/>
-        </w:rPr>
-        <w:t>printf</w:t>
-      </w:r>
-      <w:proofErr w:type="spellEnd"/>
-      <w:r>
-        <w:rPr>
-          <w:rFonts w:ascii="Cascadia Code" w:hAnsi="Cascadia Code" w:cs="Cascadia Mono"/>
-          <w:color w:val="000000"/>
-          <w:sz w:val="18"/>
-          <w:szCs w:val="18"/>
-          <w:highlight w:val="white"/>
-          <w:lang w:val="en-US"/>
-        </w:rPr>
-        <w:t>(</w:t>
-      </w:r>
-      <w:proofErr w:type="gramEnd"/>
-      <w:r>
-        <w:rPr>
-          <w:rFonts w:ascii="Cascadia Code" w:hAnsi="Cascadia Code" w:cs="Cascadia Mono"/>
-          <w:color w:val="A31515"/>
-          <w:sz w:val="18"/>
-          <w:szCs w:val="18"/>
-          <w:highlight w:val="white"/>
-          <w:lang w:val="en-US"/>
-        </w:rPr>
-        <w:t>"Result reverse: %</w:t>
-      </w:r>
-      <w:proofErr w:type="spellStart"/>
-      <w:r>
-        <w:rPr>
-          <w:rFonts w:ascii="Cascadia Code" w:hAnsi="Cascadia Code" w:cs="Cascadia Mono"/>
-          <w:color w:val="A31515"/>
-          <w:sz w:val="18"/>
-          <w:szCs w:val="18"/>
-          <w:highlight w:val="white"/>
-          <w:lang w:val="en-US"/>
-        </w:rPr>
-        <w:t>f</w:t>
-      </w:r>
-      <w:proofErr w:type="spellEnd"/>
-      <w:r>
-        <w:rPr>
-          <w:rFonts w:ascii="Cascadia Code" w:hAnsi="Cascadia Code" w:cs="Cascadia Mono"/>
-          <w:color w:val="A31515"/>
-          <w:sz w:val="18"/>
-          <w:szCs w:val="18"/>
-          <w:highlight w:val="white"/>
-          <w:lang w:val="en-US"/>
-        </w:rPr>
-        <w:t xml:space="preserve"> Error:%f\n"</w:t>
-      </w:r>
-      <w:r>
-        <w:rPr>
-          <w:rFonts w:ascii="Cascadia Code" w:hAnsi="Cascadia Code" w:cs="Cascadia Mono"/>
-          <w:color w:val="000000"/>
-          <w:sz w:val="18"/>
-          <w:szCs w:val="18"/>
-          <w:highlight w:val="white"/>
-          <w:lang w:val="en-US"/>
-        </w:rPr>
-        <w:t xml:space="preserve">, </w:t>
-      </w:r>
-      <w:proofErr w:type="spellStart"/>
-      <w:r>
-        <w:rPr>
-          <w:rFonts w:ascii="Cascadia Code" w:hAnsi="Cascadia Code" w:cs="Cascadia Mono"/>
-          <w:color w:val="000000"/>
-          <w:sz w:val="18"/>
-          <w:szCs w:val="18"/>
-          <w:highlight w:val="white"/>
-          <w:lang w:val="en-US"/>
-        </w:rPr>
-        <w:t>res_reverse</w:t>
-      </w:r>
-      <w:proofErr w:type="spellEnd"/>
-      <w:r>
-        <w:rPr>
-          <w:rFonts w:ascii="Cascadia Code" w:hAnsi="Cascadia Code" w:cs="Cascadia Mono"/>
-          <w:color w:val="000000"/>
-          <w:sz w:val="18"/>
-          <w:szCs w:val="18"/>
-          <w:highlight w:val="white"/>
-          <w:lang w:val="en-US"/>
-        </w:rPr>
-        <w:t xml:space="preserve">, </w:t>
-      </w:r>
-      <w:proofErr w:type="spellStart"/>
-      <w:r>
-        <w:rPr>
-          <w:rFonts w:ascii="Cascadia Code" w:hAnsi="Cascadia Code" w:cs="Cascadia Mono"/>
-          <w:color w:val="000000"/>
-          <w:sz w:val="18"/>
-          <w:szCs w:val="18"/>
-          <w:highlight w:val="white"/>
-          <w:lang w:val="en-US"/>
-        </w:rPr>
-        <w:t>fabsf</w:t>
-      </w:r>
-      <w:proofErr w:type="spellEnd"/>
-      <w:r>
-        <w:rPr>
-          <w:rFonts w:ascii="Cascadia Code" w:hAnsi="Cascadia Code" w:cs="Cascadia Mono"/>
-          <w:color w:val="000000"/>
-          <w:sz w:val="18"/>
-          <w:szCs w:val="18"/>
-          <w:highlight w:val="white"/>
-          <w:lang w:val="en-US"/>
-        </w:rPr>
-        <w:t>(</w:t>
-      </w:r>
-      <w:proofErr w:type="spellStart"/>
-      <w:r>
-        <w:rPr>
-          <w:rFonts w:ascii="Cascadia Code" w:hAnsi="Cascadia Code" w:cs="Cascadia Mono"/>
-          <w:color w:val="000000"/>
-          <w:sz w:val="18"/>
-          <w:szCs w:val="18"/>
-          <w:highlight w:val="white"/>
-          <w:lang w:val="en-US"/>
-        </w:rPr>
-        <w:t>cosf</w:t>
-      </w:r>
-      <w:proofErr w:type="spellEnd"/>
-      <w:r>
-        <w:rPr>
-          <w:rFonts w:ascii="Cascadia Code" w:hAnsi="Cascadia Code" w:cs="Cascadia Mono"/>
-          <w:color w:val="000000"/>
-          <w:sz w:val="18"/>
-          <w:szCs w:val="18"/>
-          <w:highlight w:val="white"/>
-          <w:lang w:val="en-US"/>
-        </w:rPr>
-        <w:t>(</w:t>
-      </w:r>
-      <w:proofErr w:type="spellStart"/>
-      <w:r>
-        <w:rPr>
-          <w:rFonts w:ascii="Cascadia Code" w:hAnsi="Cascadia Code" w:cs="Cascadia Mono"/>
-          <w:color w:val="000000"/>
-          <w:sz w:val="18"/>
-          <w:szCs w:val="18"/>
-          <w:highlight w:val="white"/>
-          <w:lang w:val="en-US"/>
-        </w:rPr>
-        <w:t>arg</w:t>
-      </w:r>
-      <w:proofErr w:type="spellEnd"/>
-      <w:r>
-        <w:rPr>
-          <w:rFonts w:ascii="Cascadia Code" w:hAnsi="Cascadia Code" w:cs="Cascadia Mono"/>
-          <w:color w:val="000000"/>
-          <w:sz w:val="18"/>
-          <w:szCs w:val="18"/>
-          <w:highlight w:val="white"/>
-          <w:lang w:val="en-US"/>
-        </w:rPr>
-        <w:t xml:space="preserve">) - </w:t>
-      </w:r>
-      <w:proofErr w:type="spellStart"/>
-      <w:r>
-        <w:rPr>
-          <w:rFonts w:ascii="Cascadia Code" w:hAnsi="Cascadia Code" w:cs="Cascadia Mono"/>
-          <w:color w:val="000000"/>
-          <w:sz w:val="18"/>
-          <w:szCs w:val="18"/>
-          <w:highlight w:val="white"/>
-          <w:lang w:val="en-US"/>
-        </w:rPr>
-        <w:t>res_reverse</w:t>
-      </w:r>
-      <w:proofErr w:type="spellEnd"/>
-      <w:r>
-        <w:rPr>
-          <w:rFonts w:ascii="Cascadia Code" w:hAnsi="Cascadia Code" w:cs="Cascadia Mono"/>
-          <w:color w:val="000000"/>
-          <w:sz w:val="18"/>
-          <w:szCs w:val="18"/>
-          <w:highlight w:val="white"/>
-          <w:lang w:val="en-US"/>
-        </w:rPr>
-        <w:t>));</w:t>
+          <w:color w:val="0000FF"/>
+          <w:sz w:val="18"/>
+          <w:szCs w:val="18"/>
+          <w:highlight w:val="white"/>
+          <w:lang w:val="en-US"/>
+        </w:rPr>
+        <w:t>case</w:t>
+      </w:r>
+      <w:r>
+        <w:rPr>
+          <w:rFonts w:ascii="Cascadia Code" w:hAnsi="Cascadia Code" w:cs="Cascadia Mono"/>
+          <w:color w:val="000000"/>
+          <w:sz w:val="18"/>
+          <w:szCs w:val="18"/>
+          <w:highlight w:val="white"/>
+          <w:lang w:val="en-US"/>
+        </w:rPr>
+        <w:t xml:space="preserve"> 3:</w:t>
       </w:r>
     </w:p>
     <w:p>
@@ -15422,17 +14941,16 @@
         <w:tab/>
       </w:r>
       <w:proofErr w:type="spellStart"/>
-      <w:proofErr w:type="gramStart"/>
-      <w:r>
-        <w:rPr>
-          <w:rFonts w:ascii="Cascadia Code" w:hAnsi="Cascadia Code" w:cs="Cascadia Mono"/>
-          <w:color w:val="000000"/>
-          <w:sz w:val="18"/>
-          <w:szCs w:val="18"/>
-          <w:highlight w:val="white"/>
-          <w:lang w:val="en-US"/>
-        </w:rPr>
-        <w:t>printf</w:t>
+      <w:r>
+        <w:rPr>
+          <w:rFonts w:ascii="Cascadia Code" w:hAnsi="Cascadia Code" w:cs="Cascadia Mono"/>
+          <w:color w:val="000000"/>
+          <w:sz w:val="18"/>
+          <w:szCs w:val="18"/>
+          <w:highlight w:val="white"/>
+          <w:lang w:val="en-US"/>
+        </w:rPr>
+        <w:t>step.x</w:t>
       </w:r>
       <w:proofErr w:type="spellEnd"/>
       <w:r>
@@ -15444,174 +14962,31 @@
           <w:highlight w:val="white"/>
           <w:lang w:val="en-US"/>
         </w:rPr>
-        <w:t>(</w:t>
-      </w:r>
-      <w:proofErr w:type="gramEnd"/>
-      <w:r>
-        <w:rPr>
-          <w:rFonts w:ascii="Cascadia Code" w:hAnsi="Cascadia Code" w:cs="Cascadia Mono"/>
-          <w:color w:val="A31515"/>
-          <w:sz w:val="18"/>
-          <w:szCs w:val="18"/>
-          <w:highlight w:val="white"/>
-          <w:lang w:val="en-US"/>
-        </w:rPr>
-        <w:t>"Result cahon: %</w:t>
+        <w:t xml:space="preserve"> = </w:t>
       </w:r>
       <w:proofErr w:type="spellStart"/>
       <w:r>
         <w:rPr>
           <w:rFonts w:ascii="Cascadia Code" w:hAnsi="Cascadia Code" w:cs="Cascadia Mono"/>
-          <w:color w:val="A31515"/>
-          <w:sz w:val="18"/>
-          <w:szCs w:val="18"/>
-          <w:highlight w:val="white"/>
-          <w:lang w:val="en-US"/>
-        </w:rPr>
-        <w:t>f</w:t>
+          <w:color w:val="000000"/>
+          <w:sz w:val="18"/>
+          <w:szCs w:val="18"/>
+          <w:highlight w:val="white"/>
+          <w:lang w:val="en-US"/>
+        </w:rPr>
+        <w:t>arg</w:t>
       </w:r>
       <w:proofErr w:type="spellEnd"/>
       <w:r>
         <w:rPr>
           <w:rFonts w:ascii="Cascadia Code" w:hAnsi="Cascadia Code" w:cs="Cascadia Mono"/>
-          <w:color w:val="A31515"/>
-          <w:sz w:val="18"/>
-          <w:szCs w:val="18"/>
-          <w:highlight w:val="white"/>
-          <w:lang w:val="en-US"/>
-        </w:rPr>
-        <w:t xml:space="preserve"> Error:%f\n"</w:t>
-      </w:r>
-      <w:r>
-        <w:rPr>
-          <w:rFonts w:ascii="Cascadia Code" w:hAnsi="Cascadia Code" w:cs="Cascadia Mono"/>
-          <w:color w:val="000000"/>
-          <w:sz w:val="18"/>
-          <w:szCs w:val="18"/>
-          <w:highlight w:val="white"/>
-          <w:lang w:val="en-US"/>
-        </w:rPr>
-        <w:t xml:space="preserve">, </w:t>
-      </w:r>
-      <w:proofErr w:type="spellStart"/>
-      <w:r>
-        <w:rPr>
-          <w:rFonts w:ascii="Cascadia Code" w:hAnsi="Cascadia Code" w:cs="Cascadia Mono"/>
-          <w:color w:val="000000"/>
-          <w:sz w:val="18"/>
-          <w:szCs w:val="18"/>
-          <w:highlight w:val="white"/>
-          <w:lang w:val="en-US"/>
-        </w:rPr>
-        <w:t>res_cahon</w:t>
-      </w:r>
-      <w:proofErr w:type="spellEnd"/>
-      <w:r>
-        <w:rPr>
-          <w:rFonts w:ascii="Cascadia Code" w:hAnsi="Cascadia Code" w:cs="Cascadia Mono"/>
-          <w:color w:val="000000"/>
-          <w:sz w:val="18"/>
-          <w:szCs w:val="18"/>
-          <w:highlight w:val="white"/>
-          <w:lang w:val="en-US"/>
-        </w:rPr>
-        <w:t xml:space="preserve">, </w:t>
-      </w:r>
-      <w:proofErr w:type="spellStart"/>
-      <w:r>
-        <w:rPr>
-          <w:rFonts w:ascii="Cascadia Code" w:hAnsi="Cascadia Code" w:cs="Cascadia Mono"/>
-          <w:color w:val="000000"/>
-          <w:sz w:val="18"/>
-          <w:szCs w:val="18"/>
-          <w:highlight w:val="white"/>
-          <w:lang w:val="en-US"/>
-        </w:rPr>
-        <w:t>fabsf</w:t>
-      </w:r>
-      <w:proofErr w:type="spellEnd"/>
-      <w:r>
-        <w:rPr>
-          <w:rFonts w:ascii="Cascadia Code" w:hAnsi="Cascadia Code" w:cs="Cascadia Mono"/>
-          <w:color w:val="000000"/>
-          <w:sz w:val="18"/>
-          <w:szCs w:val="18"/>
-          <w:highlight w:val="white"/>
-          <w:lang w:val="en-US"/>
-        </w:rPr>
-        <w:t>(</w:t>
-      </w:r>
-      <w:proofErr w:type="spellStart"/>
-      <w:r>
-        <w:rPr>
-          <w:rFonts w:ascii="Cascadia Code" w:hAnsi="Cascadia Code" w:cs="Cascadia Mono"/>
-          <w:color w:val="000000"/>
-          <w:sz w:val="18"/>
-          <w:szCs w:val="18"/>
-          <w:highlight w:val="white"/>
-          <w:lang w:val="en-US"/>
-        </w:rPr>
-        <w:t>cosf</w:t>
-      </w:r>
-      <w:proofErr w:type="spellEnd"/>
-      <w:r>
-        <w:rPr>
-          <w:rFonts w:ascii="Cascadia Code" w:hAnsi="Cascadia Code" w:cs="Cascadia Mono"/>
-          <w:color w:val="000000"/>
-          <w:sz w:val="18"/>
-          <w:szCs w:val="18"/>
-          <w:highlight w:val="white"/>
-          <w:lang w:val="en-US"/>
-        </w:rPr>
-        <w:t>(</w:t>
-      </w:r>
-      <w:proofErr w:type="spellStart"/>
-      <w:r>
-        <w:rPr>
-          <w:rFonts w:ascii="Cascadia Code" w:hAnsi="Cascadia Code" w:cs="Cascadia Mono"/>
-          <w:color w:val="000000"/>
-          <w:sz w:val="18"/>
-          <w:szCs w:val="18"/>
-          <w:highlight w:val="white"/>
-          <w:lang w:val="en-US"/>
-        </w:rPr>
-        <w:t>arg</w:t>
-      </w:r>
-      <w:proofErr w:type="spellEnd"/>
-      <w:r>
-        <w:rPr>
-          <w:rFonts w:ascii="Cascadia Code" w:hAnsi="Cascadia Code" w:cs="Cascadia Mono"/>
-          <w:color w:val="000000"/>
-          <w:sz w:val="18"/>
-          <w:szCs w:val="18"/>
-          <w:highlight w:val="white"/>
-          <w:lang w:val="en-US"/>
-        </w:rPr>
-        <w:t xml:space="preserve">) - </w:t>
-      </w:r>
-      <w:proofErr w:type="spellStart"/>
-      <w:r>
-        <w:rPr>
-          <w:rFonts w:ascii="Cascadia Code" w:hAnsi="Cascadia Code" w:cs="Cascadia Mono"/>
-          <w:color w:val="000000"/>
-          <w:sz w:val="18"/>
-          <w:szCs w:val="18"/>
-          <w:highlight w:val="white"/>
-          <w:lang w:val="en-US"/>
-        </w:rPr>
-        <w:t>res_cahon</w:t>
-      </w:r>
-      <w:proofErr w:type="spellEnd"/>
-      <w:r>
-        <w:rPr>
-          <w:rFonts w:ascii="Cascadia Code" w:hAnsi="Cascadia Code" w:cs="Cascadia Mono"/>
-          <w:color w:val="000000"/>
-          <w:sz w:val="18"/>
-          <w:szCs w:val="18"/>
-          <w:highlight w:val="white"/>
-          <w:lang w:val="en-US"/>
-        </w:rPr>
-        <w:t>));</w:t>
+          <w:color w:val="000000"/>
+          <w:sz w:val="18"/>
+          <w:szCs w:val="18"/>
+          <w:highlight w:val="white"/>
+          <w:lang w:val="en-US"/>
+        </w:rPr>
+        <w:t>;</w:t>
       </w:r>
     </w:p>
     <w:p>
@@ -15673,114 +15048,20 @@
           <w:highlight w:val="white"/>
           <w:lang w:val="en-US"/>
         </w:rPr>
-        <w:t>printf</w:t>
+        <w:t>step.current</w:t>
       </w:r>
       <w:proofErr w:type="spellEnd"/>
-      <w:r>
-        <w:rPr>
-          <w:rFonts w:ascii="Cascadia Code" w:hAnsi="Cascadia Code" w:cs="Cascadia Mono"/>
-          <w:color w:val="000000"/>
-          <w:sz w:val="18"/>
-          <w:szCs w:val="18"/>
-          <w:highlight w:val="white"/>
-          <w:lang w:val="en-US"/>
-        </w:rPr>
-        <w:t>(</w:t>
-      </w:r>
       <w:proofErr w:type="gramEnd"/>
       <w:r>
         <w:rPr>
           <w:rFonts w:ascii="Cascadia Code" w:hAnsi="Cascadia Code" w:cs="Cascadia Mono"/>
-          <w:color w:val="A31515"/>
-          <w:sz w:val="18"/>
-          <w:szCs w:val="18"/>
-          <w:highlight w:val="white"/>
-          <w:lang w:val="en-US"/>
-        </w:rPr>
-        <w:t>"</w:t>
-      </w:r>
-      <w:proofErr w:type="spellStart"/>
-      <w:r>
-        <w:rPr>
-          <w:rFonts w:ascii="Cascadia Code" w:hAnsi="Cascadia Code" w:cs="Cascadia Mono"/>
-          <w:color w:val="A31515"/>
-          <w:sz w:val="18"/>
-          <w:szCs w:val="18"/>
-          <w:highlight w:val="white"/>
-          <w:lang w:val="en-US"/>
-        </w:rPr>
-        <w:t>Math.h</w:t>
-      </w:r>
-      <w:proofErr w:type="spellEnd"/>
-      <w:r>
-        <w:rPr>
-          <w:rFonts w:ascii="Cascadia Code" w:hAnsi="Cascadia Code" w:cs="Cascadia Mono"/>
-          <w:color w:val="A31515"/>
-          <w:sz w:val="18"/>
-          <w:szCs w:val="18"/>
-          <w:highlight w:val="white"/>
-          <w:lang w:val="en-US"/>
-        </w:rPr>
-        <w:t>: %f\n"</w:t>
-      </w:r>
-      <w:r>
-        <w:rPr>
-          <w:rFonts w:ascii="Cascadia Code" w:hAnsi="Cascadia Code" w:cs="Cascadia Mono"/>
-          <w:color w:val="000000"/>
-          <w:sz w:val="18"/>
-          <w:szCs w:val="18"/>
-          <w:highlight w:val="white"/>
-          <w:lang w:val="en-US"/>
-        </w:rPr>
-        <w:t xml:space="preserve">, </w:t>
-      </w:r>
-      <w:proofErr w:type="spellStart"/>
-      <w:r>
-        <w:rPr>
-          <w:rFonts w:ascii="Cascadia Code" w:hAnsi="Cascadia Code" w:cs="Cascadia Mono"/>
-          <w:color w:val="000000"/>
-          <w:sz w:val="18"/>
-          <w:szCs w:val="18"/>
-          <w:highlight w:val="white"/>
-          <w:lang w:val="en-US"/>
-        </w:rPr>
-        <w:t>cosf</w:t>
-      </w:r>
-      <w:proofErr w:type="spellEnd"/>
-      <w:r>
-        <w:rPr>
-          <w:rFonts w:ascii="Cascadia Code" w:hAnsi="Cascadia Code" w:cs="Cascadia Mono"/>
-          <w:color w:val="000000"/>
-          <w:sz w:val="18"/>
-          <w:szCs w:val="18"/>
-          <w:highlight w:val="white"/>
-          <w:lang w:val="en-US"/>
-        </w:rPr>
-        <w:t>(</w:t>
-      </w:r>
-      <w:proofErr w:type="spellStart"/>
-      <w:r>
-        <w:rPr>
-          <w:rFonts w:ascii="Cascadia Code" w:hAnsi="Cascadia Code" w:cs="Cascadia Mono"/>
-          <w:color w:val="000000"/>
-          <w:sz w:val="18"/>
-          <w:szCs w:val="18"/>
-          <w:highlight w:val="white"/>
-          <w:lang w:val="en-US"/>
-        </w:rPr>
-        <w:t>arg</w:t>
-      </w:r>
-      <w:proofErr w:type="spellEnd"/>
-      <w:r>
-        <w:rPr>
-          <w:rFonts w:ascii="Cascadia Code" w:hAnsi="Cascadia Code" w:cs="Cascadia Mono"/>
-          <w:color w:val="000000"/>
-          <w:sz w:val="18"/>
-          <w:szCs w:val="18"/>
-          <w:highlight w:val="white"/>
-          <w:lang w:val="en-US"/>
-        </w:rPr>
-        <w:t>));</w:t>
+          <w:color w:val="000000"/>
+          <w:sz w:val="18"/>
+          <w:szCs w:val="18"/>
+          <w:highlight w:val="white"/>
+          <w:lang w:val="en-US"/>
+        </w:rPr>
+        <w:t xml:space="preserve"> = 1.0f;</w:t>
       </w:r>
     </w:p>
     <w:p>
@@ -15831,27 +15112,31 @@
         </w:rPr>
         <w:tab/>
       </w:r>
-      <w:r>
-        <w:rPr>
-          <w:rFonts w:ascii="Cascadia Code" w:hAnsi="Cascadia Code" w:cs="Cascadia Mono"/>
-          <w:color w:val="0000FF"/>
-          <w:sz w:val="18"/>
-          <w:szCs w:val="18"/>
-          <w:highlight w:val="white"/>
-          <w:lang w:val="en-US"/>
-        </w:rPr>
-        <w:t>break</w:t>
-      </w:r>
-      <w:r>
-        <w:rPr>
-          <w:rFonts w:ascii="Cascadia Code" w:hAnsi="Cascadia Code" w:cs="Cascadia Mono"/>
-          <w:color w:val="000000"/>
-          <w:sz w:val="18"/>
-          <w:szCs w:val="18"/>
-          <w:highlight w:val="white"/>
-          <w:lang w:val="en-US"/>
-        </w:rPr>
-        <w:t>;</w:t>
+      <w:proofErr w:type="spellStart"/>
+      <w:proofErr w:type="gramStart"/>
+      <w:r>
+        <w:rPr>
+          <w:rFonts w:ascii="Cascadia Code" w:hAnsi="Cascadia Code" w:cs="Cascadia Mono"/>
+          <w:color w:val="000000"/>
+          <w:sz w:val="18"/>
+          <w:szCs w:val="18"/>
+          <w:highlight w:val="white"/>
+          <w:lang w:val="en-US"/>
+        </w:rPr>
+        <w:t>step.number</w:t>
+      </w:r>
+      <w:proofErr w:type="spellEnd"/>
+      <w:proofErr w:type="gramEnd"/>
+      <w:r>
+        <w:rPr>
+          <w:rFonts w:ascii="Cascadia Code" w:hAnsi="Cascadia Code" w:cs="Cascadia Mono"/>
+          <w:color w:val="000000"/>
+          <w:sz w:val="18"/>
+          <w:szCs w:val="18"/>
+          <w:highlight w:val="white"/>
+          <w:lang w:val="en-US"/>
+        </w:rPr>
+        <w:t xml:space="preserve"> = 0;</w:t>
       </w:r>
     </w:p>
     <w:p>
@@ -15869,6 +15154,111 @@
           <w:lang w:val="en-US"/>
         </w:rPr>
       </w:pPr>
+      <w:r>
+        <w:rPr>
+          <w:rFonts w:ascii="Cascadia Code" w:hAnsi="Cascadia Code" w:cs="Cascadia Mono"/>
+          <w:color w:val="000000"/>
+          <w:sz w:val="18"/>
+          <w:szCs w:val="18"/>
+          <w:highlight w:val="white"/>
+          <w:lang w:val="en-US"/>
+        </w:rPr>
+        <w:tab/>
+      </w:r>
+      <w:r>
+        <w:rPr>
+          <w:rFonts w:ascii="Cascadia Code" w:hAnsi="Cascadia Code" w:cs="Cascadia Mono"/>
+          <w:color w:val="000000"/>
+          <w:sz w:val="18"/>
+          <w:szCs w:val="18"/>
+          <w:highlight w:val="white"/>
+          <w:lang w:val="en-US"/>
+        </w:rPr>
+        <w:tab/>
+      </w:r>
+      <w:r>
+        <w:rPr>
+          <w:rFonts w:ascii="Cascadia Code" w:hAnsi="Cascadia Code" w:cs="Cascadia Mono"/>
+          <w:color w:val="000000"/>
+          <w:sz w:val="18"/>
+          <w:szCs w:val="18"/>
+          <w:highlight w:val="white"/>
+          <w:lang w:val="en-US"/>
+        </w:rPr>
+        <w:tab/>
+      </w:r>
+      <w:proofErr w:type="spellStart"/>
+      <w:r>
+        <w:rPr>
+          <w:rFonts w:ascii="Cascadia Code" w:hAnsi="Cascadia Code" w:cs="Cascadia Mono"/>
+          <w:color w:val="000000"/>
+          <w:sz w:val="18"/>
+          <w:szCs w:val="18"/>
+          <w:highlight w:val="white"/>
+          <w:lang w:val="en-US"/>
+        </w:rPr>
+        <w:t>res_reverse</w:t>
+      </w:r>
+      <w:proofErr w:type="spellEnd"/>
+      <w:r>
+        <w:rPr>
+          <w:rFonts w:ascii="Cascadia Code" w:hAnsi="Cascadia Code" w:cs="Cascadia Mono"/>
+          <w:color w:val="000000"/>
+          <w:sz w:val="18"/>
+          <w:szCs w:val="18"/>
+          <w:highlight w:val="white"/>
+          <w:lang w:val="en-US"/>
+        </w:rPr>
+        <w:t xml:space="preserve"> = reverse_</w:t>
+      </w:r>
+      <w:proofErr w:type="gramStart"/>
+      <w:r>
+        <w:rPr>
+          <w:rFonts w:ascii="Cascadia Code" w:hAnsi="Cascadia Code" w:cs="Cascadia Mono"/>
+          <w:color w:val="000000"/>
+          <w:sz w:val="18"/>
+          <w:szCs w:val="18"/>
+          <w:highlight w:val="white"/>
+          <w:lang w:val="en-US"/>
+        </w:rPr>
+        <w:t>sum(</w:t>
+      </w:r>
+      <w:proofErr w:type="gramEnd"/>
+      <w:r>
+        <w:rPr>
+          <w:rFonts w:ascii="Cascadia Code" w:hAnsi="Cascadia Code" w:cs="Cascadia Mono"/>
+          <w:color w:val="000000"/>
+          <w:sz w:val="18"/>
+          <w:szCs w:val="18"/>
+          <w:highlight w:val="white"/>
+          <w:lang w:val="en-US"/>
+        </w:rPr>
+        <w:t xml:space="preserve">step, </w:t>
+      </w:r>
+      <w:proofErr w:type="spellStart"/>
+      <w:r>
+        <w:rPr>
+          <w:rFonts w:ascii="Cascadia Code" w:hAnsi="Cascadia Code" w:cs="Cascadia Mono"/>
+          <w:color w:val="000000"/>
+          <w:sz w:val="18"/>
+          <w:szCs w:val="18"/>
+          <w:highlight w:val="white"/>
+          <w:lang w:val="en-US"/>
+        </w:rPr>
+        <w:t>update_cos</w:t>
+      </w:r>
+      <w:proofErr w:type="spellEnd"/>
+      <w:r>
+        <w:rPr>
+          <w:rFonts w:ascii="Cascadia Code" w:hAnsi="Cascadia Code" w:cs="Cascadia Mono"/>
+          <w:color w:val="000000"/>
+          <w:sz w:val="18"/>
+          <w:szCs w:val="18"/>
+          <w:highlight w:val="white"/>
+          <w:lang w:val="en-US"/>
+        </w:rPr>
+        <w:t>, n);</w:t>
+      </w:r>
     </w:p>
     <w:p>
       <w:pPr>
@@ -15910,24 +15300,62 @@
       <w:r>
         <w:rPr>
           <w:rFonts w:ascii="Cascadia Code" w:hAnsi="Cascadia Code" w:cs="Cascadia Mono"/>
-          <w:color w:val="0000FF"/>
-          <w:sz w:val="18"/>
-          <w:szCs w:val="18"/>
-          <w:highlight w:val="white"/>
-          <w:lang w:val="en-US"/>
-        </w:rPr>
-        <w:t>case</w:t>
-      </w:r>
-      <w:r>
-        <w:rPr>
-          <w:rFonts w:ascii="Cascadia Code" w:hAnsi="Cascadia Code" w:cs="Cascadia Mono"/>
-          <w:color w:val="000000"/>
-          <w:sz w:val="18"/>
-          <w:szCs w:val="18"/>
-          <w:highlight w:val="white"/>
-          <w:lang w:val="en-US"/>
-        </w:rPr>
-        <w:t xml:space="preserve"> 4:</w:t>
+          <w:color w:val="000000"/>
+          <w:sz w:val="18"/>
+          <w:szCs w:val="18"/>
+          <w:highlight w:val="white"/>
+          <w:lang w:val="en-US"/>
+        </w:rPr>
+        <w:tab/>
+        <w:t>res = direct_</w:t>
+      </w:r>
+      <w:proofErr w:type="gramStart"/>
+      <w:r>
+        <w:rPr>
+          <w:rFonts w:ascii="Cascadia Code" w:hAnsi="Cascadia Code" w:cs="Cascadia Mono"/>
+          <w:color w:val="000000"/>
+          <w:sz w:val="18"/>
+          <w:szCs w:val="18"/>
+          <w:highlight w:val="white"/>
+          <w:lang w:val="en-US"/>
+        </w:rPr>
+        <w:t>sum(</w:t>
+      </w:r>
+      <w:proofErr w:type="gramEnd"/>
+      <w:r>
+        <w:rPr>
+          <w:rFonts w:ascii="Cascadia Code" w:hAnsi="Cascadia Code" w:cs="Cascadia Mono"/>
+          <w:color w:val="000000"/>
+          <w:sz w:val="18"/>
+          <w:szCs w:val="18"/>
+          <w:highlight w:val="white"/>
+          <w:lang w:val="en-US"/>
+        </w:rPr>
+        <w:t xml:space="preserve">step, </w:t>
+      </w:r>
+      <w:proofErr w:type="spellStart"/>
+      <w:r>
+        <w:rPr>
+          <w:rFonts w:ascii="Cascadia Code" w:hAnsi="Cascadia Code" w:cs="Cascadia Mono"/>
+          <w:color w:val="000000"/>
+          <w:sz w:val="18"/>
+          <w:szCs w:val="18"/>
+          <w:highlight w:val="white"/>
+          <w:lang w:val="en-US"/>
+        </w:rPr>
+        <w:t>update_cos</w:t>
+      </w:r>
+      <w:proofErr w:type="spellEnd"/>
+      <w:r>
+        <w:rPr>
+          <w:rFonts w:ascii="Cascadia Code" w:hAnsi="Cascadia Code" w:cs="Cascadia Mono"/>
+          <w:color w:val="000000"/>
+          <w:sz w:val="18"/>
+          <w:szCs w:val="18"/>
+          <w:highlight w:val="white"/>
+          <w:lang w:val="en-US"/>
+        </w:rPr>
+        <w:t>, n);</w:t>
       </w:r>
     </w:p>
     <w:p>
@@ -15988,7 +15416,7 @@
           <w:highlight w:val="white"/>
           <w:lang w:val="en-US"/>
         </w:rPr>
-        <w:t>step.x</w:t>
+        <w:t>res_cahon</w:t>
       </w:r>
       <w:proofErr w:type="spellEnd"/>
       <w:r>
@@ -16000,7 +15428,31 @@
           <w:highlight w:val="white"/>
           <w:lang w:val="en-US"/>
         </w:rPr>
-        <w:t xml:space="preserve"> = </w:t>
+        <w:t xml:space="preserve"> = cahon_</w:t>
+      </w:r>
+      <w:proofErr w:type="gramStart"/>
+      <w:r>
+        <w:rPr>
+          <w:rFonts w:ascii="Cascadia Code" w:hAnsi="Cascadia Code" w:cs="Cascadia Mono"/>
+          <w:color w:val="000000"/>
+          <w:sz w:val="18"/>
+          <w:szCs w:val="18"/>
+          <w:highlight w:val="white"/>
+          <w:lang w:val="en-US"/>
+        </w:rPr>
+        <w:t>sum(</w:t>
+      </w:r>
+      <w:proofErr w:type="gramEnd"/>
+      <w:r>
+        <w:rPr>
+          <w:rFonts w:ascii="Cascadia Code" w:hAnsi="Cascadia Code" w:cs="Cascadia Mono"/>
+          <w:color w:val="000000"/>
+          <w:sz w:val="18"/>
+          <w:szCs w:val="18"/>
+          <w:highlight w:val="white"/>
+          <w:lang w:val="en-US"/>
+        </w:rPr>
+        <w:t xml:space="preserve">step, </w:t>
       </w:r>
       <w:proofErr w:type="spellStart"/>
       <w:r>
@@ -16012,7 +15464,7 @@
           <w:highlight w:val="white"/>
           <w:lang w:val="en-US"/>
         </w:rPr>
-        <w:t>arg</w:t>
+        <w:t>update_cos</w:t>
       </w:r>
       <w:proofErr w:type="spellEnd"/>
       <w:r>
@@ -16024,7 +15476,7 @@
           <w:highlight w:val="white"/>
           <w:lang w:val="en-US"/>
         </w:rPr>
-        <w:t>;</w:t>
+        <w:t>, n);</w:t>
       </w:r>
     </w:p>
     <w:p>
@@ -16086,20 +15538,42 @@
           <w:highlight w:val="white"/>
           <w:lang w:val="en-US"/>
         </w:rPr>
-        <w:t>step.current</w:t>
+        <w:t>printf</w:t>
       </w:r>
       <w:proofErr w:type="spellEnd"/>
+      <w:r>
+        <w:rPr>
+          <w:rFonts w:ascii="Cascadia Code" w:hAnsi="Cascadia Code" w:cs="Cascadia Mono"/>
+          <w:color w:val="000000"/>
+          <w:sz w:val="18"/>
+          <w:szCs w:val="18"/>
+          <w:highlight w:val="white"/>
+          <w:lang w:val="en-US"/>
+        </w:rPr>
+        <w:t>(</w:t>
+      </w:r>
       <w:proofErr w:type="gramEnd"/>
       <w:r>
         <w:rPr>
           <w:rFonts w:ascii="Cascadia Code" w:hAnsi="Cascadia Code" w:cs="Cascadia Mono"/>
-          <w:color w:val="000000"/>
-          <w:sz w:val="18"/>
-          <w:szCs w:val="18"/>
-          <w:highlight w:val="white"/>
-          <w:lang w:val="en-US"/>
-        </w:rPr>
-        <w:t xml:space="preserve"> = </w:t>
+          <w:color w:val="A31515"/>
+          <w:sz w:val="18"/>
+          <w:szCs w:val="18"/>
+          <w:highlight w:val="white"/>
+          <w:lang w:val="en-US"/>
+        </w:rPr>
+        <w:t>"Result direct: %f Error:%f\n"</w:t>
+      </w:r>
+      <w:r>
+        <w:rPr>
+          <w:rFonts w:ascii="Cascadia Code" w:hAnsi="Cascadia Code" w:cs="Cascadia Mono"/>
+          <w:color w:val="000000"/>
+          <w:sz w:val="18"/>
+          <w:szCs w:val="18"/>
+          <w:highlight w:val="white"/>
+          <w:lang w:val="en-US"/>
+        </w:rPr>
+        <w:t xml:space="preserve">, res, </w:t>
       </w:r>
       <w:proofErr w:type="spellStart"/>
       <w:r>
@@ -16111,6 +15585,54 @@
           <w:highlight w:val="white"/>
           <w:lang w:val="en-US"/>
         </w:rPr>
+        <w:t>fabsf</w:t>
+      </w:r>
+      <w:proofErr w:type="spellEnd"/>
+      <w:r>
+        <w:rPr>
+          <w:rFonts w:ascii="Cascadia Code" w:hAnsi="Cascadia Code" w:cs="Cascadia Mono"/>
+          <w:color w:val="000000"/>
+          <w:sz w:val="18"/>
+          <w:szCs w:val="18"/>
+          <w:highlight w:val="white"/>
+          <w:lang w:val="en-US"/>
+        </w:rPr>
+        <w:t>(</w:t>
+      </w:r>
+      <w:proofErr w:type="spellStart"/>
+      <w:r>
+        <w:rPr>
+          <w:rFonts w:ascii="Cascadia Code" w:hAnsi="Cascadia Code" w:cs="Cascadia Mono"/>
+          <w:color w:val="000000"/>
+          <w:sz w:val="18"/>
+          <w:szCs w:val="18"/>
+          <w:highlight w:val="white"/>
+          <w:lang w:val="en-US"/>
+        </w:rPr>
+        <w:t>cosf</w:t>
+      </w:r>
+      <w:proofErr w:type="spellEnd"/>
+      <w:r>
+        <w:rPr>
+          <w:rFonts w:ascii="Cascadia Code" w:hAnsi="Cascadia Code" w:cs="Cascadia Mono"/>
+          <w:color w:val="000000"/>
+          <w:sz w:val="18"/>
+          <w:szCs w:val="18"/>
+          <w:highlight w:val="white"/>
+          <w:lang w:val="en-US"/>
+        </w:rPr>
+        <w:t>(</w:t>
+      </w:r>
+      <w:proofErr w:type="spellStart"/>
+      <w:r>
+        <w:rPr>
+          <w:rFonts w:ascii="Cascadia Code" w:hAnsi="Cascadia Code" w:cs="Cascadia Mono"/>
+          <w:color w:val="000000"/>
+          <w:sz w:val="18"/>
+          <w:szCs w:val="18"/>
+          <w:highlight w:val="white"/>
+          <w:lang w:val="en-US"/>
+        </w:rPr>
         <w:t>arg</w:t>
       </w:r>
       <w:proofErr w:type="spellEnd"/>
@@ -16123,7 +15645,7 @@
           <w:highlight w:val="white"/>
           <w:lang w:val="en-US"/>
         </w:rPr>
-        <w:t>;</w:t>
+        <w:t>) - res));</w:t>
       </w:r>
     </w:p>
     <w:p>
@@ -16185,20 +15707,162 @@
           <w:highlight w:val="white"/>
           <w:lang w:val="en-US"/>
         </w:rPr>
-        <w:t>step.number</w:t>
+        <w:t>printf</w:t>
       </w:r>
       <w:proofErr w:type="spellEnd"/>
+      <w:r>
+        <w:rPr>
+          <w:rFonts w:ascii="Cascadia Code" w:hAnsi="Cascadia Code" w:cs="Cascadia Mono"/>
+          <w:color w:val="000000"/>
+          <w:sz w:val="18"/>
+          <w:szCs w:val="18"/>
+          <w:highlight w:val="white"/>
+          <w:lang w:val="en-US"/>
+        </w:rPr>
+        <w:t>(</w:t>
+      </w:r>
       <w:proofErr w:type="gramEnd"/>
       <w:r>
         <w:rPr>
           <w:rFonts w:ascii="Cascadia Code" w:hAnsi="Cascadia Code" w:cs="Cascadia Mono"/>
-          <w:color w:val="000000"/>
-          <w:sz w:val="18"/>
-          <w:szCs w:val="18"/>
-          <w:highlight w:val="white"/>
-          <w:lang w:val="en-US"/>
-        </w:rPr>
-        <w:t xml:space="preserve"> = 1;</w:t>
+          <w:color w:val="A31515"/>
+          <w:sz w:val="18"/>
+          <w:szCs w:val="18"/>
+          <w:highlight w:val="white"/>
+          <w:lang w:val="en-US"/>
+        </w:rPr>
+        <w:t>"Result reverse: %f Error:%f\n"</w:t>
+      </w:r>
+      <w:r>
+        <w:rPr>
+          <w:rFonts w:ascii="Cascadia Code" w:hAnsi="Cascadia Code" w:cs="Cascadia Mono"/>
+          <w:color w:val="000000"/>
+          <w:sz w:val="18"/>
+          <w:szCs w:val="18"/>
+          <w:highlight w:val="white"/>
+          <w:lang w:val="en-US"/>
+        </w:rPr>
+        <w:t xml:space="preserve">, </w:t>
+      </w:r>
+      <w:proofErr w:type="spellStart"/>
+      <w:r>
+        <w:rPr>
+          <w:rFonts w:ascii="Cascadia Code" w:hAnsi="Cascadia Code" w:cs="Cascadia Mono"/>
+          <w:color w:val="000000"/>
+          <w:sz w:val="18"/>
+          <w:szCs w:val="18"/>
+          <w:highlight w:val="white"/>
+          <w:lang w:val="en-US"/>
+        </w:rPr>
+        <w:t>res_reverse</w:t>
+      </w:r>
+      <w:proofErr w:type="spellEnd"/>
+      <w:r>
+        <w:rPr>
+          <w:rFonts w:ascii="Cascadia Code" w:hAnsi="Cascadia Code" w:cs="Cascadia Mono"/>
+          <w:color w:val="000000"/>
+          <w:sz w:val="18"/>
+          <w:szCs w:val="18"/>
+          <w:highlight w:val="white"/>
+          <w:lang w:val="en-US"/>
+        </w:rPr>
+        <w:t xml:space="preserve">, </w:t>
+      </w:r>
+      <w:proofErr w:type="spellStart"/>
+      <w:r>
+        <w:rPr>
+          <w:rFonts w:ascii="Cascadia Code" w:hAnsi="Cascadia Code" w:cs="Cascadia Mono"/>
+          <w:color w:val="000000"/>
+          <w:sz w:val="18"/>
+          <w:szCs w:val="18"/>
+          <w:highlight w:val="white"/>
+          <w:lang w:val="en-US"/>
+        </w:rPr>
+        <w:t>fabsf</w:t>
+      </w:r>
+      <w:proofErr w:type="spellEnd"/>
+      <w:r>
+        <w:rPr>
+          <w:rFonts w:ascii="Cascadia Code" w:hAnsi="Cascadia Code" w:cs="Cascadia Mono"/>
+          <w:color w:val="000000"/>
+          <w:sz w:val="18"/>
+          <w:szCs w:val="18"/>
+          <w:highlight w:val="white"/>
+          <w:lang w:val="en-US"/>
+        </w:rPr>
+        <w:t>(</w:t>
+      </w:r>
+      <w:proofErr w:type="spellStart"/>
+      <w:r>
+        <w:rPr>
+          <w:rFonts w:ascii="Cascadia Code" w:hAnsi="Cascadia Code" w:cs="Cascadia Mono"/>
+          <w:color w:val="000000"/>
+          <w:sz w:val="18"/>
+          <w:szCs w:val="18"/>
+          <w:highlight w:val="white"/>
+          <w:lang w:val="en-US"/>
+        </w:rPr>
+        <w:t>cosf</w:t>
+      </w:r>
+      <w:proofErr w:type="spellEnd"/>
+      <w:r>
+        <w:rPr>
+          <w:rFonts w:ascii="Cascadia Code" w:hAnsi="Cascadia Code" w:cs="Cascadia Mono"/>
+          <w:color w:val="000000"/>
+          <w:sz w:val="18"/>
+          <w:szCs w:val="18"/>
+          <w:highlight w:val="white"/>
+          <w:lang w:val="en-US"/>
+        </w:rPr>
+        <w:t>(</w:t>
+      </w:r>
+      <w:proofErr w:type="spellStart"/>
+      <w:r>
+        <w:rPr>
+          <w:rFonts w:ascii="Cascadia Code" w:hAnsi="Cascadia Code" w:cs="Cascadia Mono"/>
+          <w:color w:val="000000"/>
+          <w:sz w:val="18"/>
+          <w:szCs w:val="18"/>
+          <w:highlight w:val="white"/>
+          <w:lang w:val="en-US"/>
+        </w:rPr>
+        <w:t>arg</w:t>
+      </w:r>
+      <w:proofErr w:type="spellEnd"/>
+      <w:r>
+        <w:rPr>
+          <w:rFonts w:ascii="Cascadia Code" w:hAnsi="Cascadia Code" w:cs="Cascadia Mono"/>
+          <w:color w:val="000000"/>
+          <w:sz w:val="18"/>
+          <w:szCs w:val="18"/>
+          <w:highlight w:val="white"/>
+          <w:lang w:val="en-US"/>
+        </w:rPr>
+        <w:t xml:space="preserve">) - </w:t>
+      </w:r>
+      <w:proofErr w:type="spellStart"/>
+      <w:r>
+        <w:rPr>
+          <w:rFonts w:ascii="Cascadia Code" w:hAnsi="Cascadia Code" w:cs="Cascadia Mono"/>
+          <w:color w:val="000000"/>
+          <w:sz w:val="18"/>
+          <w:szCs w:val="18"/>
+          <w:highlight w:val="white"/>
+          <w:lang w:val="en-US"/>
+        </w:rPr>
+        <w:t>res_reverse</w:t>
+      </w:r>
+      <w:proofErr w:type="spellEnd"/>
+      <w:r>
+        <w:rPr>
+          <w:rFonts w:ascii="Cascadia Code" w:hAnsi="Cascadia Code" w:cs="Cascadia Mono"/>
+          <w:color w:val="000000"/>
+          <w:sz w:val="18"/>
+          <w:szCs w:val="18"/>
+          <w:highlight w:val="white"/>
+          <w:lang w:val="en-US"/>
+        </w:rPr>
+        <w:t>));</w:t>
       </w:r>
     </w:p>
     <w:p>
@@ -16250,16 +15914,17 @@
         <w:tab/>
       </w:r>
       <w:proofErr w:type="spellStart"/>
-      <w:r>
-        <w:rPr>
-          <w:rFonts w:ascii="Cascadia Code" w:hAnsi="Cascadia Code" w:cs="Cascadia Mono"/>
-          <w:color w:val="000000"/>
-          <w:sz w:val="18"/>
-          <w:szCs w:val="18"/>
-          <w:highlight w:val="white"/>
-          <w:lang w:val="en-US"/>
-        </w:rPr>
-        <w:t>res_reverse</w:t>
+      <w:proofErr w:type="gramStart"/>
+      <w:r>
+        <w:rPr>
+          <w:rFonts w:ascii="Cascadia Code" w:hAnsi="Cascadia Code" w:cs="Cascadia Mono"/>
+          <w:color w:val="000000"/>
+          <w:sz w:val="18"/>
+          <w:szCs w:val="18"/>
+          <w:highlight w:val="white"/>
+          <w:lang w:val="en-US"/>
+        </w:rPr>
+        <w:t>printf</w:t>
       </w:r>
       <w:proofErr w:type="spellEnd"/>
       <w:r>
@@ -16271,31 +15936,30 @@
           <w:highlight w:val="white"/>
           <w:lang w:val="en-US"/>
         </w:rPr>
-        <w:t xml:space="preserve"> = reverse_</w:t>
-      </w:r>
-      <w:proofErr w:type="gramStart"/>
-      <w:r>
-        <w:rPr>
-          <w:rFonts w:ascii="Cascadia Code" w:hAnsi="Cascadia Code" w:cs="Cascadia Mono"/>
-          <w:color w:val="000000"/>
-          <w:sz w:val="18"/>
-          <w:szCs w:val="18"/>
-          <w:highlight w:val="white"/>
-          <w:lang w:val="en-US"/>
-        </w:rPr>
-        <w:t>sum(</w:t>
+        <w:t>(</w:t>
       </w:r>
       <w:proofErr w:type="gramEnd"/>
       <w:r>
         <w:rPr>
           <w:rFonts w:ascii="Cascadia Code" w:hAnsi="Cascadia Code" w:cs="Cascadia Mono"/>
-          <w:color w:val="000000"/>
-          <w:sz w:val="18"/>
-          <w:szCs w:val="18"/>
-          <w:highlight w:val="white"/>
-          <w:lang w:val="en-US"/>
-        </w:rPr>
-        <w:t xml:space="preserve">step, </w:t>
+          <w:color w:val="A31515"/>
+          <w:sz w:val="18"/>
+          <w:szCs w:val="18"/>
+          <w:highlight w:val="white"/>
+          <w:lang w:val="en-US"/>
+        </w:rPr>
+        <w:t>"Result cahon: %f Error:%f\n"</w:t>
+      </w:r>
+      <w:r>
+        <w:rPr>
+          <w:rFonts w:ascii="Cascadia Code" w:hAnsi="Cascadia Code" w:cs="Cascadia Mono"/>
+          <w:color w:val="000000"/>
+          <w:sz w:val="18"/>
+          <w:szCs w:val="18"/>
+          <w:highlight w:val="white"/>
+          <w:lang w:val="en-US"/>
+        </w:rPr>
+        <w:t xml:space="preserve">, </w:t>
       </w:r>
       <w:proofErr w:type="spellStart"/>
       <w:r>
@@ -16307,7 +15971,7 @@
           <w:highlight w:val="white"/>
           <w:lang w:val="en-US"/>
         </w:rPr>
-        <w:t>update_ln</w:t>
+        <w:t>res_cahon</w:t>
       </w:r>
       <w:proofErr w:type="spellEnd"/>
       <w:r>
@@ -16319,7 +15983,103 @@
           <w:highlight w:val="white"/>
           <w:lang w:val="en-US"/>
         </w:rPr>
-        <w:t>, n);</w:t>
+        <w:t xml:space="preserve">, </w:t>
+      </w:r>
+      <w:proofErr w:type="spellStart"/>
+      <w:r>
+        <w:rPr>
+          <w:rFonts w:ascii="Cascadia Code" w:hAnsi="Cascadia Code" w:cs="Cascadia Mono"/>
+          <w:color w:val="000000"/>
+          <w:sz w:val="18"/>
+          <w:szCs w:val="18"/>
+          <w:highlight w:val="white"/>
+          <w:lang w:val="en-US"/>
+        </w:rPr>
+        <w:t>fabsf</w:t>
+      </w:r>
+      <w:proofErr w:type="spellEnd"/>
+      <w:r>
+        <w:rPr>
+          <w:rFonts w:ascii="Cascadia Code" w:hAnsi="Cascadia Code" w:cs="Cascadia Mono"/>
+          <w:color w:val="000000"/>
+          <w:sz w:val="18"/>
+          <w:szCs w:val="18"/>
+          <w:highlight w:val="white"/>
+          <w:lang w:val="en-US"/>
+        </w:rPr>
+        <w:t>(</w:t>
+      </w:r>
+      <w:proofErr w:type="spellStart"/>
+      <w:r>
+        <w:rPr>
+          <w:rFonts w:ascii="Cascadia Code" w:hAnsi="Cascadia Code" w:cs="Cascadia Mono"/>
+          <w:color w:val="000000"/>
+          <w:sz w:val="18"/>
+          <w:szCs w:val="18"/>
+          <w:highlight w:val="white"/>
+          <w:lang w:val="en-US"/>
+        </w:rPr>
+        <w:t>cosf</w:t>
+      </w:r>
+      <w:proofErr w:type="spellEnd"/>
+      <w:r>
+        <w:rPr>
+          <w:rFonts w:ascii="Cascadia Code" w:hAnsi="Cascadia Code" w:cs="Cascadia Mono"/>
+          <w:color w:val="000000"/>
+          <w:sz w:val="18"/>
+          <w:szCs w:val="18"/>
+          <w:highlight w:val="white"/>
+          <w:lang w:val="en-US"/>
+        </w:rPr>
+        <w:t>(</w:t>
+      </w:r>
+      <w:proofErr w:type="spellStart"/>
+      <w:r>
+        <w:rPr>
+          <w:rFonts w:ascii="Cascadia Code" w:hAnsi="Cascadia Code" w:cs="Cascadia Mono"/>
+          <w:color w:val="000000"/>
+          <w:sz w:val="18"/>
+          <w:szCs w:val="18"/>
+          <w:highlight w:val="white"/>
+          <w:lang w:val="en-US"/>
+        </w:rPr>
+        <w:t>arg</w:t>
+      </w:r>
+      <w:proofErr w:type="spellEnd"/>
+      <w:r>
+        <w:rPr>
+          <w:rFonts w:ascii="Cascadia Code" w:hAnsi="Cascadia Code" w:cs="Cascadia Mono"/>
+          <w:color w:val="000000"/>
+          <w:sz w:val="18"/>
+          <w:szCs w:val="18"/>
+          <w:highlight w:val="white"/>
+          <w:lang w:val="en-US"/>
+        </w:rPr>
+        <w:t xml:space="preserve">) - </w:t>
+      </w:r>
+      <w:proofErr w:type="spellStart"/>
+      <w:r>
+        <w:rPr>
+          <w:rFonts w:ascii="Cascadia Code" w:hAnsi="Cascadia Code" w:cs="Cascadia Mono"/>
+          <w:color w:val="000000"/>
+          <w:sz w:val="18"/>
+          <w:szCs w:val="18"/>
+          <w:highlight w:val="white"/>
+          <w:lang w:val="en-US"/>
+        </w:rPr>
+        <w:t>res_cahon</w:t>
+      </w:r>
+      <w:proofErr w:type="spellEnd"/>
+      <w:r>
+        <w:rPr>
+          <w:rFonts w:ascii="Cascadia Code" w:hAnsi="Cascadia Code" w:cs="Cascadia Mono"/>
+          <w:color w:val="000000"/>
+          <w:sz w:val="18"/>
+          <w:szCs w:val="18"/>
+          <w:highlight w:val="white"/>
+          <w:lang w:val="en-US"/>
+        </w:rPr>
+        <w:t>));</w:t>
       </w:r>
     </w:p>
     <w:p>
@@ -16369,8 +16129,8 @@
           <w:lang w:val="en-US"/>
         </w:rPr>
         <w:tab/>
-        <w:t>res = direct_</w:t>
-      </w:r>
+      </w:r>
+      <w:proofErr w:type="spellStart"/>
       <w:proofErr w:type="gramStart"/>
       <w:r>
         <w:rPr>
@@ -16381,43 +16141,114 @@
           <w:highlight w:val="white"/>
           <w:lang w:val="en-US"/>
         </w:rPr>
-        <w:t>sum(</w:t>
+        <w:t>printf</w:t>
+      </w:r>
+      <w:proofErr w:type="spellEnd"/>
+      <w:r>
+        <w:rPr>
+          <w:rFonts w:ascii="Cascadia Code" w:hAnsi="Cascadia Code" w:cs="Cascadia Mono"/>
+          <w:color w:val="000000"/>
+          <w:sz w:val="18"/>
+          <w:szCs w:val="18"/>
+          <w:highlight w:val="white"/>
+          <w:lang w:val="en-US"/>
+        </w:rPr>
+        <w:t>(</w:t>
       </w:r>
       <w:proofErr w:type="gramEnd"/>
       <w:r>
         <w:rPr>
           <w:rFonts w:ascii="Cascadia Code" w:hAnsi="Cascadia Code" w:cs="Cascadia Mono"/>
-          <w:color w:val="000000"/>
-          <w:sz w:val="18"/>
-          <w:szCs w:val="18"/>
-          <w:highlight w:val="white"/>
-          <w:lang w:val="en-US"/>
-        </w:rPr>
-        <w:t xml:space="preserve">step, </w:t>
+          <w:color w:val="A31515"/>
+          <w:sz w:val="18"/>
+          <w:szCs w:val="18"/>
+          <w:highlight w:val="white"/>
+          <w:lang w:val="en-US"/>
+        </w:rPr>
+        <w:t>"</w:t>
       </w:r>
       <w:proofErr w:type="spellStart"/>
       <w:r>
         <w:rPr>
           <w:rFonts w:ascii="Cascadia Code" w:hAnsi="Cascadia Code" w:cs="Cascadia Mono"/>
-          <w:color w:val="000000"/>
-          <w:sz w:val="18"/>
-          <w:szCs w:val="18"/>
-          <w:highlight w:val="white"/>
-          <w:lang w:val="en-US"/>
-        </w:rPr>
-        <w:t>update_ln</w:t>
+          <w:color w:val="A31515"/>
+          <w:sz w:val="18"/>
+          <w:szCs w:val="18"/>
+          <w:highlight w:val="white"/>
+          <w:lang w:val="en-US"/>
+        </w:rPr>
+        <w:t>Math.h</w:t>
       </w:r>
       <w:proofErr w:type="spellEnd"/>
       <w:r>
         <w:rPr>
           <w:rFonts w:ascii="Cascadia Code" w:hAnsi="Cascadia Code" w:cs="Cascadia Mono"/>
-          <w:color w:val="000000"/>
-          <w:sz w:val="18"/>
-          <w:szCs w:val="18"/>
-          <w:highlight w:val="white"/>
-          <w:lang w:val="en-US"/>
-        </w:rPr>
-        <w:t>, n);</w:t>
+          <w:color w:val="A31515"/>
+          <w:sz w:val="18"/>
+          <w:szCs w:val="18"/>
+          <w:highlight w:val="white"/>
+          <w:lang w:val="en-US"/>
+        </w:rPr>
+        <w:t>: %f\n"</w:t>
+      </w:r>
+      <w:r>
+        <w:rPr>
+          <w:rFonts w:ascii="Cascadia Code" w:hAnsi="Cascadia Code" w:cs="Cascadia Mono"/>
+          <w:color w:val="000000"/>
+          <w:sz w:val="18"/>
+          <w:szCs w:val="18"/>
+          <w:highlight w:val="white"/>
+          <w:lang w:val="en-US"/>
+        </w:rPr>
+        <w:t xml:space="preserve">, </w:t>
+      </w:r>
+      <w:proofErr w:type="spellStart"/>
+      <w:r>
+        <w:rPr>
+          <w:rFonts w:ascii="Cascadia Code" w:hAnsi="Cascadia Code" w:cs="Cascadia Mono"/>
+          <w:color w:val="000000"/>
+          <w:sz w:val="18"/>
+          <w:szCs w:val="18"/>
+          <w:highlight w:val="white"/>
+          <w:lang w:val="en-US"/>
+        </w:rPr>
+        <w:t>cosf</w:t>
+      </w:r>
+      <w:proofErr w:type="spellEnd"/>
+      <w:r>
+        <w:rPr>
+          <w:rFonts w:ascii="Cascadia Code" w:hAnsi="Cascadia Code" w:cs="Cascadia Mono"/>
+          <w:color w:val="000000"/>
+          <w:sz w:val="18"/>
+          <w:szCs w:val="18"/>
+          <w:highlight w:val="white"/>
+          <w:lang w:val="en-US"/>
+        </w:rPr>
+        <w:t>(</w:t>
+      </w:r>
+      <w:proofErr w:type="spellStart"/>
+      <w:r>
+        <w:rPr>
+          <w:rFonts w:ascii="Cascadia Code" w:hAnsi="Cascadia Code" w:cs="Cascadia Mono"/>
+          <w:color w:val="000000"/>
+          <w:sz w:val="18"/>
+          <w:szCs w:val="18"/>
+          <w:highlight w:val="white"/>
+          <w:lang w:val="en-US"/>
+        </w:rPr>
+        <w:t>arg</w:t>
+      </w:r>
+      <w:proofErr w:type="spellEnd"/>
+      <w:r>
+        <w:rPr>
+          <w:rFonts w:ascii="Cascadia Code" w:hAnsi="Cascadia Code" w:cs="Cascadia Mono"/>
+          <w:color w:val="000000"/>
+          <w:sz w:val="18"/>
+          <w:szCs w:val="18"/>
+          <w:highlight w:val="white"/>
+          <w:lang w:val="en-US"/>
+        </w:rPr>
+        <w:t>));</w:t>
       </w:r>
     </w:p>
     <w:p>
@@ -16468,77 +16299,27 @@
         </w:rPr>
         <w:tab/>
       </w:r>
-      <w:proofErr w:type="spellStart"/>
-      <w:r>
-        <w:rPr>
-          <w:rFonts w:ascii="Cascadia Code" w:hAnsi="Cascadia Code" w:cs="Cascadia Mono"/>
-          <w:color w:val="000000"/>
-          <w:sz w:val="18"/>
-          <w:szCs w:val="18"/>
-          <w:highlight w:val="white"/>
-          <w:lang w:val="en-US"/>
-        </w:rPr>
-        <w:t>res_cahon</w:t>
-      </w:r>
-      <w:proofErr w:type="spellEnd"/>
-      <w:r>
-        <w:rPr>
-          <w:rFonts w:ascii="Cascadia Code" w:hAnsi="Cascadia Code" w:cs="Cascadia Mono"/>
-          <w:color w:val="000000"/>
-          <w:sz w:val="18"/>
-          <w:szCs w:val="18"/>
-          <w:highlight w:val="white"/>
-          <w:lang w:val="en-US"/>
-        </w:rPr>
-        <w:t xml:space="preserve"> = cahon_</w:t>
-      </w:r>
-      <w:proofErr w:type="gramStart"/>
-      <w:r>
-        <w:rPr>
-          <w:rFonts w:ascii="Cascadia Code" w:hAnsi="Cascadia Code" w:cs="Cascadia Mono"/>
-          <w:color w:val="000000"/>
-          <w:sz w:val="18"/>
-          <w:szCs w:val="18"/>
-          <w:highlight w:val="white"/>
-          <w:lang w:val="en-US"/>
-        </w:rPr>
-        <w:t>sum(</w:t>
-      </w:r>
-      <w:proofErr w:type="gramEnd"/>
-      <w:r>
-        <w:rPr>
-          <w:rFonts w:ascii="Cascadia Code" w:hAnsi="Cascadia Code" w:cs="Cascadia Mono"/>
-          <w:color w:val="000000"/>
-          <w:sz w:val="18"/>
-          <w:szCs w:val="18"/>
-          <w:highlight w:val="white"/>
-          <w:lang w:val="en-US"/>
-        </w:rPr>
-        <w:t xml:space="preserve">step, </w:t>
-      </w:r>
-      <w:proofErr w:type="spellStart"/>
-      <w:r>
-        <w:rPr>
-          <w:rFonts w:ascii="Cascadia Code" w:hAnsi="Cascadia Code" w:cs="Cascadia Mono"/>
-          <w:color w:val="000000"/>
-          <w:sz w:val="18"/>
-          <w:szCs w:val="18"/>
-          <w:highlight w:val="white"/>
-          <w:lang w:val="en-US"/>
-        </w:rPr>
-        <w:t>update_ln</w:t>
-      </w:r>
-      <w:proofErr w:type="spellEnd"/>
-      <w:r>
-        <w:rPr>
-          <w:rFonts w:ascii="Cascadia Code" w:hAnsi="Cascadia Code" w:cs="Cascadia Mono"/>
-          <w:color w:val="000000"/>
-          <w:sz w:val="18"/>
-          <w:szCs w:val="18"/>
-          <w:highlight w:val="white"/>
-          <w:lang w:val="en-US"/>
-        </w:rPr>
-        <w:t>, n);</w:t>
+      <w:r>
+        <w:rPr>
+          <w:rFonts w:ascii="Cascadia Code" w:hAnsi="Cascadia Code" w:cs="Cascadia Mono"/>
+          <w:color w:val="0000FF"/>
+          <w:sz w:val="18"/>
+          <w:szCs w:val="18"/>
+          <w:highlight w:val="white"/>
+          <w:lang w:val="en-US"/>
+        </w:rPr>
+        <w:t>break</w:t>
+      </w:r>
+      <w:r>
+        <w:rPr>
+          <w:rFonts w:ascii="Cascadia Code" w:hAnsi="Cascadia Code" w:cs="Cascadia Mono"/>
+          <w:color w:val="000000"/>
+          <w:sz w:val="18"/>
+          <w:szCs w:val="18"/>
+          <w:highlight w:val="white"/>
+          <w:lang w:val="en-US"/>
+        </w:rPr>
+        <w:t>;</w:t>
       </w:r>
     </w:p>
     <w:p>
@@ -16556,183 +16337,6 @@
           <w:lang w:val="en-US"/>
         </w:rPr>
       </w:pPr>
-      <w:r>
-        <w:rPr>
-          <w:rFonts w:ascii="Cascadia Code" w:hAnsi="Cascadia Code" w:cs="Cascadia Mono"/>
-          <w:color w:val="000000"/>
-          <w:sz w:val="18"/>
-          <w:szCs w:val="18"/>
-          <w:highlight w:val="white"/>
-          <w:lang w:val="en-US"/>
-        </w:rPr>
-        <w:tab/>
-      </w:r>
-      <w:r>
-        <w:rPr>
-          <w:rFonts w:ascii="Cascadia Code" w:hAnsi="Cascadia Code" w:cs="Cascadia Mono"/>
-          <w:color w:val="000000"/>
-          <w:sz w:val="18"/>
-          <w:szCs w:val="18"/>
-          <w:highlight w:val="white"/>
-          <w:lang w:val="en-US"/>
-        </w:rPr>
-        <w:tab/>
-      </w:r>
-      <w:r>
-        <w:rPr>
-          <w:rFonts w:ascii="Cascadia Code" w:hAnsi="Cascadia Code" w:cs="Cascadia Mono"/>
-          <w:color w:val="000000"/>
-          <w:sz w:val="18"/>
-          <w:szCs w:val="18"/>
-          <w:highlight w:val="white"/>
-          <w:lang w:val="en-US"/>
-        </w:rPr>
-        <w:tab/>
-      </w:r>
-      <w:proofErr w:type="spellStart"/>
-      <w:proofErr w:type="gramStart"/>
-      <w:r>
-        <w:rPr>
-          <w:rFonts w:ascii="Cascadia Code" w:hAnsi="Cascadia Code" w:cs="Cascadia Mono"/>
-          <w:color w:val="000000"/>
-          <w:sz w:val="18"/>
-          <w:szCs w:val="18"/>
-          <w:highlight w:val="white"/>
-          <w:lang w:val="en-US"/>
-        </w:rPr>
-        <w:t>printf</w:t>
-      </w:r>
-      <w:proofErr w:type="spellEnd"/>
-      <w:r>
-        <w:rPr>
-          <w:rFonts w:ascii="Cascadia Code" w:hAnsi="Cascadia Code" w:cs="Cascadia Mono"/>
-          <w:color w:val="000000"/>
-          <w:sz w:val="18"/>
-          <w:szCs w:val="18"/>
-          <w:highlight w:val="white"/>
-          <w:lang w:val="en-US"/>
-        </w:rPr>
-        <w:t>(</w:t>
-      </w:r>
-      <w:proofErr w:type="gramEnd"/>
-      <w:r>
-        <w:rPr>
-          <w:rFonts w:ascii="Cascadia Code" w:hAnsi="Cascadia Code" w:cs="Cascadia Mono"/>
-          <w:color w:val="A31515"/>
-          <w:sz w:val="18"/>
-          <w:szCs w:val="18"/>
-          <w:highlight w:val="white"/>
-          <w:lang w:val="en-US"/>
-        </w:rPr>
-        <w:t>"Result direct: %</w:t>
-      </w:r>
-      <w:proofErr w:type="spellStart"/>
-      <w:r>
-        <w:rPr>
-          <w:rFonts w:ascii="Cascadia Code" w:hAnsi="Cascadia Code" w:cs="Cascadia Mono"/>
-          <w:color w:val="A31515"/>
-          <w:sz w:val="18"/>
-          <w:szCs w:val="18"/>
-          <w:highlight w:val="white"/>
-          <w:lang w:val="en-US"/>
-        </w:rPr>
-        <w:t>f</w:t>
-      </w:r>
-      <w:proofErr w:type="spellEnd"/>
-      <w:r>
-        <w:rPr>
-          <w:rFonts w:ascii="Cascadia Code" w:hAnsi="Cascadia Code" w:cs="Cascadia Mono"/>
-          <w:color w:val="A31515"/>
-          <w:sz w:val="18"/>
-          <w:szCs w:val="18"/>
-          <w:highlight w:val="white"/>
-          <w:lang w:val="en-US"/>
-        </w:rPr>
-        <w:t xml:space="preserve"> Error:%f\n"</w:t>
-      </w:r>
-      <w:r>
-        <w:rPr>
-          <w:rFonts w:ascii="Cascadia Code" w:hAnsi="Cascadia Code" w:cs="Cascadia Mono"/>
-          <w:color w:val="000000"/>
-          <w:sz w:val="18"/>
-          <w:szCs w:val="18"/>
-          <w:highlight w:val="white"/>
-          <w:lang w:val="en-US"/>
-        </w:rPr>
-        <w:t xml:space="preserve">, res, </w:t>
-      </w:r>
-      <w:proofErr w:type="spellStart"/>
-      <w:r>
-        <w:rPr>
-          <w:rFonts w:ascii="Cascadia Code" w:hAnsi="Cascadia Code" w:cs="Cascadia Mono"/>
-          <w:color w:val="000000"/>
-          <w:sz w:val="18"/>
-          <w:szCs w:val="18"/>
-          <w:highlight w:val="white"/>
-          <w:lang w:val="en-US"/>
-        </w:rPr>
-        <w:t>fabsf</w:t>
-      </w:r>
-      <w:proofErr w:type="spellEnd"/>
-      <w:r>
-        <w:rPr>
-          <w:rFonts w:ascii="Cascadia Code" w:hAnsi="Cascadia Code" w:cs="Cascadia Mono"/>
-          <w:color w:val="000000"/>
-          <w:sz w:val="18"/>
-          <w:szCs w:val="18"/>
-          <w:highlight w:val="white"/>
-          <w:lang w:val="en-US"/>
-        </w:rPr>
-        <w:t>(</w:t>
-      </w:r>
-      <w:proofErr w:type="spellStart"/>
-      <w:r>
-        <w:rPr>
-          <w:rFonts w:ascii="Cascadia Code" w:hAnsi="Cascadia Code" w:cs="Cascadia Mono"/>
-          <w:color w:val="000000"/>
-          <w:sz w:val="18"/>
-          <w:szCs w:val="18"/>
-          <w:highlight w:val="white"/>
-          <w:lang w:val="en-US"/>
-        </w:rPr>
-        <w:t>logf</w:t>
-      </w:r>
-      <w:proofErr w:type="spellEnd"/>
-      <w:r>
-        <w:rPr>
-          <w:rFonts w:ascii="Cascadia Code" w:hAnsi="Cascadia Code" w:cs="Cascadia Mono"/>
-          <w:color w:val="000000"/>
-          <w:sz w:val="18"/>
-          <w:szCs w:val="18"/>
-          <w:highlight w:val="white"/>
-          <w:lang w:val="en-US"/>
-        </w:rPr>
-        <w:t xml:space="preserve">(1.0f + </w:t>
-      </w:r>
-      <w:proofErr w:type="spellStart"/>
-      <w:r>
-        <w:rPr>
-          <w:rFonts w:ascii="Cascadia Code" w:hAnsi="Cascadia Code" w:cs="Cascadia Mono"/>
-          <w:color w:val="000000"/>
-          <w:sz w:val="18"/>
-          <w:szCs w:val="18"/>
-          <w:highlight w:val="white"/>
-          <w:lang w:val="en-US"/>
-        </w:rPr>
-        <w:t>arg</w:t>
-      </w:r>
-      <w:proofErr w:type="spellEnd"/>
-      <w:r>
-        <w:rPr>
-          <w:rFonts w:ascii="Cascadia Code" w:hAnsi="Cascadia Code" w:cs="Cascadia Mono"/>
-          <w:color w:val="000000"/>
-          <w:sz w:val="18"/>
-          <w:szCs w:val="18"/>
-          <w:highlight w:val="white"/>
-          <w:lang w:val="en-US"/>
-        </w:rPr>
-        <w:t>) - res));</w:t>
-      </w:r>
     </w:p>
     <w:p>
       <w:pPr>
@@ -16758,222 +16362,40 @@
           <w:highlight w:val="white"/>
           <w:lang w:val="en-US"/>
         </w:rPr>
-        <w:lastRenderedPageBreak/>
-        <w:tab/>
-      </w:r>
-      <w:r>
-        <w:rPr>
-          <w:rFonts w:ascii="Cascadia Code" w:hAnsi="Cascadia Code" w:cs="Cascadia Mono"/>
-          <w:color w:val="000000"/>
-          <w:sz w:val="18"/>
-          <w:szCs w:val="18"/>
-          <w:highlight w:val="white"/>
-          <w:lang w:val="en-US"/>
-        </w:rPr>
-        <w:tab/>
-      </w:r>
-      <w:r>
-        <w:rPr>
-          <w:rFonts w:ascii="Cascadia Code" w:hAnsi="Cascadia Code" w:cs="Cascadia Mono"/>
-          <w:color w:val="000000"/>
-          <w:sz w:val="18"/>
-          <w:szCs w:val="18"/>
-          <w:highlight w:val="white"/>
-          <w:lang w:val="en-US"/>
-        </w:rPr>
-        <w:tab/>
-      </w:r>
-      <w:proofErr w:type="spellStart"/>
-      <w:proofErr w:type="gramStart"/>
-      <w:r>
-        <w:rPr>
-          <w:rFonts w:ascii="Cascadia Code" w:hAnsi="Cascadia Code" w:cs="Cascadia Mono"/>
-          <w:color w:val="000000"/>
-          <w:sz w:val="18"/>
-          <w:szCs w:val="18"/>
-          <w:highlight w:val="white"/>
-          <w:lang w:val="en-US"/>
-        </w:rPr>
-        <w:t>printf</w:t>
-      </w:r>
-      <w:proofErr w:type="spellEnd"/>
-      <w:r>
-        <w:rPr>
-          <w:rFonts w:ascii="Cascadia Code" w:hAnsi="Cascadia Code" w:cs="Cascadia Mono"/>
-          <w:color w:val="000000"/>
-          <w:sz w:val="18"/>
-          <w:szCs w:val="18"/>
-          <w:highlight w:val="white"/>
-          <w:lang w:val="en-US"/>
-        </w:rPr>
-        <w:t>(</w:t>
-      </w:r>
-      <w:proofErr w:type="gramEnd"/>
-      <w:r>
-        <w:rPr>
-          <w:rFonts w:ascii="Cascadia Code" w:hAnsi="Cascadia Code" w:cs="Cascadia Mono"/>
-          <w:color w:val="A31515"/>
-          <w:sz w:val="18"/>
-          <w:szCs w:val="18"/>
-          <w:highlight w:val="white"/>
-          <w:lang w:val="en-US"/>
-        </w:rPr>
-        <w:t>"Result reverse: %</w:t>
-      </w:r>
-      <w:proofErr w:type="spellStart"/>
-      <w:r>
-        <w:rPr>
-          <w:rFonts w:ascii="Cascadia Code" w:hAnsi="Cascadia Code" w:cs="Cascadia Mono"/>
-          <w:color w:val="A31515"/>
-          <w:sz w:val="18"/>
-          <w:szCs w:val="18"/>
-          <w:highlight w:val="white"/>
-          <w:lang w:val="en-US"/>
-        </w:rPr>
-        <w:t>f</w:t>
-      </w:r>
-      <w:proofErr w:type="spellEnd"/>
-      <w:r>
-        <w:rPr>
-          <w:rFonts w:ascii="Cascadia Code" w:hAnsi="Cascadia Code" w:cs="Cascadia Mono"/>
-          <w:color w:val="A31515"/>
-          <w:sz w:val="18"/>
-          <w:szCs w:val="18"/>
-          <w:highlight w:val="white"/>
-          <w:lang w:val="en-US"/>
-        </w:rPr>
-        <w:t xml:space="preserve"> Error:%f\n"</w:t>
-      </w:r>
-      <w:r>
-        <w:rPr>
-          <w:rFonts w:ascii="Cascadia Code" w:hAnsi="Cascadia Code" w:cs="Cascadia Mono"/>
-          <w:color w:val="000000"/>
-          <w:sz w:val="18"/>
-          <w:szCs w:val="18"/>
-          <w:highlight w:val="white"/>
-          <w:lang w:val="en-US"/>
-        </w:rPr>
-        <w:t xml:space="preserve">, </w:t>
-      </w:r>
-      <w:proofErr w:type="spellStart"/>
-      <w:r>
-        <w:rPr>
-          <w:rFonts w:ascii="Cascadia Code" w:hAnsi="Cascadia Code" w:cs="Cascadia Mono"/>
-          <w:color w:val="000000"/>
-          <w:sz w:val="18"/>
-          <w:szCs w:val="18"/>
-          <w:highlight w:val="white"/>
-          <w:lang w:val="en-US"/>
-        </w:rPr>
-        <w:t>res_reverse</w:t>
-      </w:r>
-      <w:proofErr w:type="spellEnd"/>
-      <w:r>
-        <w:rPr>
-          <w:rFonts w:ascii="Cascadia Code" w:hAnsi="Cascadia Code" w:cs="Cascadia Mono"/>
-          <w:color w:val="000000"/>
-          <w:sz w:val="18"/>
-          <w:szCs w:val="18"/>
-          <w:highlight w:val="white"/>
-          <w:lang w:val="en-US"/>
-        </w:rPr>
-        <w:t xml:space="preserve">, </w:t>
-      </w:r>
-      <w:proofErr w:type="spellStart"/>
-      <w:r>
-        <w:rPr>
-          <w:rFonts w:ascii="Cascadia Code" w:hAnsi="Cascadia Code" w:cs="Cascadia Mono"/>
-          <w:color w:val="000000"/>
-          <w:sz w:val="18"/>
-          <w:szCs w:val="18"/>
-          <w:highlight w:val="white"/>
-          <w:lang w:val="en-US"/>
-        </w:rPr>
-        <w:t>fabsf</w:t>
-      </w:r>
-      <w:proofErr w:type="spellEnd"/>
-      <w:r>
-        <w:rPr>
-          <w:rFonts w:ascii="Cascadia Code" w:hAnsi="Cascadia Code" w:cs="Cascadia Mono"/>
-          <w:color w:val="000000"/>
-          <w:sz w:val="18"/>
-          <w:szCs w:val="18"/>
-          <w:highlight w:val="white"/>
-          <w:lang w:val="en-US"/>
-        </w:rPr>
-        <w:t>(</w:t>
-      </w:r>
-      <w:proofErr w:type="spellStart"/>
-      <w:r>
-        <w:rPr>
-          <w:rFonts w:ascii="Cascadia Code" w:hAnsi="Cascadia Code" w:cs="Cascadia Mono"/>
-          <w:color w:val="000000"/>
-          <w:sz w:val="18"/>
-          <w:szCs w:val="18"/>
-          <w:highlight w:val="white"/>
-          <w:lang w:val="en-US"/>
-        </w:rPr>
-        <w:t>logf</w:t>
-      </w:r>
-      <w:proofErr w:type="spellEnd"/>
-      <w:r>
-        <w:rPr>
-          <w:rFonts w:ascii="Cascadia Code" w:hAnsi="Cascadia Code" w:cs="Cascadia Mono"/>
-          <w:color w:val="000000"/>
-          <w:sz w:val="18"/>
-          <w:szCs w:val="18"/>
-          <w:highlight w:val="white"/>
-          <w:lang w:val="en-US"/>
-        </w:rPr>
-        <w:t xml:space="preserve">(1.0f + </w:t>
-      </w:r>
-      <w:proofErr w:type="spellStart"/>
-      <w:r>
-        <w:rPr>
-          <w:rFonts w:ascii="Cascadia Code" w:hAnsi="Cascadia Code" w:cs="Cascadia Mono"/>
-          <w:color w:val="000000"/>
-          <w:sz w:val="18"/>
-          <w:szCs w:val="18"/>
-          <w:highlight w:val="white"/>
-          <w:lang w:val="en-US"/>
-        </w:rPr>
-        <w:t>arg</w:t>
-      </w:r>
-      <w:proofErr w:type="spellEnd"/>
-      <w:r>
-        <w:rPr>
-          <w:rFonts w:ascii="Cascadia Code" w:hAnsi="Cascadia Code" w:cs="Cascadia Mono"/>
-          <w:color w:val="000000"/>
-          <w:sz w:val="18"/>
-          <w:szCs w:val="18"/>
-          <w:highlight w:val="white"/>
-          <w:lang w:val="en-US"/>
-        </w:rPr>
-        <w:t xml:space="preserve">) - </w:t>
-      </w:r>
-      <w:proofErr w:type="spellStart"/>
-      <w:r>
-        <w:rPr>
-          <w:rFonts w:ascii="Cascadia Code" w:hAnsi="Cascadia Code" w:cs="Cascadia Mono"/>
-          <w:color w:val="000000"/>
-          <w:sz w:val="18"/>
-          <w:szCs w:val="18"/>
-          <w:highlight w:val="white"/>
-          <w:lang w:val="en-US"/>
-        </w:rPr>
-        <w:t>res_reverse</w:t>
-      </w:r>
-      <w:proofErr w:type="spellEnd"/>
-      <w:r>
-        <w:rPr>
-          <w:rFonts w:ascii="Cascadia Code" w:hAnsi="Cascadia Code" w:cs="Cascadia Mono"/>
-          <w:color w:val="000000"/>
-          <w:sz w:val="18"/>
-          <w:szCs w:val="18"/>
-          <w:highlight w:val="white"/>
-          <w:lang w:val="en-US"/>
-        </w:rPr>
-        <w:t>));</w:t>
+        <w:tab/>
+      </w:r>
+      <w:r>
+        <w:rPr>
+          <w:rFonts w:ascii="Cascadia Code" w:hAnsi="Cascadia Code" w:cs="Cascadia Mono"/>
+          <w:color w:val="000000"/>
+          <w:sz w:val="18"/>
+          <w:szCs w:val="18"/>
+          <w:highlight w:val="white"/>
+          <w:lang w:val="en-US"/>
+        </w:rPr>
+        <w:tab/>
+      </w:r>
+      <w:r>
+        <w:rPr>
+          <w:rFonts w:ascii="Cascadia Code" w:hAnsi="Cascadia Code" w:cs="Cascadia Mono"/>
+          <w:color w:val="0000FF"/>
+          <w:sz w:val="18"/>
+          <w:szCs w:val="18"/>
+          <w:highlight w:val="white"/>
+          <w:lang w:val="en-US"/>
+        </w:rPr>
+        <w:t>case</w:t>
+      </w:r>
+      <w:r>
+        <w:rPr>
+          <w:rFonts w:ascii="Cascadia Code" w:hAnsi="Cascadia Code" w:cs="Cascadia Mono"/>
+          <w:color w:val="000000"/>
+          <w:sz w:val="18"/>
+          <w:szCs w:val="18"/>
+          <w:highlight w:val="white"/>
+          <w:lang w:val="en-US"/>
+        </w:rPr>
+        <w:t xml:space="preserve"> 4:</w:t>
       </w:r>
     </w:p>
     <w:p>
@@ -17000,6 +16422,7 @@
           <w:highlight w:val="white"/>
           <w:lang w:val="en-US"/>
         </w:rPr>
+        <w:lastRenderedPageBreak/>
         <w:tab/>
       </w:r>
       <w:r>
@@ -17025,17 +16448,16 @@
         <w:tab/>
       </w:r>
       <w:proofErr w:type="spellStart"/>
-      <w:proofErr w:type="gramStart"/>
-      <w:r>
-        <w:rPr>
-          <w:rFonts w:ascii="Cascadia Code" w:hAnsi="Cascadia Code" w:cs="Cascadia Mono"/>
-          <w:color w:val="000000"/>
-          <w:sz w:val="18"/>
-          <w:szCs w:val="18"/>
-          <w:highlight w:val="white"/>
-          <w:lang w:val="en-US"/>
-        </w:rPr>
-        <w:t>printf</w:t>
+      <w:r>
+        <w:rPr>
+          <w:rFonts w:ascii="Cascadia Code" w:hAnsi="Cascadia Code" w:cs="Cascadia Mono"/>
+          <w:color w:val="000000"/>
+          <w:sz w:val="18"/>
+          <w:szCs w:val="18"/>
+          <w:highlight w:val="white"/>
+          <w:lang w:val="en-US"/>
+        </w:rPr>
+        <w:t>step.x</w:t>
       </w:r>
       <w:proofErr w:type="spellEnd"/>
       <w:r>
@@ -17047,174 +16469,31 @@
           <w:highlight w:val="white"/>
           <w:lang w:val="en-US"/>
         </w:rPr>
-        <w:t>(</w:t>
-      </w:r>
-      <w:proofErr w:type="gramEnd"/>
-      <w:r>
-        <w:rPr>
-          <w:rFonts w:ascii="Cascadia Code" w:hAnsi="Cascadia Code" w:cs="Cascadia Mono"/>
-          <w:color w:val="A31515"/>
-          <w:sz w:val="18"/>
-          <w:szCs w:val="18"/>
-          <w:highlight w:val="white"/>
-          <w:lang w:val="en-US"/>
-        </w:rPr>
-        <w:t>"Result cahon: %</w:t>
+        <w:t xml:space="preserve"> = </w:t>
       </w:r>
       <w:proofErr w:type="spellStart"/>
       <w:r>
         <w:rPr>
           <w:rFonts w:ascii="Cascadia Code" w:hAnsi="Cascadia Code" w:cs="Cascadia Mono"/>
-          <w:color w:val="A31515"/>
-          <w:sz w:val="18"/>
-          <w:szCs w:val="18"/>
-          <w:highlight w:val="white"/>
-          <w:lang w:val="en-US"/>
-        </w:rPr>
-        <w:t>f</w:t>
+          <w:color w:val="000000"/>
+          <w:sz w:val="18"/>
+          <w:szCs w:val="18"/>
+          <w:highlight w:val="white"/>
+          <w:lang w:val="en-US"/>
+        </w:rPr>
+        <w:t>arg</w:t>
       </w:r>
       <w:proofErr w:type="spellEnd"/>
       <w:r>
         <w:rPr>
           <w:rFonts w:ascii="Cascadia Code" w:hAnsi="Cascadia Code" w:cs="Cascadia Mono"/>
-          <w:color w:val="A31515"/>
-          <w:sz w:val="18"/>
-          <w:szCs w:val="18"/>
-          <w:highlight w:val="white"/>
-          <w:lang w:val="en-US"/>
-        </w:rPr>
-        <w:t xml:space="preserve"> Error:%f\n"</w:t>
-      </w:r>
-      <w:r>
-        <w:rPr>
-          <w:rFonts w:ascii="Cascadia Code" w:hAnsi="Cascadia Code" w:cs="Cascadia Mono"/>
-          <w:color w:val="000000"/>
-          <w:sz w:val="18"/>
-          <w:szCs w:val="18"/>
-          <w:highlight w:val="white"/>
-          <w:lang w:val="en-US"/>
-        </w:rPr>
-        <w:t xml:space="preserve">, </w:t>
-      </w:r>
-      <w:proofErr w:type="spellStart"/>
-      <w:r>
-        <w:rPr>
-          <w:rFonts w:ascii="Cascadia Code" w:hAnsi="Cascadia Code" w:cs="Cascadia Mono"/>
-          <w:color w:val="000000"/>
-          <w:sz w:val="18"/>
-          <w:szCs w:val="18"/>
-          <w:highlight w:val="white"/>
-          <w:lang w:val="en-US"/>
-        </w:rPr>
-        <w:t>res_cahon</w:t>
-      </w:r>
-      <w:proofErr w:type="spellEnd"/>
-      <w:r>
-        <w:rPr>
-          <w:rFonts w:ascii="Cascadia Code" w:hAnsi="Cascadia Code" w:cs="Cascadia Mono"/>
-          <w:color w:val="000000"/>
-          <w:sz w:val="18"/>
-          <w:szCs w:val="18"/>
-          <w:highlight w:val="white"/>
-          <w:lang w:val="en-US"/>
-        </w:rPr>
-        <w:t xml:space="preserve">, </w:t>
-      </w:r>
-      <w:proofErr w:type="spellStart"/>
-      <w:r>
-        <w:rPr>
-          <w:rFonts w:ascii="Cascadia Code" w:hAnsi="Cascadia Code" w:cs="Cascadia Mono"/>
-          <w:color w:val="000000"/>
-          <w:sz w:val="18"/>
-          <w:szCs w:val="18"/>
-          <w:highlight w:val="white"/>
-          <w:lang w:val="en-US"/>
-        </w:rPr>
-        <w:t>fabsf</w:t>
-      </w:r>
-      <w:proofErr w:type="spellEnd"/>
-      <w:r>
-        <w:rPr>
-          <w:rFonts w:ascii="Cascadia Code" w:hAnsi="Cascadia Code" w:cs="Cascadia Mono"/>
-          <w:color w:val="000000"/>
-          <w:sz w:val="18"/>
-          <w:szCs w:val="18"/>
-          <w:highlight w:val="white"/>
-          <w:lang w:val="en-US"/>
-        </w:rPr>
-        <w:t>(</w:t>
-      </w:r>
-      <w:proofErr w:type="spellStart"/>
-      <w:r>
-        <w:rPr>
-          <w:rFonts w:ascii="Cascadia Code" w:hAnsi="Cascadia Code" w:cs="Cascadia Mono"/>
-          <w:color w:val="000000"/>
-          <w:sz w:val="18"/>
-          <w:szCs w:val="18"/>
-          <w:highlight w:val="white"/>
-          <w:lang w:val="en-US"/>
-        </w:rPr>
-        <w:t>logf</w:t>
-      </w:r>
-      <w:proofErr w:type="spellEnd"/>
-      <w:r>
-        <w:rPr>
-          <w:rFonts w:ascii="Cascadia Code" w:hAnsi="Cascadia Code" w:cs="Cascadia Mono"/>
-          <w:color w:val="000000"/>
-          <w:sz w:val="18"/>
-          <w:szCs w:val="18"/>
-          <w:highlight w:val="white"/>
-          <w:lang w:val="en-US"/>
-        </w:rPr>
-        <w:t xml:space="preserve">(1.0f + </w:t>
-      </w:r>
-      <w:proofErr w:type="spellStart"/>
-      <w:r>
-        <w:rPr>
-          <w:rFonts w:ascii="Cascadia Code" w:hAnsi="Cascadia Code" w:cs="Cascadia Mono"/>
-          <w:color w:val="000000"/>
-          <w:sz w:val="18"/>
-          <w:szCs w:val="18"/>
-          <w:highlight w:val="white"/>
-          <w:lang w:val="en-US"/>
-        </w:rPr>
-        <w:t>arg</w:t>
-      </w:r>
-      <w:proofErr w:type="spellEnd"/>
-      <w:r>
-        <w:rPr>
-          <w:rFonts w:ascii="Cascadia Code" w:hAnsi="Cascadia Code" w:cs="Cascadia Mono"/>
-          <w:color w:val="000000"/>
-          <w:sz w:val="18"/>
-          <w:szCs w:val="18"/>
-          <w:highlight w:val="white"/>
-          <w:lang w:val="en-US"/>
-        </w:rPr>
-        <w:t xml:space="preserve">) - </w:t>
-      </w:r>
-      <w:proofErr w:type="spellStart"/>
-      <w:r>
-        <w:rPr>
-          <w:rFonts w:ascii="Cascadia Code" w:hAnsi="Cascadia Code" w:cs="Cascadia Mono"/>
-          <w:color w:val="000000"/>
-          <w:sz w:val="18"/>
-          <w:szCs w:val="18"/>
-          <w:highlight w:val="white"/>
-          <w:lang w:val="en-US"/>
-        </w:rPr>
-        <w:t>res_cahon</w:t>
-      </w:r>
-      <w:proofErr w:type="spellEnd"/>
-      <w:r>
-        <w:rPr>
-          <w:rFonts w:ascii="Cascadia Code" w:hAnsi="Cascadia Code" w:cs="Cascadia Mono"/>
-          <w:color w:val="000000"/>
-          <w:sz w:val="18"/>
-          <w:szCs w:val="18"/>
-          <w:highlight w:val="white"/>
-          <w:lang w:val="en-US"/>
-        </w:rPr>
-        <w:t>));</w:t>
+          <w:color w:val="000000"/>
+          <w:sz w:val="18"/>
+          <w:szCs w:val="18"/>
+          <w:highlight w:val="white"/>
+          <w:lang w:val="en-US"/>
+        </w:rPr>
+        <w:t>;</w:t>
       </w:r>
     </w:p>
     <w:p>
@@ -17276,90 +16555,44 @@
           <w:highlight w:val="white"/>
           <w:lang w:val="en-US"/>
         </w:rPr>
-        <w:t>printf</w:t>
+        <w:t>step.current</w:t>
       </w:r>
       <w:proofErr w:type="spellEnd"/>
-      <w:r>
-        <w:rPr>
-          <w:rFonts w:ascii="Cascadia Code" w:hAnsi="Cascadia Code" w:cs="Cascadia Mono"/>
-          <w:color w:val="000000"/>
-          <w:sz w:val="18"/>
-          <w:szCs w:val="18"/>
-          <w:highlight w:val="white"/>
-          <w:lang w:val="en-US"/>
-        </w:rPr>
-        <w:t>(</w:t>
-      </w:r>
       <w:proofErr w:type="gramEnd"/>
       <w:r>
         <w:rPr>
           <w:rFonts w:ascii="Cascadia Code" w:hAnsi="Cascadia Code" w:cs="Cascadia Mono"/>
-          <w:color w:val="A31515"/>
-          <w:sz w:val="18"/>
-          <w:szCs w:val="18"/>
-          <w:highlight w:val="white"/>
-          <w:lang w:val="en-US"/>
-        </w:rPr>
-        <w:t>"</w:t>
+          <w:color w:val="000000"/>
+          <w:sz w:val="18"/>
+          <w:szCs w:val="18"/>
+          <w:highlight w:val="white"/>
+          <w:lang w:val="en-US"/>
+        </w:rPr>
+        <w:t xml:space="preserve"> = </w:t>
       </w:r>
       <w:proofErr w:type="spellStart"/>
       <w:r>
         <w:rPr>
           <w:rFonts w:ascii="Cascadia Code" w:hAnsi="Cascadia Code" w:cs="Cascadia Mono"/>
-          <w:color w:val="A31515"/>
-          <w:sz w:val="18"/>
-          <w:szCs w:val="18"/>
-          <w:highlight w:val="white"/>
-          <w:lang w:val="en-US"/>
-        </w:rPr>
-        <w:t>Math.h</w:t>
+          <w:color w:val="000000"/>
+          <w:sz w:val="18"/>
+          <w:szCs w:val="18"/>
+          <w:highlight w:val="white"/>
+          <w:lang w:val="en-US"/>
+        </w:rPr>
+        <w:t>arg</w:t>
       </w:r>
       <w:proofErr w:type="spellEnd"/>
       <w:r>
         <w:rPr>
           <w:rFonts w:ascii="Cascadia Code" w:hAnsi="Cascadia Code" w:cs="Cascadia Mono"/>
-          <w:color w:val="A31515"/>
-          <w:sz w:val="18"/>
-          <w:szCs w:val="18"/>
-          <w:highlight w:val="white"/>
-          <w:lang w:val="en-US"/>
-        </w:rPr>
-        <w:t>: %f\n"</w:t>
-      </w:r>
-      <w:r>
-        <w:rPr>
-          <w:rFonts w:ascii="Cascadia Code" w:hAnsi="Cascadia Code" w:cs="Cascadia Mono"/>
-          <w:color w:val="000000"/>
-          <w:sz w:val="18"/>
-          <w:szCs w:val="18"/>
-          <w:highlight w:val="white"/>
-          <w:lang w:val="en-US"/>
-        </w:rPr>
-        <w:t xml:space="preserve">, </w:t>
-      </w:r>
-      <w:proofErr w:type="spellStart"/>
-      <w:r>
-        <w:rPr>
-          <w:rFonts w:ascii="Cascadia Code" w:hAnsi="Cascadia Code" w:cs="Cascadia Mono"/>
-          <w:color w:val="000000"/>
-          <w:sz w:val="18"/>
-          <w:szCs w:val="18"/>
-          <w:highlight w:val="white"/>
-          <w:lang w:val="en-US"/>
-        </w:rPr>
-        <w:t>logf</w:t>
-      </w:r>
-      <w:proofErr w:type="spellEnd"/>
-      <w:r>
-        <w:rPr>
-          <w:rFonts w:ascii="Cascadia Code" w:hAnsi="Cascadia Code" w:cs="Cascadia Mono"/>
-          <w:color w:val="000000"/>
-          <w:sz w:val="18"/>
-          <w:szCs w:val="18"/>
-          <w:highlight w:val="white"/>
-          <w:lang w:val="en-US"/>
-        </w:rPr>
-        <w:t>(1.0f+arg));</w:t>
+          <w:color w:val="000000"/>
+          <w:sz w:val="18"/>
+          <w:szCs w:val="18"/>
+          <w:highlight w:val="white"/>
+          <w:lang w:val="en-US"/>
+        </w:rPr>
+        <w:t>;</w:t>
       </w:r>
     </w:p>
     <w:p>
@@ -17410,27 +16643,31 @@
         </w:rPr>
         <w:tab/>
       </w:r>
-      <w:r>
-        <w:rPr>
-          <w:rFonts w:ascii="Cascadia Code" w:hAnsi="Cascadia Code" w:cs="Cascadia Mono"/>
-          <w:color w:val="0000FF"/>
-          <w:sz w:val="18"/>
-          <w:szCs w:val="18"/>
-          <w:highlight w:val="white"/>
-          <w:lang w:val="en-US"/>
-        </w:rPr>
-        <w:t>break</w:t>
-      </w:r>
-      <w:r>
-        <w:rPr>
-          <w:rFonts w:ascii="Cascadia Code" w:hAnsi="Cascadia Code" w:cs="Cascadia Mono"/>
-          <w:color w:val="000000"/>
-          <w:sz w:val="18"/>
-          <w:szCs w:val="18"/>
-          <w:highlight w:val="white"/>
-          <w:lang w:val="en-US"/>
-        </w:rPr>
-        <w:t>;</w:t>
+      <w:proofErr w:type="spellStart"/>
+      <w:proofErr w:type="gramStart"/>
+      <w:r>
+        <w:rPr>
+          <w:rFonts w:ascii="Cascadia Code" w:hAnsi="Cascadia Code" w:cs="Cascadia Mono"/>
+          <w:color w:val="000000"/>
+          <w:sz w:val="18"/>
+          <w:szCs w:val="18"/>
+          <w:highlight w:val="white"/>
+          <w:lang w:val="en-US"/>
+        </w:rPr>
+        <w:t>step.number</w:t>
+      </w:r>
+      <w:proofErr w:type="spellEnd"/>
+      <w:proofErr w:type="gramEnd"/>
+      <w:r>
+        <w:rPr>
+          <w:rFonts w:ascii="Cascadia Code" w:hAnsi="Cascadia Code" w:cs="Cascadia Mono"/>
+          <w:color w:val="000000"/>
+          <w:sz w:val="18"/>
+          <w:szCs w:val="18"/>
+          <w:highlight w:val="white"/>
+          <w:lang w:val="en-US"/>
+        </w:rPr>
+        <w:t xml:space="preserve"> = 1;</w:t>
       </w:r>
     </w:p>
     <w:p>
@@ -17448,6 +16685,111 @@
           <w:lang w:val="en-US"/>
         </w:rPr>
       </w:pPr>
+      <w:r>
+        <w:rPr>
+          <w:rFonts w:ascii="Cascadia Code" w:hAnsi="Cascadia Code" w:cs="Cascadia Mono"/>
+          <w:color w:val="000000"/>
+          <w:sz w:val="18"/>
+          <w:szCs w:val="18"/>
+          <w:highlight w:val="white"/>
+          <w:lang w:val="en-US"/>
+        </w:rPr>
+        <w:tab/>
+      </w:r>
+      <w:r>
+        <w:rPr>
+          <w:rFonts w:ascii="Cascadia Code" w:hAnsi="Cascadia Code" w:cs="Cascadia Mono"/>
+          <w:color w:val="000000"/>
+          <w:sz w:val="18"/>
+          <w:szCs w:val="18"/>
+          <w:highlight w:val="white"/>
+          <w:lang w:val="en-US"/>
+        </w:rPr>
+        <w:tab/>
+      </w:r>
+      <w:r>
+        <w:rPr>
+          <w:rFonts w:ascii="Cascadia Code" w:hAnsi="Cascadia Code" w:cs="Cascadia Mono"/>
+          <w:color w:val="000000"/>
+          <w:sz w:val="18"/>
+          <w:szCs w:val="18"/>
+          <w:highlight w:val="white"/>
+          <w:lang w:val="en-US"/>
+        </w:rPr>
+        <w:tab/>
+      </w:r>
+      <w:proofErr w:type="spellStart"/>
+      <w:r>
+        <w:rPr>
+          <w:rFonts w:ascii="Cascadia Code" w:hAnsi="Cascadia Code" w:cs="Cascadia Mono"/>
+          <w:color w:val="000000"/>
+          <w:sz w:val="18"/>
+          <w:szCs w:val="18"/>
+          <w:highlight w:val="white"/>
+          <w:lang w:val="en-US"/>
+        </w:rPr>
+        <w:t>res_reverse</w:t>
+      </w:r>
+      <w:proofErr w:type="spellEnd"/>
+      <w:r>
+        <w:rPr>
+          <w:rFonts w:ascii="Cascadia Code" w:hAnsi="Cascadia Code" w:cs="Cascadia Mono"/>
+          <w:color w:val="000000"/>
+          <w:sz w:val="18"/>
+          <w:szCs w:val="18"/>
+          <w:highlight w:val="white"/>
+          <w:lang w:val="en-US"/>
+        </w:rPr>
+        <w:t xml:space="preserve"> = reverse_</w:t>
+      </w:r>
+      <w:proofErr w:type="gramStart"/>
+      <w:r>
+        <w:rPr>
+          <w:rFonts w:ascii="Cascadia Code" w:hAnsi="Cascadia Code" w:cs="Cascadia Mono"/>
+          <w:color w:val="000000"/>
+          <w:sz w:val="18"/>
+          <w:szCs w:val="18"/>
+          <w:highlight w:val="white"/>
+          <w:lang w:val="en-US"/>
+        </w:rPr>
+        <w:t>sum(</w:t>
+      </w:r>
+      <w:proofErr w:type="gramEnd"/>
+      <w:r>
+        <w:rPr>
+          <w:rFonts w:ascii="Cascadia Code" w:hAnsi="Cascadia Code" w:cs="Cascadia Mono"/>
+          <w:color w:val="000000"/>
+          <w:sz w:val="18"/>
+          <w:szCs w:val="18"/>
+          <w:highlight w:val="white"/>
+          <w:lang w:val="en-US"/>
+        </w:rPr>
+        <w:t xml:space="preserve">step, </w:t>
+      </w:r>
+      <w:proofErr w:type="spellStart"/>
+      <w:r>
+        <w:rPr>
+          <w:rFonts w:ascii="Cascadia Code" w:hAnsi="Cascadia Code" w:cs="Cascadia Mono"/>
+          <w:color w:val="000000"/>
+          <w:sz w:val="18"/>
+          <w:szCs w:val="18"/>
+          <w:highlight w:val="white"/>
+          <w:lang w:val="en-US"/>
+        </w:rPr>
+        <w:t>update_ln</w:t>
+      </w:r>
+      <w:proofErr w:type="spellEnd"/>
+      <w:r>
+        <w:rPr>
+          <w:rFonts w:ascii="Cascadia Code" w:hAnsi="Cascadia Code" w:cs="Cascadia Mono"/>
+          <w:color w:val="000000"/>
+          <w:sz w:val="18"/>
+          <w:szCs w:val="18"/>
+          <w:highlight w:val="white"/>
+          <w:lang w:val="en-US"/>
+        </w:rPr>
+        <w:t>, n);</w:t>
+      </w:r>
     </w:p>
     <w:p>
       <w:pPr>
@@ -17489,24 +16831,62 @@
       <w:r>
         <w:rPr>
           <w:rFonts w:ascii="Cascadia Code" w:hAnsi="Cascadia Code" w:cs="Cascadia Mono"/>
-          <w:color w:val="0000FF"/>
-          <w:sz w:val="18"/>
-          <w:szCs w:val="18"/>
-          <w:highlight w:val="white"/>
-          <w:lang w:val="en-US"/>
-        </w:rPr>
-        <w:t>default</w:t>
-      </w:r>
-      <w:r>
-        <w:rPr>
-          <w:rFonts w:ascii="Cascadia Code" w:hAnsi="Cascadia Code" w:cs="Cascadia Mono"/>
-          <w:color w:val="000000"/>
-          <w:sz w:val="18"/>
-          <w:szCs w:val="18"/>
-          <w:highlight w:val="white"/>
-          <w:lang w:val="en-US"/>
-        </w:rPr>
-        <w:t>:</w:t>
+          <w:color w:val="000000"/>
+          <w:sz w:val="18"/>
+          <w:szCs w:val="18"/>
+          <w:highlight w:val="white"/>
+          <w:lang w:val="en-US"/>
+        </w:rPr>
+        <w:tab/>
+        <w:t>res = direct_</w:t>
+      </w:r>
+      <w:proofErr w:type="gramStart"/>
+      <w:r>
+        <w:rPr>
+          <w:rFonts w:ascii="Cascadia Code" w:hAnsi="Cascadia Code" w:cs="Cascadia Mono"/>
+          <w:color w:val="000000"/>
+          <w:sz w:val="18"/>
+          <w:szCs w:val="18"/>
+          <w:highlight w:val="white"/>
+          <w:lang w:val="en-US"/>
+        </w:rPr>
+        <w:t>sum(</w:t>
+      </w:r>
+      <w:proofErr w:type="gramEnd"/>
+      <w:r>
+        <w:rPr>
+          <w:rFonts w:ascii="Cascadia Code" w:hAnsi="Cascadia Code" w:cs="Cascadia Mono"/>
+          <w:color w:val="000000"/>
+          <w:sz w:val="18"/>
+          <w:szCs w:val="18"/>
+          <w:highlight w:val="white"/>
+          <w:lang w:val="en-US"/>
+        </w:rPr>
+        <w:t xml:space="preserve">step, </w:t>
+      </w:r>
+      <w:proofErr w:type="spellStart"/>
+      <w:r>
+        <w:rPr>
+          <w:rFonts w:ascii="Cascadia Code" w:hAnsi="Cascadia Code" w:cs="Cascadia Mono"/>
+          <w:color w:val="000000"/>
+          <w:sz w:val="18"/>
+          <w:szCs w:val="18"/>
+          <w:highlight w:val="white"/>
+          <w:lang w:val="en-US"/>
+        </w:rPr>
+        <w:t>update_ln</w:t>
+      </w:r>
+      <w:proofErr w:type="spellEnd"/>
+      <w:r>
+        <w:rPr>
+          <w:rFonts w:ascii="Cascadia Code" w:hAnsi="Cascadia Code" w:cs="Cascadia Mono"/>
+          <w:color w:val="000000"/>
+          <w:sz w:val="18"/>
+          <w:szCs w:val="18"/>
+          <w:highlight w:val="white"/>
+          <w:lang w:val="en-US"/>
+        </w:rPr>
+        <w:t>, n);</w:t>
       </w:r>
     </w:p>
     <w:p>
@@ -17558,6 +16938,29 @@
         <w:tab/>
       </w:r>
       <w:proofErr w:type="spellStart"/>
+      <w:r>
+        <w:rPr>
+          <w:rFonts w:ascii="Cascadia Code" w:hAnsi="Cascadia Code" w:cs="Cascadia Mono"/>
+          <w:color w:val="000000"/>
+          <w:sz w:val="18"/>
+          <w:szCs w:val="18"/>
+          <w:highlight w:val="white"/>
+          <w:lang w:val="en-US"/>
+        </w:rPr>
+        <w:t>res_cahon</w:t>
+      </w:r>
+      <w:proofErr w:type="spellEnd"/>
+      <w:r>
+        <w:rPr>
+          <w:rFonts w:ascii="Cascadia Code" w:hAnsi="Cascadia Code" w:cs="Cascadia Mono"/>
+          <w:color w:val="000000"/>
+          <w:sz w:val="18"/>
+          <w:szCs w:val="18"/>
+          <w:highlight w:val="white"/>
+          <w:lang w:val="en-US"/>
+        </w:rPr>
+        <w:t xml:space="preserve"> = cahon_</w:t>
+      </w:r>
       <w:proofErr w:type="gramStart"/>
       <w:r>
         <w:rPr>
@@ -17568,7 +16971,31 @@
           <w:highlight w:val="white"/>
           <w:lang w:val="en-US"/>
         </w:rPr>
-        <w:t>printf</w:t>
+        <w:t>sum(</w:t>
+      </w:r>
+      <w:proofErr w:type="gramEnd"/>
+      <w:r>
+        <w:rPr>
+          <w:rFonts w:ascii="Cascadia Code" w:hAnsi="Cascadia Code" w:cs="Cascadia Mono"/>
+          <w:color w:val="000000"/>
+          <w:sz w:val="18"/>
+          <w:szCs w:val="18"/>
+          <w:highlight w:val="white"/>
+          <w:lang w:val="en-US"/>
+        </w:rPr>
+        <w:t xml:space="preserve">step, </w:t>
+      </w:r>
+      <w:proofErr w:type="spellStart"/>
+      <w:r>
+        <w:rPr>
+          <w:rFonts w:ascii="Cascadia Code" w:hAnsi="Cascadia Code" w:cs="Cascadia Mono"/>
+          <w:color w:val="000000"/>
+          <w:sz w:val="18"/>
+          <w:szCs w:val="18"/>
+          <w:highlight w:val="white"/>
+          <w:lang w:val="en-US"/>
+        </w:rPr>
+        <w:t>update_ln</w:t>
       </w:r>
       <w:proofErr w:type="spellEnd"/>
       <w:r>
@@ -17580,30 +17007,7 @@
           <w:highlight w:val="white"/>
           <w:lang w:val="en-US"/>
         </w:rPr>
-        <w:t>(</w:t>
-      </w:r>
-      <w:proofErr w:type="gramEnd"/>
-      <w:r>
-        <w:rPr>
-          <w:rFonts w:ascii="Cascadia Code" w:hAnsi="Cascadia Code" w:cs="Cascadia Mono"/>
-          <w:color w:val="A31515"/>
-          <w:sz w:val="18"/>
-          <w:szCs w:val="18"/>
-          <w:highlight w:val="white"/>
-          <w:lang w:val="en-US"/>
-        </w:rPr>
-        <w:t>"wrong number"</w:t>
-      </w:r>
-      <w:r>
-        <w:rPr>
-          <w:rFonts w:ascii="Cascadia Code" w:hAnsi="Cascadia Code" w:cs="Cascadia Mono"/>
-          <w:color w:val="000000"/>
-          <w:sz w:val="18"/>
-          <w:szCs w:val="18"/>
-          <w:highlight w:val="white"/>
-          <w:lang w:val="en-US"/>
-        </w:rPr>
-        <w:t>);</w:t>
+        <w:t>, n);</w:t>
       </w:r>
     </w:p>
     <w:p>
@@ -17618,6 +17022,7 @@
           <w:sz w:val="18"/>
           <w:szCs w:val="18"/>
           <w:highlight w:val="white"/>
+          <w:lang w:val="en-US"/>
         </w:rPr>
       </w:pPr>
       <w:r>
@@ -17654,15 +17059,17 @@
         <w:tab/>
       </w:r>
       <w:proofErr w:type="spellStart"/>
-      <w:r>
-        <w:rPr>
-          <w:rFonts w:ascii="Cascadia Code" w:hAnsi="Cascadia Code" w:cs="Cascadia Mono"/>
-          <w:color w:val="0000FF"/>
-          <w:sz w:val="18"/>
-          <w:szCs w:val="18"/>
-          <w:highlight w:val="white"/>
-        </w:rPr>
-        <w:t>return</w:t>
+      <w:proofErr w:type="gramStart"/>
+      <w:r>
+        <w:rPr>
+          <w:rFonts w:ascii="Cascadia Code" w:hAnsi="Cascadia Code" w:cs="Cascadia Mono"/>
+          <w:color w:val="000000"/>
+          <w:sz w:val="18"/>
+          <w:szCs w:val="18"/>
+          <w:highlight w:val="white"/>
+          <w:lang w:val="en-US"/>
+        </w:rPr>
+        <w:t>printf</w:t>
       </w:r>
       <w:proofErr w:type="spellEnd"/>
       <w:r>
@@ -17672,8 +17079,104 @@
           <w:sz w:val="18"/>
           <w:szCs w:val="18"/>
           <w:highlight w:val="white"/>
-        </w:rPr>
-        <w:t xml:space="preserve"> 1;</w:t>
+          <w:lang w:val="en-US"/>
+        </w:rPr>
+        <w:t>(</w:t>
+      </w:r>
+      <w:proofErr w:type="gramEnd"/>
+      <w:r>
+        <w:rPr>
+          <w:rFonts w:ascii="Cascadia Code" w:hAnsi="Cascadia Code" w:cs="Cascadia Mono"/>
+          <w:color w:val="A31515"/>
+          <w:sz w:val="18"/>
+          <w:szCs w:val="18"/>
+          <w:highlight w:val="white"/>
+          <w:lang w:val="en-US"/>
+        </w:rPr>
+        <w:t>"Result direct: %f Error:%f\n"</w:t>
+      </w:r>
+      <w:r>
+        <w:rPr>
+          <w:rFonts w:ascii="Cascadia Code" w:hAnsi="Cascadia Code" w:cs="Cascadia Mono"/>
+          <w:color w:val="000000"/>
+          <w:sz w:val="18"/>
+          <w:szCs w:val="18"/>
+          <w:highlight w:val="white"/>
+          <w:lang w:val="en-US"/>
+        </w:rPr>
+        <w:t xml:space="preserve">, res, </w:t>
+      </w:r>
+      <w:proofErr w:type="spellStart"/>
+      <w:r>
+        <w:rPr>
+          <w:rFonts w:ascii="Cascadia Code" w:hAnsi="Cascadia Code" w:cs="Cascadia Mono"/>
+          <w:color w:val="000000"/>
+          <w:sz w:val="18"/>
+          <w:szCs w:val="18"/>
+          <w:highlight w:val="white"/>
+          <w:lang w:val="en-US"/>
+        </w:rPr>
+        <w:t>fabsf</w:t>
+      </w:r>
+      <w:proofErr w:type="spellEnd"/>
+      <w:r>
+        <w:rPr>
+          <w:rFonts w:ascii="Cascadia Code" w:hAnsi="Cascadia Code" w:cs="Cascadia Mono"/>
+          <w:color w:val="000000"/>
+          <w:sz w:val="18"/>
+          <w:szCs w:val="18"/>
+          <w:highlight w:val="white"/>
+          <w:lang w:val="en-US"/>
+        </w:rPr>
+        <w:t>(</w:t>
+      </w:r>
+      <w:proofErr w:type="spellStart"/>
+      <w:r>
+        <w:rPr>
+          <w:rFonts w:ascii="Cascadia Code" w:hAnsi="Cascadia Code" w:cs="Cascadia Mono"/>
+          <w:color w:val="000000"/>
+          <w:sz w:val="18"/>
+          <w:szCs w:val="18"/>
+          <w:highlight w:val="white"/>
+          <w:lang w:val="en-US"/>
+        </w:rPr>
+        <w:t>logf</w:t>
+      </w:r>
+      <w:proofErr w:type="spellEnd"/>
+      <w:r>
+        <w:rPr>
+          <w:rFonts w:ascii="Cascadia Code" w:hAnsi="Cascadia Code" w:cs="Cascadia Mono"/>
+          <w:color w:val="000000"/>
+          <w:sz w:val="18"/>
+          <w:szCs w:val="18"/>
+          <w:highlight w:val="white"/>
+          <w:lang w:val="en-US"/>
+        </w:rPr>
+        <w:t xml:space="preserve">(1.0f + </w:t>
+      </w:r>
+      <w:proofErr w:type="spellStart"/>
+      <w:r>
+        <w:rPr>
+          <w:rFonts w:ascii="Cascadia Code" w:hAnsi="Cascadia Code" w:cs="Cascadia Mono"/>
+          <w:color w:val="000000"/>
+          <w:sz w:val="18"/>
+          <w:szCs w:val="18"/>
+          <w:highlight w:val="white"/>
+          <w:lang w:val="en-US"/>
+        </w:rPr>
+        <w:t>arg</w:t>
+      </w:r>
+      <w:proofErr w:type="spellEnd"/>
+      <w:r>
+        <w:rPr>
+          <w:rFonts w:ascii="Cascadia Code" w:hAnsi="Cascadia Code" w:cs="Cascadia Mono"/>
+          <w:color w:val="000000"/>
+          <w:sz w:val="18"/>
+          <w:szCs w:val="18"/>
+          <w:highlight w:val="white"/>
+          <w:lang w:val="en-US"/>
+        </w:rPr>
+        <w:t>) - res));</w:t>
       </w:r>
     </w:p>
     <w:p>
@@ -17688,17 +17191,921 @@
           <w:sz w:val="18"/>
           <w:szCs w:val="18"/>
           <w:highlight w:val="white"/>
-        </w:rPr>
-      </w:pPr>
-      <w:r>
-        <w:rPr>
-          <w:rFonts w:ascii="Cascadia Code" w:hAnsi="Cascadia Code" w:cs="Cascadia Mono"/>
-          <w:color w:val="000000"/>
-          <w:sz w:val="18"/>
-          <w:szCs w:val="18"/>
-          <w:highlight w:val="white"/>
-        </w:rPr>
-        <w:tab/>
+          <w:lang w:val="en-US"/>
+        </w:rPr>
+      </w:pPr>
+      <w:r>
+        <w:rPr>
+          <w:rFonts w:ascii="Cascadia Code" w:hAnsi="Cascadia Code" w:cs="Cascadia Mono"/>
+          <w:color w:val="000000"/>
+          <w:sz w:val="18"/>
+          <w:szCs w:val="18"/>
+          <w:highlight w:val="white"/>
+          <w:lang w:val="en-US"/>
+        </w:rPr>
+        <w:tab/>
+      </w:r>
+      <w:r>
+        <w:rPr>
+          <w:rFonts w:ascii="Cascadia Code" w:hAnsi="Cascadia Code" w:cs="Cascadia Mono"/>
+          <w:color w:val="000000"/>
+          <w:sz w:val="18"/>
+          <w:szCs w:val="18"/>
+          <w:highlight w:val="white"/>
+          <w:lang w:val="en-US"/>
+        </w:rPr>
+        <w:tab/>
+      </w:r>
+      <w:r>
+        <w:rPr>
+          <w:rFonts w:ascii="Cascadia Code" w:hAnsi="Cascadia Code" w:cs="Cascadia Mono"/>
+          <w:color w:val="000000"/>
+          <w:sz w:val="18"/>
+          <w:szCs w:val="18"/>
+          <w:highlight w:val="white"/>
+          <w:lang w:val="en-US"/>
+        </w:rPr>
+        <w:tab/>
+      </w:r>
+      <w:proofErr w:type="spellStart"/>
+      <w:proofErr w:type="gramStart"/>
+      <w:r>
+        <w:rPr>
+          <w:rFonts w:ascii="Cascadia Code" w:hAnsi="Cascadia Code" w:cs="Cascadia Mono"/>
+          <w:color w:val="000000"/>
+          <w:sz w:val="18"/>
+          <w:szCs w:val="18"/>
+          <w:highlight w:val="white"/>
+          <w:lang w:val="en-US"/>
+        </w:rPr>
+        <w:t>printf</w:t>
+      </w:r>
+      <w:proofErr w:type="spellEnd"/>
+      <w:r>
+        <w:rPr>
+          <w:rFonts w:ascii="Cascadia Code" w:hAnsi="Cascadia Code" w:cs="Cascadia Mono"/>
+          <w:color w:val="000000"/>
+          <w:sz w:val="18"/>
+          <w:szCs w:val="18"/>
+          <w:highlight w:val="white"/>
+          <w:lang w:val="en-US"/>
+        </w:rPr>
+        <w:t>(</w:t>
+      </w:r>
+      <w:proofErr w:type="gramEnd"/>
+      <w:r>
+        <w:rPr>
+          <w:rFonts w:ascii="Cascadia Code" w:hAnsi="Cascadia Code" w:cs="Cascadia Mono"/>
+          <w:color w:val="A31515"/>
+          <w:sz w:val="18"/>
+          <w:szCs w:val="18"/>
+          <w:highlight w:val="white"/>
+          <w:lang w:val="en-US"/>
+        </w:rPr>
+        <w:t>"Result reverse: %f Error:%f\n"</w:t>
+      </w:r>
+      <w:r>
+        <w:rPr>
+          <w:rFonts w:ascii="Cascadia Code" w:hAnsi="Cascadia Code" w:cs="Cascadia Mono"/>
+          <w:color w:val="000000"/>
+          <w:sz w:val="18"/>
+          <w:szCs w:val="18"/>
+          <w:highlight w:val="white"/>
+          <w:lang w:val="en-US"/>
+        </w:rPr>
+        <w:t xml:space="preserve">, </w:t>
+      </w:r>
+      <w:proofErr w:type="spellStart"/>
+      <w:r>
+        <w:rPr>
+          <w:rFonts w:ascii="Cascadia Code" w:hAnsi="Cascadia Code" w:cs="Cascadia Mono"/>
+          <w:color w:val="000000"/>
+          <w:sz w:val="18"/>
+          <w:szCs w:val="18"/>
+          <w:highlight w:val="white"/>
+          <w:lang w:val="en-US"/>
+        </w:rPr>
+        <w:t>res_reverse</w:t>
+      </w:r>
+      <w:proofErr w:type="spellEnd"/>
+      <w:r>
+        <w:rPr>
+          <w:rFonts w:ascii="Cascadia Code" w:hAnsi="Cascadia Code" w:cs="Cascadia Mono"/>
+          <w:color w:val="000000"/>
+          <w:sz w:val="18"/>
+          <w:szCs w:val="18"/>
+          <w:highlight w:val="white"/>
+          <w:lang w:val="en-US"/>
+        </w:rPr>
+        <w:t xml:space="preserve">, </w:t>
+      </w:r>
+      <w:proofErr w:type="spellStart"/>
+      <w:r>
+        <w:rPr>
+          <w:rFonts w:ascii="Cascadia Code" w:hAnsi="Cascadia Code" w:cs="Cascadia Mono"/>
+          <w:color w:val="000000"/>
+          <w:sz w:val="18"/>
+          <w:szCs w:val="18"/>
+          <w:highlight w:val="white"/>
+          <w:lang w:val="en-US"/>
+        </w:rPr>
+        <w:t>fabsf</w:t>
+      </w:r>
+      <w:proofErr w:type="spellEnd"/>
+      <w:r>
+        <w:rPr>
+          <w:rFonts w:ascii="Cascadia Code" w:hAnsi="Cascadia Code" w:cs="Cascadia Mono"/>
+          <w:color w:val="000000"/>
+          <w:sz w:val="18"/>
+          <w:szCs w:val="18"/>
+          <w:highlight w:val="white"/>
+          <w:lang w:val="en-US"/>
+        </w:rPr>
+        <w:t>(</w:t>
+      </w:r>
+      <w:proofErr w:type="spellStart"/>
+      <w:r>
+        <w:rPr>
+          <w:rFonts w:ascii="Cascadia Code" w:hAnsi="Cascadia Code" w:cs="Cascadia Mono"/>
+          <w:color w:val="000000"/>
+          <w:sz w:val="18"/>
+          <w:szCs w:val="18"/>
+          <w:highlight w:val="white"/>
+          <w:lang w:val="en-US"/>
+        </w:rPr>
+        <w:t>logf</w:t>
+      </w:r>
+      <w:proofErr w:type="spellEnd"/>
+      <w:r>
+        <w:rPr>
+          <w:rFonts w:ascii="Cascadia Code" w:hAnsi="Cascadia Code" w:cs="Cascadia Mono"/>
+          <w:color w:val="000000"/>
+          <w:sz w:val="18"/>
+          <w:szCs w:val="18"/>
+          <w:highlight w:val="white"/>
+          <w:lang w:val="en-US"/>
+        </w:rPr>
+        <w:t xml:space="preserve">(1.0f + </w:t>
+      </w:r>
+      <w:proofErr w:type="spellStart"/>
+      <w:r>
+        <w:rPr>
+          <w:rFonts w:ascii="Cascadia Code" w:hAnsi="Cascadia Code" w:cs="Cascadia Mono"/>
+          <w:color w:val="000000"/>
+          <w:sz w:val="18"/>
+          <w:szCs w:val="18"/>
+          <w:highlight w:val="white"/>
+          <w:lang w:val="en-US"/>
+        </w:rPr>
+        <w:t>arg</w:t>
+      </w:r>
+      <w:proofErr w:type="spellEnd"/>
+      <w:r>
+        <w:rPr>
+          <w:rFonts w:ascii="Cascadia Code" w:hAnsi="Cascadia Code" w:cs="Cascadia Mono"/>
+          <w:color w:val="000000"/>
+          <w:sz w:val="18"/>
+          <w:szCs w:val="18"/>
+          <w:highlight w:val="white"/>
+          <w:lang w:val="en-US"/>
+        </w:rPr>
+        <w:t xml:space="preserve">) - </w:t>
+      </w:r>
+      <w:proofErr w:type="spellStart"/>
+      <w:r>
+        <w:rPr>
+          <w:rFonts w:ascii="Cascadia Code" w:hAnsi="Cascadia Code" w:cs="Cascadia Mono"/>
+          <w:color w:val="000000"/>
+          <w:sz w:val="18"/>
+          <w:szCs w:val="18"/>
+          <w:highlight w:val="white"/>
+          <w:lang w:val="en-US"/>
+        </w:rPr>
+        <w:t>res_reverse</w:t>
+      </w:r>
+      <w:proofErr w:type="spellEnd"/>
+      <w:r>
+        <w:rPr>
+          <w:rFonts w:ascii="Cascadia Code" w:hAnsi="Cascadia Code" w:cs="Cascadia Mono"/>
+          <w:color w:val="000000"/>
+          <w:sz w:val="18"/>
+          <w:szCs w:val="18"/>
+          <w:highlight w:val="white"/>
+          <w:lang w:val="en-US"/>
+        </w:rPr>
+        <w:t>));</w:t>
+      </w:r>
+    </w:p>
+    <w:p>
+      <w:pPr>
+        <w:autoSpaceDE w:val="0"/>
+        <w:autoSpaceDN w:val="0"/>
+        <w:adjustRightInd w:val="0"/>
+        <w:spacing w:after="0"/>
+        <w:rPr>
+          <w:rFonts w:ascii="Cascadia Code" w:hAnsi="Cascadia Code" w:cs="Cascadia Mono"/>
+          <w:color w:val="000000"/>
+          <w:sz w:val="18"/>
+          <w:szCs w:val="18"/>
+          <w:highlight w:val="white"/>
+          <w:lang w:val="en-US"/>
+        </w:rPr>
+      </w:pPr>
+      <w:r>
+        <w:rPr>
+          <w:rFonts w:ascii="Cascadia Code" w:hAnsi="Cascadia Code" w:cs="Cascadia Mono"/>
+          <w:color w:val="000000"/>
+          <w:sz w:val="18"/>
+          <w:szCs w:val="18"/>
+          <w:highlight w:val="white"/>
+          <w:lang w:val="en-US"/>
+        </w:rPr>
+        <w:tab/>
+      </w:r>
+      <w:r>
+        <w:rPr>
+          <w:rFonts w:ascii="Cascadia Code" w:hAnsi="Cascadia Code" w:cs="Cascadia Mono"/>
+          <w:color w:val="000000"/>
+          <w:sz w:val="18"/>
+          <w:szCs w:val="18"/>
+          <w:highlight w:val="white"/>
+          <w:lang w:val="en-US"/>
+        </w:rPr>
+        <w:tab/>
+      </w:r>
+      <w:r>
+        <w:rPr>
+          <w:rFonts w:ascii="Cascadia Code" w:hAnsi="Cascadia Code" w:cs="Cascadia Mono"/>
+          <w:color w:val="000000"/>
+          <w:sz w:val="18"/>
+          <w:szCs w:val="18"/>
+          <w:highlight w:val="white"/>
+          <w:lang w:val="en-US"/>
+        </w:rPr>
+        <w:tab/>
+      </w:r>
+      <w:proofErr w:type="spellStart"/>
+      <w:proofErr w:type="gramStart"/>
+      <w:r>
+        <w:rPr>
+          <w:rFonts w:ascii="Cascadia Code" w:hAnsi="Cascadia Code" w:cs="Cascadia Mono"/>
+          <w:color w:val="000000"/>
+          <w:sz w:val="18"/>
+          <w:szCs w:val="18"/>
+          <w:highlight w:val="white"/>
+          <w:lang w:val="en-US"/>
+        </w:rPr>
+        <w:t>printf</w:t>
+      </w:r>
+      <w:proofErr w:type="spellEnd"/>
+      <w:r>
+        <w:rPr>
+          <w:rFonts w:ascii="Cascadia Code" w:hAnsi="Cascadia Code" w:cs="Cascadia Mono"/>
+          <w:color w:val="000000"/>
+          <w:sz w:val="18"/>
+          <w:szCs w:val="18"/>
+          <w:highlight w:val="white"/>
+          <w:lang w:val="en-US"/>
+        </w:rPr>
+        <w:t>(</w:t>
+      </w:r>
+      <w:proofErr w:type="gramEnd"/>
+      <w:r>
+        <w:rPr>
+          <w:rFonts w:ascii="Cascadia Code" w:hAnsi="Cascadia Code" w:cs="Cascadia Mono"/>
+          <w:color w:val="A31515"/>
+          <w:sz w:val="18"/>
+          <w:szCs w:val="18"/>
+          <w:highlight w:val="white"/>
+          <w:lang w:val="en-US"/>
+        </w:rPr>
+        <w:t>"Result cahon: %f Error:%f\n"</w:t>
+      </w:r>
+      <w:r>
+        <w:rPr>
+          <w:rFonts w:ascii="Cascadia Code" w:hAnsi="Cascadia Code" w:cs="Cascadia Mono"/>
+          <w:color w:val="000000"/>
+          <w:sz w:val="18"/>
+          <w:szCs w:val="18"/>
+          <w:highlight w:val="white"/>
+          <w:lang w:val="en-US"/>
+        </w:rPr>
+        <w:t xml:space="preserve">, </w:t>
+      </w:r>
+      <w:proofErr w:type="spellStart"/>
+      <w:r>
+        <w:rPr>
+          <w:rFonts w:ascii="Cascadia Code" w:hAnsi="Cascadia Code" w:cs="Cascadia Mono"/>
+          <w:color w:val="000000"/>
+          <w:sz w:val="18"/>
+          <w:szCs w:val="18"/>
+          <w:highlight w:val="white"/>
+          <w:lang w:val="en-US"/>
+        </w:rPr>
+        <w:t>res_cahon</w:t>
+      </w:r>
+      <w:proofErr w:type="spellEnd"/>
+      <w:r>
+        <w:rPr>
+          <w:rFonts w:ascii="Cascadia Code" w:hAnsi="Cascadia Code" w:cs="Cascadia Mono"/>
+          <w:color w:val="000000"/>
+          <w:sz w:val="18"/>
+          <w:szCs w:val="18"/>
+          <w:highlight w:val="white"/>
+          <w:lang w:val="en-US"/>
+        </w:rPr>
+        <w:t xml:space="preserve">, </w:t>
+      </w:r>
+      <w:proofErr w:type="spellStart"/>
+      <w:r>
+        <w:rPr>
+          <w:rFonts w:ascii="Cascadia Code" w:hAnsi="Cascadia Code" w:cs="Cascadia Mono"/>
+          <w:color w:val="000000"/>
+          <w:sz w:val="18"/>
+          <w:szCs w:val="18"/>
+          <w:highlight w:val="white"/>
+          <w:lang w:val="en-US"/>
+        </w:rPr>
+        <w:t>fabsf</w:t>
+      </w:r>
+      <w:proofErr w:type="spellEnd"/>
+      <w:r>
+        <w:rPr>
+          <w:rFonts w:ascii="Cascadia Code" w:hAnsi="Cascadia Code" w:cs="Cascadia Mono"/>
+          <w:color w:val="000000"/>
+          <w:sz w:val="18"/>
+          <w:szCs w:val="18"/>
+          <w:highlight w:val="white"/>
+          <w:lang w:val="en-US"/>
+        </w:rPr>
+        <w:t>(</w:t>
+      </w:r>
+      <w:proofErr w:type="spellStart"/>
+      <w:r>
+        <w:rPr>
+          <w:rFonts w:ascii="Cascadia Code" w:hAnsi="Cascadia Code" w:cs="Cascadia Mono"/>
+          <w:color w:val="000000"/>
+          <w:sz w:val="18"/>
+          <w:szCs w:val="18"/>
+          <w:highlight w:val="white"/>
+          <w:lang w:val="en-US"/>
+        </w:rPr>
+        <w:t>logf</w:t>
+      </w:r>
+      <w:proofErr w:type="spellEnd"/>
+      <w:r>
+        <w:rPr>
+          <w:rFonts w:ascii="Cascadia Code" w:hAnsi="Cascadia Code" w:cs="Cascadia Mono"/>
+          <w:color w:val="000000"/>
+          <w:sz w:val="18"/>
+          <w:szCs w:val="18"/>
+          <w:highlight w:val="white"/>
+          <w:lang w:val="en-US"/>
+        </w:rPr>
+        <w:t xml:space="preserve">(1.0f + </w:t>
+      </w:r>
+      <w:proofErr w:type="spellStart"/>
+      <w:r>
+        <w:rPr>
+          <w:rFonts w:ascii="Cascadia Code" w:hAnsi="Cascadia Code" w:cs="Cascadia Mono"/>
+          <w:color w:val="000000"/>
+          <w:sz w:val="18"/>
+          <w:szCs w:val="18"/>
+          <w:highlight w:val="white"/>
+          <w:lang w:val="en-US"/>
+        </w:rPr>
+        <w:t>arg</w:t>
+      </w:r>
+      <w:proofErr w:type="spellEnd"/>
+      <w:r>
+        <w:rPr>
+          <w:rFonts w:ascii="Cascadia Code" w:hAnsi="Cascadia Code" w:cs="Cascadia Mono"/>
+          <w:color w:val="000000"/>
+          <w:sz w:val="18"/>
+          <w:szCs w:val="18"/>
+          <w:highlight w:val="white"/>
+          <w:lang w:val="en-US"/>
+        </w:rPr>
+        <w:t xml:space="preserve">) - </w:t>
+      </w:r>
+      <w:proofErr w:type="spellStart"/>
+      <w:r>
+        <w:rPr>
+          <w:rFonts w:ascii="Cascadia Code" w:hAnsi="Cascadia Code" w:cs="Cascadia Mono"/>
+          <w:color w:val="000000"/>
+          <w:sz w:val="18"/>
+          <w:szCs w:val="18"/>
+          <w:highlight w:val="white"/>
+          <w:lang w:val="en-US"/>
+        </w:rPr>
+        <w:t>res_cahon</w:t>
+      </w:r>
+      <w:proofErr w:type="spellEnd"/>
+      <w:r>
+        <w:rPr>
+          <w:rFonts w:ascii="Cascadia Code" w:hAnsi="Cascadia Code" w:cs="Cascadia Mono"/>
+          <w:color w:val="000000"/>
+          <w:sz w:val="18"/>
+          <w:szCs w:val="18"/>
+          <w:highlight w:val="white"/>
+          <w:lang w:val="en-US"/>
+        </w:rPr>
+        <w:t>));</w:t>
+      </w:r>
+    </w:p>
+    <w:p>
+      <w:pPr>
+        <w:autoSpaceDE w:val="0"/>
+        <w:autoSpaceDN w:val="0"/>
+        <w:adjustRightInd w:val="0"/>
+        <w:spacing w:after="0"/>
+        <w:rPr>
+          <w:rFonts w:ascii="Cascadia Code" w:hAnsi="Cascadia Code" w:cs="Cascadia Mono"/>
+          <w:color w:val="000000"/>
+          <w:sz w:val="18"/>
+          <w:szCs w:val="18"/>
+          <w:highlight w:val="white"/>
+          <w:lang w:val="en-US"/>
+        </w:rPr>
+      </w:pPr>
+      <w:r>
+        <w:rPr>
+          <w:rFonts w:ascii="Cascadia Code" w:hAnsi="Cascadia Code" w:cs="Cascadia Mono"/>
+          <w:color w:val="000000"/>
+          <w:sz w:val="18"/>
+          <w:szCs w:val="18"/>
+          <w:highlight w:val="white"/>
+          <w:lang w:val="en-US"/>
+        </w:rPr>
+        <w:tab/>
+      </w:r>
+      <w:r>
+        <w:rPr>
+          <w:rFonts w:ascii="Cascadia Code" w:hAnsi="Cascadia Code" w:cs="Cascadia Mono"/>
+          <w:color w:val="000000"/>
+          <w:sz w:val="18"/>
+          <w:szCs w:val="18"/>
+          <w:highlight w:val="white"/>
+          <w:lang w:val="en-US"/>
+        </w:rPr>
+        <w:tab/>
+      </w:r>
+      <w:r>
+        <w:rPr>
+          <w:rFonts w:ascii="Cascadia Code" w:hAnsi="Cascadia Code" w:cs="Cascadia Mono"/>
+          <w:color w:val="000000"/>
+          <w:sz w:val="18"/>
+          <w:szCs w:val="18"/>
+          <w:highlight w:val="white"/>
+          <w:lang w:val="en-US"/>
+        </w:rPr>
+        <w:tab/>
+      </w:r>
+      <w:proofErr w:type="spellStart"/>
+      <w:proofErr w:type="gramStart"/>
+      <w:r>
+        <w:rPr>
+          <w:rFonts w:ascii="Cascadia Code" w:hAnsi="Cascadia Code" w:cs="Cascadia Mono"/>
+          <w:color w:val="000000"/>
+          <w:sz w:val="18"/>
+          <w:szCs w:val="18"/>
+          <w:highlight w:val="white"/>
+          <w:lang w:val="en-US"/>
+        </w:rPr>
+        <w:t>printf</w:t>
+      </w:r>
+      <w:proofErr w:type="spellEnd"/>
+      <w:r>
+        <w:rPr>
+          <w:rFonts w:ascii="Cascadia Code" w:hAnsi="Cascadia Code" w:cs="Cascadia Mono"/>
+          <w:color w:val="000000"/>
+          <w:sz w:val="18"/>
+          <w:szCs w:val="18"/>
+          <w:highlight w:val="white"/>
+          <w:lang w:val="en-US"/>
+        </w:rPr>
+        <w:t>(</w:t>
+      </w:r>
+      <w:proofErr w:type="gramEnd"/>
+      <w:r>
+        <w:rPr>
+          <w:rFonts w:ascii="Cascadia Code" w:hAnsi="Cascadia Code" w:cs="Cascadia Mono"/>
+          <w:color w:val="A31515"/>
+          <w:sz w:val="18"/>
+          <w:szCs w:val="18"/>
+          <w:highlight w:val="white"/>
+          <w:lang w:val="en-US"/>
+        </w:rPr>
+        <w:t>"</w:t>
+      </w:r>
+      <w:proofErr w:type="spellStart"/>
+      <w:r>
+        <w:rPr>
+          <w:rFonts w:ascii="Cascadia Code" w:hAnsi="Cascadia Code" w:cs="Cascadia Mono"/>
+          <w:color w:val="A31515"/>
+          <w:sz w:val="18"/>
+          <w:szCs w:val="18"/>
+          <w:highlight w:val="white"/>
+          <w:lang w:val="en-US"/>
+        </w:rPr>
+        <w:t>Math.h</w:t>
+      </w:r>
+      <w:proofErr w:type="spellEnd"/>
+      <w:r>
+        <w:rPr>
+          <w:rFonts w:ascii="Cascadia Code" w:hAnsi="Cascadia Code" w:cs="Cascadia Mono"/>
+          <w:color w:val="A31515"/>
+          <w:sz w:val="18"/>
+          <w:szCs w:val="18"/>
+          <w:highlight w:val="white"/>
+          <w:lang w:val="en-US"/>
+        </w:rPr>
+        <w:t>: %f\n"</w:t>
+      </w:r>
+      <w:r>
+        <w:rPr>
+          <w:rFonts w:ascii="Cascadia Code" w:hAnsi="Cascadia Code" w:cs="Cascadia Mono"/>
+          <w:color w:val="000000"/>
+          <w:sz w:val="18"/>
+          <w:szCs w:val="18"/>
+          <w:highlight w:val="white"/>
+          <w:lang w:val="en-US"/>
+        </w:rPr>
+        <w:t xml:space="preserve">, </w:t>
+      </w:r>
+      <w:proofErr w:type="spellStart"/>
+      <w:r>
+        <w:rPr>
+          <w:rFonts w:ascii="Cascadia Code" w:hAnsi="Cascadia Code" w:cs="Cascadia Mono"/>
+          <w:color w:val="000000"/>
+          <w:sz w:val="18"/>
+          <w:szCs w:val="18"/>
+          <w:highlight w:val="white"/>
+          <w:lang w:val="en-US"/>
+        </w:rPr>
+        <w:t>logf</w:t>
+      </w:r>
+      <w:proofErr w:type="spellEnd"/>
+      <w:r>
+        <w:rPr>
+          <w:rFonts w:ascii="Cascadia Code" w:hAnsi="Cascadia Code" w:cs="Cascadia Mono"/>
+          <w:color w:val="000000"/>
+          <w:sz w:val="18"/>
+          <w:szCs w:val="18"/>
+          <w:highlight w:val="white"/>
+          <w:lang w:val="en-US"/>
+        </w:rPr>
+        <w:t>(1.0f+arg));</w:t>
+      </w:r>
+    </w:p>
+    <w:p>
+      <w:pPr>
+        <w:autoSpaceDE w:val="0"/>
+        <w:autoSpaceDN w:val="0"/>
+        <w:adjustRightInd w:val="0"/>
+        <w:spacing w:after="0"/>
+        <w:rPr>
+          <w:rFonts w:ascii="Cascadia Code" w:hAnsi="Cascadia Code" w:cs="Cascadia Mono"/>
+          <w:color w:val="000000"/>
+          <w:sz w:val="18"/>
+          <w:szCs w:val="18"/>
+          <w:highlight w:val="white"/>
+          <w:lang w:val="en-US"/>
+        </w:rPr>
+      </w:pPr>
+      <w:r>
+        <w:rPr>
+          <w:rFonts w:ascii="Cascadia Code" w:hAnsi="Cascadia Code" w:cs="Cascadia Mono"/>
+          <w:color w:val="000000"/>
+          <w:sz w:val="18"/>
+          <w:szCs w:val="18"/>
+          <w:highlight w:val="white"/>
+          <w:lang w:val="en-US"/>
+        </w:rPr>
+        <w:tab/>
+      </w:r>
+      <w:r>
+        <w:rPr>
+          <w:rFonts w:ascii="Cascadia Code" w:hAnsi="Cascadia Code" w:cs="Cascadia Mono"/>
+          <w:color w:val="000000"/>
+          <w:sz w:val="18"/>
+          <w:szCs w:val="18"/>
+          <w:highlight w:val="white"/>
+          <w:lang w:val="en-US"/>
+        </w:rPr>
+        <w:tab/>
+      </w:r>
+      <w:r>
+        <w:rPr>
+          <w:rFonts w:ascii="Cascadia Code" w:hAnsi="Cascadia Code" w:cs="Cascadia Mono"/>
+          <w:color w:val="000000"/>
+          <w:sz w:val="18"/>
+          <w:szCs w:val="18"/>
+          <w:highlight w:val="white"/>
+          <w:lang w:val="en-US"/>
+        </w:rPr>
+        <w:tab/>
+      </w:r>
+      <w:r>
+        <w:rPr>
+          <w:rFonts w:ascii="Cascadia Code" w:hAnsi="Cascadia Code" w:cs="Cascadia Mono"/>
+          <w:color w:val="0000FF"/>
+          <w:sz w:val="18"/>
+          <w:szCs w:val="18"/>
+          <w:highlight w:val="white"/>
+          <w:lang w:val="en-US"/>
+        </w:rPr>
+        <w:t>break</w:t>
+      </w:r>
+      <w:r>
+        <w:rPr>
+          <w:rFonts w:ascii="Cascadia Code" w:hAnsi="Cascadia Code" w:cs="Cascadia Mono"/>
+          <w:color w:val="000000"/>
+          <w:sz w:val="18"/>
+          <w:szCs w:val="18"/>
+          <w:highlight w:val="white"/>
+          <w:lang w:val="en-US"/>
+        </w:rPr>
+        <w:t>;</w:t>
+      </w:r>
+    </w:p>
+    <w:p>
+      <w:pPr>
+        <w:autoSpaceDE w:val="0"/>
+        <w:autoSpaceDN w:val="0"/>
+        <w:adjustRightInd w:val="0"/>
+        <w:spacing w:after="0"/>
+        <w:rPr>
+          <w:rFonts w:ascii="Cascadia Code" w:hAnsi="Cascadia Code" w:cs="Cascadia Mono"/>
+          <w:color w:val="000000"/>
+          <w:sz w:val="18"/>
+          <w:szCs w:val="18"/>
+          <w:highlight w:val="white"/>
+          <w:lang w:val="en-US"/>
+        </w:rPr>
+      </w:pPr>
+    </w:p>
+    <w:p>
+      <w:pPr>
+        <w:autoSpaceDE w:val="0"/>
+        <w:autoSpaceDN w:val="0"/>
+        <w:adjustRightInd w:val="0"/>
+        <w:spacing w:after="0"/>
+        <w:rPr>
+          <w:rFonts w:ascii="Cascadia Code" w:hAnsi="Cascadia Code" w:cs="Cascadia Mono"/>
+          <w:color w:val="000000"/>
+          <w:sz w:val="18"/>
+          <w:szCs w:val="18"/>
+          <w:highlight w:val="white"/>
+          <w:lang w:val="en-US"/>
+        </w:rPr>
+      </w:pPr>
+      <w:r>
+        <w:rPr>
+          <w:rFonts w:ascii="Cascadia Code" w:hAnsi="Cascadia Code" w:cs="Cascadia Mono"/>
+          <w:color w:val="000000"/>
+          <w:sz w:val="18"/>
+          <w:szCs w:val="18"/>
+          <w:highlight w:val="white"/>
+          <w:lang w:val="en-US"/>
+        </w:rPr>
+        <w:tab/>
+      </w:r>
+      <w:r>
+        <w:rPr>
+          <w:rFonts w:ascii="Cascadia Code" w:hAnsi="Cascadia Code" w:cs="Cascadia Mono"/>
+          <w:color w:val="000000"/>
+          <w:sz w:val="18"/>
+          <w:szCs w:val="18"/>
+          <w:highlight w:val="white"/>
+          <w:lang w:val="en-US"/>
+        </w:rPr>
+        <w:tab/>
+      </w:r>
+      <w:r>
+        <w:rPr>
+          <w:rFonts w:ascii="Cascadia Code" w:hAnsi="Cascadia Code" w:cs="Cascadia Mono"/>
+          <w:color w:val="0000FF"/>
+          <w:sz w:val="18"/>
+          <w:szCs w:val="18"/>
+          <w:highlight w:val="white"/>
+          <w:lang w:val="en-US"/>
+        </w:rPr>
+        <w:t>default</w:t>
+      </w:r>
+      <w:r>
+        <w:rPr>
+          <w:rFonts w:ascii="Cascadia Code" w:hAnsi="Cascadia Code" w:cs="Cascadia Mono"/>
+          <w:color w:val="000000"/>
+          <w:sz w:val="18"/>
+          <w:szCs w:val="18"/>
+          <w:highlight w:val="white"/>
+          <w:lang w:val="en-US"/>
+        </w:rPr>
+        <w:t>:</w:t>
+      </w:r>
+    </w:p>
+    <w:p>
+      <w:pPr>
+        <w:autoSpaceDE w:val="0"/>
+        <w:autoSpaceDN w:val="0"/>
+        <w:adjustRightInd w:val="0"/>
+        <w:spacing w:after="0"/>
+        <w:rPr>
+          <w:rFonts w:ascii="Cascadia Code" w:hAnsi="Cascadia Code" w:cs="Cascadia Mono"/>
+          <w:color w:val="000000"/>
+          <w:sz w:val="18"/>
+          <w:szCs w:val="18"/>
+          <w:highlight w:val="white"/>
+          <w:lang w:val="en-US"/>
+        </w:rPr>
+      </w:pPr>
+      <w:r>
+        <w:rPr>
+          <w:rFonts w:ascii="Cascadia Code" w:hAnsi="Cascadia Code" w:cs="Cascadia Mono"/>
+          <w:color w:val="000000"/>
+          <w:sz w:val="18"/>
+          <w:szCs w:val="18"/>
+          <w:highlight w:val="white"/>
+          <w:lang w:val="en-US"/>
+        </w:rPr>
+        <w:tab/>
+      </w:r>
+      <w:r>
+        <w:rPr>
+          <w:rFonts w:ascii="Cascadia Code" w:hAnsi="Cascadia Code" w:cs="Cascadia Mono"/>
+          <w:color w:val="000000"/>
+          <w:sz w:val="18"/>
+          <w:szCs w:val="18"/>
+          <w:highlight w:val="white"/>
+          <w:lang w:val="en-US"/>
+        </w:rPr>
+        <w:tab/>
+      </w:r>
+      <w:r>
+        <w:rPr>
+          <w:rFonts w:ascii="Cascadia Code" w:hAnsi="Cascadia Code" w:cs="Cascadia Mono"/>
+          <w:color w:val="000000"/>
+          <w:sz w:val="18"/>
+          <w:szCs w:val="18"/>
+          <w:highlight w:val="white"/>
+          <w:lang w:val="en-US"/>
+        </w:rPr>
+        <w:tab/>
+      </w:r>
+      <w:proofErr w:type="spellStart"/>
+      <w:proofErr w:type="gramStart"/>
+      <w:r>
+        <w:rPr>
+          <w:rFonts w:ascii="Cascadia Code" w:hAnsi="Cascadia Code" w:cs="Cascadia Mono"/>
+          <w:color w:val="000000"/>
+          <w:sz w:val="18"/>
+          <w:szCs w:val="18"/>
+          <w:highlight w:val="white"/>
+          <w:lang w:val="en-US"/>
+        </w:rPr>
+        <w:t>printf</w:t>
+      </w:r>
+      <w:proofErr w:type="spellEnd"/>
+      <w:r>
+        <w:rPr>
+          <w:rFonts w:ascii="Cascadia Code" w:hAnsi="Cascadia Code" w:cs="Cascadia Mono"/>
+          <w:color w:val="000000"/>
+          <w:sz w:val="18"/>
+          <w:szCs w:val="18"/>
+          <w:highlight w:val="white"/>
+          <w:lang w:val="en-US"/>
+        </w:rPr>
+        <w:t>(</w:t>
+      </w:r>
+      <w:proofErr w:type="gramEnd"/>
+      <w:r>
+        <w:rPr>
+          <w:rFonts w:ascii="Cascadia Code" w:hAnsi="Cascadia Code" w:cs="Cascadia Mono"/>
+          <w:color w:val="A31515"/>
+          <w:sz w:val="18"/>
+          <w:szCs w:val="18"/>
+          <w:highlight w:val="white"/>
+          <w:lang w:val="en-US"/>
+        </w:rPr>
+        <w:t>"wrong number"</w:t>
+      </w:r>
+      <w:r>
+        <w:rPr>
+          <w:rFonts w:ascii="Cascadia Code" w:hAnsi="Cascadia Code" w:cs="Cascadia Mono"/>
+          <w:color w:val="000000"/>
+          <w:sz w:val="18"/>
+          <w:szCs w:val="18"/>
+          <w:highlight w:val="white"/>
+          <w:lang w:val="en-US"/>
+        </w:rPr>
+        <w:t>);</w:t>
+      </w:r>
+    </w:p>
+    <w:p>
+      <w:pPr>
+        <w:autoSpaceDE w:val="0"/>
+        <w:autoSpaceDN w:val="0"/>
+        <w:adjustRightInd w:val="0"/>
+        <w:spacing w:after="0"/>
+        <w:rPr>
+          <w:rFonts w:ascii="Cascadia Code" w:hAnsi="Cascadia Code" w:cs="Cascadia Mono"/>
+          <w:color w:val="000000"/>
+          <w:sz w:val="18"/>
+          <w:szCs w:val="18"/>
+          <w:highlight w:val="white"/>
+          <w:lang w:val="en-US"/>
+        </w:rPr>
+      </w:pPr>
+      <w:r>
+        <w:rPr>
+          <w:rFonts w:ascii="Cascadia Code" w:hAnsi="Cascadia Code" w:cs="Cascadia Mono"/>
+          <w:color w:val="000000"/>
+          <w:sz w:val="18"/>
+          <w:szCs w:val="18"/>
+          <w:highlight w:val="white"/>
+          <w:lang w:val="en-US"/>
+        </w:rPr>
+        <w:tab/>
+      </w:r>
+      <w:r>
+        <w:rPr>
+          <w:rFonts w:ascii="Cascadia Code" w:hAnsi="Cascadia Code" w:cs="Cascadia Mono"/>
+          <w:color w:val="000000"/>
+          <w:sz w:val="18"/>
+          <w:szCs w:val="18"/>
+          <w:highlight w:val="white"/>
+          <w:lang w:val="en-US"/>
+        </w:rPr>
+        <w:tab/>
+      </w:r>
+      <w:r>
+        <w:rPr>
+          <w:rFonts w:ascii="Cascadia Code" w:hAnsi="Cascadia Code" w:cs="Cascadia Mono"/>
+          <w:color w:val="000000"/>
+          <w:sz w:val="18"/>
+          <w:szCs w:val="18"/>
+          <w:highlight w:val="white"/>
+          <w:lang w:val="en-US"/>
+        </w:rPr>
+        <w:tab/>
+      </w:r>
+      <w:r>
+        <w:rPr>
+          <w:rFonts w:ascii="Cascadia Code" w:hAnsi="Cascadia Code" w:cs="Cascadia Mono"/>
+          <w:color w:val="0000FF"/>
+          <w:sz w:val="18"/>
+          <w:szCs w:val="18"/>
+          <w:highlight w:val="white"/>
+          <w:lang w:val="en-US"/>
+        </w:rPr>
+        <w:t>return</w:t>
+      </w:r>
+      <w:r>
+        <w:rPr>
+          <w:rFonts w:ascii="Cascadia Code" w:hAnsi="Cascadia Code" w:cs="Cascadia Mono"/>
+          <w:color w:val="000000"/>
+          <w:sz w:val="18"/>
+          <w:szCs w:val="18"/>
+          <w:highlight w:val="white"/>
+          <w:lang w:val="en-US"/>
+        </w:rPr>
+        <w:t xml:space="preserve"> 1;</w:t>
+      </w:r>
+    </w:p>
+    <w:p>
+      <w:pPr>
+        <w:autoSpaceDE w:val="0"/>
+        <w:autoSpaceDN w:val="0"/>
+        <w:adjustRightInd w:val="0"/>
+        <w:spacing w:after="0"/>
+        <w:rPr>
+          <w:rFonts w:ascii="Cascadia Code" w:hAnsi="Cascadia Code" w:cs="Cascadia Mono"/>
+          <w:color w:val="000000"/>
+          <w:sz w:val="18"/>
+          <w:szCs w:val="18"/>
+          <w:highlight w:val="white"/>
+        </w:rPr>
+      </w:pPr>
+      <w:r>
+        <w:rPr>
+          <w:rFonts w:ascii="Cascadia Code" w:hAnsi="Cascadia Code" w:cs="Cascadia Mono"/>
+          <w:color w:val="000000"/>
+          <w:sz w:val="18"/>
+          <w:szCs w:val="18"/>
+          <w:highlight w:val="white"/>
+          <w:lang w:val="en-US"/>
+        </w:rPr>
+        <w:tab/>
+      </w:r>
+      <w:r>
+        <w:rPr>
+          <w:rFonts w:ascii="Cascadia Code" w:hAnsi="Cascadia Code" w:cs="Cascadia Mono"/>
+          <w:color w:val="000000"/>
+          <w:sz w:val="18"/>
+          <w:szCs w:val="18"/>
+          <w:highlight w:val="white"/>
+        </w:rPr>
         <w:t>}</w:t>
       </w:r>
     </w:p>
